--- a/doc/Saussure_en_simulatie_als_demystificatie_van_woordimbeddingen.docx
+++ b/doc/Saussure_en_simulatie_als_demystificatie_van_woordimbeddingen.docx
@@ -50,20 +50,20 @@
         <w:jc w:val="both"/>
         <w:rPr>
           <w:rFonts w:ascii="Times New Roman" w:hAnsi="Times New Roman" w:cs="Times New Roman"/>
-          <w:lang w:val="nl-NL"/>
+          <w:lang w:val="en-US"/>
         </w:rPr>
       </w:pPr>
       <w:r>
         <w:rPr>
           <w:rFonts w:ascii="Times New Roman" w:hAnsi="Times New Roman" w:cs="Times New Roman"/>
-          <w:lang w:val="nl-NL"/>
+          <w:lang w:val="en-US"/>
         </w:rPr>
         <w:t>Willem M. Otte</w:t>
       </w:r>
       <w:r>
         <w:rPr>
           <w:rFonts w:ascii="Times New Roman" w:hAnsi="Times New Roman" w:cs="Times New Roman"/>
-          <w:lang w:val="nl-NL"/>
+          <w:lang w:val="en-US"/>
         </w:rPr>
         <w:t xml:space="preserve"> </w:t>
       </w:r>
@@ -71,7 +71,7 @@
         <w:rPr>
           <w:rFonts w:ascii="Times New Roman" w:hAnsi="Times New Roman" w:cs="Times New Roman"/>
           <w:vertAlign w:val="superscript"/>
-          <w:lang w:val="nl-NL"/>
+          <w:lang w:val="en-US"/>
         </w:rPr>
         <w:t>1,2</w:t>
       </w:r>
@@ -82,7 +82,7 @@
         <w:jc w:val="both"/>
         <w:rPr>
           <w:rFonts w:ascii="Times New Roman" w:hAnsi="Times New Roman" w:cs="Times New Roman"/>
-          <w:lang w:val="nl-NL"/>
+          <w:lang w:val="en-US"/>
         </w:rPr>
       </w:pPr>
     </w:p>
@@ -94,24 +94,26 @@
           <w:rFonts w:ascii="Times New Roman" w:hAnsi="Times New Roman" w:cs="Times New Roman"/>
           <w:i/>
           <w:iCs/>
-          <w:lang w:val="nl-NL"/>
+          <w:lang w:val="en-US"/>
         </w:rPr>
       </w:pPr>
+      <w:proofErr w:type="spellStart"/>
       <w:r>
         <w:rPr>
           <w:rFonts w:ascii="Times New Roman" w:hAnsi="Times New Roman" w:cs="Times New Roman"/>
           <w:i/>
           <w:iCs/>
-          <w:lang w:val="nl-NL"/>
+          <w:lang w:val="en-US"/>
         </w:rPr>
         <w:t>Affiliaties</w:t>
       </w:r>
+      <w:proofErr w:type="spellEnd"/>
       <w:r>
         <w:rPr>
           <w:rFonts w:ascii="Times New Roman" w:hAnsi="Times New Roman" w:cs="Times New Roman"/>
           <w:i/>
           <w:iCs/>
-          <w:lang w:val="nl-NL"/>
+          <w:lang w:val="en-US"/>
         </w:rPr>
         <w:t>:</w:t>
       </w:r>
@@ -122,74 +124,42 @@
         <w:jc w:val="both"/>
         <w:rPr>
           <w:rFonts w:ascii="Times New Roman" w:hAnsi="Times New Roman" w:cs="Times New Roman"/>
-          <w:lang w:val="nl-NL"/>
+          <w:lang w:val="en-US"/>
         </w:rPr>
       </w:pPr>
       <w:r>
         <w:rPr>
           <w:rFonts w:ascii="Times New Roman" w:hAnsi="Times New Roman" w:cs="Times New Roman"/>
           <w:vertAlign w:val="superscript"/>
-          <w:lang w:val="nl-NL"/>
+          <w:lang w:val="en-US"/>
         </w:rPr>
         <w:t>1</w:t>
       </w:r>
       <w:r>
         <w:rPr>
           <w:rFonts w:ascii="Times New Roman" w:hAnsi="Times New Roman" w:cs="Times New Roman"/>
-          <w:lang w:val="nl-NL"/>
+          <w:lang w:val="en-US"/>
         </w:rPr>
         <w:t xml:space="preserve"> </w:t>
       </w:r>
       <w:r>
         <w:rPr>
           <w:rFonts w:ascii="Times New Roman" w:hAnsi="Times New Roman" w:cs="Times New Roman"/>
-          <w:lang w:val="nl-NL"/>
+          <w:lang w:val="en-US"/>
         </w:rPr>
         <w:t xml:space="preserve">Tilburg University, </w:t>
       </w:r>
       <w:r>
         <w:rPr>
           <w:rFonts w:ascii="Times New Roman" w:hAnsi="Times New Roman" w:cs="Times New Roman"/>
-          <w:lang w:val="nl-NL"/>
-        </w:rPr>
-        <w:t xml:space="preserve">Tilburg School of </w:t>
-      </w:r>
-      <w:proofErr w:type="spellStart"/>
-      <w:r>
-        <w:rPr>
-          <w:rFonts w:ascii="Times New Roman" w:hAnsi="Times New Roman" w:cs="Times New Roman"/>
-          <w:lang w:val="nl-NL"/>
-        </w:rPr>
-        <w:t>Catholic</w:t>
-      </w:r>
-      <w:proofErr w:type="spellEnd"/>
-      <w:r>
-        <w:rPr>
-          <w:rFonts w:ascii="Times New Roman" w:hAnsi="Times New Roman" w:cs="Times New Roman"/>
-          <w:lang w:val="nl-NL"/>
-        </w:rPr>
-        <w:t xml:space="preserve"> </w:t>
-      </w:r>
-      <w:proofErr w:type="spellStart"/>
-      <w:r>
-        <w:rPr>
-          <w:rFonts w:ascii="Times New Roman" w:hAnsi="Times New Roman" w:cs="Times New Roman"/>
-          <w:lang w:val="nl-NL"/>
-        </w:rPr>
-        <w:t>Theology</w:t>
-      </w:r>
-      <w:proofErr w:type="spellEnd"/>
-      <w:r>
-        <w:rPr>
-          <w:rFonts w:ascii="Times New Roman" w:hAnsi="Times New Roman" w:cs="Times New Roman"/>
-          <w:lang w:val="nl-NL"/>
-        </w:rPr>
-        <w:t xml:space="preserve">, </w:t>
-      </w:r>
-      <w:r>
-        <w:rPr>
-          <w:rFonts w:ascii="Times New Roman" w:hAnsi="Times New Roman" w:cs="Times New Roman"/>
-          <w:lang w:val="nl-NL"/>
+          <w:lang w:val="en-US"/>
+        </w:rPr>
+        <w:t xml:space="preserve">Tilburg School of Catholic Theology, </w:t>
+      </w:r>
+      <w:r>
+        <w:rPr>
+          <w:rFonts w:ascii="Times New Roman" w:hAnsi="Times New Roman" w:cs="Times New Roman"/>
+          <w:lang w:val="en-US"/>
         </w:rPr>
         <w:t>Tilburg</w:t>
       </w:r>
@@ -413,14 +383,7 @@
           <w:rFonts w:ascii="Times New Roman" w:hAnsi="Times New Roman" w:cs="Times New Roman"/>
           <w:lang w:val="nl-NL"/>
         </w:rPr>
-        <w:t xml:space="preserve">T +31 </w:t>
-      </w:r>
-      <w:r>
-        <w:rPr>
-          <w:rFonts w:ascii="Times New Roman" w:hAnsi="Times New Roman" w:cs="Times New Roman"/>
-          <w:lang w:val="nl-NL"/>
-        </w:rPr>
-        <w:t>88 755 5555</w:t>
+        <w:t>T +31 88 755 5555</w:t>
       </w:r>
     </w:p>
     <w:p>
@@ -460,18 +423,20 @@
           <w:rFonts w:ascii="Times New Roman" w:hAnsi="Times New Roman" w:cs="Times New Roman"/>
           <w:b/>
           <w:bCs/>
-          <w:lang w:val="nl-NL"/>
+          <w:lang w:val="en-US"/>
         </w:rPr>
       </w:pPr>
+      <w:proofErr w:type="spellStart"/>
       <w:r>
         <w:rPr>
           <w:rFonts w:ascii="Times New Roman" w:hAnsi="Times New Roman" w:cs="Times New Roman"/>
           <w:b/>
           <w:bCs/>
-          <w:lang w:val="nl-NL"/>
+          <w:lang w:val="en-US"/>
         </w:rPr>
         <w:t>Introductie</w:t>
       </w:r>
+      <w:proofErr w:type="spellEnd"/>
     </w:p>
     <w:p>
       <w:pPr>
@@ -481,7 +446,7 @@
           <w:rFonts w:ascii="Times New Roman" w:hAnsi="Times New Roman" w:cs="Times New Roman"/>
           <w:b/>
           <w:bCs/>
-          <w:lang w:val="nl-NL"/>
+          <w:lang w:val="en-US"/>
         </w:rPr>
       </w:pPr>
     </w:p>
@@ -520,7 +485,15 @@
           <w:rFonts w:ascii="Times New Roman" w:hAnsi="Times New Roman" w:cs="Times New Roman"/>
           <w:lang w:val="nl-NL"/>
         </w:rPr>
-        <w:t>Woordimbeddingen zijn een relatief nieuwe verzameling instrumenten in de gereedschapskist van de taalkundige en exegeet.</w:t>
+        <w:t>Woordimbeddingen zijn een relatief nieuwe verzameling instrumenten in de gereedschapskist van de taalkundige.</w:t>
+      </w:r>
+      <w:r>
+        <w:rPr>
+          <w:rStyle w:val="FootnoteReference"/>
+          <w:rFonts w:ascii="Times New Roman" w:hAnsi="Times New Roman" w:cs="Times New Roman"/>
+          <w:lang w:val="nl-NL"/>
+        </w:rPr>
+        <w:footnoteReference w:id="1"/>
       </w:r>
       <w:r>
         <w:rPr>
@@ -693,12 +666,28 @@
         </w:rPr>
         <w:tab/>
       </w:r>
-      <w:r>
-        <w:rPr>
-          <w:rFonts w:ascii="Times New Roman" w:hAnsi="Times New Roman" w:cs="Times New Roman"/>
-          <w:lang w:val="nl-NL"/>
-        </w:rPr>
-        <w:t xml:space="preserve">Klassieke woordimbeddingen </w:t>
+      <w:proofErr w:type="spellStart"/>
+      <w:r>
+        <w:rPr>
+          <w:rFonts w:ascii="Times New Roman" w:hAnsi="Times New Roman" w:cs="Times New Roman"/>
+          <w:lang w:val="nl-NL"/>
+        </w:rPr>
+        <w:t>Statische</w:t>
+      </w:r>
+      <w:r>
+        <w:rPr>
+          <w:rFonts w:ascii="Times New Roman" w:hAnsi="Times New Roman" w:cs="Times New Roman"/>
+          <w:lang w:val="nl-NL"/>
+        </w:rPr>
+        <w:t xml:space="preserve"> woordimbeddingen</w:t>
+      </w:r>
+      <w:proofErr w:type="spellEnd"/>
+      <w:r>
+        <w:rPr>
+          <w:rFonts w:ascii="Times New Roman" w:hAnsi="Times New Roman" w:cs="Times New Roman"/>
+          <w:lang w:val="nl-NL"/>
+        </w:rPr>
+        <w:t xml:space="preserve"> </w:t>
       </w:r>
       <w:r>
         <w:rPr>
@@ -712,7 +701,21 @@
           <w:rFonts w:ascii="Times New Roman" w:hAnsi="Times New Roman" w:cs="Times New Roman"/>
           <w:lang w:val="nl-NL"/>
         </w:rPr>
-        <w:t xml:space="preserve">hebben als doel om één type verzameling te modelleren. Om die reden worden ze ook niet-contextueel genoemd: ze abstraheren tekst tot een enkele ruimtelijke representatie.  </w:t>
+        <w:t xml:space="preserve">hebben als doel om één type verzameling te modelleren. Om die reden worden ze ook </w:t>
+      </w:r>
+      <w:r>
+        <w:rPr>
+          <w:rFonts w:ascii="Times New Roman" w:hAnsi="Times New Roman" w:cs="Times New Roman"/>
+          <w:lang w:val="nl-NL"/>
+        </w:rPr>
+        <w:t xml:space="preserve">statisch of </w:t>
+      </w:r>
+      <w:r>
+        <w:rPr>
+          <w:rFonts w:ascii="Times New Roman" w:hAnsi="Times New Roman" w:cs="Times New Roman"/>
+          <w:lang w:val="nl-NL"/>
+        </w:rPr>
+        <w:t>niet-contextueel genoemd: ze abstraheren tekst tot een enkele ruimtelijke representatie.</w:t>
       </w:r>
     </w:p>
     <w:p>
@@ -729,6 +732,7 @@
           <w:rFonts w:ascii="Times New Roman" w:hAnsi="Times New Roman" w:cs="Times New Roman"/>
           <w:lang w:val="nl-NL"/>
         </w:rPr>
+        <w:lastRenderedPageBreak/>
         <w:tab/>
       </w:r>
       <w:r>
@@ -838,15 +842,7 @@
           <w:rFonts w:ascii="Times New Roman" w:hAnsi="Times New Roman" w:cs="Times New Roman"/>
           <w:lang w:val="nl-NL"/>
         </w:rPr>
-        <w:t xml:space="preserve">uit de kluiten gewassen </w:t>
-      </w:r>
-      <w:r>
-        <w:rPr>
-          <w:rFonts w:ascii="Times New Roman" w:hAnsi="Times New Roman" w:cs="Times New Roman"/>
-          <w:lang w:val="nl-NL"/>
-        </w:rPr>
-        <w:lastRenderedPageBreak/>
-        <w:t>woordimbeddingen. Ze modeleren taal niet slechts</w:t>
+        <w:t>uit de kluiten gewassen woordimbeddingen. Ze modeleren taal niet slechts</w:t>
       </w:r>
       <w:r>
         <w:rPr>
@@ -874,7 +870,22 @@
           <w:rFonts w:ascii="Times New Roman" w:hAnsi="Times New Roman" w:cs="Times New Roman"/>
           <w:lang w:val="nl-NL"/>
         </w:rPr>
-        <w:t xml:space="preserve"> met de mogelijkheid om zelfstandig te schakelen tussen representaties. A</w:t>
+        <w:t xml:space="preserve"> met de mogelijkheid om zelfstandig te schakelen tussen representaties.</w:t>
+      </w:r>
+      <w:r>
+        <w:rPr>
+          <w:rStyle w:val="FootnoteReference"/>
+          <w:rFonts w:ascii="Times New Roman" w:hAnsi="Times New Roman" w:cs="Times New Roman"/>
+          <w:lang w:val="nl-NL"/>
+        </w:rPr>
+        <w:footnoteReference w:id="2"/>
+      </w:r>
+      <w:r>
+        <w:rPr>
+          <w:rFonts w:ascii="Times New Roman" w:hAnsi="Times New Roman" w:cs="Times New Roman"/>
+          <w:lang w:val="nl-NL"/>
+        </w:rPr>
+        <w:t xml:space="preserve"> A</w:t>
       </w:r>
       <w:r>
         <w:rPr>
@@ -1036,7 +1047,36 @@
           <w:lang w:val="nl-NL"/>
         </w:rPr>
         <w:tab/>
-        <w:t xml:space="preserve">Een derde ontwikkeling is dat de praktijk voorafgaan aan de theorie. Woordimbeddingen komen uit de koker van de ingenieur, min of meer door toeval ontdekt. Vanuit wetenschappelijk oogpunt is dat niet ideaal. De theorievorming en </w:t>
+        <w:t>Een derde ontwikkeling is dat de praktijk voorafgaa</w:t>
+      </w:r>
+      <w:r>
+        <w:rPr>
+          <w:rFonts w:ascii="Times New Roman" w:hAnsi="Times New Roman" w:cs="Times New Roman"/>
+          <w:lang w:val="nl-NL"/>
+        </w:rPr>
+        <w:t>t</w:t>
+      </w:r>
+      <w:r>
+        <w:rPr>
+          <w:rFonts w:ascii="Times New Roman" w:hAnsi="Times New Roman" w:cs="Times New Roman"/>
+          <w:lang w:val="nl-NL"/>
+        </w:rPr>
+        <w:t xml:space="preserve"> aan de theorie.</w:t>
+      </w:r>
+      <w:r>
+        <w:rPr>
+          <w:rStyle w:val="FootnoteReference"/>
+          <w:rFonts w:ascii="Times New Roman" w:hAnsi="Times New Roman" w:cs="Times New Roman"/>
+          <w:lang w:val="nl-NL"/>
+        </w:rPr>
+        <w:footnoteReference w:id="3"/>
+      </w:r>
+      <w:r>
+        <w:rPr>
+          <w:rFonts w:ascii="Times New Roman" w:hAnsi="Times New Roman" w:cs="Times New Roman"/>
+          <w:lang w:val="nl-NL"/>
+        </w:rPr>
+        <w:t xml:space="preserve"> Woordimbeddingen komen uit de koker van de ingenieur, min of meer door toeval ontdekt. Vanuit wetenschappelijk oogpunt is dat niet ideaal. De theorievorming en </w:t>
       </w:r>
       <w:r>
         <w:rPr>
@@ -1064,7 +1104,35 @@
           <w:rFonts w:ascii="Times New Roman" w:hAnsi="Times New Roman" w:cs="Times New Roman"/>
           <w:lang w:val="nl-NL"/>
         </w:rPr>
-        <w:t>De probabilistische wijze van representeren vraagt daarbij om een extra denkslag.</w:t>
+        <w:t xml:space="preserve">De probabilistische wijze van representeren </w:t>
+      </w:r>
+      <w:r>
+        <w:rPr>
+          <w:rFonts w:ascii="Times New Roman" w:hAnsi="Times New Roman" w:cs="Times New Roman"/>
+          <w:lang w:val="nl-NL"/>
+        </w:rPr>
+        <w:t xml:space="preserve">en met name het genereren van nieuwe teksten, </w:t>
+      </w:r>
+      <w:r>
+        <w:rPr>
+          <w:rFonts w:ascii="Times New Roman" w:hAnsi="Times New Roman" w:cs="Times New Roman"/>
+          <w:lang w:val="nl-NL"/>
+        </w:rPr>
+        <w:t>vraagt om een extra denkslag</w:t>
+      </w:r>
+      <w:r>
+        <w:rPr>
+          <w:rFonts w:ascii="Times New Roman" w:hAnsi="Times New Roman" w:cs="Times New Roman"/>
+          <w:lang w:val="nl-NL"/>
+        </w:rPr>
+        <w:t xml:space="preserve"> voor eenieder die start vanuit een klassieke taalfilosofie</w:t>
+      </w:r>
+      <w:r>
+        <w:rPr>
+          <w:rFonts w:ascii="Times New Roman" w:hAnsi="Times New Roman" w:cs="Times New Roman"/>
+          <w:lang w:val="nl-NL"/>
+        </w:rPr>
+        <w:t>.</w:t>
       </w:r>
     </w:p>
     <w:p>
@@ -1095,23 +1163,58 @@
           <w:rFonts w:ascii="Times New Roman" w:hAnsi="Times New Roman" w:cs="Times New Roman"/>
           <w:lang w:val="nl-NL"/>
         </w:rPr>
-        <w:t xml:space="preserve"> problematisch vanuit </w:t>
-      </w:r>
-      <w:proofErr w:type="spellStart"/>
-      <w:r>
-        <w:rPr>
-          <w:rFonts w:ascii="Times New Roman" w:hAnsi="Times New Roman" w:cs="Times New Roman"/>
-          <w:lang w:val="nl-NL"/>
-        </w:rPr>
-        <w:t>modelingsperspectief</w:t>
-      </w:r>
-      <w:proofErr w:type="spellEnd"/>
-      <w:r>
-        <w:rPr>
-          <w:rFonts w:ascii="Times New Roman" w:hAnsi="Times New Roman" w:cs="Times New Roman"/>
-          <w:lang w:val="nl-NL"/>
-        </w:rPr>
-        <w:t>. Oneindigheid laat zich niet goed modelleren. In de taal zit de betekenis veelal zit op zinsniveau (met het oneindig aantal opties), terwijl een model idealiter gemaakt wordt op woordniveau (want dan is het aan aantal opties eindig). De succesvolle omzeiling van dit ‘oneindigheidsprobleem’ door de goed-werkende woordimbeddingen roept om een theoretische reflectie. De algemene, structuralistische, theorie van</w:t>
+        <w:t xml:space="preserve"> problematisch vanuit model</w:t>
+      </w:r>
+      <w:r>
+        <w:rPr>
+          <w:rFonts w:ascii="Times New Roman" w:hAnsi="Times New Roman" w:cs="Times New Roman"/>
+          <w:lang w:val="nl-NL"/>
+        </w:rPr>
+        <w:t>er</w:t>
+      </w:r>
+      <w:r>
+        <w:rPr>
+          <w:rFonts w:ascii="Times New Roman" w:hAnsi="Times New Roman" w:cs="Times New Roman"/>
+          <w:lang w:val="nl-NL"/>
+        </w:rPr>
+        <w:t xml:space="preserve">ingsperspectief. Oneindigheid laat zich </w:t>
+      </w:r>
+      <w:r>
+        <w:rPr>
+          <w:rFonts w:ascii="Times New Roman" w:hAnsi="Times New Roman" w:cs="Times New Roman"/>
+          <w:lang w:val="nl-NL"/>
+        </w:rPr>
+        <w:t xml:space="preserve">namelijk </w:t>
+      </w:r>
+      <w:r>
+        <w:rPr>
+          <w:rFonts w:ascii="Times New Roman" w:hAnsi="Times New Roman" w:cs="Times New Roman"/>
+          <w:lang w:val="nl-NL"/>
+        </w:rPr>
+        <w:t xml:space="preserve">niet goed </w:t>
+      </w:r>
+      <w:r>
+        <w:rPr>
+          <w:rFonts w:ascii="Times New Roman" w:hAnsi="Times New Roman" w:cs="Times New Roman"/>
+          <w:lang w:val="nl-NL"/>
+        </w:rPr>
+        <w:lastRenderedPageBreak/>
+        <w:t>modelleren.</w:t>
+      </w:r>
+      <w:r>
+        <w:rPr>
+          <w:rStyle w:val="FootnoteReference"/>
+          <w:rFonts w:ascii="Times New Roman" w:hAnsi="Times New Roman" w:cs="Times New Roman"/>
+          <w:lang w:val="nl-NL"/>
+        </w:rPr>
+        <w:footnoteReference w:id="4"/>
+      </w:r>
+      <w:r>
+        <w:rPr>
+          <w:rFonts w:ascii="Times New Roman" w:hAnsi="Times New Roman" w:cs="Times New Roman"/>
+          <w:lang w:val="nl-NL"/>
+        </w:rPr>
+        <w:t xml:space="preserve"> In de taal zit de betekenis veelal zit op zinsniveau (met het oneindig aantal opties), terwijl een model idealiter gemaakt wordt op woordniveau (want dan is het aan aantal opties eindig). De succesvolle omzeiling van dit ‘oneindigheidsprobleem’ door de goed-werkende woordimbeddingen roept om een theoretische reflectie. De algemene, structuralistische, theorie van</w:t>
       </w:r>
       <w:r>
         <w:rPr>
@@ -1207,15 +1310,7 @@
           <w:rFonts w:ascii="Times New Roman" w:hAnsi="Times New Roman" w:cs="Times New Roman"/>
           <w:lang w:val="nl-NL"/>
         </w:rPr>
-        <w:t xml:space="preserve">een meer bepalende rol spelen en wellicht alternatieve taalkundige gereedschappen aanvullen of zelfs vervangen. Dat vraagt wel om een goed begrip van de techniek. Met name door de relatief onbekende – wiskundige, modelmatige en ruimtelijke – benadering van taal, is het belangrijk om te begrijpen hoe woordimbeddingen tot stand komen en op welke wijze ze in te zetten zijn. Taalkundigen moeten namelijk wel </w:t>
-      </w:r>
-      <w:r>
-        <w:rPr>
-          <w:rFonts w:ascii="Times New Roman" w:hAnsi="Times New Roman" w:cs="Times New Roman"/>
-          <w:lang w:val="nl-NL"/>
-        </w:rPr>
-        <w:lastRenderedPageBreak/>
-        <w:t>kunnen beoordelen of de resultaten van deze nieuwe, want sterk kwantitatieve, aanvliegroute plausibel zijn en hoe ze in te passen in de bestaande literaire onderzoeksmethodes.</w:t>
+        <w:t>een meer bepalende rol spelen en wellicht alternatieve taalkundige gereedschappen aanvullen of zelfs vervangen. Dat vraagt wel om een goed begrip van de techniek. Met name door de relatief onbekende – wiskundige, modelmatige en ruimtelijke – benadering van taal, is het belangrijk om te begrijpen hoe woordimbeddingen tot stand komen en op welke wijze ze in te zetten zijn. Taalkundigen moeten namelijk wel kunnen beoordelen of de resultaten van deze nieuwe, want sterk kwantitatieve, aanvliegroute plausibel zijn en hoe ze in te passen in de bestaande literaire onderzoeksmethodes.</w:t>
       </w:r>
     </w:p>
     <w:p>
@@ -1253,7 +1348,7 @@
           <w:rFonts w:ascii="Times New Roman" w:hAnsi="Times New Roman" w:cs="Times New Roman"/>
           <w:lang w:val="nl-NL"/>
         </w:rPr>
-        <w:t>klassieke</w:t>
+        <w:t>statische</w:t>
       </w:r>
       <w:r>
         <w:rPr>
@@ -1334,61 +1429,6 @@
         <w:jc w:val="both"/>
         <w:rPr>
           <w:rFonts w:ascii="Times New Roman" w:hAnsi="Times New Roman" w:cs="Times New Roman"/>
-          <w:b/>
-          <w:bCs/>
-          <w:lang w:val="nl-NL"/>
-        </w:rPr>
-      </w:pPr>
-      <w:r>
-        <w:rPr>
-          <w:rFonts w:ascii="Times New Roman" w:hAnsi="Times New Roman" w:cs="Times New Roman"/>
-          <w:b/>
-          <w:bCs/>
-          <w:lang w:val="nl-NL"/>
-        </w:rPr>
-        <w:t>1. Simulatiestudie</w:t>
-      </w:r>
-    </w:p>
-    <w:p>
-      <w:pPr>
-        <w:spacing w:line="360" w:lineRule="auto"/>
-        <w:jc w:val="both"/>
-        <w:rPr>
-          <w:rFonts w:ascii="Times New Roman" w:hAnsi="Times New Roman" w:cs="Times New Roman"/>
-          <w:lang w:val="nl-NL"/>
-        </w:rPr>
-      </w:pPr>
-      <w:r>
-        <w:rPr>
-          <w:rFonts w:ascii="Times New Roman" w:hAnsi="Times New Roman" w:cs="Times New Roman"/>
-          <w:lang w:val="nl-NL"/>
-        </w:rPr>
-        <w:t>Eindig oneindig.</w:t>
-      </w:r>
-    </w:p>
-    <w:p>
-      <w:pPr>
-        <w:spacing w:line="360" w:lineRule="auto"/>
-        <w:jc w:val="both"/>
-        <w:rPr>
-          <w:rFonts w:ascii="Times New Roman" w:hAnsi="Times New Roman" w:cs="Times New Roman"/>
-          <w:lang w:val="nl-NL"/>
-        </w:rPr>
-      </w:pPr>
-      <w:r>
-        <w:rPr>
-          <w:rFonts w:ascii="Times New Roman" w:hAnsi="Times New Roman" w:cs="Times New Roman"/>
-          <w:lang w:val="nl-NL"/>
-        </w:rPr>
-        <w:t>Probabilistisch.</w:t>
-      </w:r>
-    </w:p>
-    <w:p>
-      <w:pPr>
-        <w:spacing w:line="360" w:lineRule="auto"/>
-        <w:jc w:val="both"/>
-        <w:rPr>
-          <w:rFonts w:ascii="Times New Roman" w:hAnsi="Times New Roman" w:cs="Times New Roman"/>
           <w:lang w:val="nl-NL"/>
         </w:rPr>
       </w:pPr>
@@ -1411,27 +1451,41 @@
           <w:bCs/>
           <w:lang w:val="nl-NL"/>
         </w:rPr>
-        <w:t xml:space="preserve">2. </w:t>
-      </w:r>
-      <w:proofErr w:type="spellStart"/>
-      <w:r>
-        <w:rPr>
-          <w:rFonts w:ascii="Times New Roman" w:hAnsi="Times New Roman" w:cs="Times New Roman"/>
-          <w:b/>
-          <w:bCs/>
-          <w:lang w:val="nl-NL"/>
-        </w:rPr>
-        <w:t>Woordimbedding</w:t>
-      </w:r>
-      <w:proofErr w:type="spellEnd"/>
-      <w:r>
-        <w:rPr>
-          <w:rFonts w:ascii="Times New Roman" w:hAnsi="Times New Roman" w:cs="Times New Roman"/>
-          <w:b/>
-          <w:bCs/>
-          <w:lang w:val="nl-NL"/>
-        </w:rPr>
-        <w:t xml:space="preserve"> van simulatiedata</w:t>
+        <w:t>1. Simulatiestudie</w:t>
+      </w:r>
+    </w:p>
+    <w:p>
+      <w:pPr>
+        <w:spacing w:line="360" w:lineRule="auto"/>
+        <w:jc w:val="both"/>
+        <w:rPr>
+          <w:rFonts w:ascii="Times New Roman" w:hAnsi="Times New Roman" w:cs="Times New Roman"/>
+          <w:lang w:val="nl-NL"/>
+        </w:rPr>
+      </w:pPr>
+      <w:r>
+        <w:rPr>
+          <w:rFonts w:ascii="Times New Roman" w:hAnsi="Times New Roman" w:cs="Times New Roman"/>
+          <w:lang w:val="nl-NL"/>
+        </w:rPr>
+        <w:t>Eindig oneindig.</w:t>
+      </w:r>
+    </w:p>
+    <w:p>
+      <w:pPr>
+        <w:spacing w:line="360" w:lineRule="auto"/>
+        <w:jc w:val="both"/>
+        <w:rPr>
+          <w:rFonts w:ascii="Times New Roman" w:hAnsi="Times New Roman" w:cs="Times New Roman"/>
+          <w:lang w:val="nl-NL"/>
+        </w:rPr>
+      </w:pPr>
+      <w:r>
+        <w:rPr>
+          <w:rFonts w:ascii="Times New Roman" w:hAnsi="Times New Roman" w:cs="Times New Roman"/>
+          <w:lang w:val="nl-NL"/>
+        </w:rPr>
+        <w:t>Probabilistisch.</w:t>
       </w:r>
     </w:p>
     <w:p>
@@ -1462,7 +1516,7 @@
           <w:bCs/>
           <w:lang w:val="nl-NL"/>
         </w:rPr>
-        <w:t xml:space="preserve">3. </w:t>
+        <w:t xml:space="preserve">2. </w:t>
       </w:r>
       <w:proofErr w:type="spellStart"/>
       <w:r>
@@ -1472,7 +1526,7 @@
           <w:bCs/>
           <w:lang w:val="nl-NL"/>
         </w:rPr>
-        <w:t>Saussures</w:t>
+        <w:t>Woordimbedding</w:t>
       </w:r>
       <w:proofErr w:type="spellEnd"/>
       <w:r>
@@ -1482,7 +1536,7 @@
           <w:bCs/>
           <w:lang w:val="nl-NL"/>
         </w:rPr>
-        <w:t xml:space="preserve"> dichotomie als verklarende theorie</w:t>
+        <w:t xml:space="preserve"> van simulatiedata</w:t>
       </w:r>
     </w:p>
     <w:p>
@@ -1491,7 +1545,9 @@
         <w:jc w:val="both"/>
         <w:rPr>
           <w:rFonts w:ascii="Times New Roman" w:hAnsi="Times New Roman" w:cs="Times New Roman"/>
-          <w:lang w:val="nl-NL"/>
+          <w:b/>
+          <w:bCs/>
+          <w:lang w:val="en-US"/>
         </w:rPr>
       </w:pPr>
     </w:p>
@@ -1501,13 +1557,3854 @@
         <w:jc w:val="both"/>
         <w:rPr>
           <w:rFonts w:ascii="Times New Roman" w:hAnsi="Times New Roman" w:cs="Times New Roman"/>
+          <w:b/>
+          <w:bCs/>
+          <w:lang w:val="en-US"/>
+        </w:rPr>
+      </w:pPr>
+      <w:r>
+        <w:rPr>
+          <w:rFonts w:ascii="Times New Roman" w:hAnsi="Times New Roman" w:cs="Times New Roman"/>
+          <w:b/>
+          <w:bCs/>
+          <w:noProof/>
+          <w:lang w:val="en-US"/>
+        </w:rPr>
+        <w:drawing>
+          <wp:inline distT="0" distB="0" distL="0" distR="0">
+            <wp:extent cx="5731510" cy="5731510"/>
+            <wp:effectExtent l="0" t="0" r="0" b="0"/>
+            <wp:docPr id="1" name="Picture 1"/>
+            <wp:cNvGraphicFramePr>
+              <a:graphicFrameLocks xmlns:a="http://schemas.openxmlformats.org/drawingml/2006/main" noChangeAspect="1"/>
+            </wp:cNvGraphicFramePr>
+            <a:graphic xmlns:a="http://schemas.openxmlformats.org/drawingml/2006/main">
+              <a:graphicData uri="http://schemas.openxmlformats.org/drawingml/2006/picture">
+                <pic:pic xmlns:pic="http://schemas.openxmlformats.org/drawingml/2006/picture">
+                  <pic:nvPicPr>
+                    <pic:cNvPr id="1" name="Picture 1"/>
+                    <pic:cNvPicPr/>
+                  </pic:nvPicPr>
+                  <pic:blipFill>
+                    <a:blip r:embed="rId7" cstate="email">
+                      <a:extLst>
+                        <a:ext uri="{28A0092B-C50C-407E-A947-70E740481C1C}">
+                          <a14:useLocalDpi xmlns:a14="http://schemas.microsoft.com/office/drawing/2010/main"/>
+                        </a:ext>
+                      </a:extLst>
+                    </a:blip>
+                    <a:stretch>
+                      <a:fillRect/>
+                    </a:stretch>
+                  </pic:blipFill>
+                  <pic:spPr>
+                    <a:xfrm>
+                      <a:off x="0" y="0"/>
+                      <a:ext cx="5731510" cy="5731510"/>
+                    </a:xfrm>
+                    <a:prstGeom prst="rect">
+                      <a:avLst/>
+                    </a:prstGeom>
+                  </pic:spPr>
+                </pic:pic>
+              </a:graphicData>
+            </a:graphic>
+          </wp:inline>
+        </w:drawing>
+      </w:r>
+    </w:p>
+    <w:p>
+      <w:pPr>
+        <w:spacing w:line="360" w:lineRule="auto"/>
+        <w:jc w:val="both"/>
+        <w:rPr>
+          <w:rFonts w:ascii="Times New Roman" w:hAnsi="Times New Roman" w:cs="Times New Roman"/>
+          <w:lang w:val="nl-NL"/>
+        </w:rPr>
+      </w:pPr>
+      <w:r>
+        <w:rPr>
+          <w:rFonts w:ascii="Times New Roman" w:hAnsi="Times New Roman" w:cs="Times New Roman"/>
+          <w:b/>
+          <w:bCs/>
+          <w:lang w:val="nl-NL"/>
+        </w:rPr>
+        <w:t>Figuur</w:t>
+      </w:r>
+      <w:r>
+        <w:rPr>
+          <w:rFonts w:ascii="Times New Roman" w:hAnsi="Times New Roman" w:cs="Times New Roman"/>
+          <w:lang w:val="nl-NL"/>
+        </w:rPr>
+        <w:t xml:space="preserve"> </w:t>
+      </w:r>
+      <w:r>
+        <w:rPr>
+          <w:rFonts w:ascii="Times New Roman" w:hAnsi="Times New Roman" w:cs="Times New Roman"/>
+          <w:b/>
+          <w:bCs/>
+          <w:lang w:val="nl-NL"/>
+        </w:rPr>
+        <w:t>TCM</w:t>
+      </w:r>
+      <w:r>
+        <w:rPr>
+          <w:rFonts w:ascii="Times New Roman" w:hAnsi="Times New Roman" w:cs="Times New Roman"/>
+          <w:lang w:val="nl-NL"/>
+        </w:rPr>
+        <w:t xml:space="preserve">. </w:t>
+      </w:r>
+      <w:r>
+        <w:rPr>
+          <w:rFonts w:ascii="Times New Roman" w:hAnsi="Times New Roman" w:cs="Times New Roman"/>
+          <w:lang w:val="nl-NL"/>
+        </w:rPr>
+        <w:t>De waarschijnlijkheden</w:t>
+      </w:r>
+      <w:r>
+        <w:rPr>
+          <w:rFonts w:ascii="Times New Roman" w:hAnsi="Times New Roman" w:cs="Times New Roman"/>
+          <w:lang w:val="nl-NL"/>
+        </w:rPr>
+        <w:t xml:space="preserve"> van woorden</w:t>
+      </w:r>
+      <w:r>
+        <w:rPr>
+          <w:rFonts w:ascii="Times New Roman" w:hAnsi="Times New Roman" w:cs="Times New Roman"/>
+          <w:lang w:val="nl-NL"/>
+        </w:rPr>
+        <w:t xml:space="preserve"> </w:t>
+      </w:r>
+      <w:r>
+        <w:rPr>
+          <w:rFonts w:ascii="Times New Roman" w:hAnsi="Times New Roman" w:cs="Times New Roman"/>
+          <w:lang w:val="nl-NL"/>
+        </w:rPr>
+        <w:t>om in elkaars buurt aangetroffen te worden</w:t>
+      </w:r>
+      <w:r>
+        <w:rPr>
+          <w:rFonts w:ascii="Times New Roman" w:hAnsi="Times New Roman" w:cs="Times New Roman"/>
+          <w:lang w:val="nl-NL"/>
+        </w:rPr>
+        <w:t xml:space="preserve">. De nummers zijn </w:t>
+      </w:r>
+      <w:r>
+        <w:rPr>
+          <w:rFonts w:ascii="Times New Roman" w:hAnsi="Times New Roman" w:cs="Times New Roman"/>
+          <w:lang w:val="nl-NL"/>
+        </w:rPr>
+        <w:t>gebaseerd</w:t>
+      </w:r>
+      <w:r>
+        <w:rPr>
+          <w:rFonts w:ascii="Times New Roman" w:hAnsi="Times New Roman" w:cs="Times New Roman"/>
+          <w:lang w:val="nl-NL"/>
+        </w:rPr>
+        <w:t xml:space="preserve"> o</w:t>
+      </w:r>
+      <w:r>
+        <w:rPr>
+          <w:rFonts w:ascii="Times New Roman" w:hAnsi="Times New Roman" w:cs="Times New Roman"/>
+          <w:lang w:val="nl-NL"/>
+        </w:rPr>
+        <w:t>p</w:t>
+      </w:r>
+      <w:r>
+        <w:rPr>
+          <w:rFonts w:ascii="Times New Roman" w:hAnsi="Times New Roman" w:cs="Times New Roman"/>
+          <w:lang w:val="nl-NL"/>
+        </w:rPr>
+        <w:t xml:space="preserve"> het totale corpu</w:t>
+      </w:r>
+      <w:r>
+        <w:rPr>
+          <w:rFonts w:ascii="Times New Roman" w:hAnsi="Times New Roman" w:cs="Times New Roman"/>
+          <w:lang w:val="nl-NL"/>
+        </w:rPr>
+        <w:t>s</w:t>
+      </w:r>
+      <w:r>
+        <w:rPr>
+          <w:rFonts w:ascii="Times New Roman" w:hAnsi="Times New Roman" w:cs="Times New Roman"/>
+          <w:lang w:val="nl-NL"/>
+        </w:rPr>
+        <w:t xml:space="preserve"> en afgerond naar hele getallen voor de visualisatie</w:t>
+      </w:r>
+      <w:r>
+        <w:rPr>
+          <w:rFonts w:ascii="Times New Roman" w:hAnsi="Times New Roman" w:cs="Times New Roman"/>
+          <w:lang w:val="nl-NL"/>
+        </w:rPr>
+        <w:t xml:space="preserve">. </w:t>
+      </w:r>
+      <w:r>
+        <w:rPr>
+          <w:rFonts w:ascii="Times New Roman" w:hAnsi="Times New Roman" w:cs="Times New Roman"/>
+          <w:lang w:val="nl-NL"/>
+        </w:rPr>
+        <w:t>De telling is als volgt tot stand gekomen: w</w:t>
+      </w:r>
+      <w:r>
+        <w:rPr>
+          <w:rFonts w:ascii="Times New Roman" w:hAnsi="Times New Roman" w:cs="Times New Roman"/>
+          <w:lang w:val="nl-NL"/>
+        </w:rPr>
+        <w:t xml:space="preserve">oorden die </w:t>
+      </w:r>
+      <w:r>
+        <w:rPr>
+          <w:rFonts w:ascii="Times New Roman" w:hAnsi="Times New Roman" w:cs="Times New Roman"/>
+          <w:lang w:val="nl-NL"/>
+        </w:rPr>
+        <w:t>niet direct aangrenzend zijn,</w:t>
+      </w:r>
+      <w:r>
+        <w:rPr>
+          <w:rFonts w:ascii="Times New Roman" w:hAnsi="Times New Roman" w:cs="Times New Roman"/>
+          <w:lang w:val="nl-NL"/>
+        </w:rPr>
+        <w:t xml:space="preserve"> tellen mee via een </w:t>
+      </w:r>
+      <w:r>
+        <w:rPr>
+          <w:rFonts w:ascii="Times New Roman" w:hAnsi="Times New Roman" w:cs="Times New Roman"/>
+          <w:lang w:val="nl-NL"/>
+        </w:rPr>
+        <w:t xml:space="preserve">afnemende wegingsfunctie, zodat woordparen die </w:t>
+      </w:r>
+      <w:r>
+        <w:rPr>
+          <w:rFonts w:ascii="Times New Roman" w:hAnsi="Times New Roman" w:cs="Times New Roman"/>
+          <w:i/>
+          <w:iCs/>
+          <w:lang w:val="nl-NL"/>
+        </w:rPr>
+        <w:t>d</w:t>
+      </w:r>
+      <w:r>
+        <w:rPr>
+          <w:rFonts w:ascii="Times New Roman" w:hAnsi="Times New Roman" w:cs="Times New Roman"/>
+          <w:lang w:val="nl-NL"/>
+        </w:rPr>
+        <w:t xml:space="preserve"> woorden uit elkaar liggen </w:t>
+      </w:r>
+      <w:proofErr w:type="gramStart"/>
+      <w:r>
+        <w:rPr>
+          <w:rFonts w:ascii="Times New Roman" w:hAnsi="Times New Roman" w:cs="Times New Roman"/>
+          <w:lang w:val="nl-NL"/>
+        </w:rPr>
+        <w:t>1</w:t>
+      </w:r>
+      <w:r>
+        <w:rPr>
+          <w:rFonts w:ascii="Times New Roman" w:hAnsi="Times New Roman" w:cs="Times New Roman"/>
+          <w:lang w:val="nl-NL"/>
+        </w:rPr>
+        <w:t xml:space="preserve"> </w:t>
+      </w:r>
+      <w:r>
+        <w:rPr>
+          <w:rFonts w:ascii="Times New Roman" w:hAnsi="Times New Roman" w:cs="Times New Roman"/>
+          <w:lang w:val="nl-NL"/>
+        </w:rPr>
+        <w:t>/</w:t>
+      </w:r>
+      <w:proofErr w:type="gramEnd"/>
+      <w:r>
+        <w:rPr>
+          <w:rFonts w:ascii="Times New Roman" w:hAnsi="Times New Roman" w:cs="Times New Roman"/>
+          <w:lang w:val="nl-NL"/>
+        </w:rPr>
+        <w:t xml:space="preserve"> </w:t>
+      </w:r>
+      <w:r>
+        <w:rPr>
+          <w:rFonts w:ascii="Times New Roman" w:hAnsi="Times New Roman" w:cs="Times New Roman"/>
+          <w:i/>
+          <w:iCs/>
+          <w:lang w:val="nl-NL"/>
+        </w:rPr>
+        <w:t>d</w:t>
+      </w:r>
+      <w:r>
+        <w:rPr>
+          <w:rFonts w:ascii="Times New Roman" w:hAnsi="Times New Roman" w:cs="Times New Roman"/>
+          <w:lang w:val="nl-NL"/>
+        </w:rPr>
+        <w:t xml:space="preserve"> bijdragen aan de totale telling.</w:t>
+      </w:r>
+      <w:r>
+        <w:rPr>
+          <w:rFonts w:ascii="Times New Roman" w:hAnsi="Times New Roman" w:cs="Times New Roman"/>
+          <w:lang w:val="nl-NL"/>
+        </w:rPr>
+        <w:t xml:space="preserve"> De maximale woordafstand tussen een woord en de omliggende woorden in het meedoen in de telling is </w:t>
+      </w:r>
+      <w:r>
+        <w:rPr>
+          <w:rFonts w:ascii="Times New Roman" w:hAnsi="Times New Roman" w:cs="Times New Roman"/>
+          <w:lang w:val="nl-NL"/>
+        </w:rPr>
+        <w:t xml:space="preserve">om pragmatische redenen </w:t>
+      </w:r>
+      <w:r>
+        <w:rPr>
+          <w:rFonts w:ascii="Times New Roman" w:hAnsi="Times New Roman" w:cs="Times New Roman"/>
+          <w:lang w:val="nl-NL"/>
+        </w:rPr>
+        <w:t>in deze studie op 5 gezet</w:t>
+      </w:r>
+      <w:r>
+        <w:rPr>
+          <w:rFonts w:ascii="Times New Roman" w:hAnsi="Times New Roman" w:cs="Times New Roman"/>
+          <w:lang w:val="nl-NL"/>
+        </w:rPr>
+        <w:t>. I.e., in de zin ‘</w:t>
+      </w:r>
+      <w:proofErr w:type="gramStart"/>
+      <w:r>
+        <w:rPr>
+          <w:rFonts w:ascii="Times New Roman" w:hAnsi="Times New Roman" w:cs="Times New Roman"/>
+          <w:lang w:val="nl-NL"/>
+        </w:rPr>
+        <w:t>Twix</w:t>
+      </w:r>
+      <w:r>
+        <w:rPr>
+          <w:rFonts w:ascii="Times New Roman" w:hAnsi="Times New Roman" w:cs="Times New Roman"/>
+          <w:vertAlign w:val="subscript"/>
+          <w:lang w:val="nl-NL"/>
+        </w:rPr>
+        <w:t>[</w:t>
+      </w:r>
+      <w:proofErr w:type="gramEnd"/>
+      <w:r>
+        <w:rPr>
+          <w:rFonts w:ascii="Times New Roman" w:hAnsi="Times New Roman" w:cs="Times New Roman"/>
+          <w:vertAlign w:val="subscript"/>
+          <w:lang w:val="nl-NL"/>
+        </w:rPr>
+        <w:t>0]</w:t>
+      </w:r>
+      <w:r>
+        <w:rPr>
+          <w:rFonts w:ascii="Times New Roman" w:hAnsi="Times New Roman" w:cs="Times New Roman"/>
+          <w:lang w:val="nl-NL"/>
+        </w:rPr>
+        <w:t xml:space="preserve"> Cola</w:t>
+      </w:r>
+      <w:r>
+        <w:rPr>
+          <w:rFonts w:ascii="Times New Roman" w:hAnsi="Times New Roman" w:cs="Times New Roman"/>
+          <w:vertAlign w:val="subscript"/>
+          <w:lang w:val="nl-NL"/>
+        </w:rPr>
+        <w:t>[1</w:t>
+      </w:r>
+      <w:r>
+        <w:rPr>
+          <w:rFonts w:ascii="Times New Roman" w:hAnsi="Times New Roman" w:cs="Times New Roman"/>
+          <w:vertAlign w:val="subscript"/>
+          <w:lang w:val="nl-NL"/>
+        </w:rPr>
+        <w:t>]</w:t>
+      </w:r>
+      <w:r>
+        <w:rPr>
+          <w:rFonts w:ascii="Times New Roman" w:hAnsi="Times New Roman" w:cs="Times New Roman"/>
+          <w:lang w:val="nl-NL"/>
+        </w:rPr>
+        <w:t xml:space="preserve"> Lime</w:t>
+      </w:r>
+      <w:r>
+        <w:rPr>
+          <w:rFonts w:ascii="Times New Roman" w:hAnsi="Times New Roman" w:cs="Times New Roman"/>
+          <w:vertAlign w:val="subscript"/>
+          <w:lang w:val="nl-NL"/>
+        </w:rPr>
+        <w:t>[</w:t>
+      </w:r>
+      <w:r>
+        <w:rPr>
+          <w:rFonts w:ascii="Times New Roman" w:hAnsi="Times New Roman" w:cs="Times New Roman"/>
+          <w:vertAlign w:val="subscript"/>
+          <w:lang w:val="nl-NL"/>
+        </w:rPr>
+        <w:t>2</w:t>
+      </w:r>
+      <w:r>
+        <w:rPr>
+          <w:rFonts w:ascii="Times New Roman" w:hAnsi="Times New Roman" w:cs="Times New Roman"/>
+          <w:vertAlign w:val="subscript"/>
+          <w:lang w:val="nl-NL"/>
+        </w:rPr>
+        <w:t>]</w:t>
+      </w:r>
+      <w:r>
+        <w:rPr>
+          <w:rFonts w:ascii="Times New Roman" w:hAnsi="Times New Roman" w:cs="Times New Roman"/>
+          <w:lang w:val="nl-NL"/>
+        </w:rPr>
+        <w:t xml:space="preserve"> Tea</w:t>
+      </w:r>
+      <w:r>
+        <w:rPr>
+          <w:rFonts w:ascii="Times New Roman" w:hAnsi="Times New Roman" w:cs="Times New Roman"/>
+          <w:vertAlign w:val="subscript"/>
+          <w:lang w:val="nl-NL"/>
+        </w:rPr>
+        <w:t>[</w:t>
+      </w:r>
+      <w:r>
+        <w:rPr>
+          <w:rFonts w:ascii="Times New Roman" w:hAnsi="Times New Roman" w:cs="Times New Roman"/>
+          <w:vertAlign w:val="subscript"/>
+          <w:lang w:val="nl-NL"/>
+        </w:rPr>
+        <w:t>3</w:t>
+      </w:r>
+      <w:r>
+        <w:rPr>
+          <w:rFonts w:ascii="Times New Roman" w:hAnsi="Times New Roman" w:cs="Times New Roman"/>
+          <w:vertAlign w:val="subscript"/>
+          <w:lang w:val="nl-NL"/>
+        </w:rPr>
+        <w:t>]</w:t>
+      </w:r>
+      <w:r>
+        <w:rPr>
+          <w:rFonts w:ascii="Times New Roman" w:hAnsi="Times New Roman" w:cs="Times New Roman"/>
+          <w:lang w:val="nl-NL"/>
+        </w:rPr>
+        <w:t xml:space="preserve"> Cola</w:t>
+      </w:r>
+      <w:r>
+        <w:rPr>
+          <w:rFonts w:ascii="Times New Roman" w:hAnsi="Times New Roman" w:cs="Times New Roman"/>
+          <w:vertAlign w:val="subscript"/>
+          <w:lang w:val="nl-NL"/>
+        </w:rPr>
+        <w:t>[</w:t>
+      </w:r>
+      <w:r>
+        <w:rPr>
+          <w:rFonts w:ascii="Times New Roman" w:hAnsi="Times New Roman" w:cs="Times New Roman"/>
+          <w:vertAlign w:val="subscript"/>
+          <w:lang w:val="nl-NL"/>
+        </w:rPr>
+        <w:t>4</w:t>
+      </w:r>
+      <w:r>
+        <w:rPr>
+          <w:rFonts w:ascii="Times New Roman" w:hAnsi="Times New Roman" w:cs="Times New Roman"/>
+          <w:vertAlign w:val="subscript"/>
+          <w:lang w:val="nl-NL"/>
+        </w:rPr>
+        <w:t>]</w:t>
+      </w:r>
+      <w:r>
+        <w:rPr>
+          <w:rFonts w:ascii="Times New Roman" w:hAnsi="Times New Roman" w:cs="Times New Roman"/>
+          <w:lang w:val="nl-NL"/>
+        </w:rPr>
+        <w:t xml:space="preserve"> Pringles</w:t>
+      </w:r>
+      <w:r>
+        <w:rPr>
+          <w:rFonts w:ascii="Times New Roman" w:hAnsi="Times New Roman" w:cs="Times New Roman"/>
+          <w:vertAlign w:val="subscript"/>
+          <w:lang w:val="nl-NL"/>
+        </w:rPr>
+        <w:t>[</w:t>
+      </w:r>
+      <w:r>
+        <w:rPr>
+          <w:rFonts w:ascii="Times New Roman" w:hAnsi="Times New Roman" w:cs="Times New Roman"/>
+          <w:vertAlign w:val="subscript"/>
+          <w:lang w:val="nl-NL"/>
+        </w:rPr>
+        <w:t>5</w:t>
+      </w:r>
+      <w:r>
+        <w:rPr>
+          <w:rFonts w:ascii="Times New Roman" w:hAnsi="Times New Roman" w:cs="Times New Roman"/>
+          <w:vertAlign w:val="subscript"/>
+          <w:lang w:val="nl-NL"/>
+        </w:rPr>
+        <w:t>]</w:t>
+      </w:r>
+      <w:r>
+        <w:rPr>
+          <w:rFonts w:ascii="Times New Roman" w:hAnsi="Times New Roman" w:cs="Times New Roman"/>
+          <w:lang w:val="nl-NL"/>
+        </w:rPr>
+        <w:t xml:space="preserve"> Kiwi</w:t>
+      </w:r>
+      <w:r>
+        <w:rPr>
+          <w:rFonts w:ascii="Times New Roman" w:hAnsi="Times New Roman" w:cs="Times New Roman"/>
+          <w:vertAlign w:val="subscript"/>
+          <w:lang w:val="nl-NL"/>
+        </w:rPr>
+        <w:t>[</w:t>
+      </w:r>
+      <w:r>
+        <w:rPr>
+          <w:rFonts w:ascii="Times New Roman" w:hAnsi="Times New Roman" w:cs="Times New Roman"/>
+          <w:vertAlign w:val="subscript"/>
+          <w:lang w:val="nl-NL"/>
+        </w:rPr>
+        <w:t>6</w:t>
+      </w:r>
+      <w:r>
+        <w:rPr>
+          <w:rFonts w:ascii="Times New Roman" w:hAnsi="Times New Roman" w:cs="Times New Roman"/>
+          <w:vertAlign w:val="subscript"/>
+          <w:lang w:val="nl-NL"/>
+        </w:rPr>
+        <w:t>]</w:t>
+      </w:r>
+      <w:r>
+        <w:rPr>
+          <w:rFonts w:ascii="Times New Roman" w:hAnsi="Times New Roman" w:cs="Times New Roman"/>
+          <w:lang w:val="nl-NL"/>
+        </w:rPr>
+        <w:t xml:space="preserve"> …’ </w:t>
+      </w:r>
+      <w:r>
+        <w:rPr>
+          <w:rFonts w:ascii="Times New Roman" w:hAnsi="Times New Roman" w:cs="Times New Roman"/>
+          <w:lang w:val="nl-NL"/>
+        </w:rPr>
+        <w:t xml:space="preserve">– waar de woordindex is toegevoegd in het onderschrift – </w:t>
+      </w:r>
+      <w:r>
+        <w:rPr>
+          <w:rFonts w:ascii="Times New Roman" w:hAnsi="Times New Roman" w:cs="Times New Roman"/>
+          <w:lang w:val="nl-NL"/>
+        </w:rPr>
+        <w:t xml:space="preserve">draagt achtereenvolgens bij aan de telling voor het eerste woord ‘Twix: ‘Twix-Cola’: +1, ‘Twix-Lime’: </w:t>
+      </w:r>
+      <w:r>
+        <w:rPr>
+          <w:rFonts w:ascii="Times New Roman" w:hAnsi="Times New Roman" w:cs="Times New Roman"/>
+          <w:lang w:val="nl-NL"/>
+        </w:rPr>
+        <w:t>+</w:t>
+      </w:r>
+      <w:r>
+        <w:rPr>
+          <w:rFonts w:ascii="Times New Roman" w:hAnsi="Times New Roman" w:cs="Times New Roman"/>
+          <w:lang w:val="nl-NL"/>
+        </w:rPr>
+        <w:t xml:space="preserve">0.5, ‘Twix-Tea’: </w:t>
+      </w:r>
+      <w:r>
+        <w:rPr>
+          <w:rFonts w:ascii="Times New Roman" w:hAnsi="Times New Roman" w:cs="Times New Roman"/>
+          <w:lang w:val="nl-NL"/>
+        </w:rPr>
+        <w:t>+</w:t>
+      </w:r>
+      <w:r>
+        <w:rPr>
+          <w:rFonts w:ascii="Times New Roman" w:hAnsi="Times New Roman" w:cs="Times New Roman"/>
+          <w:lang w:val="nl-NL"/>
+        </w:rPr>
+        <w:t xml:space="preserve">0.33, ‘Twix-Cola’: </w:t>
+      </w:r>
+      <w:r>
+        <w:rPr>
+          <w:rFonts w:ascii="Times New Roman" w:hAnsi="Times New Roman" w:cs="Times New Roman"/>
+          <w:lang w:val="nl-NL"/>
+        </w:rPr>
+        <w:lastRenderedPageBreak/>
+        <w:t>+</w:t>
+      </w:r>
+      <w:r>
+        <w:rPr>
+          <w:rFonts w:ascii="Times New Roman" w:hAnsi="Times New Roman" w:cs="Times New Roman"/>
+          <w:lang w:val="nl-NL"/>
+        </w:rPr>
+        <w:t xml:space="preserve">0.25 en ‘Twix-Pringles’: </w:t>
+      </w:r>
+      <w:r>
+        <w:rPr>
+          <w:rFonts w:ascii="Times New Roman" w:hAnsi="Times New Roman" w:cs="Times New Roman"/>
+          <w:lang w:val="nl-NL"/>
+        </w:rPr>
+        <w:t>+</w:t>
+      </w:r>
+      <w:r>
+        <w:rPr>
+          <w:rFonts w:ascii="Times New Roman" w:hAnsi="Times New Roman" w:cs="Times New Roman"/>
+          <w:lang w:val="nl-NL"/>
+        </w:rPr>
+        <w:t xml:space="preserve">0.2. Het woord ‘Kiki is </w:t>
+      </w:r>
+      <w:r>
+        <w:rPr>
+          <w:rFonts w:ascii="Times New Roman" w:hAnsi="Times New Roman" w:cs="Times New Roman"/>
+          <w:lang w:val="nl-NL"/>
+        </w:rPr>
+        <w:t>meer</w:t>
+      </w:r>
+      <w:r>
+        <w:rPr>
+          <w:rFonts w:ascii="Times New Roman" w:hAnsi="Times New Roman" w:cs="Times New Roman"/>
+          <w:lang w:val="nl-NL"/>
+        </w:rPr>
+        <w:t xml:space="preserve"> dan vijf woorden van het eerste woord verwijderd, dus </w:t>
+      </w:r>
+      <w:r>
+        <w:rPr>
+          <w:rFonts w:ascii="Times New Roman" w:hAnsi="Times New Roman" w:cs="Times New Roman"/>
+          <w:lang w:val="nl-NL"/>
+        </w:rPr>
+        <w:t>de ‘Twix-Kiwi’-telling blijft ongewijzigd.</w:t>
+      </w:r>
+    </w:p>
+    <w:p>
+      <w:pPr>
+        <w:spacing w:line="360" w:lineRule="auto"/>
+        <w:jc w:val="both"/>
+        <w:rPr>
+          <w:rFonts w:ascii="Times New Roman" w:hAnsi="Times New Roman" w:cs="Times New Roman"/>
+          <w:b/>
+          <w:bCs/>
+          <w:lang w:val="nl-NL"/>
+        </w:rPr>
+      </w:pPr>
+    </w:p>
+    <w:tbl>
+      <w:tblPr>
+        <w:tblW w:w="9340" w:type="dxa"/>
+        <w:tblInd w:w="-26" w:type="dxa"/>
+        <w:tblLook w:val="04A0" w:firstRow="1" w:lastRow="0" w:firstColumn="1" w:lastColumn="0" w:noHBand="0" w:noVBand="1"/>
+      </w:tblPr>
+      <w:tblGrid>
+        <w:gridCol w:w="1580"/>
+        <w:gridCol w:w="1560"/>
+        <w:gridCol w:w="1580"/>
+        <w:gridCol w:w="1320"/>
+        <w:gridCol w:w="1660"/>
+        <w:gridCol w:w="1640"/>
+      </w:tblGrid>
+      <w:tr>
+        <w:trPr>
+          <w:trHeight w:val="320"/>
+        </w:trPr>
+        <w:tc>
+          <w:tcPr>
+            <w:tcW w:w="1580" w:type="dxa"/>
+            <w:tcBorders>
+              <w:top w:val="nil"/>
+              <w:left w:val="nil"/>
+              <w:bottom w:val="single" w:sz="4" w:space="0" w:color="auto"/>
+              <w:right w:val="nil"/>
+            </w:tcBorders>
+            <w:shd w:val="clear" w:color="auto" w:fill="auto"/>
+            <w:noWrap/>
+            <w:vAlign w:val="bottom"/>
+            <w:hideMark/>
+          </w:tcPr>
+          <w:p>
+            <w:pPr>
+              <w:spacing w:line="360" w:lineRule="auto"/>
+              <w:rPr>
+                <w:rFonts w:ascii="Times New Roman" w:eastAsia="Times New Roman" w:hAnsi="Times New Roman" w:cs="Times New Roman"/>
+                <w:color w:val="000000"/>
+                <w:sz w:val="20"/>
+                <w:szCs w:val="20"/>
+                <w:lang w:eastAsia="en-GB"/>
+              </w:rPr>
+            </w:pPr>
+            <w:r>
+              <w:rPr>
+                <w:rFonts w:ascii="Times New Roman" w:eastAsia="Times New Roman" w:hAnsi="Times New Roman" w:cs="Times New Roman"/>
+                <w:color w:val="000000"/>
+                <w:sz w:val="20"/>
+                <w:szCs w:val="20"/>
+                <w:lang w:eastAsia="en-GB"/>
+              </w:rPr>
+              <w:t> </w:t>
+            </w:r>
+          </w:p>
+        </w:tc>
+        <w:tc>
+          <w:tcPr>
+            <w:tcW w:w="1560" w:type="dxa"/>
+            <w:tcBorders>
+              <w:top w:val="nil"/>
+              <w:left w:val="nil"/>
+              <w:bottom w:val="single" w:sz="4" w:space="0" w:color="auto"/>
+              <w:right w:val="nil"/>
+            </w:tcBorders>
+            <w:shd w:val="clear" w:color="auto" w:fill="auto"/>
+            <w:vAlign w:val="center"/>
+            <w:hideMark/>
+          </w:tcPr>
+          <w:p>
+            <w:pPr>
+              <w:spacing w:line="360" w:lineRule="auto"/>
+              <w:jc w:val="both"/>
+              <w:rPr>
+                <w:rFonts w:ascii="Times New Roman" w:eastAsia="Times New Roman" w:hAnsi="Times New Roman" w:cs="Times New Roman"/>
+                <w:b/>
+                <w:bCs/>
+                <w:color w:val="000000"/>
+                <w:sz w:val="20"/>
+                <w:szCs w:val="20"/>
+                <w:lang w:eastAsia="en-GB"/>
+              </w:rPr>
+            </w:pPr>
+            <w:proofErr w:type="gramStart"/>
+            <w:r>
+              <w:rPr>
+                <w:rFonts w:ascii="Times New Roman" w:eastAsia="Times New Roman" w:hAnsi="Times New Roman" w:cs="Times New Roman"/>
+                <w:b/>
+                <w:bCs/>
+                <w:color w:val="000000"/>
+                <w:sz w:val="20"/>
+                <w:szCs w:val="20"/>
+                <w:lang w:val="nl-NL" w:eastAsia="en-GB"/>
+              </w:rPr>
+              <w:t>k</w:t>
+            </w:r>
+            <w:proofErr w:type="gramEnd"/>
+            <w:r>
+              <w:rPr>
+                <w:rFonts w:ascii="Times New Roman" w:eastAsia="Times New Roman" w:hAnsi="Times New Roman" w:cs="Times New Roman"/>
+                <w:b/>
+                <w:bCs/>
+                <w:color w:val="000000"/>
+                <w:sz w:val="20"/>
+                <w:szCs w:val="20"/>
+                <w:lang w:val="nl-NL" w:eastAsia="en-GB"/>
+              </w:rPr>
+              <w:t xml:space="preserve"> </w:t>
+            </w:r>
+            <w:r>
+              <w:rPr>
+                <w:rFonts w:ascii="Times New Roman" w:eastAsia="Arial Unicode MS" w:hAnsi="Times New Roman" w:cs="Times New Roman"/>
+                <w:b/>
+                <w:bCs/>
+                <w:color w:val="000000"/>
+                <w:sz w:val="20"/>
+                <w:szCs w:val="20"/>
+                <w:lang w:val="nl-NL" w:eastAsia="en-GB"/>
+              </w:rPr>
+              <w:t>→</w:t>
+            </w:r>
+            <w:r>
+              <w:rPr>
+                <w:rFonts w:ascii="Times New Roman" w:eastAsia="Times New Roman" w:hAnsi="Times New Roman" w:cs="Times New Roman"/>
+                <w:b/>
+                <w:bCs/>
+                <w:color w:val="000000"/>
+                <w:sz w:val="20"/>
+                <w:szCs w:val="20"/>
+                <w:lang w:val="nl-NL" w:eastAsia="en-GB"/>
+              </w:rPr>
+              <w:t xml:space="preserve"> </w:t>
+            </w:r>
+            <w:r>
+              <w:rPr>
+                <w:rFonts w:ascii="Times New Roman" w:eastAsia="Times New Roman" w:hAnsi="Times New Roman" w:cs="Times New Roman"/>
+                <w:b/>
+                <w:bCs/>
+                <w:color w:val="000000"/>
+                <w:sz w:val="20"/>
+                <w:szCs w:val="20"/>
+                <w:lang w:val="nl-NL" w:eastAsia="en-GB"/>
+              </w:rPr>
+              <w:t>‘</w:t>
+            </w:r>
+            <w:proofErr w:type="spellStart"/>
+            <w:r>
+              <w:rPr>
+                <w:rFonts w:ascii="Times New Roman" w:eastAsia="Times New Roman" w:hAnsi="Times New Roman" w:cs="Times New Roman"/>
+                <w:b/>
+                <w:bCs/>
+                <w:color w:val="000000"/>
+                <w:sz w:val="20"/>
+                <w:szCs w:val="20"/>
+                <w:lang w:val="nl-NL" w:eastAsia="en-GB"/>
+              </w:rPr>
+              <w:t>A</w:t>
+            </w:r>
+            <w:r>
+              <w:rPr>
+                <w:rFonts w:ascii="Times New Roman" w:eastAsia="Times New Roman" w:hAnsi="Times New Roman" w:cs="Times New Roman"/>
+                <w:b/>
+                <w:bCs/>
+                <w:color w:val="000000"/>
+                <w:sz w:val="20"/>
+                <w:szCs w:val="20"/>
+                <w:lang w:val="nl-NL" w:eastAsia="en-GB"/>
+              </w:rPr>
+              <w:t>pples</w:t>
+            </w:r>
+            <w:proofErr w:type="spellEnd"/>
+            <w:r>
+              <w:rPr>
+                <w:rFonts w:ascii="Times New Roman" w:eastAsia="Times New Roman" w:hAnsi="Times New Roman" w:cs="Times New Roman"/>
+                <w:b/>
+                <w:bCs/>
+                <w:color w:val="000000"/>
+                <w:sz w:val="20"/>
+                <w:szCs w:val="20"/>
+                <w:lang w:val="nl-NL" w:eastAsia="en-GB"/>
+              </w:rPr>
+              <w:t>’</w:t>
+            </w:r>
+          </w:p>
+        </w:tc>
+        <w:tc>
+          <w:tcPr>
+            <w:tcW w:w="1580" w:type="dxa"/>
+            <w:tcBorders>
+              <w:top w:val="nil"/>
+              <w:left w:val="nil"/>
+              <w:bottom w:val="single" w:sz="4" w:space="0" w:color="auto"/>
+              <w:right w:val="nil"/>
+            </w:tcBorders>
+            <w:shd w:val="clear" w:color="auto" w:fill="auto"/>
+            <w:vAlign w:val="center"/>
+            <w:hideMark/>
+          </w:tcPr>
+          <w:p>
+            <w:pPr>
+              <w:spacing w:line="360" w:lineRule="auto"/>
+              <w:jc w:val="both"/>
+              <w:rPr>
+                <w:rFonts w:ascii="Times New Roman" w:eastAsia="Times New Roman" w:hAnsi="Times New Roman" w:cs="Times New Roman"/>
+                <w:b/>
+                <w:bCs/>
+                <w:color w:val="000000"/>
+                <w:sz w:val="20"/>
+                <w:szCs w:val="20"/>
+                <w:lang w:eastAsia="en-GB"/>
+              </w:rPr>
+            </w:pPr>
+            <w:proofErr w:type="gramStart"/>
+            <w:r>
+              <w:rPr>
+                <w:rFonts w:ascii="Times New Roman" w:eastAsia="Times New Roman" w:hAnsi="Times New Roman" w:cs="Times New Roman"/>
+                <w:b/>
+                <w:bCs/>
+                <w:color w:val="000000"/>
+                <w:sz w:val="20"/>
+                <w:szCs w:val="20"/>
+                <w:lang w:val="nl-NL" w:eastAsia="en-GB"/>
+              </w:rPr>
+              <w:t>k</w:t>
+            </w:r>
+            <w:proofErr w:type="gramEnd"/>
+            <w:r>
+              <w:rPr>
+                <w:rFonts w:ascii="Times New Roman" w:eastAsia="Times New Roman" w:hAnsi="Times New Roman" w:cs="Times New Roman"/>
+                <w:b/>
+                <w:bCs/>
+                <w:color w:val="000000"/>
+                <w:sz w:val="20"/>
+                <w:szCs w:val="20"/>
+                <w:lang w:val="nl-NL" w:eastAsia="en-GB"/>
+              </w:rPr>
+              <w:t xml:space="preserve"> </w:t>
+            </w:r>
+            <w:r>
+              <w:rPr>
+                <w:rFonts w:ascii="Times New Roman" w:eastAsia="Arial Unicode MS" w:hAnsi="Times New Roman" w:cs="Times New Roman"/>
+                <w:b/>
+                <w:bCs/>
+                <w:color w:val="000000"/>
+                <w:sz w:val="20"/>
+                <w:szCs w:val="20"/>
+                <w:lang w:val="nl-NL" w:eastAsia="en-GB"/>
+              </w:rPr>
+              <w:t>→</w:t>
+            </w:r>
+            <w:r>
+              <w:rPr>
+                <w:rFonts w:ascii="Times New Roman" w:eastAsia="Times New Roman" w:hAnsi="Times New Roman" w:cs="Times New Roman"/>
+                <w:b/>
+                <w:bCs/>
+                <w:color w:val="000000"/>
+                <w:sz w:val="20"/>
+                <w:szCs w:val="20"/>
+                <w:lang w:val="nl-NL" w:eastAsia="en-GB"/>
+              </w:rPr>
+              <w:t xml:space="preserve"> </w:t>
+            </w:r>
+            <w:r>
+              <w:rPr>
+                <w:rFonts w:ascii="Times New Roman" w:eastAsia="Times New Roman" w:hAnsi="Times New Roman" w:cs="Times New Roman"/>
+                <w:b/>
+                <w:bCs/>
+                <w:color w:val="000000"/>
+                <w:sz w:val="20"/>
+                <w:szCs w:val="20"/>
+                <w:lang w:val="nl-NL" w:eastAsia="en-GB"/>
+              </w:rPr>
+              <w:t>‘</w:t>
+            </w:r>
+            <w:proofErr w:type="spellStart"/>
+            <w:r>
+              <w:rPr>
+                <w:rFonts w:ascii="Times New Roman" w:eastAsia="Times New Roman" w:hAnsi="Times New Roman" w:cs="Times New Roman"/>
+                <w:b/>
+                <w:bCs/>
+                <w:color w:val="000000"/>
+                <w:sz w:val="20"/>
+                <w:szCs w:val="20"/>
+                <w:lang w:val="nl-NL" w:eastAsia="en-GB"/>
+              </w:rPr>
+              <w:t>S</w:t>
+            </w:r>
+            <w:r>
+              <w:rPr>
+                <w:rFonts w:ascii="Times New Roman" w:eastAsia="Times New Roman" w:hAnsi="Times New Roman" w:cs="Times New Roman"/>
+                <w:b/>
+                <w:bCs/>
+                <w:color w:val="000000"/>
+                <w:sz w:val="20"/>
+                <w:szCs w:val="20"/>
+                <w:lang w:val="nl-NL" w:eastAsia="en-GB"/>
+              </w:rPr>
+              <w:t>nickers</w:t>
+            </w:r>
+            <w:proofErr w:type="spellEnd"/>
+            <w:r>
+              <w:rPr>
+                <w:rFonts w:ascii="Times New Roman" w:eastAsia="Times New Roman" w:hAnsi="Times New Roman" w:cs="Times New Roman"/>
+                <w:b/>
+                <w:bCs/>
+                <w:color w:val="000000"/>
+                <w:sz w:val="20"/>
+                <w:szCs w:val="20"/>
+                <w:lang w:val="nl-NL" w:eastAsia="en-GB"/>
+              </w:rPr>
+              <w:t>’</w:t>
+            </w:r>
+          </w:p>
+        </w:tc>
+        <w:tc>
+          <w:tcPr>
+            <w:tcW w:w="1320" w:type="dxa"/>
+            <w:tcBorders>
+              <w:top w:val="nil"/>
+              <w:left w:val="nil"/>
+              <w:bottom w:val="single" w:sz="4" w:space="0" w:color="auto"/>
+              <w:right w:val="nil"/>
+            </w:tcBorders>
+            <w:shd w:val="clear" w:color="auto" w:fill="auto"/>
+            <w:vAlign w:val="center"/>
+            <w:hideMark/>
+          </w:tcPr>
+          <w:p>
+            <w:pPr>
+              <w:spacing w:line="360" w:lineRule="auto"/>
+              <w:jc w:val="both"/>
+              <w:rPr>
+                <w:rFonts w:ascii="Times New Roman" w:eastAsia="Times New Roman" w:hAnsi="Times New Roman" w:cs="Times New Roman"/>
+                <w:b/>
+                <w:bCs/>
+                <w:color w:val="000000"/>
+                <w:sz w:val="20"/>
+                <w:szCs w:val="20"/>
+                <w:lang w:eastAsia="en-GB"/>
+              </w:rPr>
+            </w:pPr>
+            <w:proofErr w:type="gramStart"/>
+            <w:r>
+              <w:rPr>
+                <w:rFonts w:ascii="Times New Roman" w:eastAsia="Times New Roman" w:hAnsi="Times New Roman" w:cs="Times New Roman"/>
+                <w:b/>
+                <w:bCs/>
+                <w:color w:val="000000"/>
+                <w:sz w:val="20"/>
+                <w:szCs w:val="20"/>
+                <w:lang w:val="nl-NL" w:eastAsia="en-GB"/>
+              </w:rPr>
+              <w:t>k</w:t>
+            </w:r>
+            <w:proofErr w:type="gramEnd"/>
+            <w:r>
+              <w:rPr>
+                <w:rFonts w:ascii="Times New Roman" w:eastAsia="Times New Roman" w:hAnsi="Times New Roman" w:cs="Times New Roman"/>
+                <w:b/>
+                <w:bCs/>
+                <w:color w:val="000000"/>
+                <w:sz w:val="20"/>
+                <w:szCs w:val="20"/>
+                <w:lang w:val="nl-NL" w:eastAsia="en-GB"/>
+              </w:rPr>
+              <w:t xml:space="preserve"> </w:t>
+            </w:r>
+            <w:r>
+              <w:rPr>
+                <w:rFonts w:ascii="Times New Roman" w:eastAsia="Arial Unicode MS" w:hAnsi="Times New Roman" w:cs="Times New Roman"/>
+                <w:b/>
+                <w:bCs/>
+                <w:color w:val="000000"/>
+                <w:sz w:val="20"/>
+                <w:szCs w:val="20"/>
+                <w:lang w:val="nl-NL" w:eastAsia="en-GB"/>
+              </w:rPr>
+              <w:t>→</w:t>
+            </w:r>
+            <w:r>
+              <w:rPr>
+                <w:rFonts w:ascii="Times New Roman" w:eastAsia="Times New Roman" w:hAnsi="Times New Roman" w:cs="Times New Roman"/>
+                <w:b/>
+                <w:bCs/>
+                <w:color w:val="000000"/>
+                <w:sz w:val="20"/>
+                <w:szCs w:val="20"/>
+                <w:lang w:val="nl-NL" w:eastAsia="en-GB"/>
+              </w:rPr>
+              <w:t xml:space="preserve"> </w:t>
+            </w:r>
+            <w:r>
+              <w:rPr>
+                <w:rFonts w:ascii="Times New Roman" w:eastAsia="Times New Roman" w:hAnsi="Times New Roman" w:cs="Times New Roman"/>
+                <w:b/>
+                <w:bCs/>
+                <w:color w:val="000000"/>
+                <w:sz w:val="20"/>
+                <w:szCs w:val="20"/>
+                <w:lang w:val="nl-NL" w:eastAsia="en-GB"/>
+              </w:rPr>
+              <w:t>‘C</w:t>
+            </w:r>
+            <w:r>
+              <w:rPr>
+                <w:rFonts w:ascii="Times New Roman" w:eastAsia="Times New Roman" w:hAnsi="Times New Roman" w:cs="Times New Roman"/>
+                <w:b/>
+                <w:bCs/>
+                <w:color w:val="000000"/>
+                <w:sz w:val="20"/>
+                <w:szCs w:val="20"/>
+                <w:lang w:val="nl-NL" w:eastAsia="en-GB"/>
+              </w:rPr>
+              <w:t>o</w:t>
+            </w:r>
+            <w:r>
+              <w:rPr>
+                <w:rFonts w:ascii="Times New Roman" w:eastAsia="Times New Roman" w:hAnsi="Times New Roman" w:cs="Times New Roman"/>
+                <w:b/>
+                <w:bCs/>
+                <w:color w:val="000000"/>
+                <w:sz w:val="20"/>
+                <w:szCs w:val="20"/>
+                <w:lang w:val="nl-NL" w:eastAsia="en-GB"/>
+              </w:rPr>
+              <w:t>la</w:t>
+            </w:r>
+            <w:r>
+              <w:rPr>
+                <w:rFonts w:ascii="Times New Roman" w:eastAsia="Times New Roman" w:hAnsi="Times New Roman" w:cs="Times New Roman"/>
+                <w:b/>
+                <w:bCs/>
+                <w:color w:val="000000"/>
+                <w:sz w:val="20"/>
+                <w:szCs w:val="20"/>
+                <w:lang w:val="nl-NL" w:eastAsia="en-GB"/>
+              </w:rPr>
+              <w:t>’</w:t>
+            </w:r>
+          </w:p>
+        </w:tc>
+        <w:tc>
+          <w:tcPr>
+            <w:tcW w:w="1660" w:type="dxa"/>
+            <w:tcBorders>
+              <w:top w:val="nil"/>
+              <w:left w:val="nil"/>
+              <w:bottom w:val="single" w:sz="4" w:space="0" w:color="auto"/>
+              <w:right w:val="nil"/>
+            </w:tcBorders>
+            <w:shd w:val="clear" w:color="auto" w:fill="auto"/>
+            <w:vAlign w:val="center"/>
+            <w:hideMark/>
+          </w:tcPr>
+          <w:p>
+            <w:pPr>
+              <w:spacing w:line="360" w:lineRule="auto"/>
+              <w:jc w:val="both"/>
+              <w:rPr>
+                <w:rFonts w:ascii="Times New Roman" w:eastAsia="Times New Roman" w:hAnsi="Times New Roman" w:cs="Times New Roman"/>
+                <w:b/>
+                <w:bCs/>
+                <w:color w:val="000000"/>
+                <w:sz w:val="20"/>
+                <w:szCs w:val="20"/>
+                <w:lang w:eastAsia="en-GB"/>
+              </w:rPr>
+            </w:pPr>
+            <w:proofErr w:type="gramStart"/>
+            <w:r>
+              <w:rPr>
+                <w:rFonts w:ascii="Times New Roman" w:eastAsia="Times New Roman" w:hAnsi="Times New Roman" w:cs="Times New Roman"/>
+                <w:b/>
+                <w:bCs/>
+                <w:color w:val="000000"/>
+                <w:sz w:val="20"/>
+                <w:szCs w:val="20"/>
+                <w:lang w:val="nl-NL" w:eastAsia="en-GB"/>
+              </w:rPr>
+              <w:t>k</w:t>
+            </w:r>
+            <w:proofErr w:type="gramEnd"/>
+            <w:r>
+              <w:rPr>
+                <w:rFonts w:ascii="Times New Roman" w:eastAsia="Times New Roman" w:hAnsi="Times New Roman" w:cs="Times New Roman"/>
+                <w:b/>
+                <w:bCs/>
+                <w:color w:val="000000"/>
+                <w:sz w:val="20"/>
+                <w:szCs w:val="20"/>
+                <w:lang w:val="nl-NL" w:eastAsia="en-GB"/>
+              </w:rPr>
+              <w:t xml:space="preserve"> </w:t>
+            </w:r>
+            <w:r>
+              <w:rPr>
+                <w:rFonts w:ascii="Times New Roman" w:eastAsia="Arial Unicode MS" w:hAnsi="Times New Roman" w:cs="Times New Roman"/>
+                <w:b/>
+                <w:bCs/>
+                <w:color w:val="000000"/>
+                <w:sz w:val="20"/>
+                <w:szCs w:val="20"/>
+                <w:lang w:val="nl-NL" w:eastAsia="en-GB"/>
+              </w:rPr>
+              <w:t>→</w:t>
+            </w:r>
+            <w:r>
+              <w:rPr>
+                <w:rFonts w:ascii="Times New Roman" w:eastAsia="Times New Roman" w:hAnsi="Times New Roman" w:cs="Times New Roman"/>
+                <w:b/>
+                <w:bCs/>
+                <w:color w:val="000000"/>
+                <w:sz w:val="20"/>
+                <w:szCs w:val="20"/>
+                <w:lang w:val="nl-NL" w:eastAsia="en-GB"/>
+              </w:rPr>
+              <w:t xml:space="preserve"> </w:t>
+            </w:r>
+            <w:r>
+              <w:rPr>
+                <w:rFonts w:ascii="Times New Roman" w:eastAsia="Times New Roman" w:hAnsi="Times New Roman" w:cs="Times New Roman"/>
+                <w:b/>
+                <w:bCs/>
+                <w:color w:val="000000"/>
+                <w:sz w:val="20"/>
+                <w:szCs w:val="20"/>
+                <w:lang w:val="nl-NL" w:eastAsia="en-GB"/>
+              </w:rPr>
+              <w:t>‘</w:t>
+            </w:r>
+            <w:proofErr w:type="spellStart"/>
+            <w:r>
+              <w:rPr>
+                <w:rFonts w:ascii="Times New Roman" w:eastAsia="Times New Roman" w:hAnsi="Times New Roman" w:cs="Times New Roman"/>
+                <w:b/>
+                <w:bCs/>
+                <w:color w:val="000000"/>
+                <w:sz w:val="20"/>
+                <w:szCs w:val="20"/>
+                <w:lang w:val="nl-NL" w:eastAsia="en-GB"/>
+              </w:rPr>
+              <w:t>L</w:t>
+            </w:r>
+            <w:r>
+              <w:rPr>
+                <w:rFonts w:ascii="Times New Roman" w:eastAsia="Times New Roman" w:hAnsi="Times New Roman" w:cs="Times New Roman"/>
+                <w:b/>
+                <w:bCs/>
+                <w:color w:val="000000"/>
+                <w:sz w:val="20"/>
+                <w:szCs w:val="20"/>
+                <w:lang w:val="nl-NL" w:eastAsia="en-GB"/>
+              </w:rPr>
+              <w:t>emonade</w:t>
+            </w:r>
+            <w:proofErr w:type="spellEnd"/>
+            <w:r>
+              <w:rPr>
+                <w:rFonts w:ascii="Times New Roman" w:eastAsia="Times New Roman" w:hAnsi="Times New Roman" w:cs="Times New Roman"/>
+                <w:b/>
+                <w:bCs/>
+                <w:color w:val="000000"/>
+                <w:sz w:val="20"/>
+                <w:szCs w:val="20"/>
+                <w:lang w:val="nl-NL" w:eastAsia="en-GB"/>
+              </w:rPr>
+              <w:t>’</w:t>
+            </w:r>
+          </w:p>
+        </w:tc>
+        <w:tc>
+          <w:tcPr>
+            <w:tcW w:w="1640" w:type="dxa"/>
+            <w:tcBorders>
+              <w:top w:val="nil"/>
+              <w:left w:val="nil"/>
+              <w:bottom w:val="single" w:sz="4" w:space="0" w:color="auto"/>
+              <w:right w:val="nil"/>
+            </w:tcBorders>
+            <w:shd w:val="clear" w:color="auto" w:fill="auto"/>
+            <w:vAlign w:val="center"/>
+            <w:hideMark/>
+          </w:tcPr>
+          <w:p>
+            <w:pPr>
+              <w:spacing w:line="360" w:lineRule="auto"/>
+              <w:jc w:val="both"/>
+              <w:rPr>
+                <w:rFonts w:ascii="Times New Roman" w:eastAsia="Times New Roman" w:hAnsi="Times New Roman" w:cs="Times New Roman"/>
+                <w:b/>
+                <w:bCs/>
+                <w:color w:val="000000"/>
+                <w:sz w:val="20"/>
+                <w:szCs w:val="20"/>
+                <w:lang w:eastAsia="en-GB"/>
+              </w:rPr>
+            </w:pPr>
+            <w:r>
+              <w:rPr>
+                <w:rFonts w:ascii="Times New Roman" w:eastAsia="Times New Roman" w:hAnsi="Times New Roman" w:cs="Times New Roman"/>
+                <w:b/>
+                <w:bCs/>
+                <w:color w:val="000000"/>
+                <w:sz w:val="20"/>
+                <w:szCs w:val="20"/>
+                <w:lang w:eastAsia="en-GB"/>
+              </w:rPr>
+              <w:t xml:space="preserve">k </w:t>
+            </w:r>
+            <w:r>
+              <w:rPr>
+                <w:rFonts w:ascii="Times New Roman" w:eastAsia="Arial Unicode MS" w:hAnsi="Times New Roman" w:cs="Times New Roman"/>
+                <w:b/>
+                <w:bCs/>
+                <w:color w:val="000000"/>
+                <w:sz w:val="20"/>
+                <w:szCs w:val="20"/>
+                <w:lang w:val="nl-NL" w:eastAsia="en-GB"/>
+              </w:rPr>
+              <w:t>→</w:t>
+            </w:r>
+            <w:r>
+              <w:rPr>
+                <w:rFonts w:ascii="Times New Roman" w:eastAsia="Times New Roman" w:hAnsi="Times New Roman" w:cs="Times New Roman"/>
+                <w:b/>
+                <w:bCs/>
+                <w:color w:val="000000"/>
+                <w:sz w:val="20"/>
+                <w:szCs w:val="20"/>
+                <w:lang w:eastAsia="en-GB"/>
+              </w:rPr>
+              <w:t xml:space="preserve"> </w:t>
+            </w:r>
+            <w:r>
+              <w:rPr>
+                <w:rFonts w:ascii="Times New Roman" w:eastAsia="Times New Roman" w:hAnsi="Times New Roman" w:cs="Times New Roman"/>
+                <w:b/>
+                <w:bCs/>
+                <w:color w:val="000000"/>
+                <w:sz w:val="20"/>
+                <w:szCs w:val="20"/>
+                <w:lang w:eastAsia="en-GB"/>
+              </w:rPr>
+              <w:t>‘</w:t>
+            </w:r>
+            <w:r>
+              <w:rPr>
+                <w:rFonts w:ascii="Times New Roman" w:eastAsia="Times New Roman" w:hAnsi="Times New Roman" w:cs="Times New Roman"/>
+                <w:b/>
+                <w:bCs/>
+                <w:color w:val="000000"/>
+                <w:sz w:val="20"/>
+                <w:szCs w:val="20"/>
+                <w:lang w:val="en-US" w:eastAsia="en-GB"/>
+              </w:rPr>
+              <w:t>P</w:t>
+            </w:r>
+            <w:r>
+              <w:rPr>
+                <w:rFonts w:ascii="Times New Roman" w:eastAsia="Times New Roman" w:hAnsi="Times New Roman" w:cs="Times New Roman"/>
+                <w:b/>
+                <w:bCs/>
+                <w:color w:val="000000"/>
+                <w:sz w:val="20"/>
+                <w:szCs w:val="20"/>
+                <w:lang w:eastAsia="en-GB"/>
+              </w:rPr>
+              <w:t>eppers</w:t>
+            </w:r>
+            <w:r>
+              <w:rPr>
+                <w:rFonts w:ascii="Times New Roman" w:eastAsia="Times New Roman" w:hAnsi="Times New Roman" w:cs="Times New Roman"/>
+                <w:b/>
+                <w:bCs/>
+                <w:color w:val="000000"/>
+                <w:sz w:val="20"/>
+                <w:szCs w:val="20"/>
+                <w:lang w:eastAsia="en-GB"/>
+              </w:rPr>
+              <w:t>’</w:t>
+            </w:r>
+          </w:p>
+        </w:tc>
+      </w:tr>
+      <w:tr>
+        <w:trPr>
+          <w:trHeight w:val="320"/>
+        </w:trPr>
+        <w:tc>
+          <w:tcPr>
+            <w:tcW w:w="1580" w:type="dxa"/>
+            <w:tcBorders>
+              <w:top w:val="nil"/>
+              <w:left w:val="nil"/>
+              <w:bottom w:val="nil"/>
+              <w:right w:val="nil"/>
+            </w:tcBorders>
+            <w:shd w:val="clear" w:color="auto" w:fill="auto"/>
+            <w:noWrap/>
+            <w:vAlign w:val="bottom"/>
+            <w:hideMark/>
+          </w:tcPr>
+          <w:p>
+            <w:pPr>
+              <w:spacing w:line="360" w:lineRule="auto"/>
+              <w:rPr>
+                <w:rFonts w:ascii="Times New Roman" w:eastAsia="Times New Roman" w:hAnsi="Times New Roman" w:cs="Times New Roman"/>
+                <w:b/>
+                <w:bCs/>
+                <w:color w:val="000000"/>
+                <w:sz w:val="20"/>
+                <w:szCs w:val="20"/>
+                <w:lang w:eastAsia="en-GB"/>
+              </w:rPr>
+            </w:pPr>
+            <w:r>
+              <w:rPr>
+                <w:rFonts w:ascii="Times New Roman" w:eastAsia="Times New Roman" w:hAnsi="Times New Roman" w:cs="Times New Roman"/>
+                <w:b/>
+                <w:bCs/>
+                <w:color w:val="000000"/>
+                <w:sz w:val="20"/>
+                <w:szCs w:val="20"/>
+                <w:lang w:eastAsia="en-GB"/>
+              </w:rPr>
+              <w:t>P(k</w:t>
+            </w:r>
+            <w:r>
+              <w:rPr>
+                <w:rFonts w:ascii="Times New Roman" w:eastAsia="Times New Roman" w:hAnsi="Times New Roman" w:cs="Times New Roman"/>
+                <w:color w:val="000000"/>
+                <w:sz w:val="20"/>
+                <w:szCs w:val="20"/>
+                <w:lang w:eastAsia="en-GB"/>
+              </w:rPr>
+              <w:t>|</w:t>
+            </w:r>
+            <w:r>
+              <w:rPr>
+                <w:rFonts w:ascii="Times New Roman" w:eastAsia="Times New Roman" w:hAnsi="Times New Roman" w:cs="Times New Roman"/>
+                <w:b/>
+                <w:bCs/>
+                <w:color w:val="000000"/>
+                <w:sz w:val="20"/>
+                <w:szCs w:val="20"/>
+                <w:lang w:eastAsia="en-GB"/>
+              </w:rPr>
+              <w:t>‘</w:t>
+            </w:r>
+            <w:r>
+              <w:rPr>
+                <w:rFonts w:ascii="Times New Roman" w:eastAsia="Times New Roman" w:hAnsi="Times New Roman" w:cs="Times New Roman"/>
+                <w:b/>
+                <w:bCs/>
+                <w:color w:val="000000"/>
+                <w:sz w:val="20"/>
+                <w:szCs w:val="20"/>
+                <w:lang w:val="en-US" w:eastAsia="en-GB"/>
+              </w:rPr>
+              <w:t>O</w:t>
+            </w:r>
+            <w:r>
+              <w:rPr>
+                <w:rFonts w:ascii="Times New Roman" w:eastAsia="Times New Roman" w:hAnsi="Times New Roman" w:cs="Times New Roman"/>
+                <w:b/>
+                <w:bCs/>
+                <w:color w:val="000000"/>
+                <w:sz w:val="20"/>
+                <w:szCs w:val="20"/>
+                <w:lang w:eastAsia="en-GB"/>
+              </w:rPr>
+              <w:t>ranges</w:t>
+            </w:r>
+            <w:r>
+              <w:rPr>
+                <w:rFonts w:ascii="Times New Roman" w:eastAsia="Times New Roman" w:hAnsi="Times New Roman" w:cs="Times New Roman"/>
+                <w:b/>
+                <w:bCs/>
+                <w:color w:val="000000"/>
+                <w:sz w:val="20"/>
+                <w:szCs w:val="20"/>
+                <w:lang w:eastAsia="en-GB"/>
+              </w:rPr>
+              <w:t>’</w:t>
+            </w:r>
+            <w:r>
+              <w:rPr>
+                <w:rFonts w:ascii="Times New Roman" w:eastAsia="Times New Roman" w:hAnsi="Times New Roman" w:cs="Times New Roman"/>
+                <w:b/>
+                <w:bCs/>
+                <w:color w:val="000000"/>
+                <w:sz w:val="20"/>
+                <w:szCs w:val="20"/>
+                <w:lang w:eastAsia="en-GB"/>
+              </w:rPr>
+              <w:t>)</w:t>
+            </w:r>
+          </w:p>
+        </w:tc>
+        <w:tc>
+          <w:tcPr>
+            <w:tcW w:w="1560" w:type="dxa"/>
+            <w:tcBorders>
+              <w:top w:val="nil"/>
+              <w:left w:val="nil"/>
+              <w:bottom w:val="nil"/>
+              <w:right w:val="nil"/>
+            </w:tcBorders>
+            <w:shd w:val="clear" w:color="auto" w:fill="auto"/>
+            <w:noWrap/>
+            <w:vAlign w:val="bottom"/>
+            <w:hideMark/>
+          </w:tcPr>
+          <w:p>
+            <w:pPr>
+              <w:spacing w:line="360" w:lineRule="auto"/>
+              <w:rPr>
+                <w:rFonts w:ascii="Times New Roman" w:eastAsia="Times New Roman" w:hAnsi="Times New Roman" w:cs="Times New Roman"/>
+                <w:color w:val="000000"/>
+                <w:sz w:val="20"/>
+                <w:szCs w:val="20"/>
+                <w:lang w:val="en-US" w:eastAsia="en-GB"/>
+              </w:rPr>
+            </w:pPr>
+            <w:r>
+              <w:rPr>
+                <w:rFonts w:ascii="Times New Roman" w:eastAsia="Times New Roman" w:hAnsi="Times New Roman" w:cs="Times New Roman"/>
+                <w:color w:val="000000"/>
+                <w:sz w:val="20"/>
+                <w:szCs w:val="20"/>
+                <w:lang w:val="en-US" w:eastAsia="en-GB"/>
+              </w:rPr>
+              <w:t>89</w:t>
+            </w:r>
+          </w:p>
+        </w:tc>
+        <w:tc>
+          <w:tcPr>
+            <w:tcW w:w="1580" w:type="dxa"/>
+            <w:tcBorders>
+              <w:top w:val="nil"/>
+              <w:left w:val="nil"/>
+              <w:bottom w:val="nil"/>
+              <w:right w:val="nil"/>
+            </w:tcBorders>
+            <w:shd w:val="clear" w:color="auto" w:fill="auto"/>
+            <w:noWrap/>
+            <w:vAlign w:val="bottom"/>
+            <w:hideMark/>
+          </w:tcPr>
+          <w:p>
+            <w:pPr>
+              <w:spacing w:line="360" w:lineRule="auto"/>
+              <w:rPr>
+                <w:rFonts w:ascii="Times New Roman" w:eastAsia="Times New Roman" w:hAnsi="Times New Roman" w:cs="Times New Roman"/>
+                <w:sz w:val="20"/>
+                <w:szCs w:val="20"/>
+                <w:lang w:val="en-US" w:eastAsia="en-GB"/>
+              </w:rPr>
+            </w:pPr>
+            <w:r>
+              <w:rPr>
+                <w:rFonts w:ascii="Times New Roman" w:eastAsia="Times New Roman" w:hAnsi="Times New Roman" w:cs="Times New Roman"/>
+                <w:sz w:val="20"/>
+                <w:szCs w:val="20"/>
+                <w:lang w:val="en-US" w:eastAsia="en-GB"/>
+              </w:rPr>
+              <w:t>57</w:t>
+            </w:r>
+          </w:p>
+        </w:tc>
+        <w:tc>
+          <w:tcPr>
+            <w:tcW w:w="1320" w:type="dxa"/>
+            <w:tcBorders>
+              <w:top w:val="nil"/>
+              <w:left w:val="nil"/>
+              <w:bottom w:val="nil"/>
+              <w:right w:val="nil"/>
+            </w:tcBorders>
+            <w:shd w:val="clear" w:color="auto" w:fill="auto"/>
+            <w:noWrap/>
+            <w:vAlign w:val="bottom"/>
+            <w:hideMark/>
+          </w:tcPr>
+          <w:p>
+            <w:pPr>
+              <w:spacing w:line="360" w:lineRule="auto"/>
+              <w:rPr>
+                <w:rFonts w:ascii="Times New Roman" w:eastAsia="Times New Roman" w:hAnsi="Times New Roman" w:cs="Times New Roman"/>
+                <w:sz w:val="20"/>
+                <w:szCs w:val="20"/>
+                <w:lang w:val="en-US" w:eastAsia="en-GB"/>
+              </w:rPr>
+            </w:pPr>
+            <w:r>
+              <w:rPr>
+                <w:rFonts w:ascii="Times New Roman" w:eastAsia="Times New Roman" w:hAnsi="Times New Roman" w:cs="Times New Roman"/>
+                <w:sz w:val="20"/>
+                <w:szCs w:val="20"/>
+                <w:lang w:val="en-US" w:eastAsia="en-GB"/>
+              </w:rPr>
+              <w:t>49</w:t>
+            </w:r>
+          </w:p>
+        </w:tc>
+        <w:tc>
+          <w:tcPr>
+            <w:tcW w:w="1660" w:type="dxa"/>
+            <w:tcBorders>
+              <w:top w:val="nil"/>
+              <w:left w:val="nil"/>
+              <w:bottom w:val="nil"/>
+              <w:right w:val="nil"/>
+            </w:tcBorders>
+            <w:shd w:val="clear" w:color="auto" w:fill="auto"/>
+            <w:noWrap/>
+            <w:vAlign w:val="bottom"/>
+            <w:hideMark/>
+          </w:tcPr>
+          <w:p>
+            <w:pPr>
+              <w:spacing w:line="360" w:lineRule="auto"/>
+              <w:rPr>
+                <w:rFonts w:ascii="Times New Roman" w:eastAsia="Times New Roman" w:hAnsi="Times New Roman" w:cs="Times New Roman"/>
+                <w:sz w:val="20"/>
+                <w:szCs w:val="20"/>
+                <w:lang w:val="en-US" w:eastAsia="en-GB"/>
+              </w:rPr>
+            </w:pPr>
+            <w:r>
+              <w:rPr>
+                <w:rFonts w:ascii="Times New Roman" w:eastAsia="Times New Roman" w:hAnsi="Times New Roman" w:cs="Times New Roman"/>
+                <w:sz w:val="20"/>
+                <w:szCs w:val="20"/>
+                <w:lang w:val="en-US" w:eastAsia="en-GB"/>
+              </w:rPr>
+              <w:t>54</w:t>
+            </w:r>
+          </w:p>
+        </w:tc>
+        <w:tc>
+          <w:tcPr>
+            <w:tcW w:w="1640" w:type="dxa"/>
+            <w:tcBorders>
+              <w:top w:val="nil"/>
+              <w:left w:val="nil"/>
+              <w:bottom w:val="nil"/>
+              <w:right w:val="nil"/>
+            </w:tcBorders>
+            <w:shd w:val="clear" w:color="auto" w:fill="auto"/>
+            <w:noWrap/>
+            <w:vAlign w:val="bottom"/>
+            <w:hideMark/>
+          </w:tcPr>
+          <w:p>
+            <w:pPr>
+              <w:spacing w:line="360" w:lineRule="auto"/>
+              <w:rPr>
+                <w:rFonts w:ascii="Times New Roman" w:eastAsia="Times New Roman" w:hAnsi="Times New Roman" w:cs="Times New Roman"/>
+                <w:sz w:val="20"/>
+                <w:szCs w:val="20"/>
+                <w:lang w:val="en-US" w:eastAsia="en-GB"/>
+              </w:rPr>
+            </w:pPr>
+            <w:r>
+              <w:rPr>
+                <w:rFonts w:ascii="Times New Roman" w:eastAsia="Times New Roman" w:hAnsi="Times New Roman" w:cs="Times New Roman"/>
+                <w:sz w:val="20"/>
+                <w:szCs w:val="20"/>
+                <w:lang w:val="en-US" w:eastAsia="en-GB"/>
+              </w:rPr>
+              <w:t>56</w:t>
+            </w:r>
+          </w:p>
+        </w:tc>
+      </w:tr>
+      <w:tr>
+        <w:trPr>
+          <w:trHeight w:val="320"/>
+        </w:trPr>
+        <w:tc>
+          <w:tcPr>
+            <w:tcW w:w="1580" w:type="dxa"/>
+            <w:tcBorders>
+              <w:top w:val="nil"/>
+              <w:left w:val="nil"/>
+              <w:bottom w:val="single" w:sz="4" w:space="0" w:color="auto"/>
+              <w:right w:val="nil"/>
+            </w:tcBorders>
+            <w:shd w:val="clear" w:color="auto" w:fill="auto"/>
+            <w:noWrap/>
+            <w:vAlign w:val="bottom"/>
+            <w:hideMark/>
+          </w:tcPr>
+          <w:p>
+            <w:pPr>
+              <w:spacing w:line="360" w:lineRule="auto"/>
+              <w:rPr>
+                <w:rFonts w:ascii="Times New Roman" w:eastAsia="Times New Roman" w:hAnsi="Times New Roman" w:cs="Times New Roman"/>
+                <w:b/>
+                <w:bCs/>
+                <w:color w:val="000000"/>
+                <w:sz w:val="20"/>
+                <w:szCs w:val="20"/>
+                <w:lang w:eastAsia="en-GB"/>
+              </w:rPr>
+            </w:pPr>
+            <w:r>
+              <w:rPr>
+                <w:rFonts w:ascii="Times New Roman" w:eastAsia="Times New Roman" w:hAnsi="Times New Roman" w:cs="Times New Roman"/>
+                <w:b/>
+                <w:bCs/>
+                <w:color w:val="000000"/>
+                <w:sz w:val="20"/>
+                <w:szCs w:val="20"/>
+                <w:lang w:eastAsia="en-GB"/>
+              </w:rPr>
+              <w:t>P(k</w:t>
+            </w:r>
+            <w:r>
+              <w:rPr>
+                <w:rFonts w:ascii="Times New Roman" w:eastAsia="Times New Roman" w:hAnsi="Times New Roman" w:cs="Times New Roman"/>
+                <w:color w:val="000000"/>
+                <w:sz w:val="20"/>
+                <w:szCs w:val="20"/>
+                <w:lang w:eastAsia="en-GB"/>
+              </w:rPr>
+              <w:t>|</w:t>
+            </w:r>
+            <w:r>
+              <w:rPr>
+                <w:rFonts w:ascii="Times New Roman" w:eastAsia="Times New Roman" w:hAnsi="Times New Roman" w:cs="Times New Roman"/>
+                <w:b/>
+                <w:bCs/>
+                <w:color w:val="000000"/>
+                <w:sz w:val="20"/>
+                <w:szCs w:val="20"/>
+                <w:lang w:eastAsia="en-GB"/>
+              </w:rPr>
+              <w:t>‘</w:t>
+            </w:r>
+            <w:r>
+              <w:rPr>
+                <w:rFonts w:ascii="Times New Roman" w:eastAsia="Times New Roman" w:hAnsi="Times New Roman" w:cs="Times New Roman"/>
+                <w:b/>
+                <w:bCs/>
+                <w:color w:val="000000"/>
+                <w:sz w:val="20"/>
+                <w:szCs w:val="20"/>
+                <w:lang w:val="en-US" w:eastAsia="en-GB"/>
+              </w:rPr>
+              <w:t>T</w:t>
+            </w:r>
+            <w:r>
+              <w:rPr>
+                <w:rFonts w:ascii="Times New Roman" w:eastAsia="Times New Roman" w:hAnsi="Times New Roman" w:cs="Times New Roman"/>
+                <w:b/>
+                <w:bCs/>
+                <w:color w:val="000000"/>
+                <w:sz w:val="20"/>
+                <w:szCs w:val="20"/>
+                <w:lang w:eastAsia="en-GB"/>
+              </w:rPr>
+              <w:t>wix</w:t>
+            </w:r>
+            <w:r>
+              <w:rPr>
+                <w:rFonts w:ascii="Times New Roman" w:eastAsia="Times New Roman" w:hAnsi="Times New Roman" w:cs="Times New Roman"/>
+                <w:b/>
+                <w:bCs/>
+                <w:color w:val="000000"/>
+                <w:sz w:val="20"/>
+                <w:szCs w:val="20"/>
+                <w:lang w:eastAsia="en-GB"/>
+              </w:rPr>
+              <w:t>’</w:t>
+            </w:r>
+            <w:r>
+              <w:rPr>
+                <w:rFonts w:ascii="Times New Roman" w:eastAsia="Times New Roman" w:hAnsi="Times New Roman" w:cs="Times New Roman"/>
+                <w:b/>
+                <w:bCs/>
+                <w:color w:val="000000"/>
+                <w:sz w:val="20"/>
+                <w:szCs w:val="20"/>
+                <w:lang w:eastAsia="en-GB"/>
+              </w:rPr>
+              <w:t>)</w:t>
+            </w:r>
+          </w:p>
+        </w:tc>
+        <w:tc>
+          <w:tcPr>
+            <w:tcW w:w="1560" w:type="dxa"/>
+            <w:tcBorders>
+              <w:top w:val="nil"/>
+              <w:left w:val="nil"/>
+              <w:bottom w:val="single" w:sz="4" w:space="0" w:color="auto"/>
+              <w:right w:val="nil"/>
+            </w:tcBorders>
+            <w:shd w:val="clear" w:color="auto" w:fill="auto"/>
+            <w:noWrap/>
+            <w:vAlign w:val="bottom"/>
+            <w:hideMark/>
+          </w:tcPr>
+          <w:p>
+            <w:pPr>
+              <w:spacing w:line="360" w:lineRule="auto"/>
+              <w:rPr>
+                <w:rFonts w:ascii="Times New Roman" w:eastAsia="Times New Roman" w:hAnsi="Times New Roman" w:cs="Times New Roman"/>
+                <w:color w:val="000000"/>
+                <w:sz w:val="20"/>
+                <w:szCs w:val="20"/>
+                <w:lang w:val="en-US" w:eastAsia="en-GB"/>
+              </w:rPr>
+            </w:pPr>
+            <w:r>
+              <w:rPr>
+                <w:rFonts w:ascii="Times New Roman" w:eastAsia="Times New Roman" w:hAnsi="Times New Roman" w:cs="Times New Roman"/>
+                <w:color w:val="000000"/>
+                <w:sz w:val="20"/>
+                <w:szCs w:val="20"/>
+                <w:lang w:val="en-US" w:eastAsia="en-GB"/>
+              </w:rPr>
+              <w:t>10</w:t>
+            </w:r>
+          </w:p>
+        </w:tc>
+        <w:tc>
+          <w:tcPr>
+            <w:tcW w:w="1580" w:type="dxa"/>
+            <w:tcBorders>
+              <w:top w:val="nil"/>
+              <w:left w:val="nil"/>
+              <w:bottom w:val="single" w:sz="4" w:space="0" w:color="auto"/>
+              <w:right w:val="nil"/>
+            </w:tcBorders>
+            <w:shd w:val="clear" w:color="auto" w:fill="auto"/>
+            <w:noWrap/>
+            <w:vAlign w:val="bottom"/>
+            <w:hideMark/>
+          </w:tcPr>
+          <w:p>
+            <w:pPr>
+              <w:spacing w:line="360" w:lineRule="auto"/>
+              <w:rPr>
+                <w:rFonts w:ascii="Times New Roman" w:eastAsia="Times New Roman" w:hAnsi="Times New Roman" w:cs="Times New Roman"/>
+                <w:color w:val="000000"/>
+                <w:sz w:val="20"/>
+                <w:szCs w:val="20"/>
+                <w:lang w:eastAsia="en-GB"/>
+              </w:rPr>
+            </w:pPr>
+            <w:r>
+              <w:rPr>
+                <w:rFonts w:ascii="Times New Roman" w:eastAsia="Times New Roman" w:hAnsi="Times New Roman" w:cs="Times New Roman"/>
+                <w:color w:val="000000"/>
+                <w:sz w:val="20"/>
+                <w:szCs w:val="20"/>
+                <w:lang w:eastAsia="en-GB"/>
+              </w:rPr>
+              <w:t>191</w:t>
+            </w:r>
+            <w:r>
+              <w:rPr>
+                <w:rFonts w:ascii="Times New Roman" w:eastAsia="Times New Roman" w:hAnsi="Times New Roman" w:cs="Times New Roman"/>
+                <w:color w:val="000000"/>
+                <w:sz w:val="20"/>
+                <w:szCs w:val="20"/>
+                <w:lang w:eastAsia="en-GB"/>
+              </w:rPr>
+              <w:t> </w:t>
+            </w:r>
+          </w:p>
+        </w:tc>
+        <w:tc>
+          <w:tcPr>
+            <w:tcW w:w="1320" w:type="dxa"/>
+            <w:tcBorders>
+              <w:top w:val="nil"/>
+              <w:left w:val="nil"/>
+              <w:bottom w:val="single" w:sz="4" w:space="0" w:color="auto"/>
+              <w:right w:val="nil"/>
+            </w:tcBorders>
+            <w:shd w:val="clear" w:color="auto" w:fill="auto"/>
+            <w:noWrap/>
+            <w:vAlign w:val="bottom"/>
+            <w:hideMark/>
+          </w:tcPr>
+          <w:p>
+            <w:pPr>
+              <w:spacing w:line="360" w:lineRule="auto"/>
+              <w:rPr>
+                <w:rFonts w:ascii="Times New Roman" w:eastAsia="Times New Roman" w:hAnsi="Times New Roman" w:cs="Times New Roman"/>
+                <w:color w:val="000000"/>
+                <w:sz w:val="20"/>
+                <w:szCs w:val="20"/>
+                <w:lang w:eastAsia="en-GB"/>
+              </w:rPr>
+            </w:pPr>
+            <w:r>
+              <w:rPr>
+                <w:rFonts w:ascii="Times New Roman" w:eastAsia="Times New Roman" w:hAnsi="Times New Roman" w:cs="Times New Roman"/>
+                <w:color w:val="000000"/>
+                <w:sz w:val="20"/>
+                <w:szCs w:val="20"/>
+                <w:lang w:eastAsia="en-GB"/>
+              </w:rPr>
+              <w:t>33</w:t>
+            </w:r>
+            <w:r>
+              <w:rPr>
+                <w:rFonts w:ascii="Times New Roman" w:eastAsia="Times New Roman" w:hAnsi="Times New Roman" w:cs="Times New Roman"/>
+                <w:color w:val="000000"/>
+                <w:sz w:val="20"/>
+                <w:szCs w:val="20"/>
+                <w:lang w:eastAsia="en-GB"/>
+              </w:rPr>
+              <w:t> </w:t>
+            </w:r>
+          </w:p>
+        </w:tc>
+        <w:tc>
+          <w:tcPr>
+            <w:tcW w:w="1660" w:type="dxa"/>
+            <w:tcBorders>
+              <w:top w:val="nil"/>
+              <w:left w:val="nil"/>
+              <w:bottom w:val="single" w:sz="4" w:space="0" w:color="auto"/>
+              <w:right w:val="nil"/>
+            </w:tcBorders>
+            <w:shd w:val="clear" w:color="auto" w:fill="auto"/>
+            <w:noWrap/>
+            <w:vAlign w:val="bottom"/>
+            <w:hideMark/>
+          </w:tcPr>
+          <w:p>
+            <w:pPr>
+              <w:spacing w:line="360" w:lineRule="auto"/>
+              <w:rPr>
+                <w:rFonts w:ascii="Times New Roman" w:eastAsia="Times New Roman" w:hAnsi="Times New Roman" w:cs="Times New Roman"/>
+                <w:color w:val="000000"/>
+                <w:sz w:val="20"/>
+                <w:szCs w:val="20"/>
+                <w:lang w:eastAsia="en-GB"/>
+              </w:rPr>
+            </w:pPr>
+            <w:r>
+              <w:rPr>
+                <w:rFonts w:ascii="Times New Roman" w:eastAsia="Times New Roman" w:hAnsi="Times New Roman" w:cs="Times New Roman"/>
+                <w:color w:val="000000"/>
+                <w:sz w:val="20"/>
+                <w:szCs w:val="20"/>
+                <w:lang w:eastAsia="en-GB"/>
+              </w:rPr>
+              <w:t>50</w:t>
+            </w:r>
+            <w:r>
+              <w:rPr>
+                <w:rFonts w:ascii="Times New Roman" w:eastAsia="Times New Roman" w:hAnsi="Times New Roman" w:cs="Times New Roman"/>
+                <w:color w:val="000000"/>
+                <w:sz w:val="20"/>
+                <w:szCs w:val="20"/>
+                <w:lang w:eastAsia="en-GB"/>
+              </w:rPr>
+              <w:t> </w:t>
+            </w:r>
+          </w:p>
+        </w:tc>
+        <w:tc>
+          <w:tcPr>
+            <w:tcW w:w="1640" w:type="dxa"/>
+            <w:tcBorders>
+              <w:top w:val="nil"/>
+              <w:left w:val="nil"/>
+              <w:bottom w:val="single" w:sz="4" w:space="0" w:color="auto"/>
+              <w:right w:val="nil"/>
+            </w:tcBorders>
+            <w:shd w:val="clear" w:color="auto" w:fill="auto"/>
+            <w:noWrap/>
+            <w:vAlign w:val="bottom"/>
+            <w:hideMark/>
+          </w:tcPr>
+          <w:p>
+            <w:pPr>
+              <w:spacing w:line="360" w:lineRule="auto"/>
+              <w:rPr>
+                <w:rFonts w:ascii="Times New Roman" w:eastAsia="Times New Roman" w:hAnsi="Times New Roman" w:cs="Times New Roman"/>
+                <w:color w:val="000000"/>
+                <w:sz w:val="20"/>
+                <w:szCs w:val="20"/>
+                <w:lang w:eastAsia="en-GB"/>
+              </w:rPr>
+            </w:pPr>
+            <w:r>
+              <w:rPr>
+                <w:rFonts w:ascii="Times New Roman" w:eastAsia="Times New Roman" w:hAnsi="Times New Roman" w:cs="Times New Roman"/>
+                <w:color w:val="000000"/>
+                <w:sz w:val="20"/>
+                <w:szCs w:val="20"/>
+                <w:lang w:eastAsia="en-GB"/>
+              </w:rPr>
+              <w:t>34</w:t>
+            </w:r>
+            <w:r>
+              <w:rPr>
+                <w:rFonts w:ascii="Times New Roman" w:eastAsia="Times New Roman" w:hAnsi="Times New Roman" w:cs="Times New Roman"/>
+                <w:color w:val="000000"/>
+                <w:sz w:val="20"/>
+                <w:szCs w:val="20"/>
+                <w:lang w:eastAsia="en-GB"/>
+              </w:rPr>
+              <w:t> </w:t>
+            </w:r>
+          </w:p>
+        </w:tc>
+      </w:tr>
+    </w:tbl>
+    <w:p>
+      <w:pPr>
+        <w:spacing w:line="360" w:lineRule="auto"/>
+        <w:jc w:val="both"/>
+        <w:rPr>
+          <w:rFonts w:ascii="Times New Roman" w:hAnsi="Times New Roman" w:cs="Times New Roman"/>
+          <w:b/>
+          <w:bCs/>
+          <w:lang w:val="nl-NL"/>
+        </w:rPr>
+      </w:pPr>
+    </w:p>
+    <w:p>
+      <w:pPr>
+        <w:spacing w:line="360" w:lineRule="auto"/>
+        <w:jc w:val="both"/>
+        <w:rPr>
+          <w:rFonts w:ascii="Times New Roman" w:hAnsi="Times New Roman" w:cs="Times New Roman"/>
+          <w:i/>
+          <w:iCs/>
+          <w:lang w:val="nl-NL"/>
+        </w:rPr>
+      </w:pPr>
+      <w:r>
+        <w:rPr>
+          <w:rFonts w:ascii="Times New Roman" w:hAnsi="Times New Roman" w:cs="Times New Roman"/>
+          <w:b/>
+          <w:bCs/>
+          <w:i/>
+          <w:iCs/>
+          <w:lang w:val="nl-NL"/>
+        </w:rPr>
+        <w:t xml:space="preserve">Tabel 1. </w:t>
+      </w:r>
+      <w:r>
+        <w:rPr>
+          <w:rFonts w:ascii="Times New Roman" w:hAnsi="Times New Roman" w:cs="Times New Roman"/>
+          <w:i/>
+          <w:iCs/>
+          <w:lang w:val="nl-NL"/>
+        </w:rPr>
+        <w:t>De waarschijnlijkheid P om woord k aan te treffen in de omgeving van het woord ‘</w:t>
+      </w:r>
+      <w:proofErr w:type="spellStart"/>
+      <w:r>
+        <w:rPr>
+          <w:rFonts w:ascii="Times New Roman" w:hAnsi="Times New Roman" w:cs="Times New Roman"/>
+          <w:i/>
+          <w:iCs/>
+          <w:lang w:val="nl-NL"/>
+        </w:rPr>
+        <w:t>Oranges</w:t>
+      </w:r>
+      <w:proofErr w:type="spellEnd"/>
+      <w:r>
+        <w:rPr>
+          <w:rFonts w:ascii="Times New Roman" w:hAnsi="Times New Roman" w:cs="Times New Roman"/>
+          <w:i/>
+          <w:iCs/>
+          <w:lang w:val="nl-NL"/>
+        </w:rPr>
+        <w:t>’ of ‘Twix’ is weergegeven voor vijf verschillende woorden.</w:t>
+      </w:r>
+      <w:r>
+        <w:rPr>
+          <w:rFonts w:ascii="Times New Roman" w:hAnsi="Times New Roman" w:cs="Times New Roman"/>
+          <w:b/>
+          <w:bCs/>
+          <w:i/>
+          <w:iCs/>
+          <w:lang w:val="nl-NL"/>
+        </w:rPr>
+        <w:t xml:space="preserve"> </w:t>
+      </w:r>
+      <w:r>
+        <w:rPr>
+          <w:rFonts w:ascii="Times New Roman" w:hAnsi="Times New Roman" w:cs="Times New Roman"/>
+          <w:i/>
+          <w:iCs/>
+          <w:lang w:val="nl-NL"/>
+        </w:rPr>
+        <w:t>Het symbool ‘|’ betekent: gegeven</w:t>
+      </w:r>
+      <w:r>
+        <w:rPr>
+          <w:rFonts w:ascii="Times New Roman" w:hAnsi="Times New Roman" w:cs="Times New Roman"/>
+          <w:i/>
+          <w:iCs/>
+          <w:lang w:val="nl-NL"/>
+        </w:rPr>
+        <w:t xml:space="preserve"> het woord ‘…’.</w:t>
+      </w:r>
+      <w:r>
+        <w:rPr>
+          <w:rFonts w:ascii="Times New Roman" w:hAnsi="Times New Roman" w:cs="Times New Roman"/>
+          <w:i/>
+          <w:iCs/>
+          <w:lang w:val="nl-NL"/>
+        </w:rPr>
+        <w:t xml:space="preserve"> </w:t>
+      </w:r>
+      <w:r>
+        <w:rPr>
+          <w:rFonts w:ascii="Times New Roman" w:hAnsi="Times New Roman" w:cs="Times New Roman"/>
+          <w:i/>
+          <w:iCs/>
+          <w:lang w:val="nl-NL"/>
+        </w:rPr>
+        <w:t xml:space="preserve">Het woord </w:t>
+      </w:r>
+      <w:r>
+        <w:rPr>
+          <w:rFonts w:ascii="Times New Roman" w:hAnsi="Times New Roman" w:cs="Times New Roman"/>
+          <w:i/>
+          <w:iCs/>
+          <w:lang w:val="nl-NL"/>
+        </w:rPr>
+        <w:t>‘</w:t>
+      </w:r>
+      <w:proofErr w:type="spellStart"/>
+      <w:r>
+        <w:rPr>
+          <w:rFonts w:ascii="Times New Roman" w:hAnsi="Times New Roman" w:cs="Times New Roman"/>
+          <w:i/>
+          <w:iCs/>
+          <w:lang w:val="nl-NL"/>
+        </w:rPr>
+        <w:t>Apples</w:t>
+      </w:r>
+      <w:proofErr w:type="spellEnd"/>
+      <w:r>
+        <w:rPr>
+          <w:rFonts w:ascii="Times New Roman" w:hAnsi="Times New Roman" w:cs="Times New Roman"/>
+          <w:i/>
+          <w:iCs/>
+          <w:lang w:val="nl-NL"/>
+        </w:rPr>
+        <w:t>’ is verwant aan ‘</w:t>
+      </w:r>
+      <w:proofErr w:type="spellStart"/>
+      <w:r>
+        <w:rPr>
+          <w:rFonts w:ascii="Times New Roman" w:hAnsi="Times New Roman" w:cs="Times New Roman"/>
+          <w:i/>
+          <w:iCs/>
+          <w:lang w:val="nl-NL"/>
+        </w:rPr>
+        <w:t>Oranges</w:t>
+      </w:r>
+      <w:proofErr w:type="spellEnd"/>
+      <w:r>
+        <w:rPr>
+          <w:rFonts w:ascii="Times New Roman" w:hAnsi="Times New Roman" w:cs="Times New Roman"/>
+          <w:i/>
+          <w:iCs/>
+          <w:lang w:val="nl-NL"/>
+        </w:rPr>
+        <w:t>’ (afdeling: fruit), ‘</w:t>
+      </w:r>
+      <w:proofErr w:type="spellStart"/>
+      <w:r>
+        <w:rPr>
+          <w:rFonts w:ascii="Times New Roman" w:hAnsi="Times New Roman" w:cs="Times New Roman"/>
+          <w:i/>
+          <w:iCs/>
+          <w:lang w:val="nl-NL"/>
+        </w:rPr>
+        <w:t>Snickers</w:t>
+      </w:r>
+      <w:proofErr w:type="spellEnd"/>
+      <w:r>
+        <w:rPr>
+          <w:rFonts w:ascii="Times New Roman" w:hAnsi="Times New Roman" w:cs="Times New Roman"/>
+          <w:i/>
+          <w:iCs/>
+          <w:lang w:val="nl-NL"/>
+        </w:rPr>
+        <w:t xml:space="preserve">’ is verwant aan ‘Twix’ (afdeling: extra). De overige drie woorden </w:t>
+      </w:r>
+      <w:r>
+        <w:rPr>
+          <w:rFonts w:ascii="Times New Roman" w:hAnsi="Times New Roman" w:cs="Times New Roman"/>
+          <w:i/>
+          <w:iCs/>
+          <w:lang w:val="nl-NL"/>
+        </w:rPr>
+        <w:t>– ‘Cola’, ‘</w:t>
+      </w:r>
+      <w:proofErr w:type="spellStart"/>
+      <w:r>
+        <w:rPr>
+          <w:rFonts w:ascii="Times New Roman" w:hAnsi="Times New Roman" w:cs="Times New Roman"/>
+          <w:i/>
+          <w:iCs/>
+          <w:lang w:val="nl-NL"/>
+        </w:rPr>
+        <w:t>Lemonade</w:t>
+      </w:r>
+      <w:proofErr w:type="spellEnd"/>
+      <w:r>
+        <w:rPr>
+          <w:rFonts w:ascii="Times New Roman" w:hAnsi="Times New Roman" w:cs="Times New Roman"/>
+          <w:i/>
+          <w:iCs/>
+          <w:lang w:val="nl-NL"/>
+        </w:rPr>
+        <w:t>’ en ‘</w:t>
+      </w:r>
+      <w:proofErr w:type="spellStart"/>
+      <w:r>
+        <w:rPr>
+          <w:rFonts w:ascii="Times New Roman" w:hAnsi="Times New Roman" w:cs="Times New Roman"/>
+          <w:i/>
+          <w:iCs/>
+          <w:lang w:val="nl-NL"/>
+        </w:rPr>
+        <w:t>Peppers</w:t>
+      </w:r>
+      <w:proofErr w:type="spellEnd"/>
+      <w:r>
+        <w:rPr>
+          <w:rFonts w:ascii="Times New Roman" w:hAnsi="Times New Roman" w:cs="Times New Roman"/>
+          <w:i/>
+          <w:iCs/>
+          <w:lang w:val="nl-NL"/>
+        </w:rPr>
+        <w:t xml:space="preserve">’ – </w:t>
+      </w:r>
+      <w:r>
+        <w:rPr>
+          <w:rFonts w:ascii="Times New Roman" w:hAnsi="Times New Roman" w:cs="Times New Roman"/>
+          <w:i/>
+          <w:iCs/>
+          <w:lang w:val="nl-NL"/>
+        </w:rPr>
+        <w:t>zijn willekeurig gekozen van de afdelingen frisdrank en groente.</w:t>
+      </w:r>
+      <w:r>
+        <w:rPr>
+          <w:rFonts w:ascii="Times New Roman" w:hAnsi="Times New Roman" w:cs="Times New Roman"/>
+          <w:i/>
+          <w:iCs/>
+          <w:lang w:val="nl-NL"/>
+        </w:rPr>
+        <w:t xml:space="preserve"> De waarschijnlijkheden voor alle mogelijke combinaties zijn te extraheren uit Figuur </w:t>
+      </w:r>
+      <w:r>
+        <w:rPr>
+          <w:rFonts w:ascii="Times New Roman" w:hAnsi="Times New Roman" w:cs="Times New Roman"/>
+          <w:i/>
+          <w:iCs/>
+          <w:lang w:val="nl-NL"/>
+        </w:rPr>
+        <w:t>TCM</w:t>
+      </w:r>
+      <w:r>
+        <w:rPr>
+          <w:rFonts w:ascii="Times New Roman" w:hAnsi="Times New Roman" w:cs="Times New Roman"/>
+          <w:i/>
+          <w:iCs/>
+          <w:lang w:val="nl-NL"/>
+        </w:rPr>
+        <w:t>.</w:t>
+      </w:r>
+    </w:p>
+    <w:p>
+      <w:pPr>
+        <w:spacing w:line="360" w:lineRule="auto"/>
+        <w:jc w:val="both"/>
+        <w:rPr>
+          <w:rFonts w:ascii="Times New Roman" w:hAnsi="Times New Roman" w:cs="Times New Roman"/>
+          <w:b/>
+          <w:bCs/>
+          <w:lang w:val="nl-NL"/>
+        </w:rPr>
+      </w:pPr>
+    </w:p>
+    <w:p>
+      <w:pPr>
+        <w:spacing w:line="360" w:lineRule="auto"/>
+        <w:jc w:val="both"/>
+        <w:rPr>
+          <w:rFonts w:ascii="Times New Roman" w:hAnsi="Times New Roman" w:cs="Times New Roman"/>
+          <w:b/>
+          <w:bCs/>
+          <w:lang w:val="nl-NL"/>
+        </w:rPr>
+      </w:pPr>
+    </w:p>
+    <w:tbl>
+      <w:tblPr>
+        <w:tblW w:w="9340" w:type="dxa"/>
+        <w:tblInd w:w="-26" w:type="dxa"/>
+        <w:tblLook w:val="04A0" w:firstRow="1" w:lastRow="0" w:firstColumn="1" w:lastColumn="0" w:noHBand="0" w:noVBand="1"/>
+      </w:tblPr>
+      <w:tblGrid>
+        <w:gridCol w:w="1580"/>
+        <w:gridCol w:w="1560"/>
+        <w:gridCol w:w="1580"/>
+        <w:gridCol w:w="1320"/>
+        <w:gridCol w:w="1660"/>
+        <w:gridCol w:w="1640"/>
+      </w:tblGrid>
+      <w:tr>
+        <w:trPr>
+          <w:trHeight w:val="320"/>
+        </w:trPr>
+        <w:tc>
+          <w:tcPr>
+            <w:tcW w:w="1580" w:type="dxa"/>
+            <w:tcBorders>
+              <w:top w:val="nil"/>
+              <w:left w:val="nil"/>
+              <w:bottom w:val="single" w:sz="4" w:space="0" w:color="auto"/>
+              <w:right w:val="nil"/>
+            </w:tcBorders>
+            <w:shd w:val="clear" w:color="auto" w:fill="auto"/>
+            <w:noWrap/>
+            <w:vAlign w:val="bottom"/>
+            <w:hideMark/>
+          </w:tcPr>
+          <w:p>
+            <w:pPr>
+              <w:spacing w:line="360" w:lineRule="auto"/>
+              <w:rPr>
+                <w:rFonts w:ascii="Times New Roman" w:eastAsia="Times New Roman" w:hAnsi="Times New Roman" w:cs="Times New Roman"/>
+                <w:color w:val="000000"/>
+                <w:sz w:val="20"/>
+                <w:szCs w:val="20"/>
+                <w:lang w:eastAsia="en-GB"/>
+              </w:rPr>
+            </w:pPr>
+            <w:r>
+              <w:rPr>
+                <w:rFonts w:ascii="Times New Roman" w:eastAsia="Times New Roman" w:hAnsi="Times New Roman" w:cs="Times New Roman"/>
+                <w:color w:val="000000"/>
+                <w:sz w:val="20"/>
+                <w:szCs w:val="20"/>
+                <w:lang w:eastAsia="en-GB"/>
+              </w:rPr>
+              <w:t> </w:t>
+            </w:r>
+          </w:p>
+        </w:tc>
+        <w:tc>
+          <w:tcPr>
+            <w:tcW w:w="1560" w:type="dxa"/>
+            <w:tcBorders>
+              <w:top w:val="nil"/>
+              <w:left w:val="nil"/>
+              <w:bottom w:val="single" w:sz="4" w:space="0" w:color="auto"/>
+              <w:right w:val="nil"/>
+            </w:tcBorders>
+            <w:shd w:val="clear" w:color="auto" w:fill="auto"/>
+            <w:vAlign w:val="center"/>
+            <w:hideMark/>
+          </w:tcPr>
+          <w:p>
+            <w:pPr>
+              <w:spacing w:line="360" w:lineRule="auto"/>
+              <w:jc w:val="both"/>
+              <w:rPr>
+                <w:rFonts w:ascii="Times New Roman" w:eastAsia="Times New Roman" w:hAnsi="Times New Roman" w:cs="Times New Roman"/>
+                <w:b/>
+                <w:bCs/>
+                <w:color w:val="000000"/>
+                <w:sz w:val="20"/>
+                <w:szCs w:val="20"/>
+                <w:lang w:eastAsia="en-GB"/>
+              </w:rPr>
+            </w:pPr>
+            <w:proofErr w:type="gramStart"/>
+            <w:r>
+              <w:rPr>
+                <w:rFonts w:ascii="Times New Roman" w:eastAsia="Times New Roman" w:hAnsi="Times New Roman" w:cs="Times New Roman"/>
+                <w:b/>
+                <w:bCs/>
+                <w:color w:val="000000"/>
+                <w:sz w:val="20"/>
+                <w:szCs w:val="20"/>
+                <w:lang w:val="nl-NL" w:eastAsia="en-GB"/>
+              </w:rPr>
+              <w:t>k</w:t>
+            </w:r>
+            <w:proofErr w:type="gramEnd"/>
+            <w:r>
+              <w:rPr>
+                <w:rFonts w:ascii="Times New Roman" w:eastAsia="Times New Roman" w:hAnsi="Times New Roman" w:cs="Times New Roman"/>
+                <w:b/>
+                <w:bCs/>
+                <w:color w:val="000000"/>
+                <w:sz w:val="20"/>
+                <w:szCs w:val="20"/>
+                <w:lang w:val="nl-NL" w:eastAsia="en-GB"/>
+              </w:rPr>
+              <w:t xml:space="preserve"> </w:t>
+            </w:r>
+            <w:r>
+              <w:rPr>
+                <w:rFonts w:ascii="Times New Roman" w:eastAsia="Arial Unicode MS" w:hAnsi="Times New Roman" w:cs="Times New Roman"/>
+                <w:b/>
+                <w:bCs/>
+                <w:color w:val="000000"/>
+                <w:sz w:val="20"/>
+                <w:szCs w:val="20"/>
+                <w:lang w:val="nl-NL" w:eastAsia="en-GB"/>
+              </w:rPr>
+              <w:t>→</w:t>
+            </w:r>
+            <w:r>
+              <w:rPr>
+                <w:rFonts w:ascii="Times New Roman" w:eastAsia="Times New Roman" w:hAnsi="Times New Roman" w:cs="Times New Roman"/>
+                <w:b/>
+                <w:bCs/>
+                <w:color w:val="000000"/>
+                <w:sz w:val="20"/>
+                <w:szCs w:val="20"/>
+                <w:lang w:val="nl-NL" w:eastAsia="en-GB"/>
+              </w:rPr>
+              <w:t xml:space="preserve"> ‘</w:t>
+            </w:r>
+            <w:proofErr w:type="spellStart"/>
+            <w:r>
+              <w:rPr>
+                <w:rFonts w:ascii="Times New Roman" w:eastAsia="Times New Roman" w:hAnsi="Times New Roman" w:cs="Times New Roman"/>
+                <w:b/>
+                <w:bCs/>
+                <w:color w:val="000000"/>
+                <w:sz w:val="20"/>
+                <w:szCs w:val="20"/>
+                <w:lang w:val="nl-NL" w:eastAsia="en-GB"/>
+              </w:rPr>
+              <w:t>Apples</w:t>
+            </w:r>
+            <w:proofErr w:type="spellEnd"/>
+            <w:r>
+              <w:rPr>
+                <w:rFonts w:ascii="Times New Roman" w:eastAsia="Times New Roman" w:hAnsi="Times New Roman" w:cs="Times New Roman"/>
+                <w:b/>
+                <w:bCs/>
+                <w:color w:val="000000"/>
+                <w:sz w:val="20"/>
+                <w:szCs w:val="20"/>
+                <w:lang w:val="nl-NL" w:eastAsia="en-GB"/>
+              </w:rPr>
+              <w:t>’</w:t>
+            </w:r>
+          </w:p>
+        </w:tc>
+        <w:tc>
+          <w:tcPr>
+            <w:tcW w:w="1580" w:type="dxa"/>
+            <w:tcBorders>
+              <w:top w:val="nil"/>
+              <w:left w:val="nil"/>
+              <w:bottom w:val="single" w:sz="4" w:space="0" w:color="auto"/>
+              <w:right w:val="nil"/>
+            </w:tcBorders>
+            <w:shd w:val="clear" w:color="auto" w:fill="auto"/>
+            <w:vAlign w:val="center"/>
+            <w:hideMark/>
+          </w:tcPr>
+          <w:p>
+            <w:pPr>
+              <w:spacing w:line="360" w:lineRule="auto"/>
+              <w:jc w:val="both"/>
+              <w:rPr>
+                <w:rFonts w:ascii="Times New Roman" w:eastAsia="Times New Roman" w:hAnsi="Times New Roman" w:cs="Times New Roman"/>
+                <w:b/>
+                <w:bCs/>
+                <w:color w:val="000000"/>
+                <w:sz w:val="20"/>
+                <w:szCs w:val="20"/>
+                <w:lang w:eastAsia="en-GB"/>
+              </w:rPr>
+            </w:pPr>
+            <w:proofErr w:type="gramStart"/>
+            <w:r>
+              <w:rPr>
+                <w:rFonts w:ascii="Times New Roman" w:eastAsia="Times New Roman" w:hAnsi="Times New Roman" w:cs="Times New Roman"/>
+                <w:b/>
+                <w:bCs/>
+                <w:color w:val="000000"/>
+                <w:sz w:val="20"/>
+                <w:szCs w:val="20"/>
+                <w:lang w:val="nl-NL" w:eastAsia="en-GB"/>
+              </w:rPr>
+              <w:t>k</w:t>
+            </w:r>
+            <w:proofErr w:type="gramEnd"/>
+            <w:r>
+              <w:rPr>
+                <w:rFonts w:ascii="Times New Roman" w:eastAsia="Times New Roman" w:hAnsi="Times New Roman" w:cs="Times New Roman"/>
+                <w:b/>
+                <w:bCs/>
+                <w:color w:val="000000"/>
+                <w:sz w:val="20"/>
+                <w:szCs w:val="20"/>
+                <w:lang w:val="nl-NL" w:eastAsia="en-GB"/>
+              </w:rPr>
+              <w:t xml:space="preserve"> </w:t>
+            </w:r>
+            <w:r>
+              <w:rPr>
+                <w:rFonts w:ascii="Times New Roman" w:eastAsia="Arial Unicode MS" w:hAnsi="Times New Roman" w:cs="Times New Roman"/>
+                <w:b/>
+                <w:bCs/>
+                <w:color w:val="000000"/>
+                <w:sz w:val="20"/>
+                <w:szCs w:val="20"/>
+                <w:lang w:val="nl-NL" w:eastAsia="en-GB"/>
+              </w:rPr>
+              <w:t>→</w:t>
+            </w:r>
+            <w:r>
+              <w:rPr>
+                <w:rFonts w:ascii="Times New Roman" w:eastAsia="Times New Roman" w:hAnsi="Times New Roman" w:cs="Times New Roman"/>
+                <w:b/>
+                <w:bCs/>
+                <w:color w:val="000000"/>
+                <w:sz w:val="20"/>
+                <w:szCs w:val="20"/>
+                <w:lang w:val="nl-NL" w:eastAsia="en-GB"/>
+              </w:rPr>
+              <w:t xml:space="preserve"> ‘</w:t>
+            </w:r>
+            <w:proofErr w:type="spellStart"/>
+            <w:r>
+              <w:rPr>
+                <w:rFonts w:ascii="Times New Roman" w:eastAsia="Times New Roman" w:hAnsi="Times New Roman" w:cs="Times New Roman"/>
+                <w:b/>
+                <w:bCs/>
+                <w:color w:val="000000"/>
+                <w:sz w:val="20"/>
+                <w:szCs w:val="20"/>
+                <w:lang w:val="nl-NL" w:eastAsia="en-GB"/>
+              </w:rPr>
+              <w:t>Snickers</w:t>
+            </w:r>
+            <w:proofErr w:type="spellEnd"/>
+            <w:r>
+              <w:rPr>
+                <w:rFonts w:ascii="Times New Roman" w:eastAsia="Times New Roman" w:hAnsi="Times New Roman" w:cs="Times New Roman"/>
+                <w:b/>
+                <w:bCs/>
+                <w:color w:val="000000"/>
+                <w:sz w:val="20"/>
+                <w:szCs w:val="20"/>
+                <w:lang w:val="nl-NL" w:eastAsia="en-GB"/>
+              </w:rPr>
+              <w:t>’</w:t>
+            </w:r>
+          </w:p>
+        </w:tc>
+        <w:tc>
+          <w:tcPr>
+            <w:tcW w:w="1320" w:type="dxa"/>
+            <w:tcBorders>
+              <w:top w:val="nil"/>
+              <w:left w:val="nil"/>
+              <w:bottom w:val="single" w:sz="4" w:space="0" w:color="auto"/>
+              <w:right w:val="nil"/>
+            </w:tcBorders>
+            <w:shd w:val="clear" w:color="auto" w:fill="auto"/>
+            <w:vAlign w:val="center"/>
+            <w:hideMark/>
+          </w:tcPr>
+          <w:p>
+            <w:pPr>
+              <w:spacing w:line="360" w:lineRule="auto"/>
+              <w:jc w:val="both"/>
+              <w:rPr>
+                <w:rFonts w:ascii="Times New Roman" w:eastAsia="Times New Roman" w:hAnsi="Times New Roman" w:cs="Times New Roman"/>
+                <w:b/>
+                <w:bCs/>
+                <w:color w:val="000000"/>
+                <w:sz w:val="20"/>
+                <w:szCs w:val="20"/>
+                <w:lang w:eastAsia="en-GB"/>
+              </w:rPr>
+            </w:pPr>
+            <w:proofErr w:type="gramStart"/>
+            <w:r>
+              <w:rPr>
+                <w:rFonts w:ascii="Times New Roman" w:eastAsia="Times New Roman" w:hAnsi="Times New Roman" w:cs="Times New Roman"/>
+                <w:b/>
+                <w:bCs/>
+                <w:color w:val="000000"/>
+                <w:sz w:val="20"/>
+                <w:szCs w:val="20"/>
+                <w:lang w:val="nl-NL" w:eastAsia="en-GB"/>
+              </w:rPr>
+              <w:t>k</w:t>
+            </w:r>
+            <w:proofErr w:type="gramEnd"/>
+            <w:r>
+              <w:rPr>
+                <w:rFonts w:ascii="Times New Roman" w:eastAsia="Times New Roman" w:hAnsi="Times New Roman" w:cs="Times New Roman"/>
+                <w:b/>
+                <w:bCs/>
+                <w:color w:val="000000"/>
+                <w:sz w:val="20"/>
+                <w:szCs w:val="20"/>
+                <w:lang w:val="nl-NL" w:eastAsia="en-GB"/>
+              </w:rPr>
+              <w:t xml:space="preserve"> </w:t>
+            </w:r>
+            <w:r>
+              <w:rPr>
+                <w:rFonts w:ascii="Times New Roman" w:eastAsia="Arial Unicode MS" w:hAnsi="Times New Roman" w:cs="Times New Roman"/>
+                <w:b/>
+                <w:bCs/>
+                <w:color w:val="000000"/>
+                <w:sz w:val="20"/>
+                <w:szCs w:val="20"/>
+                <w:lang w:val="nl-NL" w:eastAsia="en-GB"/>
+              </w:rPr>
+              <w:t>→</w:t>
+            </w:r>
+            <w:r>
+              <w:rPr>
+                <w:rFonts w:ascii="Times New Roman" w:eastAsia="Times New Roman" w:hAnsi="Times New Roman" w:cs="Times New Roman"/>
+                <w:b/>
+                <w:bCs/>
+                <w:color w:val="000000"/>
+                <w:sz w:val="20"/>
+                <w:szCs w:val="20"/>
+                <w:lang w:val="nl-NL" w:eastAsia="en-GB"/>
+              </w:rPr>
+              <w:t xml:space="preserve"> ‘Coffee’</w:t>
+            </w:r>
+          </w:p>
+        </w:tc>
+        <w:tc>
+          <w:tcPr>
+            <w:tcW w:w="1660" w:type="dxa"/>
+            <w:tcBorders>
+              <w:top w:val="nil"/>
+              <w:left w:val="nil"/>
+              <w:bottom w:val="single" w:sz="4" w:space="0" w:color="auto"/>
+              <w:right w:val="nil"/>
+            </w:tcBorders>
+            <w:shd w:val="clear" w:color="auto" w:fill="auto"/>
+            <w:vAlign w:val="center"/>
+            <w:hideMark/>
+          </w:tcPr>
+          <w:p>
+            <w:pPr>
+              <w:spacing w:line="360" w:lineRule="auto"/>
+              <w:jc w:val="both"/>
+              <w:rPr>
+                <w:rFonts w:ascii="Times New Roman" w:eastAsia="Times New Roman" w:hAnsi="Times New Roman" w:cs="Times New Roman"/>
+                <w:b/>
+                <w:bCs/>
+                <w:color w:val="000000"/>
+                <w:sz w:val="20"/>
+                <w:szCs w:val="20"/>
+                <w:lang w:eastAsia="en-GB"/>
+              </w:rPr>
+            </w:pPr>
+            <w:proofErr w:type="gramStart"/>
+            <w:r>
+              <w:rPr>
+                <w:rFonts w:ascii="Times New Roman" w:eastAsia="Times New Roman" w:hAnsi="Times New Roman" w:cs="Times New Roman"/>
+                <w:b/>
+                <w:bCs/>
+                <w:color w:val="000000"/>
+                <w:sz w:val="20"/>
+                <w:szCs w:val="20"/>
+                <w:lang w:val="nl-NL" w:eastAsia="en-GB"/>
+              </w:rPr>
+              <w:t>k</w:t>
+            </w:r>
+            <w:proofErr w:type="gramEnd"/>
+            <w:r>
+              <w:rPr>
+                <w:rFonts w:ascii="Times New Roman" w:eastAsia="Times New Roman" w:hAnsi="Times New Roman" w:cs="Times New Roman"/>
+                <w:b/>
+                <w:bCs/>
+                <w:color w:val="000000"/>
+                <w:sz w:val="20"/>
+                <w:szCs w:val="20"/>
+                <w:lang w:val="nl-NL" w:eastAsia="en-GB"/>
+              </w:rPr>
+              <w:t xml:space="preserve"> </w:t>
+            </w:r>
+            <w:r>
+              <w:rPr>
+                <w:rFonts w:ascii="Times New Roman" w:eastAsia="Arial Unicode MS" w:hAnsi="Times New Roman" w:cs="Times New Roman"/>
+                <w:b/>
+                <w:bCs/>
+                <w:color w:val="000000"/>
+                <w:sz w:val="20"/>
+                <w:szCs w:val="20"/>
+                <w:lang w:val="nl-NL" w:eastAsia="en-GB"/>
+              </w:rPr>
+              <w:t>→</w:t>
+            </w:r>
+            <w:r>
+              <w:rPr>
+                <w:rFonts w:ascii="Times New Roman" w:eastAsia="Times New Roman" w:hAnsi="Times New Roman" w:cs="Times New Roman"/>
+                <w:b/>
+                <w:bCs/>
+                <w:color w:val="000000"/>
+                <w:sz w:val="20"/>
+                <w:szCs w:val="20"/>
+                <w:lang w:val="nl-NL" w:eastAsia="en-GB"/>
+              </w:rPr>
+              <w:t xml:space="preserve"> ‘</w:t>
+            </w:r>
+            <w:proofErr w:type="spellStart"/>
+            <w:r>
+              <w:rPr>
+                <w:rFonts w:ascii="Times New Roman" w:eastAsia="Times New Roman" w:hAnsi="Times New Roman" w:cs="Times New Roman"/>
+                <w:b/>
+                <w:bCs/>
+                <w:color w:val="000000"/>
+                <w:sz w:val="20"/>
+                <w:szCs w:val="20"/>
+                <w:lang w:val="nl-NL" w:eastAsia="en-GB"/>
+              </w:rPr>
+              <w:t>Lemonade</w:t>
+            </w:r>
+            <w:proofErr w:type="spellEnd"/>
+            <w:r>
+              <w:rPr>
+                <w:rFonts w:ascii="Times New Roman" w:eastAsia="Times New Roman" w:hAnsi="Times New Roman" w:cs="Times New Roman"/>
+                <w:b/>
+                <w:bCs/>
+                <w:color w:val="000000"/>
+                <w:sz w:val="20"/>
+                <w:szCs w:val="20"/>
+                <w:lang w:val="nl-NL" w:eastAsia="en-GB"/>
+              </w:rPr>
+              <w:t>’</w:t>
+            </w:r>
+          </w:p>
+        </w:tc>
+        <w:tc>
+          <w:tcPr>
+            <w:tcW w:w="1640" w:type="dxa"/>
+            <w:tcBorders>
+              <w:top w:val="nil"/>
+              <w:left w:val="nil"/>
+              <w:bottom w:val="single" w:sz="4" w:space="0" w:color="auto"/>
+              <w:right w:val="nil"/>
+            </w:tcBorders>
+            <w:shd w:val="clear" w:color="auto" w:fill="auto"/>
+            <w:vAlign w:val="center"/>
+            <w:hideMark/>
+          </w:tcPr>
+          <w:p>
+            <w:pPr>
+              <w:spacing w:line="360" w:lineRule="auto"/>
+              <w:jc w:val="both"/>
+              <w:rPr>
+                <w:rFonts w:ascii="Times New Roman" w:eastAsia="Times New Roman" w:hAnsi="Times New Roman" w:cs="Times New Roman"/>
+                <w:b/>
+                <w:bCs/>
+                <w:color w:val="000000"/>
+                <w:sz w:val="20"/>
+                <w:szCs w:val="20"/>
+                <w:lang w:eastAsia="en-GB"/>
+              </w:rPr>
+            </w:pPr>
+            <w:r>
+              <w:rPr>
+                <w:rFonts w:ascii="Times New Roman" w:eastAsia="Times New Roman" w:hAnsi="Times New Roman" w:cs="Times New Roman"/>
+                <w:b/>
+                <w:bCs/>
+                <w:color w:val="000000"/>
+                <w:sz w:val="20"/>
+                <w:szCs w:val="20"/>
+                <w:lang w:eastAsia="en-GB"/>
+              </w:rPr>
+              <w:t xml:space="preserve">k </w:t>
+            </w:r>
+            <w:r>
+              <w:rPr>
+                <w:rFonts w:ascii="Times New Roman" w:eastAsia="Arial Unicode MS" w:hAnsi="Times New Roman" w:cs="Times New Roman"/>
+                <w:b/>
+                <w:bCs/>
+                <w:color w:val="000000"/>
+                <w:sz w:val="20"/>
+                <w:szCs w:val="20"/>
+                <w:lang w:val="nl-NL" w:eastAsia="en-GB"/>
+              </w:rPr>
+              <w:t>→</w:t>
+            </w:r>
+            <w:r>
+              <w:rPr>
+                <w:rFonts w:ascii="Times New Roman" w:eastAsia="Times New Roman" w:hAnsi="Times New Roman" w:cs="Times New Roman"/>
+                <w:b/>
+                <w:bCs/>
+                <w:color w:val="000000"/>
+                <w:sz w:val="20"/>
+                <w:szCs w:val="20"/>
+                <w:lang w:eastAsia="en-GB"/>
+              </w:rPr>
+              <w:t xml:space="preserve"> ‘</w:t>
+            </w:r>
+            <w:r>
+              <w:rPr>
+                <w:rFonts w:ascii="Times New Roman" w:eastAsia="Times New Roman" w:hAnsi="Times New Roman" w:cs="Times New Roman"/>
+                <w:b/>
+                <w:bCs/>
+                <w:color w:val="000000"/>
+                <w:sz w:val="20"/>
+                <w:szCs w:val="20"/>
+                <w:lang w:val="en-US" w:eastAsia="en-GB"/>
+              </w:rPr>
+              <w:t>P</w:t>
+            </w:r>
+            <w:r>
+              <w:rPr>
+                <w:rFonts w:ascii="Times New Roman" w:eastAsia="Times New Roman" w:hAnsi="Times New Roman" w:cs="Times New Roman"/>
+                <w:b/>
+                <w:bCs/>
+                <w:color w:val="000000"/>
+                <w:sz w:val="20"/>
+                <w:szCs w:val="20"/>
+                <w:lang w:eastAsia="en-GB"/>
+              </w:rPr>
+              <w:t>eppers’</w:t>
+            </w:r>
+          </w:p>
+        </w:tc>
+      </w:tr>
+      <w:tr>
+        <w:trPr>
+          <w:trHeight w:val="320"/>
+        </w:trPr>
+        <w:tc>
+          <w:tcPr>
+            <w:tcW w:w="1580" w:type="dxa"/>
+            <w:tcBorders>
+              <w:top w:val="nil"/>
+              <w:left w:val="nil"/>
+              <w:bottom w:val="nil"/>
+              <w:right w:val="nil"/>
+            </w:tcBorders>
+            <w:shd w:val="clear" w:color="auto" w:fill="auto"/>
+            <w:noWrap/>
+            <w:vAlign w:val="bottom"/>
+            <w:hideMark/>
+          </w:tcPr>
+          <w:p>
+            <w:pPr>
+              <w:spacing w:line="360" w:lineRule="auto"/>
+              <w:rPr>
+                <w:rFonts w:ascii="Times New Roman" w:eastAsia="Times New Roman" w:hAnsi="Times New Roman" w:cs="Times New Roman"/>
+                <w:b/>
+                <w:bCs/>
+                <w:color w:val="000000"/>
+                <w:sz w:val="20"/>
+                <w:szCs w:val="20"/>
+                <w:lang w:val="en-US" w:eastAsia="en-GB"/>
+              </w:rPr>
+            </w:pPr>
+            <w:r>
+              <w:rPr>
+                <w:rFonts w:ascii="Times New Roman" w:eastAsia="Times New Roman" w:hAnsi="Times New Roman" w:cs="Times New Roman"/>
+                <w:b/>
+                <w:bCs/>
+                <w:color w:val="000000"/>
+                <w:sz w:val="20"/>
+                <w:szCs w:val="20"/>
+                <w:lang w:eastAsia="en-GB"/>
+              </w:rPr>
+              <w:t>P(k</w:t>
+            </w:r>
+            <w:r>
+              <w:rPr>
+                <w:rFonts w:ascii="Times New Roman" w:eastAsia="Times New Roman" w:hAnsi="Times New Roman" w:cs="Times New Roman"/>
+                <w:color w:val="000000"/>
+                <w:sz w:val="20"/>
+                <w:szCs w:val="20"/>
+                <w:lang w:eastAsia="en-GB"/>
+              </w:rPr>
+              <w:t>|</w:t>
+            </w:r>
+            <w:r>
+              <w:rPr>
+                <w:rFonts w:ascii="Times New Roman" w:eastAsia="Times New Roman" w:hAnsi="Times New Roman" w:cs="Times New Roman"/>
+                <w:b/>
+                <w:bCs/>
+                <w:color w:val="000000"/>
+                <w:sz w:val="20"/>
+                <w:szCs w:val="20"/>
+                <w:lang w:eastAsia="en-GB"/>
+              </w:rPr>
+              <w:t>‘</w:t>
+            </w:r>
+            <w:r>
+              <w:rPr>
+                <w:rFonts w:ascii="Times New Roman" w:eastAsia="Times New Roman" w:hAnsi="Times New Roman" w:cs="Times New Roman"/>
+                <w:b/>
+                <w:bCs/>
+                <w:color w:val="000000"/>
+                <w:sz w:val="20"/>
+                <w:szCs w:val="20"/>
+                <w:lang w:val="en-US" w:eastAsia="en-GB"/>
+              </w:rPr>
+              <w:t>O</w:t>
+            </w:r>
+            <w:r>
+              <w:rPr>
+                <w:rFonts w:ascii="Times New Roman" w:eastAsia="Times New Roman" w:hAnsi="Times New Roman" w:cs="Times New Roman"/>
+                <w:b/>
+                <w:bCs/>
+                <w:color w:val="000000"/>
+                <w:sz w:val="20"/>
+                <w:szCs w:val="20"/>
+                <w:lang w:eastAsia="en-GB"/>
+              </w:rPr>
+              <w:t>ranges’)</w:t>
+            </w:r>
+            <w:r>
+              <w:rPr>
+                <w:rFonts w:ascii="Times New Roman" w:eastAsia="Times New Roman" w:hAnsi="Times New Roman" w:cs="Times New Roman"/>
+                <w:b/>
+                <w:bCs/>
+                <w:color w:val="000000"/>
+                <w:sz w:val="20"/>
+                <w:szCs w:val="20"/>
+                <w:lang w:val="en-US" w:eastAsia="en-GB"/>
+              </w:rPr>
+              <w:t xml:space="preserve"> </w:t>
+            </w:r>
+            <w:r>
+              <w:rPr>
+                <w:rFonts w:ascii="Times New Roman" w:eastAsia="Times New Roman" w:hAnsi="Times New Roman" w:cs="Times New Roman"/>
+                <w:b/>
+                <w:bCs/>
+                <w:color w:val="000000"/>
+                <w:sz w:val="20"/>
+                <w:szCs w:val="20"/>
+                <w:lang w:val="en-US" w:eastAsia="en-GB"/>
+              </w:rPr>
+              <w:t>/</w:t>
+            </w:r>
+          </w:p>
+        </w:tc>
+        <w:tc>
+          <w:tcPr>
+            <w:tcW w:w="1560" w:type="dxa"/>
+            <w:tcBorders>
+              <w:top w:val="nil"/>
+              <w:left w:val="nil"/>
+              <w:bottom w:val="nil"/>
+              <w:right w:val="nil"/>
+            </w:tcBorders>
+            <w:shd w:val="clear" w:color="auto" w:fill="auto"/>
+            <w:noWrap/>
+            <w:vAlign w:val="bottom"/>
+            <w:hideMark/>
+          </w:tcPr>
+          <w:p>
+            <w:pPr>
+              <w:spacing w:line="360" w:lineRule="auto"/>
+              <w:rPr>
+                <w:rFonts w:ascii="Times New Roman" w:eastAsia="Times New Roman" w:hAnsi="Times New Roman" w:cs="Times New Roman"/>
+                <w:b/>
+                <w:bCs/>
+                <w:color w:val="000000"/>
+                <w:sz w:val="20"/>
+                <w:szCs w:val="20"/>
+                <w:lang w:val="en-US" w:eastAsia="en-GB"/>
+              </w:rPr>
+            </w:pPr>
+            <w:r>
+              <w:rPr>
+                <w:rFonts w:ascii="Times New Roman" w:eastAsia="Times New Roman" w:hAnsi="Times New Roman" w:cs="Times New Roman"/>
+                <w:color w:val="767171" w:themeColor="background2" w:themeShade="80"/>
+                <w:sz w:val="20"/>
+                <w:szCs w:val="20"/>
+                <w:lang w:val="en-US" w:eastAsia="en-GB"/>
+              </w:rPr>
+              <w:t xml:space="preserve">89 / 10 = </w:t>
+            </w:r>
+            <w:r>
+              <w:rPr>
+                <w:rFonts w:ascii="Times New Roman" w:eastAsia="Times New Roman" w:hAnsi="Times New Roman" w:cs="Times New Roman"/>
+                <w:b/>
+                <w:bCs/>
+                <w:color w:val="000000"/>
+                <w:sz w:val="20"/>
+                <w:szCs w:val="20"/>
+                <w:lang w:val="en-US" w:eastAsia="en-GB"/>
+              </w:rPr>
+              <w:t>8.9</w:t>
+            </w:r>
+          </w:p>
+        </w:tc>
+        <w:tc>
+          <w:tcPr>
+            <w:tcW w:w="1580" w:type="dxa"/>
+            <w:tcBorders>
+              <w:top w:val="nil"/>
+              <w:left w:val="nil"/>
+              <w:bottom w:val="nil"/>
+              <w:right w:val="nil"/>
+            </w:tcBorders>
+            <w:shd w:val="clear" w:color="auto" w:fill="auto"/>
+            <w:noWrap/>
+            <w:vAlign w:val="bottom"/>
+            <w:hideMark/>
+          </w:tcPr>
+          <w:p>
+            <w:pPr>
+              <w:spacing w:line="360" w:lineRule="auto"/>
+              <w:rPr>
+                <w:rFonts w:ascii="Times New Roman" w:eastAsia="Times New Roman" w:hAnsi="Times New Roman" w:cs="Times New Roman"/>
+                <w:b/>
+                <w:bCs/>
+                <w:sz w:val="20"/>
+                <w:szCs w:val="20"/>
+                <w:lang w:val="en-US" w:eastAsia="en-GB"/>
+              </w:rPr>
+            </w:pPr>
+            <w:r>
+              <w:rPr>
+                <w:rFonts w:ascii="Times New Roman" w:eastAsia="Times New Roman" w:hAnsi="Times New Roman" w:cs="Times New Roman"/>
+                <w:color w:val="767171" w:themeColor="background2" w:themeShade="80"/>
+                <w:sz w:val="20"/>
+                <w:szCs w:val="20"/>
+                <w:lang w:val="en-US" w:eastAsia="en-GB"/>
+              </w:rPr>
+              <w:t xml:space="preserve">57 / 191 = </w:t>
+            </w:r>
+            <w:r>
+              <w:rPr>
+                <w:rFonts w:ascii="Times New Roman" w:eastAsia="Times New Roman" w:hAnsi="Times New Roman" w:cs="Times New Roman"/>
+                <w:b/>
+                <w:bCs/>
+                <w:sz w:val="20"/>
+                <w:szCs w:val="20"/>
+                <w:lang w:val="en-US" w:eastAsia="en-GB"/>
+              </w:rPr>
+              <w:t>0.</w:t>
+            </w:r>
+            <w:r>
+              <w:rPr>
+                <w:rFonts w:ascii="Times New Roman" w:eastAsia="Times New Roman" w:hAnsi="Times New Roman" w:cs="Times New Roman"/>
+                <w:b/>
+                <w:bCs/>
+                <w:sz w:val="20"/>
+                <w:szCs w:val="20"/>
+                <w:lang w:val="en-US" w:eastAsia="en-GB"/>
+              </w:rPr>
+              <w:t>3</w:t>
+            </w:r>
+          </w:p>
+        </w:tc>
+        <w:tc>
+          <w:tcPr>
+            <w:tcW w:w="1320" w:type="dxa"/>
+            <w:tcBorders>
+              <w:top w:val="nil"/>
+              <w:left w:val="nil"/>
+              <w:bottom w:val="nil"/>
+              <w:right w:val="nil"/>
+            </w:tcBorders>
+            <w:shd w:val="clear" w:color="auto" w:fill="auto"/>
+            <w:noWrap/>
+            <w:vAlign w:val="bottom"/>
+            <w:hideMark/>
+          </w:tcPr>
+          <w:p>
+            <w:pPr>
+              <w:spacing w:line="360" w:lineRule="auto"/>
+              <w:rPr>
+                <w:rFonts w:ascii="Times New Roman" w:eastAsia="Times New Roman" w:hAnsi="Times New Roman" w:cs="Times New Roman"/>
+                <w:sz w:val="20"/>
+                <w:szCs w:val="20"/>
+                <w:lang w:val="en-US" w:eastAsia="en-GB"/>
+              </w:rPr>
+            </w:pPr>
+            <w:r>
+              <w:rPr>
+                <w:rFonts w:ascii="Times New Roman" w:eastAsia="Times New Roman" w:hAnsi="Times New Roman" w:cs="Times New Roman"/>
+                <w:color w:val="767171" w:themeColor="background2" w:themeShade="80"/>
+                <w:sz w:val="20"/>
+                <w:szCs w:val="20"/>
+                <w:lang w:val="en-US" w:eastAsia="en-GB"/>
+              </w:rPr>
+              <w:t xml:space="preserve">49 / 33 = </w:t>
+            </w:r>
+            <w:r>
+              <w:rPr>
+                <w:rFonts w:ascii="Times New Roman" w:eastAsia="Times New Roman" w:hAnsi="Times New Roman" w:cs="Times New Roman"/>
+                <w:b/>
+                <w:bCs/>
+                <w:sz w:val="20"/>
+                <w:szCs w:val="20"/>
+                <w:lang w:val="en-US" w:eastAsia="en-GB"/>
+              </w:rPr>
+              <w:t>1</w:t>
+            </w:r>
+            <w:r>
+              <w:rPr>
+                <w:rFonts w:ascii="Times New Roman" w:eastAsia="Times New Roman" w:hAnsi="Times New Roman" w:cs="Times New Roman"/>
+                <w:b/>
+                <w:bCs/>
+                <w:sz w:val="20"/>
+                <w:szCs w:val="20"/>
+                <w:lang w:val="en-US" w:eastAsia="en-GB"/>
+              </w:rPr>
+              <w:t>.5</w:t>
+            </w:r>
+          </w:p>
+        </w:tc>
+        <w:tc>
+          <w:tcPr>
+            <w:tcW w:w="1660" w:type="dxa"/>
+            <w:tcBorders>
+              <w:top w:val="nil"/>
+              <w:left w:val="nil"/>
+              <w:bottom w:val="nil"/>
+              <w:right w:val="nil"/>
+            </w:tcBorders>
+            <w:shd w:val="clear" w:color="auto" w:fill="auto"/>
+            <w:noWrap/>
+            <w:vAlign w:val="bottom"/>
+            <w:hideMark/>
+          </w:tcPr>
+          <w:p>
+            <w:pPr>
+              <w:spacing w:line="360" w:lineRule="auto"/>
+              <w:rPr>
+                <w:rFonts w:ascii="Times New Roman" w:eastAsia="Times New Roman" w:hAnsi="Times New Roman" w:cs="Times New Roman"/>
+                <w:sz w:val="20"/>
+                <w:szCs w:val="20"/>
+                <w:lang w:val="en-US" w:eastAsia="en-GB"/>
+              </w:rPr>
+            </w:pPr>
+            <w:r>
+              <w:rPr>
+                <w:rFonts w:ascii="Times New Roman" w:eastAsia="Times New Roman" w:hAnsi="Times New Roman" w:cs="Times New Roman"/>
+                <w:color w:val="767171" w:themeColor="background2" w:themeShade="80"/>
+                <w:sz w:val="20"/>
+                <w:szCs w:val="20"/>
+                <w:lang w:val="en-US" w:eastAsia="en-GB"/>
+              </w:rPr>
+              <w:t xml:space="preserve">54 / 50 = </w:t>
+            </w:r>
+            <w:r>
+              <w:rPr>
+                <w:rFonts w:ascii="Times New Roman" w:eastAsia="Times New Roman" w:hAnsi="Times New Roman" w:cs="Times New Roman"/>
+                <w:b/>
+                <w:bCs/>
+                <w:sz w:val="20"/>
+                <w:szCs w:val="20"/>
+                <w:lang w:val="en-US" w:eastAsia="en-GB"/>
+              </w:rPr>
+              <w:t>1.1</w:t>
+            </w:r>
+          </w:p>
+        </w:tc>
+        <w:tc>
+          <w:tcPr>
+            <w:tcW w:w="1640" w:type="dxa"/>
+            <w:tcBorders>
+              <w:top w:val="nil"/>
+              <w:left w:val="nil"/>
+              <w:bottom w:val="nil"/>
+              <w:right w:val="nil"/>
+            </w:tcBorders>
+            <w:shd w:val="clear" w:color="auto" w:fill="auto"/>
+            <w:noWrap/>
+            <w:vAlign w:val="bottom"/>
+            <w:hideMark/>
+          </w:tcPr>
+          <w:p>
+            <w:pPr>
+              <w:spacing w:line="360" w:lineRule="auto"/>
+              <w:rPr>
+                <w:rFonts w:ascii="Times New Roman" w:eastAsia="Times New Roman" w:hAnsi="Times New Roman" w:cs="Times New Roman"/>
+                <w:sz w:val="20"/>
+                <w:szCs w:val="20"/>
+                <w:lang w:val="en-US" w:eastAsia="en-GB"/>
+              </w:rPr>
+            </w:pPr>
+            <w:r>
+              <w:rPr>
+                <w:rFonts w:ascii="Times New Roman" w:eastAsia="Times New Roman" w:hAnsi="Times New Roman" w:cs="Times New Roman"/>
+                <w:color w:val="767171" w:themeColor="background2" w:themeShade="80"/>
+                <w:sz w:val="20"/>
+                <w:szCs w:val="20"/>
+                <w:lang w:val="en-US" w:eastAsia="en-GB"/>
+              </w:rPr>
+              <w:t xml:space="preserve">56 / 34 = </w:t>
+            </w:r>
+            <w:r>
+              <w:rPr>
+                <w:rFonts w:ascii="Times New Roman" w:eastAsia="Times New Roman" w:hAnsi="Times New Roman" w:cs="Times New Roman"/>
+                <w:b/>
+                <w:bCs/>
+                <w:sz w:val="20"/>
+                <w:szCs w:val="20"/>
+                <w:lang w:val="en-US" w:eastAsia="en-GB"/>
+              </w:rPr>
+              <w:t>1</w:t>
+            </w:r>
+            <w:r>
+              <w:rPr>
+                <w:rFonts w:ascii="Times New Roman" w:eastAsia="Times New Roman" w:hAnsi="Times New Roman" w:cs="Times New Roman"/>
+                <w:b/>
+                <w:bCs/>
+                <w:sz w:val="20"/>
+                <w:szCs w:val="20"/>
+                <w:lang w:val="en-US" w:eastAsia="en-GB"/>
+              </w:rPr>
+              <w:t>.6</w:t>
+            </w:r>
+          </w:p>
+        </w:tc>
+      </w:tr>
+      <w:tr>
+        <w:trPr>
+          <w:trHeight w:val="320"/>
+        </w:trPr>
+        <w:tc>
+          <w:tcPr>
+            <w:tcW w:w="1580" w:type="dxa"/>
+            <w:tcBorders>
+              <w:top w:val="nil"/>
+              <w:left w:val="nil"/>
+              <w:bottom w:val="single" w:sz="4" w:space="0" w:color="auto"/>
+              <w:right w:val="nil"/>
+            </w:tcBorders>
+            <w:shd w:val="clear" w:color="auto" w:fill="auto"/>
+            <w:noWrap/>
+            <w:vAlign w:val="bottom"/>
+            <w:hideMark/>
+          </w:tcPr>
+          <w:p>
+            <w:pPr>
+              <w:spacing w:line="360" w:lineRule="auto"/>
+              <w:rPr>
+                <w:rFonts w:ascii="Times New Roman" w:eastAsia="Times New Roman" w:hAnsi="Times New Roman" w:cs="Times New Roman"/>
+                <w:b/>
+                <w:bCs/>
+                <w:color w:val="000000"/>
+                <w:sz w:val="20"/>
+                <w:szCs w:val="20"/>
+                <w:lang w:eastAsia="en-GB"/>
+              </w:rPr>
+            </w:pPr>
+            <w:r>
+              <w:rPr>
+                <w:rFonts w:ascii="Times New Roman" w:eastAsia="Times New Roman" w:hAnsi="Times New Roman" w:cs="Times New Roman"/>
+                <w:b/>
+                <w:bCs/>
+                <w:color w:val="000000"/>
+                <w:sz w:val="20"/>
+                <w:szCs w:val="20"/>
+                <w:lang w:eastAsia="en-GB"/>
+              </w:rPr>
+              <w:t>P(k</w:t>
+            </w:r>
+            <w:r>
+              <w:rPr>
+                <w:rFonts w:ascii="Times New Roman" w:eastAsia="Times New Roman" w:hAnsi="Times New Roman" w:cs="Times New Roman"/>
+                <w:color w:val="000000"/>
+                <w:sz w:val="20"/>
+                <w:szCs w:val="20"/>
+                <w:lang w:eastAsia="en-GB"/>
+              </w:rPr>
+              <w:t>|</w:t>
+            </w:r>
+            <w:r>
+              <w:rPr>
+                <w:rFonts w:ascii="Times New Roman" w:eastAsia="Times New Roman" w:hAnsi="Times New Roman" w:cs="Times New Roman"/>
+                <w:b/>
+                <w:bCs/>
+                <w:color w:val="000000"/>
+                <w:sz w:val="20"/>
+                <w:szCs w:val="20"/>
+                <w:lang w:eastAsia="en-GB"/>
+              </w:rPr>
+              <w:t>‘</w:t>
+            </w:r>
+            <w:r>
+              <w:rPr>
+                <w:rFonts w:ascii="Times New Roman" w:eastAsia="Times New Roman" w:hAnsi="Times New Roman" w:cs="Times New Roman"/>
+                <w:b/>
+                <w:bCs/>
+                <w:color w:val="000000"/>
+                <w:sz w:val="20"/>
+                <w:szCs w:val="20"/>
+                <w:lang w:val="en-US" w:eastAsia="en-GB"/>
+              </w:rPr>
+              <w:t>T</w:t>
+            </w:r>
+            <w:r>
+              <w:rPr>
+                <w:rFonts w:ascii="Times New Roman" w:eastAsia="Times New Roman" w:hAnsi="Times New Roman" w:cs="Times New Roman"/>
+                <w:b/>
+                <w:bCs/>
+                <w:color w:val="000000"/>
+                <w:sz w:val="20"/>
+                <w:szCs w:val="20"/>
+                <w:lang w:eastAsia="en-GB"/>
+              </w:rPr>
+              <w:t>wix’)</w:t>
+            </w:r>
+          </w:p>
+        </w:tc>
+        <w:tc>
+          <w:tcPr>
+            <w:tcW w:w="1560" w:type="dxa"/>
+            <w:tcBorders>
+              <w:top w:val="nil"/>
+              <w:left w:val="nil"/>
+              <w:bottom w:val="single" w:sz="4" w:space="0" w:color="auto"/>
+              <w:right w:val="nil"/>
+            </w:tcBorders>
+            <w:shd w:val="clear" w:color="auto" w:fill="auto"/>
+            <w:noWrap/>
+            <w:vAlign w:val="bottom"/>
+            <w:hideMark/>
+          </w:tcPr>
+          <w:p>
+            <w:pPr>
+              <w:spacing w:line="360" w:lineRule="auto"/>
+              <w:rPr>
+                <w:rFonts w:ascii="Times New Roman" w:eastAsia="Times New Roman" w:hAnsi="Times New Roman" w:cs="Times New Roman"/>
+                <w:color w:val="000000"/>
+                <w:sz w:val="20"/>
+                <w:szCs w:val="20"/>
+                <w:lang w:val="en-US" w:eastAsia="en-GB"/>
+              </w:rPr>
+            </w:pPr>
+          </w:p>
+        </w:tc>
+        <w:tc>
+          <w:tcPr>
+            <w:tcW w:w="1580" w:type="dxa"/>
+            <w:tcBorders>
+              <w:top w:val="nil"/>
+              <w:left w:val="nil"/>
+              <w:bottom w:val="single" w:sz="4" w:space="0" w:color="auto"/>
+              <w:right w:val="nil"/>
+            </w:tcBorders>
+            <w:shd w:val="clear" w:color="auto" w:fill="auto"/>
+            <w:noWrap/>
+            <w:vAlign w:val="bottom"/>
+            <w:hideMark/>
+          </w:tcPr>
+          <w:p>
+            <w:pPr>
+              <w:spacing w:line="360" w:lineRule="auto"/>
+              <w:rPr>
+                <w:rFonts w:ascii="Times New Roman" w:eastAsia="Times New Roman" w:hAnsi="Times New Roman" w:cs="Times New Roman"/>
+                <w:color w:val="000000"/>
+                <w:sz w:val="20"/>
+                <w:szCs w:val="20"/>
+                <w:lang w:eastAsia="en-GB"/>
+              </w:rPr>
+            </w:pPr>
+            <w:r>
+              <w:rPr>
+                <w:rFonts w:ascii="Times New Roman" w:eastAsia="Times New Roman" w:hAnsi="Times New Roman" w:cs="Times New Roman"/>
+                <w:color w:val="000000"/>
+                <w:sz w:val="20"/>
+                <w:szCs w:val="20"/>
+                <w:lang w:eastAsia="en-GB"/>
+              </w:rPr>
+              <w:t> </w:t>
+            </w:r>
+          </w:p>
+        </w:tc>
+        <w:tc>
+          <w:tcPr>
+            <w:tcW w:w="1320" w:type="dxa"/>
+            <w:tcBorders>
+              <w:top w:val="nil"/>
+              <w:left w:val="nil"/>
+              <w:bottom w:val="single" w:sz="4" w:space="0" w:color="auto"/>
+              <w:right w:val="nil"/>
+            </w:tcBorders>
+            <w:shd w:val="clear" w:color="auto" w:fill="auto"/>
+            <w:noWrap/>
+            <w:vAlign w:val="bottom"/>
+            <w:hideMark/>
+          </w:tcPr>
+          <w:p>
+            <w:pPr>
+              <w:spacing w:line="360" w:lineRule="auto"/>
+              <w:rPr>
+                <w:rFonts w:ascii="Times New Roman" w:eastAsia="Times New Roman" w:hAnsi="Times New Roman" w:cs="Times New Roman"/>
+                <w:color w:val="000000"/>
+                <w:sz w:val="20"/>
+                <w:szCs w:val="20"/>
+                <w:lang w:eastAsia="en-GB"/>
+              </w:rPr>
+            </w:pPr>
+            <w:r>
+              <w:rPr>
+                <w:rFonts w:ascii="Times New Roman" w:eastAsia="Times New Roman" w:hAnsi="Times New Roman" w:cs="Times New Roman"/>
+                <w:color w:val="000000"/>
+                <w:sz w:val="20"/>
+                <w:szCs w:val="20"/>
+                <w:lang w:eastAsia="en-GB"/>
+              </w:rPr>
+              <w:t> </w:t>
+            </w:r>
+          </w:p>
+        </w:tc>
+        <w:tc>
+          <w:tcPr>
+            <w:tcW w:w="1660" w:type="dxa"/>
+            <w:tcBorders>
+              <w:top w:val="nil"/>
+              <w:left w:val="nil"/>
+              <w:bottom w:val="single" w:sz="4" w:space="0" w:color="auto"/>
+              <w:right w:val="nil"/>
+            </w:tcBorders>
+            <w:shd w:val="clear" w:color="auto" w:fill="auto"/>
+            <w:noWrap/>
+            <w:vAlign w:val="bottom"/>
+            <w:hideMark/>
+          </w:tcPr>
+          <w:p>
+            <w:pPr>
+              <w:spacing w:line="360" w:lineRule="auto"/>
+              <w:rPr>
+                <w:rFonts w:ascii="Times New Roman" w:eastAsia="Times New Roman" w:hAnsi="Times New Roman" w:cs="Times New Roman"/>
+                <w:color w:val="000000"/>
+                <w:sz w:val="20"/>
+                <w:szCs w:val="20"/>
+                <w:lang w:eastAsia="en-GB"/>
+              </w:rPr>
+            </w:pPr>
+            <w:r>
+              <w:rPr>
+                <w:rFonts w:ascii="Times New Roman" w:eastAsia="Times New Roman" w:hAnsi="Times New Roman" w:cs="Times New Roman"/>
+                <w:color w:val="000000"/>
+                <w:sz w:val="20"/>
+                <w:szCs w:val="20"/>
+                <w:lang w:eastAsia="en-GB"/>
+              </w:rPr>
+              <w:t> </w:t>
+            </w:r>
+          </w:p>
+        </w:tc>
+        <w:tc>
+          <w:tcPr>
+            <w:tcW w:w="1640" w:type="dxa"/>
+            <w:tcBorders>
+              <w:top w:val="nil"/>
+              <w:left w:val="nil"/>
+              <w:bottom w:val="single" w:sz="4" w:space="0" w:color="auto"/>
+              <w:right w:val="nil"/>
+            </w:tcBorders>
+            <w:shd w:val="clear" w:color="auto" w:fill="auto"/>
+            <w:noWrap/>
+            <w:vAlign w:val="bottom"/>
+            <w:hideMark/>
+          </w:tcPr>
+          <w:p>
+            <w:pPr>
+              <w:spacing w:line="360" w:lineRule="auto"/>
+              <w:rPr>
+                <w:rFonts w:ascii="Times New Roman" w:eastAsia="Times New Roman" w:hAnsi="Times New Roman" w:cs="Times New Roman"/>
+                <w:color w:val="000000"/>
+                <w:sz w:val="20"/>
+                <w:szCs w:val="20"/>
+                <w:lang w:eastAsia="en-GB"/>
+              </w:rPr>
+            </w:pPr>
+            <w:r>
+              <w:rPr>
+                <w:rFonts w:ascii="Times New Roman" w:eastAsia="Times New Roman" w:hAnsi="Times New Roman" w:cs="Times New Roman"/>
+                <w:color w:val="000000"/>
+                <w:sz w:val="20"/>
+                <w:szCs w:val="20"/>
+                <w:lang w:eastAsia="en-GB"/>
+              </w:rPr>
+              <w:t> </w:t>
+            </w:r>
+          </w:p>
+        </w:tc>
+      </w:tr>
+    </w:tbl>
+    <w:p>
+      <w:pPr>
+        <w:jc w:val="both"/>
+        <w:rPr>
+          <w:rFonts w:ascii="Times New Roman" w:eastAsia="Times New Roman" w:hAnsi="Times New Roman" w:cs="Times New Roman"/>
+          <w:lang w:eastAsia="en-GB"/>
+        </w:rPr>
+      </w:pPr>
+    </w:p>
+    <w:p>
+      <w:pPr>
+        <w:spacing w:line="360" w:lineRule="auto"/>
+        <w:jc w:val="both"/>
+        <w:rPr>
+          <w:rFonts w:ascii="Times New Roman" w:hAnsi="Times New Roman" w:cs="Times New Roman"/>
+          <w:i/>
+          <w:iCs/>
+          <w:lang w:val="nl-NL"/>
+        </w:rPr>
+      </w:pPr>
+      <w:r>
+        <w:rPr>
+          <w:rFonts w:ascii="Times New Roman" w:hAnsi="Times New Roman" w:cs="Times New Roman"/>
+          <w:b/>
+          <w:bCs/>
+          <w:i/>
+          <w:iCs/>
+          <w:lang w:val="nl-NL"/>
+        </w:rPr>
+        <w:t xml:space="preserve">Tabel </w:t>
+      </w:r>
+      <w:r>
+        <w:rPr>
+          <w:rFonts w:ascii="Times New Roman" w:hAnsi="Times New Roman" w:cs="Times New Roman"/>
+          <w:b/>
+          <w:bCs/>
+          <w:i/>
+          <w:iCs/>
+          <w:lang w:val="nl-NL"/>
+        </w:rPr>
+        <w:t>2</w:t>
+      </w:r>
+      <w:r>
+        <w:rPr>
+          <w:rFonts w:ascii="Times New Roman" w:hAnsi="Times New Roman" w:cs="Times New Roman"/>
+          <w:b/>
+          <w:bCs/>
+          <w:i/>
+          <w:iCs/>
+          <w:lang w:val="nl-NL"/>
+        </w:rPr>
+        <w:t xml:space="preserve">. </w:t>
+      </w:r>
+      <w:r>
+        <w:rPr>
+          <w:rFonts w:ascii="Times New Roman" w:hAnsi="Times New Roman" w:cs="Times New Roman"/>
+          <w:i/>
+          <w:iCs/>
+          <w:lang w:val="nl-NL"/>
+        </w:rPr>
+        <w:t xml:space="preserve">De </w:t>
+      </w:r>
+      <w:r>
+        <w:rPr>
+          <w:rFonts w:ascii="Times New Roman" w:hAnsi="Times New Roman" w:cs="Times New Roman"/>
+          <w:i/>
+          <w:iCs/>
+          <w:lang w:val="nl-NL"/>
+        </w:rPr>
+        <w:t xml:space="preserve">ratio van de </w:t>
+      </w:r>
+      <w:r>
+        <w:rPr>
+          <w:rFonts w:ascii="Times New Roman" w:hAnsi="Times New Roman" w:cs="Times New Roman"/>
+          <w:i/>
+          <w:iCs/>
+          <w:lang w:val="nl-NL"/>
+        </w:rPr>
+        <w:t>waarschijnlijkhed</w:t>
+      </w:r>
+      <w:r>
+        <w:rPr>
+          <w:rFonts w:ascii="Times New Roman" w:hAnsi="Times New Roman" w:cs="Times New Roman"/>
+          <w:i/>
+          <w:iCs/>
+          <w:lang w:val="nl-NL"/>
+        </w:rPr>
+        <w:t>en</w:t>
+      </w:r>
+      <w:r>
+        <w:rPr>
+          <w:rFonts w:ascii="Times New Roman" w:hAnsi="Times New Roman" w:cs="Times New Roman"/>
+          <w:i/>
+          <w:iCs/>
+          <w:lang w:val="nl-NL"/>
+        </w:rPr>
+        <w:t xml:space="preserve"> om woord k aan te treffen in de omgeving van het woord ‘</w:t>
+      </w:r>
+      <w:proofErr w:type="spellStart"/>
+      <w:r>
+        <w:rPr>
+          <w:rFonts w:ascii="Times New Roman" w:hAnsi="Times New Roman" w:cs="Times New Roman"/>
+          <w:i/>
+          <w:iCs/>
+          <w:lang w:val="nl-NL"/>
+        </w:rPr>
+        <w:t>Oranges</w:t>
+      </w:r>
+      <w:proofErr w:type="spellEnd"/>
+      <w:r>
+        <w:rPr>
+          <w:rFonts w:ascii="Times New Roman" w:hAnsi="Times New Roman" w:cs="Times New Roman"/>
+          <w:i/>
+          <w:iCs/>
+          <w:lang w:val="nl-NL"/>
+        </w:rPr>
+        <w:t xml:space="preserve">’ </w:t>
+      </w:r>
+      <w:r>
+        <w:rPr>
+          <w:rFonts w:ascii="Times New Roman" w:hAnsi="Times New Roman" w:cs="Times New Roman"/>
+          <w:i/>
+          <w:iCs/>
+          <w:lang w:val="nl-NL"/>
+        </w:rPr>
+        <w:t xml:space="preserve">dan wel het woord </w:t>
+      </w:r>
+      <w:r>
+        <w:rPr>
+          <w:rFonts w:ascii="Times New Roman" w:hAnsi="Times New Roman" w:cs="Times New Roman"/>
+          <w:i/>
+          <w:iCs/>
+          <w:lang w:val="nl-NL"/>
+        </w:rPr>
+        <w:t>‘Twix’</w:t>
+      </w:r>
+      <w:r>
+        <w:rPr>
+          <w:rFonts w:ascii="Times New Roman" w:hAnsi="Times New Roman" w:cs="Times New Roman"/>
+          <w:i/>
+          <w:iCs/>
+          <w:lang w:val="nl-NL"/>
+        </w:rPr>
+        <w:t>.</w:t>
+      </w:r>
+      <w:r>
+        <w:rPr>
+          <w:rFonts w:ascii="Times New Roman" w:hAnsi="Times New Roman" w:cs="Times New Roman"/>
+          <w:i/>
+          <w:iCs/>
+          <w:lang w:val="nl-NL"/>
+        </w:rPr>
+        <w:t xml:space="preserve"> Het onderscheidend vermogen van de ratio</w:t>
+      </w:r>
+      <w:r>
+        <w:rPr>
+          <w:rFonts w:ascii="Times New Roman" w:hAnsi="Times New Roman" w:cs="Times New Roman"/>
+          <w:i/>
+          <w:iCs/>
+          <w:lang w:val="nl-NL"/>
+        </w:rPr>
+        <w:t>’</w:t>
+      </w:r>
+      <w:r>
+        <w:rPr>
+          <w:rFonts w:ascii="Times New Roman" w:hAnsi="Times New Roman" w:cs="Times New Roman"/>
+          <w:i/>
+          <w:iCs/>
+          <w:lang w:val="nl-NL"/>
+        </w:rPr>
+        <w:t xml:space="preserve">s </w:t>
+      </w:r>
+      <w:r>
+        <w:rPr>
+          <w:rFonts w:ascii="Times New Roman" w:hAnsi="Times New Roman" w:cs="Times New Roman"/>
+          <w:i/>
+          <w:iCs/>
+          <w:lang w:val="nl-NL"/>
+        </w:rPr>
+        <w:t>voor ‘</w:t>
+      </w:r>
+      <w:proofErr w:type="spellStart"/>
+      <w:r>
+        <w:rPr>
+          <w:rFonts w:ascii="Times New Roman" w:hAnsi="Times New Roman" w:cs="Times New Roman"/>
+          <w:i/>
+          <w:iCs/>
+          <w:lang w:val="nl-NL"/>
+        </w:rPr>
+        <w:t>Apples</w:t>
+      </w:r>
+      <w:proofErr w:type="spellEnd"/>
+      <w:r>
+        <w:rPr>
+          <w:rFonts w:ascii="Times New Roman" w:hAnsi="Times New Roman" w:cs="Times New Roman"/>
+          <w:i/>
+          <w:iCs/>
+          <w:lang w:val="nl-NL"/>
+        </w:rPr>
+        <w:t>’ en ‘</w:t>
+      </w:r>
+      <w:proofErr w:type="spellStart"/>
+      <w:r>
+        <w:rPr>
+          <w:rFonts w:ascii="Times New Roman" w:hAnsi="Times New Roman" w:cs="Times New Roman"/>
+          <w:i/>
+          <w:iCs/>
+          <w:lang w:val="nl-NL"/>
+        </w:rPr>
+        <w:t>Snickers</w:t>
+      </w:r>
+      <w:proofErr w:type="spellEnd"/>
+      <w:r>
+        <w:rPr>
+          <w:rFonts w:ascii="Times New Roman" w:hAnsi="Times New Roman" w:cs="Times New Roman"/>
+          <w:i/>
+          <w:iCs/>
+          <w:lang w:val="nl-NL"/>
+        </w:rPr>
+        <w:t xml:space="preserve">’ – </w:t>
+      </w:r>
+      <w:r>
+        <w:rPr>
+          <w:rFonts w:ascii="Times New Roman" w:hAnsi="Times New Roman" w:cs="Times New Roman"/>
+          <w:i/>
+          <w:iCs/>
+          <w:lang w:val="nl-NL"/>
+        </w:rPr>
+        <w:t xml:space="preserve">ten opzichte van de </w:t>
+      </w:r>
+      <w:r>
+        <w:rPr>
+          <w:rFonts w:ascii="Times New Roman" w:hAnsi="Times New Roman" w:cs="Times New Roman"/>
+          <w:i/>
+          <w:iCs/>
+          <w:lang w:val="nl-NL"/>
+        </w:rPr>
+        <w:t xml:space="preserve">drie </w:t>
+      </w:r>
+      <w:r>
+        <w:rPr>
+          <w:rFonts w:ascii="Times New Roman" w:hAnsi="Times New Roman" w:cs="Times New Roman"/>
+          <w:i/>
+          <w:iCs/>
+          <w:lang w:val="nl-NL"/>
+        </w:rPr>
+        <w:t>willekeurig</w:t>
+      </w:r>
+      <w:r>
+        <w:rPr>
+          <w:rFonts w:ascii="Times New Roman" w:hAnsi="Times New Roman" w:cs="Times New Roman"/>
+          <w:i/>
+          <w:iCs/>
+          <w:lang w:val="nl-NL"/>
+        </w:rPr>
+        <w:t xml:space="preserve"> gekozen</w:t>
+      </w:r>
+      <w:r>
+        <w:rPr>
+          <w:rFonts w:ascii="Times New Roman" w:hAnsi="Times New Roman" w:cs="Times New Roman"/>
+          <w:i/>
+          <w:iCs/>
+          <w:lang w:val="nl-NL"/>
+        </w:rPr>
+        <w:t xml:space="preserve"> woorden </w:t>
+      </w:r>
+      <w:r>
+        <w:rPr>
+          <w:rFonts w:ascii="Times New Roman" w:hAnsi="Times New Roman" w:cs="Times New Roman"/>
+          <w:i/>
+          <w:iCs/>
+          <w:lang w:val="nl-NL"/>
+        </w:rPr>
+        <w:t xml:space="preserve">– </w:t>
+      </w:r>
+      <w:r>
+        <w:rPr>
+          <w:rFonts w:ascii="Times New Roman" w:hAnsi="Times New Roman" w:cs="Times New Roman"/>
+          <w:i/>
+          <w:iCs/>
+          <w:lang w:val="nl-NL"/>
+        </w:rPr>
+        <w:t>is veel groter dan die van de waarschijnlijkheden alleen (</w:t>
+      </w:r>
+      <w:r>
+        <w:rPr>
+          <w:rFonts w:ascii="Times New Roman" w:hAnsi="Times New Roman" w:cs="Times New Roman"/>
+          <w:i/>
+          <w:iCs/>
+          <w:lang w:val="nl-NL"/>
+        </w:rPr>
+        <w:t xml:space="preserve">zie: </w:t>
+      </w:r>
+      <w:r>
+        <w:rPr>
+          <w:rFonts w:ascii="Times New Roman" w:hAnsi="Times New Roman" w:cs="Times New Roman"/>
+          <w:i/>
+          <w:iCs/>
+          <w:lang w:val="nl-NL"/>
+        </w:rPr>
+        <w:t>Tabel 1).</w:t>
+      </w:r>
+    </w:p>
+    <w:p>
+      <w:pPr>
+        <w:spacing w:line="360" w:lineRule="auto"/>
+        <w:jc w:val="both"/>
+        <w:rPr>
+          <w:rFonts w:ascii="Times New Roman" w:hAnsi="Times New Roman" w:cs="Times New Roman"/>
+          <w:lang w:val="nl-NL"/>
+        </w:rPr>
+      </w:pPr>
+    </w:p>
+    <w:p>
+      <w:pPr>
+        <w:spacing w:line="360" w:lineRule="auto"/>
+        <w:jc w:val="both"/>
+        <w:rPr>
+          <w:rFonts w:ascii="Times New Roman" w:hAnsi="Times New Roman" w:cs="Times New Roman"/>
+          <w:b/>
+          <w:bCs/>
+          <w:lang w:val="nl-NL"/>
+        </w:rPr>
+      </w:pPr>
+    </w:p>
+    <w:p>
+      <w:pPr>
+        <w:spacing w:line="360" w:lineRule="auto"/>
+        <w:jc w:val="both"/>
+        <w:rPr>
+          <w:rFonts w:ascii="Times New Roman" w:hAnsi="Times New Roman" w:cs="Times New Roman"/>
+          <w:b/>
+          <w:bCs/>
+          <w:lang w:val="nl-NL"/>
+        </w:rPr>
+      </w:pPr>
+    </w:p>
+    <w:p>
+      <w:pPr>
+        <w:spacing w:line="360" w:lineRule="auto"/>
+        <w:jc w:val="both"/>
+        <w:rPr>
+          <w:rFonts w:ascii="Times New Roman" w:hAnsi="Times New Roman" w:cs="Times New Roman"/>
+          <w:b/>
+          <w:bCs/>
+          <w:lang w:val="nl-NL"/>
+        </w:rPr>
+      </w:pPr>
+    </w:p>
+    <w:p>
+      <w:pPr>
+        <w:spacing w:line="360" w:lineRule="auto"/>
+        <w:jc w:val="both"/>
+        <w:rPr>
+          <w:rFonts w:ascii="Times New Roman" w:hAnsi="Times New Roman" w:cs="Times New Roman"/>
+          <w:b/>
+          <w:bCs/>
+          <w:lang w:val="nl-NL"/>
+        </w:rPr>
+      </w:pPr>
+      <w:r>
+        <w:rPr>
+          <w:rFonts w:ascii="Times New Roman" w:hAnsi="Times New Roman" w:cs="Times New Roman"/>
+          <w:b/>
+          <w:bCs/>
+          <w:lang w:val="nl-NL"/>
+        </w:rPr>
+        <w:t xml:space="preserve">3. </w:t>
+      </w:r>
+      <w:proofErr w:type="spellStart"/>
+      <w:r>
+        <w:rPr>
+          <w:rFonts w:ascii="Times New Roman" w:hAnsi="Times New Roman" w:cs="Times New Roman"/>
+          <w:b/>
+          <w:bCs/>
+          <w:lang w:val="nl-NL"/>
+        </w:rPr>
+        <w:t>Saussures</w:t>
+      </w:r>
+      <w:proofErr w:type="spellEnd"/>
+      <w:r>
+        <w:rPr>
+          <w:rFonts w:ascii="Times New Roman" w:hAnsi="Times New Roman" w:cs="Times New Roman"/>
+          <w:b/>
+          <w:bCs/>
+          <w:lang w:val="nl-NL"/>
+        </w:rPr>
+        <w:t xml:space="preserve"> dichotomie als verklarende theorie</w:t>
+      </w:r>
+    </w:p>
+    <w:p>
+      <w:pPr>
+        <w:spacing w:line="360" w:lineRule="auto"/>
+        <w:jc w:val="both"/>
+        <w:rPr>
+          <w:rFonts w:ascii="Times New Roman" w:hAnsi="Times New Roman" w:cs="Times New Roman"/>
+          <w:lang w:val="nl-NL"/>
+        </w:rPr>
+      </w:pPr>
+    </w:p>
+    <w:p>
+      <w:pPr>
+        <w:spacing w:line="360" w:lineRule="auto"/>
+        <w:jc w:val="both"/>
+        <w:rPr>
+          <w:rFonts w:ascii="Times New Roman" w:hAnsi="Times New Roman" w:cs="Times New Roman"/>
+          <w:lang w:val="nl-NL"/>
+        </w:rPr>
+      </w:pPr>
+    </w:p>
+    <w:p>
+      <w:pPr>
+        <w:spacing w:line="360" w:lineRule="auto"/>
+        <w:jc w:val="both"/>
+        <w:rPr>
+          <w:rFonts w:ascii="Times New Roman" w:hAnsi="Times New Roman" w:cs="Times New Roman"/>
           <w:lang w:val="nl-NL"/>
         </w:rPr>
       </w:pPr>
     </w:p>
     <w:sectPr>
-      <w:footerReference w:type="even" r:id="rId6"/>
-      <w:footerReference w:type="default" r:id="rId7"/>
+      <w:footerReference w:type="even" r:id="rId8"/>
+      <w:footerReference w:type="default" r:id="rId9"/>
       <w:pgSz w:w="11906" w:h="16838"/>
       <w:pgMar w:top="1440" w:right="1440" w:bottom="1440" w:left="1440" w:header="708" w:footer="708" w:gutter="0"/>
       <w:cols w:space="708"/>
@@ -1697,7 +5594,1000 @@
       </w:r>
     </w:p>
   </w:footnote>
+  <w:footnote w:id="1">
+    <w:p>
+      <w:pPr>
+        <w:pStyle w:val="FootnoteText"/>
+        <w:spacing w:line="360" w:lineRule="auto"/>
+        <w:jc w:val="both"/>
+        <w:rPr>
+          <w:rFonts w:ascii="Times New Roman" w:hAnsi="Times New Roman" w:cs="Times New Roman"/>
+          <w:lang w:val="nl-NL"/>
+        </w:rPr>
+      </w:pPr>
+      <w:r>
+        <w:rPr>
+          <w:rStyle w:val="FootnoteReference"/>
+          <w:rFonts w:ascii="Times New Roman" w:hAnsi="Times New Roman" w:cs="Times New Roman"/>
+          <w:lang w:val="nl-NL"/>
+        </w:rPr>
+        <w:footnoteRef/>
+      </w:r>
+      <w:r>
+        <w:rPr>
+          <w:rFonts w:ascii="Times New Roman" w:hAnsi="Times New Roman" w:cs="Times New Roman"/>
+          <w:lang w:val="nl-NL"/>
+        </w:rPr>
+        <w:t xml:space="preserve"> </w:t>
+      </w:r>
+      <w:r>
+        <w:rPr>
+          <w:rFonts w:ascii="Times New Roman" w:hAnsi="Times New Roman" w:cs="Times New Roman"/>
+          <w:lang w:val="nl-NL"/>
+        </w:rPr>
+        <w:t xml:space="preserve">Het basisartikel is: </w:t>
+      </w:r>
+      <w:proofErr w:type="spellStart"/>
+      <w:r>
+        <w:rPr>
+          <w:rFonts w:ascii="Times New Roman" w:hAnsi="Times New Roman" w:cs="Times New Roman"/>
+          <w:lang w:val="nl-NL"/>
+        </w:rPr>
+        <w:t>Mikolov</w:t>
+      </w:r>
+      <w:proofErr w:type="spellEnd"/>
+      <w:r>
+        <w:rPr>
+          <w:rFonts w:ascii="Times New Roman" w:hAnsi="Times New Roman" w:cs="Times New Roman"/>
+          <w:lang w:val="nl-NL"/>
+        </w:rPr>
+        <w:t xml:space="preserve">, T., Chen, K., </w:t>
+      </w:r>
+      <w:proofErr w:type="spellStart"/>
+      <w:r>
+        <w:rPr>
+          <w:rFonts w:ascii="Times New Roman" w:hAnsi="Times New Roman" w:cs="Times New Roman"/>
+          <w:lang w:val="nl-NL"/>
+        </w:rPr>
+        <w:t>Corrado</w:t>
+      </w:r>
+      <w:proofErr w:type="spellEnd"/>
+      <w:r>
+        <w:rPr>
+          <w:rFonts w:ascii="Times New Roman" w:hAnsi="Times New Roman" w:cs="Times New Roman"/>
+          <w:lang w:val="nl-NL"/>
+        </w:rPr>
+        <w:t xml:space="preserve">, G. </w:t>
+      </w:r>
+      <w:r>
+        <w:rPr>
+          <w:rFonts w:ascii="Times New Roman" w:hAnsi="Times New Roman" w:cs="Times New Roman"/>
+          <w:lang w:val="nl-NL"/>
+        </w:rPr>
+        <w:t>en</w:t>
+      </w:r>
+      <w:r>
+        <w:rPr>
+          <w:rFonts w:ascii="Times New Roman" w:hAnsi="Times New Roman" w:cs="Times New Roman"/>
+          <w:lang w:val="nl-NL"/>
+        </w:rPr>
+        <w:t xml:space="preserve"> Dean, J. </w:t>
+      </w:r>
+      <w:r>
+        <w:rPr>
+          <w:rFonts w:ascii="Times New Roman" w:hAnsi="Times New Roman" w:cs="Times New Roman"/>
+          <w:lang w:val="nl-NL"/>
+        </w:rPr>
+        <w:t>‘</w:t>
+      </w:r>
+      <w:proofErr w:type="spellStart"/>
+      <w:r>
+        <w:rPr>
+          <w:rFonts w:ascii="Times New Roman" w:hAnsi="Times New Roman" w:cs="Times New Roman"/>
+          <w:lang w:val="nl-NL"/>
+        </w:rPr>
+        <w:t>Efficient</w:t>
+      </w:r>
+      <w:proofErr w:type="spellEnd"/>
+      <w:r>
+        <w:rPr>
+          <w:rFonts w:ascii="Times New Roman" w:hAnsi="Times New Roman" w:cs="Times New Roman"/>
+          <w:lang w:val="nl-NL"/>
+        </w:rPr>
+        <w:t xml:space="preserve"> </w:t>
+      </w:r>
+      <w:proofErr w:type="spellStart"/>
+      <w:r>
+        <w:rPr>
+          <w:rFonts w:ascii="Times New Roman" w:hAnsi="Times New Roman" w:cs="Times New Roman"/>
+          <w:lang w:val="nl-NL"/>
+        </w:rPr>
+        <w:t>estimation</w:t>
+      </w:r>
+      <w:proofErr w:type="spellEnd"/>
+      <w:r>
+        <w:rPr>
+          <w:rFonts w:ascii="Times New Roman" w:hAnsi="Times New Roman" w:cs="Times New Roman"/>
+          <w:lang w:val="nl-NL"/>
+        </w:rPr>
+        <w:t xml:space="preserve"> of word </w:t>
+      </w:r>
+      <w:proofErr w:type="spellStart"/>
+      <w:r>
+        <w:rPr>
+          <w:rFonts w:ascii="Times New Roman" w:hAnsi="Times New Roman" w:cs="Times New Roman"/>
+          <w:lang w:val="nl-NL"/>
+        </w:rPr>
+        <w:t>representations</w:t>
+      </w:r>
+      <w:proofErr w:type="spellEnd"/>
+      <w:r>
+        <w:rPr>
+          <w:rFonts w:ascii="Times New Roman" w:hAnsi="Times New Roman" w:cs="Times New Roman"/>
+          <w:lang w:val="nl-NL"/>
+        </w:rPr>
+        <w:t xml:space="preserve"> in vector </w:t>
+      </w:r>
+      <w:proofErr w:type="spellStart"/>
+      <w:r>
+        <w:rPr>
+          <w:rFonts w:ascii="Times New Roman" w:hAnsi="Times New Roman" w:cs="Times New Roman"/>
+          <w:lang w:val="nl-NL"/>
+        </w:rPr>
+        <w:t>space</w:t>
+      </w:r>
+      <w:proofErr w:type="spellEnd"/>
+      <w:r>
+        <w:rPr>
+          <w:rFonts w:ascii="Times New Roman" w:hAnsi="Times New Roman" w:cs="Times New Roman"/>
+          <w:lang w:val="nl-NL"/>
+        </w:rPr>
+        <w:t>’,</w:t>
+      </w:r>
+      <w:r>
+        <w:rPr>
+          <w:rFonts w:ascii="Times New Roman" w:hAnsi="Times New Roman" w:cs="Times New Roman"/>
+          <w:lang w:val="nl-NL"/>
+        </w:rPr>
+        <w:t xml:space="preserve"> </w:t>
+      </w:r>
+      <w:proofErr w:type="spellStart"/>
+      <w:r>
+        <w:rPr>
+          <w:rFonts w:ascii="Times New Roman" w:hAnsi="Times New Roman" w:cs="Times New Roman"/>
+          <w:i/>
+          <w:iCs/>
+          <w:lang w:val="nl-NL"/>
+        </w:rPr>
+        <w:t>arXiv</w:t>
+      </w:r>
+      <w:proofErr w:type="spellEnd"/>
+      <w:r>
+        <w:rPr>
+          <w:rFonts w:ascii="Times New Roman" w:hAnsi="Times New Roman" w:cs="Times New Roman"/>
+          <w:i/>
+          <w:iCs/>
+          <w:lang w:val="nl-NL"/>
+        </w:rPr>
+        <w:t xml:space="preserve"> preprint</w:t>
+      </w:r>
+      <w:r>
+        <w:rPr>
+          <w:rFonts w:ascii="Times New Roman" w:hAnsi="Times New Roman" w:cs="Times New Roman"/>
+          <w:lang w:val="nl-NL"/>
+        </w:rPr>
+        <w:t>, 2013</w:t>
+      </w:r>
+      <w:r>
+        <w:rPr>
+          <w:rFonts w:ascii="Times New Roman" w:hAnsi="Times New Roman" w:cs="Times New Roman"/>
+          <w:lang w:val="nl-NL"/>
+        </w:rPr>
+        <w:t xml:space="preserve"> arXiv:1301.3781.</w:t>
+      </w:r>
+      <w:r>
+        <w:rPr>
+          <w:rFonts w:ascii="Times New Roman" w:hAnsi="Times New Roman" w:cs="Times New Roman"/>
+          <w:lang w:val="nl-NL"/>
+        </w:rPr>
+        <w:t xml:space="preserve"> </w:t>
+      </w:r>
+      <w:proofErr w:type="gramStart"/>
+      <w:r>
+        <w:rPr>
+          <w:rFonts w:ascii="Times New Roman" w:hAnsi="Times New Roman" w:cs="Times New Roman"/>
+          <w:lang w:val="nl-NL"/>
+        </w:rPr>
+        <w:t>https://doi.org/10.48550/arXiv.1301.3781</w:t>
+      </w:r>
+      <w:proofErr w:type="gramEnd"/>
+    </w:p>
+    <w:p>
+      <w:pPr>
+        <w:pStyle w:val="FootnoteText"/>
+        <w:spacing w:line="360" w:lineRule="auto"/>
+        <w:jc w:val="both"/>
+        <w:rPr>
+          <w:lang w:val="nl-NL"/>
+        </w:rPr>
+      </w:pPr>
+      <w:r>
+        <w:rPr>
+          <w:rFonts w:ascii="Times New Roman" w:hAnsi="Times New Roman" w:cs="Times New Roman"/>
+          <w:lang w:val="nl-NL"/>
+        </w:rPr>
+        <w:t xml:space="preserve">Een toegankelijk overzicht wordt gegeven in: </w:t>
+      </w:r>
+      <w:proofErr w:type="spellStart"/>
+      <w:r>
+        <w:rPr>
+          <w:rFonts w:ascii="Times New Roman" w:hAnsi="Times New Roman" w:cs="Times New Roman"/>
+          <w:lang w:val="nl-NL"/>
+        </w:rPr>
+        <w:t>Jurafsky</w:t>
+      </w:r>
+      <w:proofErr w:type="spellEnd"/>
+      <w:r>
+        <w:rPr>
+          <w:rFonts w:ascii="Times New Roman" w:hAnsi="Times New Roman" w:cs="Times New Roman"/>
+          <w:lang w:val="nl-NL"/>
+        </w:rPr>
+        <w:t xml:space="preserve"> </w:t>
+      </w:r>
+      <w:r>
+        <w:rPr>
+          <w:rFonts w:ascii="Times New Roman" w:hAnsi="Times New Roman" w:cs="Times New Roman"/>
+          <w:lang w:val="nl-NL"/>
+        </w:rPr>
+        <w:t xml:space="preserve">D. </w:t>
+      </w:r>
+      <w:r>
+        <w:rPr>
+          <w:rFonts w:ascii="Times New Roman" w:hAnsi="Times New Roman" w:cs="Times New Roman"/>
+          <w:lang w:val="nl-NL"/>
+        </w:rPr>
+        <w:t>en</w:t>
+      </w:r>
+      <w:r>
+        <w:rPr>
+          <w:rFonts w:ascii="Times New Roman" w:hAnsi="Times New Roman" w:cs="Times New Roman"/>
+          <w:lang w:val="nl-NL"/>
+        </w:rPr>
+        <w:t xml:space="preserve"> Martin</w:t>
+      </w:r>
+      <w:r>
+        <w:rPr>
+          <w:rFonts w:ascii="Times New Roman" w:hAnsi="Times New Roman" w:cs="Times New Roman"/>
+          <w:lang w:val="nl-NL"/>
+        </w:rPr>
+        <w:t>, J.H</w:t>
+      </w:r>
+      <w:r>
+        <w:rPr>
+          <w:rFonts w:ascii="Times New Roman" w:hAnsi="Times New Roman" w:cs="Times New Roman"/>
+          <w:lang w:val="nl-NL"/>
+        </w:rPr>
+        <w:t xml:space="preserve">. </w:t>
+      </w:r>
+      <w:r>
+        <w:rPr>
+          <w:rFonts w:ascii="Times New Roman" w:hAnsi="Times New Roman" w:cs="Times New Roman"/>
+          <w:i/>
+          <w:iCs/>
+          <w:lang w:val="nl-NL"/>
+        </w:rPr>
+        <w:t xml:space="preserve">Speech </w:t>
+      </w:r>
+      <w:proofErr w:type="spellStart"/>
+      <w:r>
+        <w:rPr>
+          <w:rFonts w:ascii="Times New Roman" w:hAnsi="Times New Roman" w:cs="Times New Roman"/>
+          <w:i/>
+          <w:iCs/>
+          <w:lang w:val="nl-NL"/>
+        </w:rPr>
+        <w:t>and</w:t>
+      </w:r>
+      <w:proofErr w:type="spellEnd"/>
+      <w:r>
+        <w:rPr>
+          <w:rFonts w:ascii="Times New Roman" w:hAnsi="Times New Roman" w:cs="Times New Roman"/>
+          <w:i/>
+          <w:iCs/>
+          <w:lang w:val="nl-NL"/>
+        </w:rPr>
+        <w:t xml:space="preserve"> Language Processing</w:t>
+      </w:r>
+      <w:r>
+        <w:rPr>
+          <w:rFonts w:ascii="Times New Roman" w:hAnsi="Times New Roman" w:cs="Times New Roman"/>
+          <w:lang w:val="nl-NL"/>
+        </w:rPr>
+        <w:t xml:space="preserve">. </w:t>
+      </w:r>
+      <w:r>
+        <w:rPr>
+          <w:rFonts w:ascii="Times New Roman" w:hAnsi="Times New Roman" w:cs="Times New Roman"/>
+          <w:lang w:val="nl-NL"/>
+        </w:rPr>
+        <w:t>Hoofdstuk 6</w:t>
+      </w:r>
+      <w:r>
+        <w:rPr>
+          <w:rFonts w:ascii="Times New Roman" w:hAnsi="Times New Roman" w:cs="Times New Roman"/>
+          <w:lang w:val="nl-NL"/>
+        </w:rPr>
+        <w:t>,</w:t>
+      </w:r>
+      <w:r>
+        <w:rPr>
+          <w:rFonts w:ascii="Times New Roman" w:hAnsi="Times New Roman" w:cs="Times New Roman"/>
+          <w:lang w:val="nl-NL"/>
+        </w:rPr>
+        <w:t xml:space="preserve"> </w:t>
+      </w:r>
+      <w:r>
+        <w:rPr>
+          <w:rFonts w:ascii="Times New Roman" w:hAnsi="Times New Roman" w:cs="Times New Roman"/>
+          <w:lang w:val="nl-NL"/>
+        </w:rPr>
+        <w:t>versie 3, 7 j</w:t>
+      </w:r>
+      <w:r>
+        <w:rPr>
+          <w:rFonts w:ascii="Times New Roman" w:hAnsi="Times New Roman" w:cs="Times New Roman"/>
+          <w:lang w:val="nl-NL"/>
+        </w:rPr>
+        <w:t>anuar</w:t>
+      </w:r>
+      <w:r>
+        <w:rPr>
+          <w:rFonts w:ascii="Times New Roman" w:hAnsi="Times New Roman" w:cs="Times New Roman"/>
+          <w:lang w:val="nl-NL"/>
+        </w:rPr>
+        <w:t>i</w:t>
+      </w:r>
+      <w:r>
+        <w:rPr>
+          <w:rFonts w:ascii="Times New Roman" w:hAnsi="Times New Roman" w:cs="Times New Roman"/>
+          <w:lang w:val="nl-NL"/>
+        </w:rPr>
+        <w:t xml:space="preserve"> 2023</w:t>
+      </w:r>
+      <w:r>
+        <w:rPr>
+          <w:rFonts w:ascii="Times New Roman" w:hAnsi="Times New Roman" w:cs="Times New Roman"/>
+          <w:lang w:val="nl-NL"/>
+        </w:rPr>
+        <w:t xml:space="preserve">, </w:t>
+      </w:r>
+      <w:r>
+        <w:rPr>
+          <w:rFonts w:ascii="Times New Roman" w:hAnsi="Times New Roman" w:cs="Times New Roman"/>
+          <w:lang w:val="nl-NL"/>
+        </w:rPr>
+        <w:t>https://web.stanford.edu/~jurafsky/slp3/6.pdf</w:t>
+      </w:r>
+    </w:p>
+  </w:footnote>
+  <w:footnote w:id="2">
+    <w:p>
+      <w:pPr>
+        <w:pStyle w:val="FootnoteText"/>
+        <w:spacing w:line="360" w:lineRule="auto"/>
+        <w:jc w:val="both"/>
+        <w:rPr>
+          <w:rFonts w:ascii="Times New Roman" w:hAnsi="Times New Roman" w:cs="Times New Roman"/>
+          <w:lang w:val="nl-NL"/>
+        </w:rPr>
+      </w:pPr>
+      <w:r>
+        <w:rPr>
+          <w:rStyle w:val="FootnoteReference"/>
+          <w:rFonts w:ascii="Times New Roman" w:hAnsi="Times New Roman" w:cs="Times New Roman"/>
+        </w:rPr>
+        <w:footnoteRef/>
+      </w:r>
+      <w:r>
+        <w:rPr>
+          <w:rFonts w:ascii="Times New Roman" w:hAnsi="Times New Roman" w:cs="Times New Roman"/>
+        </w:rPr>
+        <w:t xml:space="preserve"> </w:t>
+      </w:r>
+      <w:r>
+        <w:rPr>
+          <w:rFonts w:ascii="Times New Roman" w:hAnsi="Times New Roman" w:cs="Times New Roman"/>
+          <w:lang w:val="nl-NL"/>
+        </w:rPr>
+        <w:t xml:space="preserve">Voor een vergelijking tussen een </w:t>
+      </w:r>
+      <w:r>
+        <w:rPr>
+          <w:rFonts w:ascii="Times New Roman" w:hAnsi="Times New Roman" w:cs="Times New Roman"/>
+          <w:lang w:val="nl-NL"/>
+        </w:rPr>
+        <w:t>statische</w:t>
+      </w:r>
+      <w:r>
+        <w:rPr>
+          <w:rFonts w:ascii="Times New Roman" w:hAnsi="Times New Roman" w:cs="Times New Roman"/>
+          <w:lang w:val="nl-NL"/>
+        </w:rPr>
+        <w:t xml:space="preserve"> </w:t>
+      </w:r>
+      <w:proofErr w:type="spellStart"/>
+      <w:r>
+        <w:rPr>
+          <w:rFonts w:ascii="Times New Roman" w:hAnsi="Times New Roman" w:cs="Times New Roman"/>
+          <w:lang w:val="nl-NL"/>
+        </w:rPr>
+        <w:t>imbedding</w:t>
+      </w:r>
+      <w:proofErr w:type="spellEnd"/>
+      <w:r>
+        <w:rPr>
+          <w:rFonts w:ascii="Times New Roman" w:hAnsi="Times New Roman" w:cs="Times New Roman"/>
+          <w:lang w:val="nl-NL"/>
+        </w:rPr>
+        <w:t xml:space="preserve"> en de eerste contextuele (BERT) </w:t>
+      </w:r>
+      <w:r>
+        <w:rPr>
+          <w:rFonts w:ascii="Times New Roman" w:hAnsi="Times New Roman" w:cs="Times New Roman"/>
+          <w:lang w:val="nl-NL"/>
+        </w:rPr>
+        <w:t>modelering</w:t>
+      </w:r>
+      <w:r>
+        <w:rPr>
+          <w:rFonts w:ascii="Times New Roman" w:hAnsi="Times New Roman" w:cs="Times New Roman"/>
+          <w:lang w:val="nl-NL"/>
+        </w:rPr>
+        <w:t>, zie:</w:t>
+      </w:r>
+      <w:proofErr w:type="spellStart"/>
+      <w:r>
+        <w:rPr>
+          <w:rFonts w:ascii="Times New Roman" w:hAnsi="Times New Roman" w:cs="Times New Roman"/>
+          <w:lang w:val="nl-NL"/>
+        </w:rPr>
+        <w:t xml:space="preserve"> </w:t>
+      </w:r>
+      <w:r>
+        <w:rPr>
+          <w:rFonts w:ascii="Times New Roman" w:hAnsi="Times New Roman" w:cs="Times New Roman"/>
+        </w:rPr>
+        <w:t xml:space="preserve">Miaschi </w:t>
+      </w:r>
+      <w:r>
+        <w:rPr>
+          <w:rFonts w:ascii="Times New Roman" w:hAnsi="Times New Roman" w:cs="Times New Roman"/>
+          <w:lang w:val="nl-NL"/>
+        </w:rPr>
+        <w:t>A. en</w:t>
+      </w:r>
+      <w:proofErr w:type="spellEnd"/>
+      <w:r>
+        <w:rPr>
+          <w:rFonts w:ascii="Times New Roman" w:hAnsi="Times New Roman" w:cs="Times New Roman"/>
+          <w:lang w:val="nl-NL"/>
+        </w:rPr>
+        <w:t xml:space="preserve"> </w:t>
+      </w:r>
+      <w:r>
+        <w:rPr>
+          <w:rFonts w:ascii="Times New Roman" w:hAnsi="Times New Roman" w:cs="Times New Roman"/>
+        </w:rPr>
+        <w:t>Dell’Orletta</w:t>
+      </w:r>
+      <w:r>
+        <w:rPr>
+          <w:rFonts w:ascii="Times New Roman" w:hAnsi="Times New Roman" w:cs="Times New Roman"/>
+          <w:lang w:val="nl-NL"/>
+        </w:rPr>
+        <w:t xml:space="preserve">, F. </w:t>
+      </w:r>
+      <w:r>
+        <w:rPr>
+          <w:rFonts w:ascii="Times New Roman" w:hAnsi="Times New Roman" w:cs="Times New Roman"/>
+        </w:rPr>
+        <w:t>‘</w:t>
+      </w:r>
+      <w:r>
+        <w:rPr>
+          <w:rFonts w:ascii="Times New Roman" w:hAnsi="Times New Roman" w:cs="Times New Roman"/>
+        </w:rPr>
+        <w:t>Contextual and Non-Contextual Word Embeddings: an in-depth Linguistic Investigation</w:t>
+      </w:r>
+      <w:r>
+        <w:rPr>
+          <w:rFonts w:ascii="Times New Roman" w:hAnsi="Times New Roman" w:cs="Times New Roman"/>
+        </w:rPr>
+        <w:t>’</w:t>
+      </w:r>
+      <w:r>
+        <w:rPr>
+          <w:rFonts w:ascii="Times New Roman" w:hAnsi="Times New Roman" w:cs="Times New Roman"/>
+          <w:lang w:val="nl-NL"/>
+        </w:rPr>
+        <w:t>,</w:t>
+      </w:r>
+      <w:r>
+        <w:rPr>
+          <w:rFonts w:ascii="Times New Roman" w:hAnsi="Times New Roman" w:cs="Times New Roman"/>
+        </w:rPr>
+        <w:t xml:space="preserve"> </w:t>
+      </w:r>
+      <w:r>
+        <w:rPr>
+          <w:rFonts w:ascii="Times New Roman" w:hAnsi="Times New Roman" w:cs="Times New Roman"/>
+          <w:i/>
+          <w:iCs/>
+        </w:rPr>
+        <w:t>Proceedings of the 5th Workshop on Representation Learning for NLP</w:t>
+      </w:r>
+      <w:r>
+        <w:rPr>
+          <w:rFonts w:ascii="Times New Roman" w:hAnsi="Times New Roman" w:cs="Times New Roman"/>
+        </w:rPr>
+        <w:t>, 2020</w:t>
+      </w:r>
+      <w:r>
+        <w:rPr>
+          <w:rFonts w:ascii="Times New Roman" w:hAnsi="Times New Roman" w:cs="Times New Roman"/>
+          <w:lang w:val="nl-NL"/>
+        </w:rPr>
+        <w:t xml:space="preserve">, </w:t>
+      </w:r>
+      <w:r>
+        <w:rPr>
+          <w:rFonts w:ascii="Times New Roman" w:hAnsi="Times New Roman" w:cs="Times New Roman"/>
+        </w:rPr>
+        <w:t>p</w:t>
+      </w:r>
+      <w:r>
+        <w:rPr>
+          <w:rFonts w:ascii="Times New Roman" w:hAnsi="Times New Roman" w:cs="Times New Roman"/>
+          <w:lang w:val="nl-NL"/>
+        </w:rPr>
+        <w:t>p</w:t>
+      </w:r>
+      <w:r>
+        <w:rPr>
+          <w:rFonts w:ascii="Times New Roman" w:hAnsi="Times New Roman" w:cs="Times New Roman"/>
+        </w:rPr>
+        <w:t xml:space="preserve"> 110–119, http://dx.doi.org/10.18653/v1/2020.repl4nlp-1.15</w:t>
+      </w:r>
+    </w:p>
+  </w:footnote>
+  <w:footnote w:id="3">
+    <w:p>
+      <w:pPr>
+        <w:pStyle w:val="FootnoteText"/>
+        <w:spacing w:line="360" w:lineRule="auto"/>
+        <w:jc w:val="both"/>
+        <w:rPr>
+          <w:rFonts w:ascii="Times New Roman" w:hAnsi="Times New Roman" w:cs="Times New Roman"/>
+          <w:lang w:val="nl-NL"/>
+        </w:rPr>
+      </w:pPr>
+      <w:r>
+        <w:rPr>
+          <w:rStyle w:val="FootnoteReference"/>
+          <w:rFonts w:ascii="Times New Roman" w:hAnsi="Times New Roman" w:cs="Times New Roman"/>
+          <w:lang w:val="nl-NL"/>
+        </w:rPr>
+        <w:footnoteRef/>
+      </w:r>
+      <w:r>
+        <w:rPr>
+          <w:rFonts w:ascii="Times New Roman" w:hAnsi="Times New Roman" w:cs="Times New Roman"/>
+          <w:lang w:val="nl-NL"/>
+        </w:rPr>
+        <w:t xml:space="preserve"> Bij andere technologische ontwikkelingen, </w:t>
+      </w:r>
+      <w:r>
+        <w:rPr>
+          <w:rFonts w:ascii="Times New Roman" w:hAnsi="Times New Roman" w:cs="Times New Roman"/>
+          <w:lang w:val="nl-NL"/>
+        </w:rPr>
+        <w:t xml:space="preserve">waaronder die van </w:t>
+      </w:r>
+      <w:r>
+        <w:rPr>
+          <w:rFonts w:ascii="Times New Roman" w:hAnsi="Times New Roman" w:cs="Times New Roman"/>
+          <w:lang w:val="nl-NL"/>
+        </w:rPr>
+        <w:t>het vliegtuig (</w:t>
+      </w:r>
+      <w:r>
+        <w:rPr>
+          <w:rFonts w:ascii="Times New Roman" w:hAnsi="Times New Roman" w:cs="Times New Roman"/>
+          <w:lang w:val="nl-NL"/>
+        </w:rPr>
+        <w:t>Leonardo da Vinci</w:t>
+      </w:r>
+      <w:r>
+        <w:rPr>
+          <w:rFonts w:ascii="Times New Roman" w:hAnsi="Times New Roman" w:cs="Times New Roman"/>
+          <w:lang w:val="nl-NL"/>
+        </w:rPr>
+        <w:t xml:space="preserve"> vs. de gebroeders </w:t>
+      </w:r>
+      <w:r>
+        <w:rPr>
+          <w:rFonts w:ascii="Times New Roman" w:hAnsi="Times New Roman" w:cs="Times New Roman"/>
+          <w:lang w:val="nl-NL"/>
+        </w:rPr>
+        <w:t>Wright</w:t>
+      </w:r>
+      <w:r>
+        <w:rPr>
+          <w:rFonts w:ascii="Times New Roman" w:hAnsi="Times New Roman" w:cs="Times New Roman"/>
+          <w:lang w:val="nl-NL"/>
+        </w:rPr>
+        <w:t>) en de kernbom (</w:t>
+      </w:r>
+      <w:proofErr w:type="spellStart"/>
+      <w:r>
+        <w:rPr>
+          <w:rFonts w:ascii="Times New Roman" w:hAnsi="Times New Roman" w:cs="Times New Roman"/>
+          <w:lang w:val="nl-NL"/>
+        </w:rPr>
+        <w:t>Democritus</w:t>
+      </w:r>
+      <w:proofErr w:type="spellEnd"/>
+      <w:r>
+        <w:rPr>
+          <w:rFonts w:ascii="Times New Roman" w:hAnsi="Times New Roman" w:cs="Times New Roman"/>
+          <w:lang w:val="nl-NL"/>
+        </w:rPr>
+        <w:t xml:space="preserve"> vs</w:t>
+      </w:r>
+      <w:r>
+        <w:rPr>
+          <w:rFonts w:ascii="Times New Roman" w:hAnsi="Times New Roman" w:cs="Times New Roman"/>
+          <w:lang w:val="nl-NL"/>
+        </w:rPr>
+        <w:t>.</w:t>
+      </w:r>
+      <w:r>
+        <w:rPr>
+          <w:rFonts w:ascii="Times New Roman" w:hAnsi="Times New Roman" w:cs="Times New Roman"/>
+          <w:lang w:val="nl-NL"/>
+        </w:rPr>
+        <w:t xml:space="preserve"> </w:t>
+      </w:r>
+      <w:proofErr w:type="spellStart"/>
+      <w:r>
+        <w:rPr>
+          <w:rFonts w:ascii="Times New Roman" w:hAnsi="Times New Roman" w:cs="Times New Roman"/>
+          <w:lang w:val="nl-NL"/>
+        </w:rPr>
+        <w:t>Oppenheimer</w:t>
+      </w:r>
+      <w:proofErr w:type="spellEnd"/>
+      <w:r>
+        <w:rPr>
+          <w:rFonts w:ascii="Times New Roman" w:hAnsi="Times New Roman" w:cs="Times New Roman"/>
+          <w:lang w:val="nl-NL"/>
+        </w:rPr>
+        <w:t>)</w:t>
+      </w:r>
+      <w:r>
+        <w:rPr>
+          <w:rFonts w:ascii="Times New Roman" w:hAnsi="Times New Roman" w:cs="Times New Roman"/>
+          <w:lang w:val="nl-NL"/>
+        </w:rPr>
+        <w:t>,</w:t>
+      </w:r>
+      <w:r>
+        <w:rPr>
+          <w:rFonts w:ascii="Times New Roman" w:hAnsi="Times New Roman" w:cs="Times New Roman"/>
+          <w:lang w:val="nl-NL"/>
+        </w:rPr>
+        <w:t xml:space="preserve"> gaat de theorie vooraf aan de praktijk.</w:t>
+      </w:r>
+    </w:p>
+  </w:footnote>
+  <w:footnote w:id="4">
+    <w:p>
+      <w:pPr>
+        <w:pStyle w:val="FootnoteText"/>
+        <w:spacing w:line="360" w:lineRule="auto"/>
+        <w:jc w:val="both"/>
+        <w:rPr>
+          <w:rFonts w:ascii="Times New Roman" w:hAnsi="Times New Roman" w:cs="Times New Roman"/>
+          <w:lang w:val="nl-NL"/>
+        </w:rPr>
+      </w:pPr>
+      <w:r>
+        <w:rPr>
+          <w:rStyle w:val="FootnoteReference"/>
+          <w:rFonts w:ascii="Times New Roman" w:hAnsi="Times New Roman" w:cs="Times New Roman"/>
+          <w:lang w:val="nl-NL"/>
+        </w:rPr>
+        <w:footnoteRef/>
+      </w:r>
+      <w:r>
+        <w:rPr>
+          <w:rFonts w:ascii="Times New Roman" w:hAnsi="Times New Roman" w:cs="Times New Roman"/>
+          <w:lang w:val="nl-NL"/>
+        </w:rPr>
+        <w:t xml:space="preserve"> Het probleem komt </w:t>
+      </w:r>
+      <w:r>
+        <w:rPr>
+          <w:rFonts w:ascii="Times New Roman" w:hAnsi="Times New Roman" w:cs="Times New Roman"/>
+          <w:lang w:val="nl-NL"/>
+        </w:rPr>
+        <w:t xml:space="preserve">omdat oneindigheid </w:t>
+      </w:r>
+      <w:r>
+        <w:rPr>
+          <w:rFonts w:ascii="Times New Roman" w:hAnsi="Times New Roman" w:cs="Times New Roman"/>
+          <w:lang w:val="nl-NL"/>
+        </w:rPr>
+        <w:t>(</w:t>
+      </w:r>
+      <w:r>
+        <w:rPr>
+          <w:rFonts w:ascii="Times New Roman" w:hAnsi="Times New Roman" w:cs="Times New Roman"/>
+          <w:lang w:val="nl-NL"/>
+        </w:rPr>
+        <w:t>∞</w:t>
+      </w:r>
+      <w:r>
+        <w:rPr>
+          <w:rFonts w:ascii="Times New Roman" w:hAnsi="Times New Roman" w:cs="Times New Roman"/>
+          <w:lang w:val="nl-NL"/>
+        </w:rPr>
+        <w:t>) niet tot de getallen behoort. Oneindigheid</w:t>
+      </w:r>
+      <w:r>
+        <w:rPr>
+          <w:rFonts w:ascii="Times New Roman" w:hAnsi="Times New Roman" w:cs="Times New Roman"/>
+          <w:lang w:val="nl-NL"/>
+        </w:rPr>
+        <w:t xml:space="preserve"> </w:t>
+      </w:r>
+      <w:r>
+        <w:rPr>
+          <w:rFonts w:ascii="Times New Roman" w:hAnsi="Times New Roman" w:cs="Times New Roman"/>
+          <w:lang w:val="nl-NL"/>
+        </w:rPr>
+        <w:t xml:space="preserve">past niet in een logische berekening, zo is het delen van </w:t>
+      </w:r>
+      <w:r>
+        <w:rPr>
+          <w:rFonts w:ascii="Times New Roman" w:hAnsi="Times New Roman" w:cs="Times New Roman"/>
+          <w:lang w:val="nl-NL"/>
+        </w:rPr>
+        <w:t>∞</w:t>
+      </w:r>
+      <w:r>
+        <w:rPr>
+          <w:rFonts w:ascii="Times New Roman" w:hAnsi="Times New Roman" w:cs="Times New Roman"/>
+          <w:lang w:val="nl-NL"/>
+        </w:rPr>
+        <w:t xml:space="preserve"> door </w:t>
+      </w:r>
+      <w:r>
+        <w:rPr>
+          <w:rFonts w:ascii="Times New Roman" w:hAnsi="Times New Roman" w:cs="Times New Roman"/>
+          <w:lang w:val="nl-NL"/>
+        </w:rPr>
+        <w:t>∞</w:t>
+      </w:r>
+      <w:r>
+        <w:rPr>
+          <w:rFonts w:ascii="Times New Roman" w:hAnsi="Times New Roman" w:cs="Times New Roman"/>
+          <w:lang w:val="nl-NL"/>
+        </w:rPr>
+        <w:t xml:space="preserve"> niet gedefinieerd, en </w:t>
+      </w:r>
+      <w:r>
+        <w:rPr>
+          <w:rFonts w:ascii="Times New Roman" w:hAnsi="Times New Roman" w:cs="Times New Roman"/>
+          <w:lang w:val="nl-NL"/>
+        </w:rPr>
+        <w:t xml:space="preserve">ook het vergelijken van </w:t>
+      </w:r>
+      <w:r>
+        <w:rPr>
+          <w:rFonts w:ascii="Times New Roman" w:hAnsi="Times New Roman" w:cs="Times New Roman"/>
+          <w:lang w:val="nl-NL"/>
+        </w:rPr>
+        <w:t>oneindig</w:t>
+      </w:r>
+      <w:r>
+        <w:rPr>
+          <w:rFonts w:ascii="Times New Roman" w:hAnsi="Times New Roman" w:cs="Times New Roman"/>
+          <w:lang w:val="nl-NL"/>
+        </w:rPr>
+        <w:t>heid</w:t>
+      </w:r>
+      <w:r>
+        <w:rPr>
+          <w:rFonts w:ascii="Times New Roman" w:hAnsi="Times New Roman" w:cs="Times New Roman"/>
+          <w:lang w:val="nl-NL"/>
+        </w:rPr>
+        <w:t xml:space="preserve"> </w:t>
+      </w:r>
+      <w:r>
+        <w:rPr>
+          <w:rFonts w:ascii="Times New Roman" w:hAnsi="Times New Roman" w:cs="Times New Roman"/>
+          <w:lang w:val="nl-NL"/>
+        </w:rPr>
+        <w:t xml:space="preserve">met een </w:t>
+      </w:r>
+      <w:r>
+        <w:rPr>
+          <w:rFonts w:ascii="Times New Roman" w:hAnsi="Times New Roman" w:cs="Times New Roman"/>
+          <w:lang w:val="nl-NL"/>
+        </w:rPr>
+        <w:t>eindig getal kan leiden tot tegenstrijdigheden.</w:t>
+      </w:r>
+    </w:p>
+  </w:footnote>
 </w:footnotes>
+</file>
+
+<file path=word/numbering.xml><?xml version="1.0" encoding="utf-8"?>
+<w:numbering xmlns:wpc="http://schemas.microsoft.com/office/word/2010/wordprocessingCanvas" xmlns:cx="http://schemas.microsoft.com/office/drawing/2014/chartex" xmlns:cx1="http://schemas.microsoft.com/office/drawing/2015/9/8/chartex" xmlns:cx2="http://schemas.microsoft.com/office/drawing/2015/10/21/chartex" xmlns:cx3="http://schemas.microsoft.com/office/drawing/2016/5/9/chartex" xmlns:cx4="http://schemas.microsoft.com/office/drawing/2016/5/10/chartex" xmlns:cx5="http://schemas.microsoft.com/office/drawing/2016/5/11/chartex" xmlns:cx6="http://schemas.microsoft.com/office/drawing/2016/5/12/chartex" xmlns:cx7="http://schemas.microsoft.com/office/drawing/2016/5/13/chartex" xmlns:cx8="http://schemas.microsoft.com/office/drawing/2016/5/14/chartex" xmlns:mc="http://schemas.openxmlformats.org/markup-compatibility/2006" xmlns:aink="http://schemas.microsoft.com/office/drawing/2016/ink" xmlns:am3d="http://schemas.microsoft.com/office/drawing/2017/model3d" xmlns:o="urn:schemas-microsoft-com:office:office" xmlns:oel="http://schemas.microsoft.com/office/2019/extlst" xmlns:r="http://schemas.openxmlformats.org/officeDocument/2006/relationships" xmlns:m="http://schemas.openxmlformats.org/officeDocument/2006/math" xmlns:v="urn:schemas-microsoft-com:vml" xmlns:wp14="http://schemas.microsoft.com/office/word/2010/wordprocessingDrawing" xmlns:wp="http://schemas.openxmlformats.org/drawingml/2006/wordprocessingDrawing" xmlns:w10="urn:schemas-microsoft-com:office:word" xmlns:w="http://schemas.openxmlformats.org/wordprocessingml/2006/main" xmlns:w14="http://schemas.microsoft.com/office/word/2010/wordml" xmlns:w15="http://schemas.microsoft.com/office/word/2012/wordml" xmlns:w16cex="http://schemas.microsoft.com/office/word/2018/wordml/cex" xmlns:w16cid="http://schemas.microsoft.com/office/word/2016/wordml/cid" xmlns:w16="http://schemas.microsoft.com/office/word/2018/wordml" xmlns:w16sdtdh="http://schemas.microsoft.com/office/word/2020/wordml/sdtdatahash" xmlns:w16se="http://schemas.microsoft.com/office/word/2015/wordml/symex" xmlns:wpg="http://schemas.microsoft.com/office/word/2010/wordprocessingGroup" xmlns:wpi="http://schemas.microsoft.com/office/word/2010/wordprocessingInk" xmlns:wne="http://schemas.microsoft.com/office/word/2006/wordml" xmlns:wps="http://schemas.microsoft.com/office/word/2010/wordprocessingShape" mc:Ignorable="w14 w15 w16se w16cid w16 w16cex w16sdtdh wp14">
+  <w:abstractNum w:abstractNumId="0" w15:restartNumberingAfterBreak="0">
+    <w:nsid w:val="19D06615"/>
+    <w:multiLevelType w:val="multilevel"/>
+    <w:tmpl w:val="2446D3D6"/>
+    <w:lvl w:ilvl="0">
+      <w:start w:val="1"/>
+      <w:numFmt w:val="bullet"/>
+      <w:lvlText w:val=""/>
+      <w:lvlJc w:val="left"/>
+      <w:pPr>
+        <w:tabs>
+          <w:tab w:val="num" w:pos="720"/>
+        </w:tabs>
+        <w:ind w:left="720" w:hanging="360"/>
+      </w:pPr>
+      <w:rPr>
+        <w:rFonts w:ascii="Symbol" w:hAnsi="Symbol" w:hint="default"/>
+        <w:sz w:val="20"/>
+      </w:rPr>
+    </w:lvl>
+    <w:lvl w:ilvl="1" w:tentative="1">
+      <w:start w:val="1"/>
+      <w:numFmt w:val="bullet"/>
+      <w:lvlText w:val="o"/>
+      <w:lvlJc w:val="left"/>
+      <w:pPr>
+        <w:tabs>
+          <w:tab w:val="num" w:pos="1440"/>
+        </w:tabs>
+        <w:ind w:left="1440" w:hanging="360"/>
+      </w:pPr>
+      <w:rPr>
+        <w:rFonts w:ascii="Courier New" w:hAnsi="Courier New" w:hint="default"/>
+        <w:sz w:val="20"/>
+      </w:rPr>
+    </w:lvl>
+    <w:lvl w:ilvl="2" w:tentative="1">
+      <w:start w:val="1"/>
+      <w:numFmt w:val="bullet"/>
+      <w:lvlText w:val=""/>
+      <w:lvlJc w:val="left"/>
+      <w:pPr>
+        <w:tabs>
+          <w:tab w:val="num" w:pos="2160"/>
+        </w:tabs>
+        <w:ind w:left="2160" w:hanging="360"/>
+      </w:pPr>
+      <w:rPr>
+        <w:rFonts w:ascii="Wingdings" w:hAnsi="Wingdings" w:hint="default"/>
+        <w:sz w:val="20"/>
+      </w:rPr>
+    </w:lvl>
+    <w:lvl w:ilvl="3" w:tentative="1">
+      <w:start w:val="1"/>
+      <w:numFmt w:val="bullet"/>
+      <w:lvlText w:val=""/>
+      <w:lvlJc w:val="left"/>
+      <w:pPr>
+        <w:tabs>
+          <w:tab w:val="num" w:pos="2880"/>
+        </w:tabs>
+        <w:ind w:left="2880" w:hanging="360"/>
+      </w:pPr>
+      <w:rPr>
+        <w:rFonts w:ascii="Wingdings" w:hAnsi="Wingdings" w:hint="default"/>
+        <w:sz w:val="20"/>
+      </w:rPr>
+    </w:lvl>
+    <w:lvl w:ilvl="4" w:tentative="1">
+      <w:start w:val="1"/>
+      <w:numFmt w:val="bullet"/>
+      <w:lvlText w:val=""/>
+      <w:lvlJc w:val="left"/>
+      <w:pPr>
+        <w:tabs>
+          <w:tab w:val="num" w:pos="3600"/>
+        </w:tabs>
+        <w:ind w:left="3600" w:hanging="360"/>
+      </w:pPr>
+      <w:rPr>
+        <w:rFonts w:ascii="Wingdings" w:hAnsi="Wingdings" w:hint="default"/>
+        <w:sz w:val="20"/>
+      </w:rPr>
+    </w:lvl>
+    <w:lvl w:ilvl="5" w:tentative="1">
+      <w:start w:val="1"/>
+      <w:numFmt w:val="bullet"/>
+      <w:lvlText w:val=""/>
+      <w:lvlJc w:val="left"/>
+      <w:pPr>
+        <w:tabs>
+          <w:tab w:val="num" w:pos="4320"/>
+        </w:tabs>
+        <w:ind w:left="4320" w:hanging="360"/>
+      </w:pPr>
+      <w:rPr>
+        <w:rFonts w:ascii="Wingdings" w:hAnsi="Wingdings" w:hint="default"/>
+        <w:sz w:val="20"/>
+      </w:rPr>
+    </w:lvl>
+    <w:lvl w:ilvl="6" w:tentative="1">
+      <w:start w:val="1"/>
+      <w:numFmt w:val="bullet"/>
+      <w:lvlText w:val=""/>
+      <w:lvlJc w:val="left"/>
+      <w:pPr>
+        <w:tabs>
+          <w:tab w:val="num" w:pos="5040"/>
+        </w:tabs>
+        <w:ind w:left="5040" w:hanging="360"/>
+      </w:pPr>
+      <w:rPr>
+        <w:rFonts w:ascii="Wingdings" w:hAnsi="Wingdings" w:hint="default"/>
+        <w:sz w:val="20"/>
+      </w:rPr>
+    </w:lvl>
+    <w:lvl w:ilvl="7" w:tentative="1">
+      <w:start w:val="1"/>
+      <w:numFmt w:val="bullet"/>
+      <w:lvlText w:val=""/>
+      <w:lvlJc w:val="left"/>
+      <w:pPr>
+        <w:tabs>
+          <w:tab w:val="num" w:pos="5760"/>
+        </w:tabs>
+        <w:ind w:left="5760" w:hanging="360"/>
+      </w:pPr>
+      <w:rPr>
+        <w:rFonts w:ascii="Wingdings" w:hAnsi="Wingdings" w:hint="default"/>
+        <w:sz w:val="20"/>
+      </w:rPr>
+    </w:lvl>
+    <w:lvl w:ilvl="8" w:tentative="1">
+      <w:start w:val="1"/>
+      <w:numFmt w:val="bullet"/>
+      <w:lvlText w:val=""/>
+      <w:lvlJc w:val="left"/>
+      <w:pPr>
+        <w:tabs>
+          <w:tab w:val="num" w:pos="6480"/>
+        </w:tabs>
+        <w:ind w:left="6480" w:hanging="360"/>
+      </w:pPr>
+      <w:rPr>
+        <w:rFonts w:ascii="Wingdings" w:hAnsi="Wingdings" w:hint="default"/>
+        <w:sz w:val="20"/>
+      </w:rPr>
+    </w:lvl>
+  </w:abstractNum>
+  <w:num w:numId="1" w16cid:durableId="309141368">
+    <w:abstractNumId w:val="0"/>
+  </w:num>
+</w:numbering>
 </file>
 
 <file path=word/styles.xml><?xml version="1.0" encoding="utf-8"?>
@@ -2195,6 +7085,58 @@
       <w:shd w:val="clear" w:color="auto" w:fill="E1DFDD"/>
     </w:rPr>
   </w:style>
+  <w:style w:type="paragraph" w:styleId="FootnoteText">
+    <w:name w:val="footnote text"/>
+    <w:basedOn w:val="Normal"/>
+    <w:link w:val="FootnoteTextChar"/>
+    <w:uiPriority w:val="99"/>
+    <w:semiHidden/>
+    <w:unhideWhenUsed/>
+    <w:rsid w:val="002D153C"/>
+    <w:rPr>
+      <w:sz w:val="20"/>
+      <w:szCs w:val="20"/>
+    </w:rPr>
+  </w:style>
+  <w:style w:type="character" w:customStyle="1" w:styleId="FootnoteTextChar">
+    <w:name w:val="Footnote Text Char"/>
+    <w:basedOn w:val="DefaultParagraphFont"/>
+    <w:link w:val="FootnoteText"/>
+    <w:uiPriority w:val="99"/>
+    <w:semiHidden/>
+    <w:rsid w:val="002D153C"/>
+    <w:rPr>
+      <w:sz w:val="20"/>
+      <w:szCs w:val="20"/>
+    </w:rPr>
+  </w:style>
+  <w:style w:type="character" w:styleId="FootnoteReference">
+    <w:name w:val="footnote reference"/>
+    <w:basedOn w:val="DefaultParagraphFont"/>
+    <w:uiPriority w:val="99"/>
+    <w:semiHidden/>
+    <w:unhideWhenUsed/>
+    <w:rsid w:val="002D153C"/>
+    <w:rPr>
+      <w:vertAlign w:val="superscript"/>
+    </w:rPr>
+  </w:style>
+  <w:style w:type="table" w:styleId="TableGrid">
+    <w:name w:val="Table Grid"/>
+    <w:basedOn w:val="TableNormal"/>
+    <w:uiPriority w:val="39"/>
+    <w:rsid w:val="005A6AC2"/>
+    <w:tblPr>
+      <w:tblBorders>
+        <w:top w:val="single" w:sz="4" w:space="0" w:color="auto"/>
+        <w:left w:val="single" w:sz="4" w:space="0" w:color="auto"/>
+        <w:bottom w:val="single" w:sz="4" w:space="0" w:color="auto"/>
+        <w:right w:val="single" w:sz="4" w:space="0" w:color="auto"/>
+        <w:insideH w:val="single" w:sz="4" w:space="0" w:color="auto"/>
+        <w:insideV w:val="single" w:sz="4" w:space="0" w:color="auto"/>
+      </w:tblBorders>
+    </w:tblPr>
+  </w:style>
 </w:styles>
 </file>
 

--- a/doc/Saussure_en_simulatie_als_demystificatie_van_woordimbeddingen.docx
+++ b/doc/Saussure_en_simulatie_als_demystificatie_van_woordimbeddingen.docx
@@ -4048,7 +4048,25 @@
           <w:bCs/>
           <w:lang w:val="nl-NL"/>
         </w:rPr>
-        <w:t>2. Simulatie van tekstcorpus</w:t>
+        <w:t xml:space="preserve">2. </w:t>
+      </w:r>
+      <w:r>
+        <w:rPr>
+          <w:rFonts w:ascii="Times New Roman" w:hAnsi="Times New Roman" w:cs="Times New Roman"/>
+          <w:b/>
+          <w:bCs/>
+          <w:lang w:val="nl-NL"/>
+        </w:rPr>
+        <w:t>Micros</w:t>
+      </w:r>
+      <w:r>
+        <w:rPr>
+          <w:rFonts w:ascii="Times New Roman" w:hAnsi="Times New Roman" w:cs="Times New Roman"/>
+          <w:b/>
+          <w:bCs/>
+          <w:lang w:val="nl-NL"/>
+        </w:rPr>
+        <w:t>imulatie van tekstcorpus</w:t>
       </w:r>
     </w:p>
     <w:p>
@@ -4143,24 +4161,42 @@
         </w:rPr>
         <w:tab/>
       </w:r>
-      <w:r>
-        <w:rPr>
-          <w:rFonts w:ascii="Times New Roman" w:hAnsi="Times New Roman" w:cs="Times New Roman"/>
-          <w:lang w:val="nl-NL"/>
-        </w:rPr>
-        <w:t>Hij s</w:t>
-      </w:r>
-      <w:r>
-        <w:rPr>
-          <w:rFonts w:ascii="Times New Roman" w:hAnsi="Times New Roman" w:cs="Times New Roman"/>
-          <w:lang w:val="nl-NL"/>
+      <w:proofErr w:type="spellStart"/>
+      <w:r>
+        <w:rPr>
+          <w:rFonts w:ascii="Times New Roman" w:hAnsi="Times New Roman" w:cs="Times New Roman"/>
+          <w:lang w:val="en-US"/>
+        </w:rPr>
+        <w:t>Hij</w:t>
+      </w:r>
+      <w:proofErr w:type="spellEnd"/>
+      <w:r>
+        <w:rPr>
+          <w:rFonts w:ascii="Times New Roman" w:hAnsi="Times New Roman" w:cs="Times New Roman"/>
+          <w:lang w:val="en-US"/>
+        </w:rPr>
+        <w:t xml:space="preserve"> </w:t>
+      </w:r>
+      <w:proofErr w:type="spellStart"/>
+      <w:r>
+        <w:rPr>
+          <w:rFonts w:ascii="Times New Roman" w:hAnsi="Times New Roman" w:cs="Times New Roman"/>
+          <w:lang w:val="en-US"/>
+        </w:rPr>
+        <w:t>s</w:t>
+      </w:r>
+      <w:r>
+        <w:rPr>
+          <w:rFonts w:ascii="Times New Roman" w:hAnsi="Times New Roman" w:cs="Times New Roman"/>
+          <w:lang w:val="en-US"/>
         </w:rPr>
         <w:t>telt</w:t>
       </w:r>
-      <w:r>
-        <w:rPr>
-          <w:rFonts w:ascii="Times New Roman" w:hAnsi="Times New Roman" w:cs="Times New Roman"/>
-          <w:lang w:val="nl-NL"/>
+      <w:proofErr w:type="spellEnd"/>
+      <w:r>
+        <w:rPr>
+          <w:rFonts w:ascii="Times New Roman" w:hAnsi="Times New Roman" w:cs="Times New Roman"/>
+          <w:lang w:val="en-US"/>
         </w:rPr>
         <w:t>:</w:t>
       </w:r>
@@ -4594,37 +4630,80 @@
       <w:r>
         <w:rPr>
           <w:rFonts w:ascii="Times New Roman" w:hAnsi="Times New Roman" w:cs="Times New Roman"/>
-          <w:lang w:val="nl-NL"/>
+          <w:lang w:val="en-US"/>
         </w:rPr>
         <w:t>Het ‘</w:t>
       </w:r>
-      <w:r>
-        <w:rPr>
-          <w:rFonts w:ascii="Times New Roman" w:hAnsi="Times New Roman" w:cs="Times New Roman"/>
-          <w:lang w:val="nl-NL"/>
+      <w:proofErr w:type="spellStart"/>
+      <w:r>
+        <w:rPr>
+          <w:rFonts w:ascii="Times New Roman" w:hAnsi="Times New Roman" w:cs="Times New Roman"/>
+          <w:lang w:val="en-US"/>
         </w:rPr>
         <w:t>groei</w:t>
       </w:r>
       <w:r>
         <w:rPr>
           <w:rFonts w:ascii="Times New Roman" w:hAnsi="Times New Roman" w:cs="Times New Roman"/>
-          <w:lang w:val="nl-NL"/>
-        </w:rPr>
-        <w:t xml:space="preserve">mechanisme’ is </w:t>
-      </w:r>
-      <w:r>
-        <w:rPr>
-          <w:rFonts w:ascii="Times New Roman" w:hAnsi="Times New Roman" w:cs="Times New Roman"/>
-          <w:lang w:val="nl-NL"/>
-        </w:rPr>
-        <w:t xml:space="preserve">grotendeels </w:t>
-      </w:r>
-      <w:r>
-        <w:rPr>
-          <w:rFonts w:ascii="Times New Roman" w:hAnsi="Times New Roman" w:cs="Times New Roman"/>
-          <w:lang w:val="nl-NL"/>
-        </w:rPr>
-        <w:t>probabilistisch van aard:</w:t>
+          <w:lang w:val="en-US"/>
+        </w:rPr>
+        <w:t>mechanisme</w:t>
+      </w:r>
+      <w:proofErr w:type="spellEnd"/>
+      <w:r>
+        <w:rPr>
+          <w:rFonts w:ascii="Times New Roman" w:hAnsi="Times New Roman" w:cs="Times New Roman"/>
+          <w:lang w:val="en-US"/>
+        </w:rPr>
+        <w:t xml:space="preserve">’ is </w:t>
+      </w:r>
+      <w:proofErr w:type="spellStart"/>
+      <w:r>
+        <w:rPr>
+          <w:rFonts w:ascii="Times New Roman" w:hAnsi="Times New Roman" w:cs="Times New Roman"/>
+          <w:lang w:val="en-US"/>
+        </w:rPr>
+        <w:t>grotendeels</w:t>
+      </w:r>
+      <w:proofErr w:type="spellEnd"/>
+      <w:r>
+        <w:rPr>
+          <w:rFonts w:ascii="Times New Roman" w:hAnsi="Times New Roman" w:cs="Times New Roman"/>
+          <w:lang w:val="en-US"/>
+        </w:rPr>
+        <w:t xml:space="preserve"> </w:t>
+      </w:r>
+      <w:proofErr w:type="spellStart"/>
+      <w:r>
+        <w:rPr>
+          <w:rFonts w:ascii="Times New Roman" w:hAnsi="Times New Roman" w:cs="Times New Roman"/>
+          <w:lang w:val="en-US"/>
+        </w:rPr>
+        <w:t>probabilistisch</w:t>
+      </w:r>
+      <w:proofErr w:type="spellEnd"/>
+      <w:r>
+        <w:rPr>
+          <w:rFonts w:ascii="Times New Roman" w:hAnsi="Times New Roman" w:cs="Times New Roman"/>
+          <w:lang w:val="en-US"/>
+        </w:rPr>
+        <w:t xml:space="preserve"> van </w:t>
+      </w:r>
+      <w:proofErr w:type="spellStart"/>
+      <w:r>
+        <w:rPr>
+          <w:rFonts w:ascii="Times New Roman" w:hAnsi="Times New Roman" w:cs="Times New Roman"/>
+          <w:lang w:val="en-US"/>
+        </w:rPr>
+        <w:t>aard</w:t>
+      </w:r>
+      <w:proofErr w:type="spellEnd"/>
+      <w:r>
+        <w:rPr>
+          <w:rFonts w:ascii="Times New Roman" w:hAnsi="Times New Roman" w:cs="Times New Roman"/>
+          <w:lang w:val="en-US"/>
+        </w:rPr>
+        <w:t>:</w:t>
       </w:r>
       <w:r>
         <w:rPr>
@@ -4880,21 +4959,7 @@
           <w:rFonts w:ascii="Times New Roman" w:hAnsi="Times New Roman" w:cs="Times New Roman"/>
           <w:lang w:val="nl-NL"/>
         </w:rPr>
-        <w:t xml:space="preserve"> (</w:t>
-      </w:r>
-      <w:r>
-        <w:rPr>
-          <w:rFonts w:ascii="Times New Roman" w:hAnsi="Times New Roman" w:cs="Times New Roman"/>
-          <w:lang w:val="nl-NL"/>
-        </w:rPr>
-        <w:t>387</w:t>
-      </w:r>
-      <w:r>
-        <w:rPr>
-          <w:rFonts w:ascii="Times New Roman" w:hAnsi="Times New Roman" w:cs="Times New Roman"/>
-          <w:lang w:val="nl-NL"/>
-        </w:rPr>
-        <w:t>)</w:t>
+        <w:t xml:space="preserve"> (387)</w:t>
       </w:r>
       <w:r>
         <w:rPr>
@@ -4926,7 +4991,21 @@
           <w:lang w:val="nl-NL"/>
         </w:rPr>
         <w:tab/>
-        <w:t xml:space="preserve">Door middel van een simulatie wordt in deze studie Shannons theorie geïmplementeerd. De ‘discrete source’ zal </w:t>
+        <w:t xml:space="preserve">Door middel van een </w:t>
+      </w:r>
+      <w:r>
+        <w:rPr>
+          <w:rFonts w:ascii="Times New Roman" w:hAnsi="Times New Roman" w:cs="Times New Roman"/>
+          <w:lang w:val="nl-NL"/>
+        </w:rPr>
+        <w:t>micro</w:t>
+      </w:r>
+      <w:r>
+        <w:rPr>
+          <w:rFonts w:ascii="Times New Roman" w:hAnsi="Times New Roman" w:cs="Times New Roman"/>
+          <w:lang w:val="nl-NL"/>
+        </w:rPr>
+        <w:t xml:space="preserve">simulatie wordt in deze studie Shannons theorie geïmplementeerd. De ‘discrete source’ zal </w:t>
       </w:r>
       <w:r>
         <w:rPr>
@@ -5004,7 +5083,21 @@
           <w:lang w:val="nl-NL"/>
         </w:rPr>
         <w:tab/>
-        <w:t xml:space="preserve">Voor deze simulatie is er </w:t>
+        <w:t xml:space="preserve">Voor deze </w:t>
+      </w:r>
+      <w:r>
+        <w:rPr>
+          <w:rFonts w:ascii="Times New Roman" w:hAnsi="Times New Roman" w:cs="Times New Roman"/>
+          <w:lang w:val="nl-NL"/>
+        </w:rPr>
+        <w:t>micro</w:t>
+      </w:r>
+      <w:r>
+        <w:rPr>
+          <w:rFonts w:ascii="Times New Roman" w:hAnsi="Times New Roman" w:cs="Times New Roman"/>
+          <w:lang w:val="nl-NL"/>
+        </w:rPr>
+        <w:t xml:space="preserve">simulatie is er </w:t>
       </w:r>
       <w:r>
         <w:rPr>
@@ -5120,15 +5213,7 @@
           <w:rFonts w:ascii="Times New Roman" w:hAnsi="Times New Roman" w:cs="Times New Roman"/>
           <w:lang w:val="nl-NL"/>
         </w:rPr>
-        <w:t xml:space="preserve"> </w:t>
-      </w:r>
-      <w:proofErr w:type="spellStart"/>
-      <w:r>
-        <w:rPr>
-          <w:rFonts w:ascii="Times New Roman" w:hAnsi="Times New Roman" w:cs="Times New Roman"/>
-          <w:lang w:val="nl-NL"/>
-        </w:rPr>
-        <w:t>(</w:t>
+        <w:t xml:space="preserve"> (</w:t>
       </w:r>
       <w:r>
         <w:rPr>
@@ -5153,7 +5238,6 @@
         </w:rPr>
         <w:t xml:space="preserve"> </w:t>
       </w:r>
-      <w:proofErr w:type="spellEnd"/>
       <w:r>
         <w:rPr>
           <w:rFonts w:ascii="Times New Roman" w:hAnsi="Times New Roman" w:cs="Times New Roman"/>
@@ -5290,21 +5374,426 @@
           <w:rFonts w:ascii="Times New Roman" w:hAnsi="Times New Roman" w:cs="Times New Roman"/>
           <w:lang w:val="nl-NL"/>
         </w:rPr>
-        <w:t xml:space="preserve">De simulatie werkt </w:t>
-      </w:r>
-      <w:r>
-        <w:rPr>
-          <w:rFonts w:ascii="Times New Roman" w:hAnsi="Times New Roman" w:cs="Times New Roman"/>
-          <w:lang w:val="nl-NL"/>
-        </w:rPr>
-        <w:t xml:space="preserve">concreet </w:t>
-      </w:r>
-      <w:r>
-        <w:rPr>
-          <w:rFonts w:ascii="Times New Roman" w:hAnsi="Times New Roman" w:cs="Times New Roman"/>
-          <w:lang w:val="nl-NL"/>
-        </w:rPr>
-        <w:t>als volgt:</w:t>
+        <w:lastRenderedPageBreak/>
+        <w:tab/>
+      </w:r>
+      <w:r>
+        <w:rPr>
+          <w:rFonts w:ascii="Times New Roman" w:hAnsi="Times New Roman" w:cs="Times New Roman"/>
+          <w:lang w:val="nl-NL"/>
+        </w:rPr>
+        <w:t xml:space="preserve">De simulatie </w:t>
+      </w:r>
+      <w:r>
+        <w:rPr>
+          <w:rFonts w:ascii="Times New Roman" w:hAnsi="Times New Roman" w:cs="Times New Roman"/>
+          <w:lang w:val="nl-NL"/>
+        </w:rPr>
+        <w:t>is gebaseerd op recente beslismodellen zoals gebruikt in medische kosteneffectiviteitsanalyse.</w:t>
+      </w:r>
+      <w:r>
+        <w:rPr>
+          <w:rStyle w:val="FootnoteReference"/>
+          <w:rFonts w:ascii="Times New Roman" w:hAnsi="Times New Roman" w:cs="Times New Roman"/>
+          <w:lang w:val="nl-NL"/>
+        </w:rPr>
+        <w:footnoteReference w:id="23"/>
+      </w:r>
+      <w:r>
+        <w:rPr>
+          <w:rFonts w:ascii="Times New Roman" w:hAnsi="Times New Roman" w:cs="Times New Roman"/>
+          <w:lang w:val="nl-NL"/>
+        </w:rPr>
+        <w:t xml:space="preserve"> Traditionele beslismodellen modelleren een hypothetisch homogeen cohort van individuen over tijd</w:t>
+      </w:r>
+      <w:r>
+        <w:rPr>
+          <w:rFonts w:ascii="Times New Roman" w:hAnsi="Times New Roman" w:cs="Times New Roman"/>
+          <w:lang w:val="nl-NL"/>
+        </w:rPr>
+        <w:t xml:space="preserve"> (bijv. 50 jaar met stapjes van 1 jaar)</w:t>
+      </w:r>
+      <w:r>
+        <w:rPr>
+          <w:rFonts w:ascii="Times New Roman" w:hAnsi="Times New Roman" w:cs="Times New Roman"/>
+          <w:lang w:val="nl-NL"/>
+        </w:rPr>
+        <w:t xml:space="preserve"> terwijl ze van de ene gezondheidstoestand naar de andere gaan </w:t>
+      </w:r>
+      <w:r>
+        <w:rPr>
+          <w:rFonts w:ascii="Times New Roman" w:hAnsi="Times New Roman" w:cs="Times New Roman"/>
+          <w:lang w:val="nl-NL"/>
+        </w:rPr>
+        <w:t>– via de structuur van een vooraf gedefinieerd</w:t>
+      </w:r>
+      <w:r>
+        <w:rPr>
+          <w:rFonts w:ascii="Times New Roman" w:hAnsi="Times New Roman" w:cs="Times New Roman"/>
+          <w:lang w:val="nl-NL"/>
+        </w:rPr>
+        <w:t>e</w:t>
+      </w:r>
+      <w:r>
+        <w:rPr>
+          <w:rFonts w:ascii="Times New Roman" w:hAnsi="Times New Roman" w:cs="Times New Roman"/>
+          <w:lang w:val="nl-NL"/>
+        </w:rPr>
+        <w:t xml:space="preserve"> </w:t>
+      </w:r>
+      <w:r>
+        <w:rPr>
+          <w:rFonts w:ascii="Times New Roman" w:hAnsi="Times New Roman" w:cs="Times New Roman"/>
+          <w:lang w:val="nl-NL"/>
+        </w:rPr>
+        <w:t>netwerkstructuur (met bijv. de vijf discrete toestanden: gezond, ziek, ernstig ziek, gezond of overleden)</w:t>
+      </w:r>
+      <w:r>
+        <w:rPr>
+          <w:rFonts w:ascii="Times New Roman" w:hAnsi="Times New Roman" w:cs="Times New Roman"/>
+          <w:lang w:val="nl-NL"/>
+        </w:rPr>
+        <w:t xml:space="preserve"> – </w:t>
+      </w:r>
+      <w:r>
+        <w:rPr>
+          <w:rFonts w:ascii="Times New Roman" w:hAnsi="Times New Roman" w:cs="Times New Roman"/>
+          <w:lang w:val="nl-NL"/>
+        </w:rPr>
+        <w:t xml:space="preserve">en zijn deterministisch van aard, in de zin dat het eindresultaat </w:t>
+      </w:r>
+      <w:r>
+        <w:rPr>
+          <w:rFonts w:ascii="Times New Roman" w:hAnsi="Times New Roman" w:cs="Times New Roman"/>
+          <w:lang w:val="nl-NL"/>
+        </w:rPr>
+        <w:t xml:space="preserve">volledig </w:t>
+      </w:r>
+      <w:r>
+        <w:rPr>
+          <w:rFonts w:ascii="Times New Roman" w:hAnsi="Times New Roman" w:cs="Times New Roman"/>
+          <w:lang w:val="nl-NL"/>
+        </w:rPr>
+        <w:t>wordt</w:t>
+      </w:r>
+      <w:r>
+        <w:rPr>
+          <w:rFonts w:ascii="Times New Roman" w:hAnsi="Times New Roman" w:cs="Times New Roman"/>
+          <w:lang w:val="nl-NL"/>
+        </w:rPr>
+        <w:t xml:space="preserve"> bepaald </w:t>
+      </w:r>
+      <w:r>
+        <w:rPr>
+          <w:rFonts w:ascii="Times New Roman" w:hAnsi="Times New Roman" w:cs="Times New Roman"/>
+          <w:lang w:val="nl-NL"/>
+        </w:rPr>
+        <w:t xml:space="preserve">door de </w:t>
+      </w:r>
+      <w:r>
+        <w:rPr>
+          <w:rFonts w:ascii="Times New Roman" w:hAnsi="Times New Roman" w:cs="Times New Roman"/>
+          <w:lang w:val="nl-NL"/>
+        </w:rPr>
+        <w:t xml:space="preserve">gegeven </w:t>
+      </w:r>
+      <w:r>
+        <w:rPr>
+          <w:rFonts w:ascii="Times New Roman" w:hAnsi="Times New Roman" w:cs="Times New Roman"/>
+          <w:lang w:val="nl-NL"/>
+        </w:rPr>
+        <w:t>start</w:t>
+      </w:r>
+      <w:r>
+        <w:rPr>
+          <w:rFonts w:ascii="Times New Roman" w:hAnsi="Times New Roman" w:cs="Times New Roman"/>
+          <w:lang w:val="nl-NL"/>
+        </w:rPr>
+        <w:t xml:space="preserve">voorwaarden en </w:t>
+      </w:r>
+      <w:r>
+        <w:rPr>
+          <w:rFonts w:ascii="Times New Roman" w:hAnsi="Times New Roman" w:cs="Times New Roman"/>
+          <w:lang w:val="nl-NL"/>
+        </w:rPr>
+        <w:t>model</w:t>
+      </w:r>
+      <w:r>
+        <w:rPr>
+          <w:rFonts w:ascii="Times New Roman" w:hAnsi="Times New Roman" w:cs="Times New Roman"/>
+          <w:lang w:val="nl-NL"/>
+        </w:rPr>
+        <w:t>parameters.</w:t>
+      </w:r>
+      <w:r>
+        <w:rPr>
+          <w:rStyle w:val="FootnoteReference"/>
+          <w:rFonts w:ascii="Times New Roman" w:hAnsi="Times New Roman" w:cs="Times New Roman"/>
+          <w:lang w:val="nl-NL"/>
+        </w:rPr>
+        <w:footnoteReference w:id="24"/>
+      </w:r>
+      <w:r>
+        <w:rPr>
+          <w:rFonts w:ascii="Times New Roman" w:hAnsi="Times New Roman" w:cs="Times New Roman"/>
+          <w:lang w:val="nl-NL"/>
+        </w:rPr>
+        <w:t xml:space="preserve"> </w:t>
+      </w:r>
+      <w:r>
+        <w:rPr>
+          <w:rFonts w:ascii="Times New Roman" w:hAnsi="Times New Roman" w:cs="Times New Roman"/>
+          <w:lang w:val="nl-NL"/>
+        </w:rPr>
+        <w:t>Onder andere vanwege dit determinisme zijn er recent m</w:t>
+      </w:r>
+      <w:r>
+        <w:rPr>
+          <w:rFonts w:ascii="Times New Roman" w:hAnsi="Times New Roman" w:cs="Times New Roman"/>
+          <w:lang w:val="nl-NL"/>
+        </w:rPr>
+        <w:t xml:space="preserve">icrosimulatiemodellen </w:t>
+      </w:r>
+      <w:r>
+        <w:rPr>
+          <w:rFonts w:ascii="Times New Roman" w:hAnsi="Times New Roman" w:cs="Times New Roman"/>
+          <w:lang w:val="nl-NL"/>
+        </w:rPr>
+        <w:t>ontwikkeld waarmee</w:t>
+      </w:r>
+      <w:r>
+        <w:rPr>
+          <w:rFonts w:ascii="Times New Roman" w:hAnsi="Times New Roman" w:cs="Times New Roman"/>
+          <w:lang w:val="nl-NL"/>
+        </w:rPr>
+        <w:t xml:space="preserve"> het </w:t>
+      </w:r>
+      <w:r>
+        <w:rPr>
+          <w:rFonts w:ascii="Times New Roman" w:hAnsi="Times New Roman" w:cs="Times New Roman"/>
+          <w:lang w:val="nl-NL"/>
+        </w:rPr>
+        <w:t xml:space="preserve">beloop </w:t>
+      </w:r>
+      <w:r>
+        <w:rPr>
+          <w:rFonts w:ascii="Times New Roman" w:hAnsi="Times New Roman" w:cs="Times New Roman"/>
+          <w:i/>
+          <w:iCs/>
+          <w:lang w:val="nl-NL"/>
+        </w:rPr>
+        <w:t>op individueel subjectsniveau</w:t>
+      </w:r>
+      <w:r>
+        <w:rPr>
+          <w:rFonts w:ascii="Times New Roman" w:hAnsi="Times New Roman" w:cs="Times New Roman"/>
+          <w:lang w:val="nl-NL"/>
+        </w:rPr>
+        <w:t xml:space="preserve"> gesimuleerd kan worden en de </w:t>
+      </w:r>
+      <w:r>
+        <w:rPr>
+          <w:rFonts w:ascii="Times New Roman" w:hAnsi="Times New Roman" w:cs="Times New Roman"/>
+          <w:lang w:val="nl-NL"/>
+        </w:rPr>
+        <w:t xml:space="preserve">deterministische respons van </w:t>
+      </w:r>
+      <w:r>
+        <w:rPr>
+          <w:rFonts w:ascii="Times New Roman" w:hAnsi="Times New Roman" w:cs="Times New Roman"/>
+          <w:lang w:val="nl-NL"/>
+        </w:rPr>
+        <w:t xml:space="preserve">een </w:t>
+      </w:r>
+      <w:r>
+        <w:rPr>
+          <w:rFonts w:ascii="Times New Roman" w:hAnsi="Times New Roman" w:cs="Times New Roman"/>
+          <w:lang w:val="nl-NL"/>
+        </w:rPr>
+        <w:t>homoge</w:t>
+      </w:r>
+      <w:r>
+        <w:rPr>
+          <w:rFonts w:ascii="Times New Roman" w:hAnsi="Times New Roman" w:cs="Times New Roman"/>
+          <w:lang w:val="nl-NL"/>
+        </w:rPr>
+        <w:t>e</w:t>
+      </w:r>
+      <w:r>
+        <w:rPr>
+          <w:rFonts w:ascii="Times New Roman" w:hAnsi="Times New Roman" w:cs="Times New Roman"/>
+          <w:lang w:val="nl-NL"/>
+        </w:rPr>
+        <w:t>n cohort</w:t>
+      </w:r>
+      <w:r>
+        <w:rPr>
+          <w:rFonts w:ascii="Times New Roman" w:hAnsi="Times New Roman" w:cs="Times New Roman"/>
+          <w:lang w:val="nl-NL"/>
+        </w:rPr>
+        <w:t xml:space="preserve"> vervangen wordt voor </w:t>
+      </w:r>
+      <w:r>
+        <w:rPr>
+          <w:rFonts w:ascii="Times New Roman" w:hAnsi="Times New Roman" w:cs="Times New Roman"/>
+          <w:lang w:val="nl-NL"/>
+        </w:rPr>
+        <w:t xml:space="preserve">een gezondheidstoestand </w:t>
+      </w:r>
+      <w:r>
+        <w:rPr>
+          <w:rFonts w:ascii="Times New Roman" w:hAnsi="Times New Roman" w:cs="Times New Roman"/>
+          <w:lang w:val="nl-NL"/>
+        </w:rPr>
+        <w:t>per individu</w:t>
+      </w:r>
+      <w:r>
+        <w:rPr>
+          <w:rFonts w:ascii="Times New Roman" w:hAnsi="Times New Roman" w:cs="Times New Roman"/>
+          <w:lang w:val="nl-NL"/>
+        </w:rPr>
+        <w:t xml:space="preserve"> over tijd</w:t>
+      </w:r>
+      <w:r>
+        <w:rPr>
+          <w:rFonts w:ascii="Times New Roman" w:hAnsi="Times New Roman" w:cs="Times New Roman"/>
+          <w:lang w:val="nl-NL"/>
+        </w:rPr>
+        <w:t>.</w:t>
+      </w:r>
+      <w:r>
+        <w:rPr>
+          <w:rFonts w:ascii="Times New Roman" w:hAnsi="Times New Roman" w:cs="Times New Roman"/>
+          <w:lang w:val="nl-NL"/>
+        </w:rPr>
+        <w:t xml:space="preserve"> Vanwege het individuele modeleringskarakter is het mogelijk om </w:t>
+      </w:r>
+      <w:r>
+        <w:rPr>
+          <w:rFonts w:ascii="Times New Roman" w:hAnsi="Times New Roman" w:cs="Times New Roman"/>
+          <w:lang w:val="nl-NL"/>
+        </w:rPr>
+        <w:t xml:space="preserve">in een microsimulatie </w:t>
+      </w:r>
+      <w:r>
+        <w:rPr>
+          <w:rFonts w:ascii="Times New Roman" w:hAnsi="Times New Roman" w:cs="Times New Roman"/>
+          <w:lang w:val="nl-NL"/>
+        </w:rPr>
+        <w:t xml:space="preserve">een </w:t>
+      </w:r>
+      <w:r>
+        <w:rPr>
+          <w:rFonts w:ascii="Times New Roman" w:hAnsi="Times New Roman" w:cs="Times New Roman"/>
+          <w:lang w:val="nl-NL"/>
+        </w:rPr>
+        <w:t>stochastisch</w:t>
+      </w:r>
+      <w:r>
+        <w:rPr>
+          <w:rFonts w:ascii="Times New Roman" w:hAnsi="Times New Roman" w:cs="Times New Roman"/>
+          <w:lang w:val="nl-NL"/>
+        </w:rPr>
+        <w:t xml:space="preserve"> element</w:t>
+      </w:r>
+      <w:r>
+        <w:rPr>
+          <w:rFonts w:ascii="Times New Roman" w:hAnsi="Times New Roman" w:cs="Times New Roman"/>
+          <w:lang w:val="nl-NL"/>
+        </w:rPr>
+        <w:t xml:space="preserve"> in het ziekteverloop</w:t>
+      </w:r>
+      <w:r>
+        <w:rPr>
+          <w:rFonts w:ascii="Times New Roman" w:hAnsi="Times New Roman" w:cs="Times New Roman"/>
+          <w:lang w:val="nl-NL"/>
+        </w:rPr>
+        <w:t xml:space="preserve"> te brengen en </w:t>
+      </w:r>
+      <w:r>
+        <w:rPr>
+          <w:rFonts w:ascii="Times New Roman" w:hAnsi="Times New Roman" w:cs="Times New Roman"/>
+          <w:lang w:val="nl-NL"/>
+        </w:rPr>
+        <w:t xml:space="preserve">eventuele </w:t>
+      </w:r>
+      <w:r>
+        <w:rPr>
+          <w:rFonts w:ascii="Times New Roman" w:hAnsi="Times New Roman" w:cs="Times New Roman"/>
+          <w:lang w:val="nl-NL"/>
+        </w:rPr>
+        <w:t>natuurlijke</w:t>
+      </w:r>
+      <w:r>
+        <w:rPr>
+          <w:rFonts w:ascii="Times New Roman" w:hAnsi="Times New Roman" w:cs="Times New Roman"/>
+          <w:lang w:val="nl-NL"/>
+        </w:rPr>
+        <w:t xml:space="preserve"> variatie</w:t>
+      </w:r>
+      <w:r>
+        <w:rPr>
+          <w:rFonts w:ascii="Times New Roman" w:hAnsi="Times New Roman" w:cs="Times New Roman"/>
+          <w:lang w:val="nl-NL"/>
+        </w:rPr>
+        <w:t xml:space="preserve"> te modelleren. De combinatie van algemeen determinisme en</w:t>
+      </w:r>
+      <w:r>
+        <w:rPr>
+          <w:rFonts w:ascii="Times New Roman" w:hAnsi="Times New Roman" w:cs="Times New Roman"/>
+          <w:lang w:val="nl-NL"/>
+        </w:rPr>
+        <w:t xml:space="preserve"> individuele willekeur</w:t>
+      </w:r>
+      <w:r>
+        <w:rPr>
+          <w:rFonts w:ascii="Times New Roman" w:hAnsi="Times New Roman" w:cs="Times New Roman"/>
+          <w:lang w:val="nl-NL"/>
+        </w:rPr>
+        <w:t xml:space="preserve"> maakt microsimulatiemodellen geschikt voor de huidige studie</w:t>
+      </w:r>
+      <w:r>
+        <w:rPr>
+          <w:rFonts w:ascii="Times New Roman" w:hAnsi="Times New Roman" w:cs="Times New Roman"/>
+          <w:lang w:val="nl-NL"/>
+        </w:rPr>
+        <w:t xml:space="preserve"> waar we een corpus van zinnen willen simuleren vanuit een algemene deterministische structuur maar met op-toeval-gebaseerde zinsconstructies</w:t>
+      </w:r>
+      <w:r>
+        <w:rPr>
+          <w:rFonts w:ascii="Times New Roman" w:hAnsi="Times New Roman" w:cs="Times New Roman"/>
+          <w:lang w:val="nl-NL"/>
+        </w:rPr>
+        <w:t>.</w:t>
+      </w:r>
+      <w:r>
+        <w:rPr>
+          <w:rFonts w:ascii="Times New Roman" w:hAnsi="Times New Roman" w:cs="Times New Roman"/>
+          <w:lang w:val="nl-NL"/>
+        </w:rPr>
+        <w:t xml:space="preserve"> De implementatie is volledig open-source en de scripts en resultaten zijn beschikbaar</w:t>
+      </w:r>
+      <w:r>
+        <w:rPr>
+          <w:rFonts w:ascii="Times New Roman" w:hAnsi="Times New Roman" w:cs="Times New Roman"/>
+          <w:lang w:val="nl-NL"/>
+        </w:rPr>
+        <w:t xml:space="preserve"> online.</w:t>
+      </w:r>
+      <w:r>
+        <w:rPr>
+          <w:rStyle w:val="FootnoteReference"/>
+          <w:rFonts w:ascii="Times New Roman" w:hAnsi="Times New Roman" w:cs="Times New Roman"/>
+          <w:lang w:val="nl-NL"/>
+        </w:rPr>
+        <w:footnoteReference w:id="25"/>
+      </w:r>
+      <w:r>
+        <w:rPr>
+          <w:rFonts w:ascii="Times New Roman" w:hAnsi="Times New Roman" w:cs="Times New Roman"/>
+          <w:lang w:val="nl-NL"/>
+        </w:rPr>
+        <w:t xml:space="preserve"> </w:t>
       </w:r>
     </w:p>
     <w:p>
@@ -5319,242 +5808,10 @@
       <w:r>
         <w:rPr>
           <w:rFonts w:ascii="Times New Roman" w:hAnsi="Times New Roman" w:cs="Times New Roman"/>
-          <w:i/>
-          <w:iCs/>
-          <w:lang w:val="nl-NL"/>
-        </w:rPr>
-        <w:lastRenderedPageBreak/>
-        <w:t>i</w:t>
-      </w:r>
-      <w:r>
-        <w:rPr>
-          <w:rFonts w:ascii="Times New Roman" w:hAnsi="Times New Roman" w:cs="Times New Roman"/>
-          <w:lang w:val="nl-NL"/>
-        </w:rPr>
-        <w:t>) 80.000 bezoekers worden toegelaten tot de supermarkt en worden als cohort gevolgd over de tijd</w:t>
-      </w:r>
-      <w:r>
-        <w:rPr>
-          <w:rFonts w:ascii="Times New Roman" w:hAnsi="Times New Roman" w:cs="Times New Roman"/>
-          <w:lang w:val="nl-NL"/>
-        </w:rPr>
-        <w:t>;</w:t>
-      </w:r>
-      <w:r>
-        <w:rPr>
-          <w:rStyle w:val="FootnoteReference"/>
-          <w:rFonts w:ascii="Times New Roman" w:hAnsi="Times New Roman" w:cs="Times New Roman"/>
-          <w:lang w:val="nl-NL"/>
-        </w:rPr>
-        <w:footnoteReference w:id="23"/>
-      </w:r>
-      <w:r>
-        <w:rPr>
-          <w:rFonts w:ascii="Times New Roman" w:hAnsi="Times New Roman" w:cs="Times New Roman"/>
-          <w:lang w:val="nl-NL"/>
-        </w:rPr>
-        <w:t xml:space="preserve"> </w:t>
-      </w:r>
-      <w:r>
-        <w:rPr>
-          <w:rFonts w:ascii="Times New Roman" w:hAnsi="Times New Roman" w:cs="Times New Roman"/>
-          <w:i/>
-          <w:iCs/>
-          <w:lang w:val="nl-NL"/>
-        </w:rPr>
-        <w:t>ii</w:t>
-      </w:r>
-      <w:r>
-        <w:rPr>
-          <w:rFonts w:ascii="Times New Roman" w:hAnsi="Times New Roman" w:cs="Times New Roman"/>
-          <w:lang w:val="nl-NL"/>
-        </w:rPr>
-        <w:t xml:space="preserve">) de tijd is discreet en loopt </w:t>
-      </w:r>
-      <w:r>
-        <w:rPr>
-          <w:rFonts w:ascii="Times New Roman" w:hAnsi="Times New Roman" w:cs="Times New Roman"/>
-          <w:lang w:val="nl-NL"/>
-        </w:rPr>
-        <w:t xml:space="preserve">voor </w:t>
-      </w:r>
-      <w:r>
-        <w:rPr>
-          <w:rFonts w:ascii="Times New Roman" w:hAnsi="Times New Roman" w:cs="Times New Roman"/>
-          <w:lang w:val="nl-NL"/>
-        </w:rPr>
-        <w:t xml:space="preserve">75 </w:t>
-      </w:r>
-      <w:r>
-        <w:rPr>
-          <w:rFonts w:ascii="Times New Roman" w:hAnsi="Times New Roman" w:cs="Times New Roman"/>
-          <w:lang w:val="nl-NL"/>
-        </w:rPr>
-        <w:t>niet-nader-gespecificeerde tijds</w:t>
-      </w:r>
-      <w:r>
-        <w:rPr>
-          <w:rFonts w:ascii="Times New Roman" w:hAnsi="Times New Roman" w:cs="Times New Roman"/>
-          <w:lang w:val="nl-NL"/>
-        </w:rPr>
-        <w:t>perioden</w:t>
-      </w:r>
-      <w:r>
-        <w:rPr>
-          <w:rFonts w:ascii="Times New Roman" w:hAnsi="Times New Roman" w:cs="Times New Roman"/>
-          <w:lang w:val="nl-NL"/>
-        </w:rPr>
-        <w:t>;</w:t>
-      </w:r>
-      <w:r>
-        <w:rPr>
-          <w:rStyle w:val="FootnoteReference"/>
-          <w:rFonts w:ascii="Times New Roman" w:hAnsi="Times New Roman" w:cs="Times New Roman"/>
-          <w:lang w:val="nl-NL"/>
-        </w:rPr>
-        <w:footnoteReference w:id="24"/>
-      </w:r>
-      <w:r>
-        <w:rPr>
-          <w:rFonts w:ascii="Times New Roman" w:hAnsi="Times New Roman" w:cs="Times New Roman"/>
-          <w:lang w:val="nl-NL"/>
-        </w:rPr>
-        <w:t xml:space="preserve"> </w:t>
-      </w:r>
-      <w:r>
-        <w:rPr>
-          <w:rFonts w:ascii="Times New Roman" w:hAnsi="Times New Roman" w:cs="Times New Roman"/>
-          <w:i/>
-          <w:iCs/>
-          <w:lang w:val="nl-NL"/>
-        </w:rPr>
-        <w:t>iii</w:t>
-      </w:r>
-      <w:r>
-        <w:rPr>
-          <w:rFonts w:ascii="Times New Roman" w:hAnsi="Times New Roman" w:cs="Times New Roman"/>
-          <w:lang w:val="nl-NL"/>
-        </w:rPr>
-        <w:t xml:space="preserve">) een bezoeker beweegt sprongsgewijs van schap tot schap. Bij elke periode beslist de bezoeker </w:t>
-      </w:r>
-      <w:r>
-        <w:rPr>
-          <w:rFonts w:ascii="Times New Roman" w:hAnsi="Times New Roman" w:cs="Times New Roman"/>
-          <w:lang w:val="nl-NL"/>
-        </w:rPr>
-        <w:t xml:space="preserve">– gebaseerd op een </w:t>
-      </w:r>
-      <w:r>
-        <w:rPr>
-          <w:rFonts w:ascii="Times New Roman" w:hAnsi="Times New Roman" w:cs="Times New Roman"/>
-          <w:lang w:val="nl-NL"/>
-        </w:rPr>
-        <w:t xml:space="preserve">relatieve </w:t>
-      </w:r>
-      <w:r>
-        <w:rPr>
-          <w:rFonts w:ascii="Times New Roman" w:hAnsi="Times New Roman" w:cs="Times New Roman"/>
-          <w:lang w:val="nl-NL"/>
-        </w:rPr>
-        <w:t xml:space="preserve">kans – </w:t>
-      </w:r>
-      <w:r>
-        <w:rPr>
-          <w:rFonts w:ascii="Times New Roman" w:hAnsi="Times New Roman" w:cs="Times New Roman"/>
-          <w:lang w:val="nl-NL"/>
-        </w:rPr>
-        <w:t>om</w:t>
-      </w:r>
-      <w:r>
-        <w:rPr>
-          <w:rFonts w:ascii="Times New Roman" w:hAnsi="Times New Roman" w:cs="Times New Roman"/>
-          <w:lang w:val="nl-NL"/>
-        </w:rPr>
-        <w:t xml:space="preserve"> te blijven staan bij het schap of zich te verplaatsen naar een schap waarmee het huidige schap verbonden is. De kans om een schap hoger te springen is tienmaal zo hoog dan blijven staan. De kans om een schap lager te springen is tweemaal zo hoog dan te blijven staan.</w:t>
-      </w:r>
-      <w:r>
-        <w:rPr>
-          <w:rStyle w:val="FootnoteReference"/>
-          <w:rFonts w:ascii="Times New Roman" w:hAnsi="Times New Roman" w:cs="Times New Roman"/>
-          <w:lang w:val="nl-NL"/>
-        </w:rPr>
-        <w:footnoteReference w:id="25"/>
-      </w:r>
-      <w:r>
-        <w:rPr>
-          <w:rFonts w:ascii="Times New Roman" w:hAnsi="Times New Roman" w:cs="Times New Roman"/>
-          <w:lang w:val="nl-NL"/>
-        </w:rPr>
-        <w:t xml:space="preserve"> Deze relatieve kansverdeling maakt dat het cohort zich gedurende de tijd langzaam richting de hogere schappen (en de uitgang) begeeft; </w:t>
-      </w:r>
-      <w:r>
-        <w:rPr>
-          <w:rFonts w:ascii="Times New Roman" w:hAnsi="Times New Roman" w:cs="Times New Roman"/>
-          <w:i/>
-          <w:iCs/>
-          <w:lang w:val="nl-NL"/>
-        </w:rPr>
-        <w:t>iv</w:t>
-      </w:r>
-      <w:r>
-        <w:rPr>
-          <w:rFonts w:ascii="Times New Roman" w:hAnsi="Times New Roman" w:cs="Times New Roman"/>
-          <w:lang w:val="nl-NL"/>
-        </w:rPr>
-        <w:t xml:space="preserve">) tijdens elke periode neemt een bezoeker een product uit een schap met een kans van 15%; </w:t>
-      </w:r>
-      <w:r>
-        <w:rPr>
-          <w:rFonts w:ascii="Times New Roman" w:hAnsi="Times New Roman" w:cs="Times New Roman"/>
-          <w:i/>
-          <w:iCs/>
-          <w:lang w:val="nl-NL"/>
-        </w:rPr>
-        <w:t>v</w:t>
-      </w:r>
-      <w:r>
-        <w:rPr>
-          <w:rFonts w:ascii="Times New Roman" w:hAnsi="Times New Roman" w:cs="Times New Roman"/>
-          <w:lang w:val="nl-NL"/>
-        </w:rPr>
-        <w:t>) als een bezoeker een product pakt, is de kans om variant I, II of III te pakken even groot (elk 33.3%)</w:t>
-      </w:r>
-      <w:r>
-        <w:rPr>
-          <w:rFonts w:ascii="Times New Roman" w:hAnsi="Times New Roman" w:cs="Times New Roman"/>
-          <w:lang w:val="nl-NL"/>
-        </w:rPr>
-        <w:t xml:space="preserve">; </w:t>
-      </w:r>
-      <w:r>
-        <w:rPr>
-          <w:rFonts w:ascii="Times New Roman" w:hAnsi="Times New Roman" w:cs="Times New Roman"/>
-          <w:i/>
-          <w:iCs/>
-          <w:lang w:val="nl-NL"/>
-        </w:rPr>
-        <w:t>vi</w:t>
-      </w:r>
-      <w:r>
-        <w:rPr>
-          <w:rFonts w:ascii="Times New Roman" w:hAnsi="Times New Roman" w:cs="Times New Roman"/>
-          <w:lang w:val="nl-NL"/>
-        </w:rPr>
-        <w:t xml:space="preserve">) om erg korte zinnen te voorkomen, worden bezoekers die minder dan </w:t>
-      </w:r>
-      <w:r>
-        <w:rPr>
-          <w:rFonts w:ascii="Times New Roman" w:hAnsi="Times New Roman" w:cs="Times New Roman"/>
-          <w:lang w:val="nl-NL"/>
-        </w:rPr>
-        <w:t xml:space="preserve">zes </w:t>
-      </w:r>
-      <w:r>
-        <w:rPr>
-          <w:rFonts w:ascii="Times New Roman" w:hAnsi="Times New Roman" w:cs="Times New Roman"/>
-          <w:lang w:val="nl-NL"/>
-        </w:rPr>
-        <w:t>producten selecteren vervangen door nieuwe bezoekers.</w:t>
+          <w:lang w:val="nl-NL"/>
+        </w:rPr>
+        <w:tab/>
+        <w:t xml:space="preserve">In de microsimulatie:  </w:t>
       </w:r>
     </w:p>
     <w:p>
@@ -5569,33 +5826,68 @@
       <w:r>
         <w:rPr>
           <w:rFonts w:ascii="Times New Roman" w:hAnsi="Times New Roman" w:cs="Times New Roman"/>
-          <w:lang w:val="nl-NL"/>
-        </w:rPr>
-        <w:tab/>
-        <w:t xml:space="preserve">De verspreiding van de bezoekers – en het selecteren van producten – is dus probabilistisch van karakter én slechts afhankelijk van de positie van een bezoeker tijdens de direct voorafgaande periode. </w:t>
-      </w:r>
-      <w:r>
-        <w:rPr>
-          <w:rFonts w:ascii="Times New Roman" w:hAnsi="Times New Roman" w:cs="Times New Roman"/>
-          <w:lang w:val="nl-NL"/>
-        </w:rPr>
-        <w:t xml:space="preserve">De </w:t>
-      </w:r>
-      <w:proofErr w:type="spellStart"/>
-      <w:r>
-        <w:rPr>
-          <w:rFonts w:ascii="Times New Roman" w:hAnsi="Times New Roman" w:cs="Times New Roman"/>
-          <w:lang w:val="nl-NL"/>
-        </w:rPr>
-        <w:t>plattegrondsstructuur</w:t>
-      </w:r>
-      <w:proofErr w:type="spellEnd"/>
-      <w:r>
-        <w:rPr>
-          <w:rFonts w:ascii="Times New Roman" w:hAnsi="Times New Roman" w:cs="Times New Roman"/>
-          <w:lang w:val="nl-NL"/>
-        </w:rPr>
-        <w:t xml:space="preserve"> is het deterministische element, want hoe toevallig een route of het pakken van een product ook is, producten kunnen alleen toegevoegd worden aan het boodschappenmandje op de locatie in het netwerk waar het product te vinden is.</w:t>
+          <w:i/>
+          <w:iCs/>
+          <w:lang w:val="nl-NL"/>
+        </w:rPr>
+        <w:t>i</w:t>
+      </w:r>
+      <w:r>
+        <w:rPr>
+          <w:rFonts w:ascii="Times New Roman" w:hAnsi="Times New Roman" w:cs="Times New Roman"/>
+          <w:lang w:val="nl-NL"/>
+        </w:rPr>
+        <w:t xml:space="preserve">) </w:t>
+      </w:r>
+      <w:r>
+        <w:rPr>
+          <w:rFonts w:ascii="Times New Roman" w:hAnsi="Times New Roman" w:cs="Times New Roman"/>
+          <w:lang w:val="nl-NL"/>
+        </w:rPr>
+        <w:t xml:space="preserve">worden </w:t>
+      </w:r>
+      <w:r>
+        <w:rPr>
+          <w:rFonts w:ascii="Times New Roman" w:hAnsi="Times New Roman" w:cs="Times New Roman"/>
+          <w:lang w:val="nl-NL"/>
+        </w:rPr>
+        <w:t>80.000 bezoekers toegelaten tot de supermarkt en als cohort</w:t>
+      </w:r>
+      <w:r>
+        <w:rPr>
+          <w:rFonts w:ascii="Times New Roman" w:hAnsi="Times New Roman" w:cs="Times New Roman"/>
+          <w:lang w:val="nl-NL"/>
+        </w:rPr>
+        <w:t>-individuen</w:t>
+      </w:r>
+      <w:r>
+        <w:rPr>
+          <w:rFonts w:ascii="Times New Roman" w:hAnsi="Times New Roman" w:cs="Times New Roman"/>
+          <w:lang w:val="nl-NL"/>
+        </w:rPr>
+        <w:t xml:space="preserve"> gevolgd over de tijd</w:t>
+      </w:r>
+      <w:r>
+        <w:rPr>
+          <w:rFonts w:ascii="Times New Roman" w:hAnsi="Times New Roman" w:cs="Times New Roman"/>
+          <w:lang w:val="nl-NL"/>
+        </w:rPr>
+        <w:t>;</w:t>
+      </w:r>
+      <w:r>
+        <w:rPr>
+          <w:rStyle w:val="FootnoteReference"/>
+          <w:rFonts w:ascii="Times New Roman" w:hAnsi="Times New Roman" w:cs="Times New Roman"/>
+          <w:lang w:val="nl-NL"/>
+        </w:rPr>
+        <w:footnoteReference w:id="26"/>
+      </w:r>
+      <w:r>
+        <w:rPr>
+          <w:rFonts w:ascii="Times New Roman" w:hAnsi="Times New Roman" w:cs="Times New Roman"/>
+          <w:lang w:val="nl-NL"/>
+        </w:rPr>
+        <w:t xml:space="preserve"> </w:t>
       </w:r>
     </w:p>
     <w:p>
@@ -5610,172 +5902,82 @@
       <w:r>
         <w:rPr>
           <w:rFonts w:ascii="Times New Roman" w:hAnsi="Times New Roman" w:cs="Times New Roman"/>
-          <w:lang w:val="nl-NL"/>
-        </w:rPr>
-        <w:tab/>
-      </w:r>
-      <w:r>
-        <w:rPr>
-          <w:rFonts w:ascii="Times New Roman" w:hAnsi="Times New Roman" w:cs="Times New Roman"/>
-          <w:lang w:val="nl-NL"/>
-        </w:rPr>
-        <w:t xml:space="preserve">Theoretisch is het mogelijk dat een bezoeker gedurende de hele simulatie voor één schap blijft staan zonder iets te </w:t>
-      </w:r>
-      <w:r>
-        <w:rPr>
-          <w:rFonts w:ascii="Times New Roman" w:hAnsi="Times New Roman" w:cs="Times New Roman"/>
-          <w:lang w:val="nl-NL"/>
-        </w:rPr>
-        <w:t>pakken</w:t>
-      </w:r>
-      <w:r>
-        <w:rPr>
-          <w:rFonts w:ascii="Times New Roman" w:hAnsi="Times New Roman" w:cs="Times New Roman"/>
-          <w:lang w:val="nl-NL"/>
-        </w:rPr>
-        <w:t>. Ook is het mogelijk dat een bezoeker meerdere van dezelfde producten al</w:t>
-      </w:r>
-      <w:r>
-        <w:rPr>
-          <w:rFonts w:ascii="Times New Roman" w:hAnsi="Times New Roman" w:cs="Times New Roman"/>
-          <w:lang w:val="nl-NL"/>
-        </w:rPr>
-        <w:t>,</w:t>
-      </w:r>
-      <w:r>
-        <w:rPr>
-          <w:rFonts w:ascii="Times New Roman" w:hAnsi="Times New Roman" w:cs="Times New Roman"/>
-          <w:lang w:val="nl-NL"/>
-        </w:rPr>
-        <w:t xml:space="preserve"> dan niet direct achter elkaar </w:t>
-      </w:r>
-      <w:r>
-        <w:rPr>
-          <w:rFonts w:ascii="Times New Roman" w:hAnsi="Times New Roman" w:cs="Times New Roman"/>
-          <w:lang w:val="nl-NL"/>
-        </w:rPr>
-        <w:t xml:space="preserve">uit de schappen pakt, bijvoorbeeld door een </w:t>
-      </w:r>
-      <w:r>
-        <w:rPr>
-          <w:rFonts w:ascii="Times New Roman" w:hAnsi="Times New Roman" w:cs="Times New Roman"/>
-          <w:lang w:val="nl-NL"/>
-        </w:rPr>
-        <w:t>deel van de route meermaals te doorwandelen</w:t>
-      </w:r>
-      <w:r>
-        <w:rPr>
-          <w:rFonts w:ascii="Times New Roman" w:hAnsi="Times New Roman" w:cs="Times New Roman"/>
-          <w:lang w:val="nl-NL"/>
-        </w:rPr>
-        <w:t xml:space="preserve">. Omdat er meerdere routes zijn om hogerop in de </w:t>
-      </w:r>
-      <w:proofErr w:type="spellStart"/>
-      <w:r>
-        <w:rPr>
-          <w:rFonts w:ascii="Times New Roman" w:hAnsi="Times New Roman" w:cs="Times New Roman"/>
-          <w:lang w:val="nl-NL"/>
-        </w:rPr>
-        <w:t>schappenlijst</w:t>
-      </w:r>
-      <w:proofErr w:type="spellEnd"/>
-      <w:r>
-        <w:rPr>
-          <w:rFonts w:ascii="Times New Roman" w:hAnsi="Times New Roman" w:cs="Times New Roman"/>
-          <w:lang w:val="nl-NL"/>
-        </w:rPr>
-        <w:t xml:space="preserve"> te komen, terwijl er maar één uitgang is, </w:t>
-      </w:r>
-      <w:r>
-        <w:rPr>
-          <w:rFonts w:ascii="Times New Roman" w:hAnsi="Times New Roman" w:cs="Times New Roman"/>
-          <w:lang w:val="nl-NL"/>
-        </w:rPr>
-        <w:t xml:space="preserve">is de verwachting dat </w:t>
-      </w:r>
-      <w:r>
-        <w:rPr>
-          <w:rFonts w:ascii="Times New Roman" w:hAnsi="Times New Roman" w:cs="Times New Roman"/>
-          <w:lang w:val="nl-NL"/>
-        </w:rPr>
-        <w:t>het cohort na verloop van tijd relatief veel tijd doorbreng</w:t>
-      </w:r>
-      <w:r>
-        <w:rPr>
-          <w:rFonts w:ascii="Times New Roman" w:hAnsi="Times New Roman" w:cs="Times New Roman"/>
-          <w:lang w:val="nl-NL"/>
-        </w:rPr>
-        <w:t>t</w:t>
-      </w:r>
-      <w:r>
-        <w:rPr>
-          <w:rFonts w:ascii="Times New Roman" w:hAnsi="Times New Roman" w:cs="Times New Roman"/>
-          <w:lang w:val="nl-NL"/>
-        </w:rPr>
-        <w:t xml:space="preserve"> op de afdeling ‘extra’ (</w:t>
-      </w:r>
-      <w:r>
-        <w:rPr>
-          <w:rFonts w:ascii="Times New Roman" w:hAnsi="Times New Roman" w:cs="Times New Roman"/>
-          <w:lang w:val="nl-NL"/>
-        </w:rPr>
-        <w:t>om daar</w:t>
-      </w:r>
-      <w:r>
-        <w:rPr>
-          <w:rFonts w:ascii="Times New Roman" w:hAnsi="Times New Roman" w:cs="Times New Roman"/>
-          <w:lang w:val="nl-NL"/>
-        </w:rPr>
-        <w:t xml:space="preserve"> relatief veel snoep, chips en koek </w:t>
-      </w:r>
-      <w:r>
-        <w:rPr>
-          <w:rFonts w:ascii="Times New Roman" w:hAnsi="Times New Roman" w:cs="Times New Roman"/>
-          <w:lang w:val="nl-NL"/>
-        </w:rPr>
-        <w:t xml:space="preserve">te </w:t>
-      </w:r>
-      <w:r>
-        <w:rPr>
-          <w:rFonts w:ascii="Times New Roman" w:hAnsi="Times New Roman" w:cs="Times New Roman"/>
-          <w:lang w:val="nl-NL"/>
-        </w:rPr>
-        <w:t xml:space="preserve">pakken). </w:t>
-      </w:r>
-      <w:r>
-        <w:rPr>
-          <w:rFonts w:ascii="Times New Roman" w:hAnsi="Times New Roman" w:cs="Times New Roman"/>
-          <w:lang w:val="nl-NL"/>
-        </w:rPr>
-        <w:t xml:space="preserve">Het maximaal aantal producten dat een bezoeker hypothetisch kan inladen is 75, dat is dan ook de maximale lengte van een </w:t>
-      </w:r>
-      <w:r>
-        <w:rPr>
-          <w:rFonts w:ascii="Times New Roman" w:hAnsi="Times New Roman" w:cs="Times New Roman"/>
-          <w:lang w:val="nl-NL"/>
-        </w:rPr>
-        <w:t xml:space="preserve">gegroeide </w:t>
-      </w:r>
-      <w:r>
-        <w:rPr>
-          <w:rFonts w:ascii="Times New Roman" w:hAnsi="Times New Roman" w:cs="Times New Roman"/>
-          <w:lang w:val="nl-NL"/>
-        </w:rPr>
-        <w:t xml:space="preserve">zin in het </w:t>
-      </w:r>
-      <w:r>
-        <w:rPr>
-          <w:rFonts w:ascii="Times New Roman" w:hAnsi="Times New Roman" w:cs="Times New Roman"/>
-          <w:lang w:val="nl-NL"/>
-        </w:rPr>
-        <w:t>simulatie</w:t>
-      </w:r>
-      <w:r>
-        <w:rPr>
-          <w:rFonts w:ascii="Times New Roman" w:hAnsi="Times New Roman" w:cs="Times New Roman"/>
-          <w:lang w:val="nl-NL"/>
-        </w:rPr>
-        <w:t>corpus.</w:t>
+          <w:i/>
+          <w:iCs/>
+          <w:lang w:val="nl-NL"/>
+        </w:rPr>
+        <w:t>ii</w:t>
+      </w:r>
+      <w:r>
+        <w:rPr>
+          <w:rFonts w:ascii="Times New Roman" w:hAnsi="Times New Roman" w:cs="Times New Roman"/>
+          <w:lang w:val="nl-NL"/>
+        </w:rPr>
+        <w:t xml:space="preserve">) </w:t>
+      </w:r>
+      <w:r>
+        <w:rPr>
+          <w:rFonts w:ascii="Times New Roman" w:hAnsi="Times New Roman" w:cs="Times New Roman"/>
+          <w:lang w:val="nl-NL"/>
+        </w:rPr>
+        <w:t xml:space="preserve">is </w:t>
+      </w:r>
+      <w:r>
+        <w:rPr>
+          <w:rFonts w:ascii="Times New Roman" w:hAnsi="Times New Roman" w:cs="Times New Roman"/>
+          <w:lang w:val="nl-NL"/>
+        </w:rPr>
+        <w:t xml:space="preserve">de tijd discreet en loopt </w:t>
+      </w:r>
+      <w:r>
+        <w:rPr>
+          <w:rFonts w:ascii="Times New Roman" w:hAnsi="Times New Roman" w:cs="Times New Roman"/>
+          <w:lang w:val="nl-NL"/>
+        </w:rPr>
+        <w:t xml:space="preserve">voor </w:t>
+      </w:r>
+      <w:r>
+        <w:rPr>
+          <w:rFonts w:ascii="Times New Roman" w:hAnsi="Times New Roman" w:cs="Times New Roman"/>
+          <w:lang w:val="nl-NL"/>
+        </w:rPr>
+        <w:t xml:space="preserve">75 </w:t>
+      </w:r>
+      <w:r>
+        <w:rPr>
+          <w:rFonts w:ascii="Times New Roman" w:hAnsi="Times New Roman" w:cs="Times New Roman"/>
+          <w:lang w:val="nl-NL"/>
+        </w:rPr>
+        <w:t>niet-nader-gespecificeerde tijds</w:t>
+      </w:r>
+      <w:r>
+        <w:rPr>
+          <w:rFonts w:ascii="Times New Roman" w:hAnsi="Times New Roman" w:cs="Times New Roman"/>
+          <w:lang w:val="nl-NL"/>
+        </w:rPr>
+        <w:t>perioden</w:t>
+      </w:r>
+      <w:r>
+        <w:rPr>
+          <w:rFonts w:ascii="Times New Roman" w:hAnsi="Times New Roman" w:cs="Times New Roman"/>
+          <w:lang w:val="nl-NL"/>
+        </w:rPr>
+        <w:t>;</w:t>
+      </w:r>
+      <w:r>
+        <w:rPr>
+          <w:rStyle w:val="FootnoteReference"/>
+          <w:rFonts w:ascii="Times New Roman" w:hAnsi="Times New Roman" w:cs="Times New Roman"/>
+          <w:lang w:val="nl-NL"/>
+        </w:rPr>
+        <w:footnoteReference w:id="27"/>
+      </w:r>
+      <w:r>
+        <w:rPr>
+          <w:rFonts w:ascii="Times New Roman" w:hAnsi="Times New Roman" w:cs="Times New Roman"/>
+          <w:lang w:val="nl-NL"/>
+        </w:rPr>
+        <w:t xml:space="preserve"> </w:t>
       </w:r>
     </w:p>
     <w:p>
@@ -5790,25 +5992,118 @@
       <w:r>
         <w:rPr>
           <w:rFonts w:ascii="Times New Roman" w:hAnsi="Times New Roman" w:cs="Times New Roman"/>
-          <w:lang w:val="nl-NL"/>
-        </w:rPr>
-        <w:tab/>
-      </w:r>
-      <w:r>
-        <w:rPr>
-          <w:rFonts w:ascii="Times New Roman" w:hAnsi="Times New Roman" w:cs="Times New Roman"/>
-          <w:b/>
-          <w:bCs/>
-          <w:lang w:val="nl-NL"/>
-        </w:rPr>
-        <w:t>Figuur 2</w:t>
-      </w:r>
-      <w:r>
-        <w:rPr>
-          <w:rFonts w:ascii="Times New Roman" w:hAnsi="Times New Roman" w:cs="Times New Roman"/>
-          <w:lang w:val="nl-NL"/>
-        </w:rPr>
-        <w:t xml:space="preserve"> toont de verspreiding van het cohort door de supermarkt gedurende de simulatie voor een aantal locaties.</w:t>
+          <w:i/>
+          <w:iCs/>
+          <w:lang w:val="nl-NL"/>
+        </w:rPr>
+        <w:t>iii</w:t>
+      </w:r>
+      <w:r>
+        <w:rPr>
+          <w:rFonts w:ascii="Times New Roman" w:hAnsi="Times New Roman" w:cs="Times New Roman"/>
+          <w:lang w:val="nl-NL"/>
+        </w:rPr>
+        <w:t xml:space="preserve">) beweegt </w:t>
+      </w:r>
+      <w:r>
+        <w:rPr>
+          <w:rFonts w:ascii="Times New Roman" w:hAnsi="Times New Roman" w:cs="Times New Roman"/>
+          <w:lang w:val="nl-NL"/>
+        </w:rPr>
+        <w:t xml:space="preserve">een bezoeker </w:t>
+      </w:r>
+      <w:r>
+        <w:rPr>
+          <w:rFonts w:ascii="Times New Roman" w:hAnsi="Times New Roman" w:cs="Times New Roman"/>
+          <w:lang w:val="nl-NL"/>
+        </w:rPr>
+        <w:t xml:space="preserve">sprongsgewijs van schap tot schap. Bij elke periode beslist de bezoeker </w:t>
+      </w:r>
+      <w:r>
+        <w:rPr>
+          <w:rFonts w:ascii="Times New Roman" w:hAnsi="Times New Roman" w:cs="Times New Roman"/>
+          <w:lang w:val="nl-NL"/>
+        </w:rPr>
+        <w:t xml:space="preserve">– gebaseerd op een </w:t>
+      </w:r>
+      <w:r>
+        <w:rPr>
+          <w:rFonts w:ascii="Times New Roman" w:hAnsi="Times New Roman" w:cs="Times New Roman"/>
+          <w:lang w:val="nl-NL"/>
+        </w:rPr>
+        <w:t xml:space="preserve">relatieve </w:t>
+      </w:r>
+      <w:r>
+        <w:rPr>
+          <w:rFonts w:ascii="Times New Roman" w:hAnsi="Times New Roman" w:cs="Times New Roman"/>
+          <w:lang w:val="nl-NL"/>
+        </w:rPr>
+        <w:t xml:space="preserve">kans – </w:t>
+      </w:r>
+      <w:r>
+        <w:rPr>
+          <w:rFonts w:ascii="Times New Roman" w:hAnsi="Times New Roman" w:cs="Times New Roman"/>
+          <w:lang w:val="nl-NL"/>
+        </w:rPr>
+        <w:t>om</w:t>
+      </w:r>
+      <w:r>
+        <w:rPr>
+          <w:rFonts w:ascii="Times New Roman" w:hAnsi="Times New Roman" w:cs="Times New Roman"/>
+          <w:lang w:val="nl-NL"/>
+        </w:rPr>
+        <w:t xml:space="preserve"> te blijven staan bij het schap of zich te </w:t>
+      </w:r>
+      <w:r>
+        <w:rPr>
+          <w:rFonts w:ascii="Times New Roman" w:hAnsi="Times New Roman" w:cs="Times New Roman"/>
+          <w:lang w:val="nl-NL"/>
+        </w:rPr>
+        <w:lastRenderedPageBreak/>
+        <w:t>verplaatsen naar een schap waarmee het huidige schap verbonden is. De kans om een schap hoger te springen is tienmaal zo hoog dan blijven staan. De kans om een schap lager te springen is tweemaal zo hoog dan te blijven staan.</w:t>
+      </w:r>
+      <w:r>
+        <w:rPr>
+          <w:rStyle w:val="FootnoteReference"/>
+          <w:rFonts w:ascii="Times New Roman" w:hAnsi="Times New Roman" w:cs="Times New Roman"/>
+          <w:lang w:val="nl-NL"/>
+        </w:rPr>
+        <w:footnoteReference w:id="28"/>
+      </w:r>
+      <w:r>
+        <w:rPr>
+          <w:rFonts w:ascii="Times New Roman" w:hAnsi="Times New Roman" w:cs="Times New Roman"/>
+          <w:lang w:val="nl-NL"/>
+        </w:rPr>
+        <w:t xml:space="preserve"> De relatieve kansverdeling maakt dat </w:t>
+      </w:r>
+      <w:r>
+        <w:rPr>
+          <w:rFonts w:ascii="Times New Roman" w:hAnsi="Times New Roman" w:cs="Times New Roman"/>
+          <w:lang w:val="nl-NL"/>
+        </w:rPr>
+        <w:t>het</w:t>
+      </w:r>
+      <w:r>
+        <w:rPr>
+          <w:rFonts w:ascii="Times New Roman" w:hAnsi="Times New Roman" w:cs="Times New Roman"/>
+          <w:lang w:val="nl-NL"/>
+        </w:rPr>
+        <w:t xml:space="preserve"> cohort zich </w:t>
+      </w:r>
+      <w:r>
+        <w:rPr>
+          <w:rFonts w:ascii="Times New Roman" w:hAnsi="Times New Roman" w:cs="Times New Roman"/>
+          <w:lang w:val="nl-NL"/>
+        </w:rPr>
+        <w:t xml:space="preserve">in zijn geheel </w:t>
+      </w:r>
+      <w:r>
+        <w:rPr>
+          <w:rFonts w:ascii="Times New Roman" w:hAnsi="Times New Roman" w:cs="Times New Roman"/>
+          <w:lang w:val="nl-NL"/>
+        </w:rPr>
+        <w:t xml:space="preserve">gedurende de tijd langzaam richting de hogere schappen (en de uitgang) begeeft; </w:t>
       </w:r>
     </w:p>
     <w:p>
@@ -5823,174 +6118,46 @@
       <w:r>
         <w:rPr>
           <w:rFonts w:ascii="Times New Roman" w:hAnsi="Times New Roman" w:cs="Times New Roman"/>
-          <w:lang w:val="nl-NL"/>
-        </w:rPr>
-        <w:lastRenderedPageBreak/>
-        <w:tab/>
-      </w:r>
-      <w:r>
-        <w:rPr>
-          <w:rFonts w:ascii="Times New Roman" w:hAnsi="Times New Roman" w:cs="Times New Roman"/>
-          <w:lang w:val="nl-NL"/>
-        </w:rPr>
-        <w:t xml:space="preserve">Het aantal bezochte locaties verschilt van bezoeker tot bezoeker. Het totale </w:t>
-      </w:r>
-      <w:proofErr w:type="spellStart"/>
-      <w:r>
-        <w:rPr>
-          <w:rFonts w:ascii="Times New Roman" w:hAnsi="Times New Roman" w:cs="Times New Roman"/>
-          <w:lang w:val="nl-NL"/>
-        </w:rPr>
-        <w:t>bezoekspatroon</w:t>
-      </w:r>
-      <w:proofErr w:type="spellEnd"/>
-      <w:r>
-        <w:rPr>
-          <w:rFonts w:ascii="Times New Roman" w:hAnsi="Times New Roman" w:cs="Times New Roman"/>
-          <w:lang w:val="nl-NL"/>
-        </w:rPr>
-        <w:t xml:space="preserve"> is weergegeven in </w:t>
-      </w:r>
-      <w:r>
-        <w:rPr>
-          <w:rFonts w:ascii="Times New Roman" w:hAnsi="Times New Roman" w:cs="Times New Roman"/>
-          <w:b/>
-          <w:bCs/>
-          <w:lang w:val="nl-NL"/>
-        </w:rPr>
-        <w:t>Figuur 3</w:t>
-      </w:r>
-      <w:r>
-        <w:rPr>
-          <w:rFonts w:ascii="Times New Roman" w:hAnsi="Times New Roman" w:cs="Times New Roman"/>
-          <w:lang w:val="nl-NL"/>
-        </w:rPr>
-        <w:t xml:space="preserve"> en het geselecteerde aantal producten in </w:t>
-      </w:r>
-      <w:r>
-        <w:rPr>
-          <w:rFonts w:ascii="Times New Roman" w:hAnsi="Times New Roman" w:cs="Times New Roman"/>
-          <w:b/>
-          <w:bCs/>
-          <w:lang w:val="nl-NL"/>
-        </w:rPr>
-        <w:t>Figuur 4</w:t>
-      </w:r>
-      <w:r>
-        <w:rPr>
-          <w:rFonts w:ascii="Times New Roman" w:hAnsi="Times New Roman" w:cs="Times New Roman"/>
-          <w:lang w:val="nl-NL"/>
-        </w:rPr>
-        <w:t>.</w:t>
-      </w:r>
-      <w:r>
-        <w:rPr>
-          <w:rFonts w:ascii="Times New Roman" w:hAnsi="Times New Roman" w:cs="Times New Roman"/>
-          <w:lang w:val="nl-NL"/>
-        </w:rPr>
-        <w:t xml:space="preserve"> </w:t>
-      </w:r>
-      <w:r>
-        <w:rPr>
-          <w:rFonts w:ascii="Times New Roman" w:hAnsi="Times New Roman" w:cs="Times New Roman"/>
-          <w:lang w:val="nl-NL"/>
-        </w:rPr>
-        <w:t xml:space="preserve">In totaal selecteert het cohort </w:t>
-      </w:r>
-      <w:r>
-        <w:rPr>
-          <w:rFonts w:ascii="Times New Roman" w:hAnsi="Times New Roman" w:cs="Times New Roman"/>
-          <w:lang w:val="nl-NL"/>
-        </w:rPr>
-        <w:t>804</w:t>
-      </w:r>
-      <w:r>
-        <w:rPr>
-          <w:rFonts w:ascii="Times New Roman" w:hAnsi="Times New Roman" w:cs="Times New Roman"/>
-          <w:lang w:val="nl-NL"/>
-        </w:rPr>
-        <w:t>.</w:t>
-      </w:r>
-      <w:r>
-        <w:rPr>
-          <w:rFonts w:ascii="Times New Roman" w:hAnsi="Times New Roman" w:cs="Times New Roman"/>
-          <w:lang w:val="nl-NL"/>
-        </w:rPr>
-        <w:t>422</w:t>
-      </w:r>
-      <w:r>
-        <w:rPr>
-          <w:rFonts w:ascii="Times New Roman" w:hAnsi="Times New Roman" w:cs="Times New Roman"/>
-          <w:lang w:val="nl-NL"/>
-        </w:rPr>
-        <w:t xml:space="preserve"> producten, gemiddeld </w:t>
-      </w:r>
-      <w:r>
-        <w:rPr>
-          <w:rFonts w:ascii="Times New Roman" w:hAnsi="Times New Roman" w:cs="Times New Roman"/>
-          <w:lang w:val="nl-NL"/>
-        </w:rPr>
-        <w:t>10,</w:t>
-      </w:r>
-      <w:r>
-        <w:rPr>
-          <w:rFonts w:ascii="Times New Roman" w:hAnsi="Times New Roman" w:cs="Times New Roman"/>
-          <w:lang w:val="nl-NL"/>
-        </w:rPr>
-        <w:t>1 per persoon. Sommige producten komen weinig voor, anderen veel meer</w:t>
-      </w:r>
-      <w:r>
-        <w:rPr>
-          <w:rFonts w:ascii="Times New Roman" w:hAnsi="Times New Roman" w:cs="Times New Roman"/>
-          <w:lang w:val="nl-NL"/>
-        </w:rPr>
-        <w:t>, zie</w:t>
-      </w:r>
-      <w:r>
-        <w:rPr>
-          <w:rFonts w:ascii="Times New Roman" w:hAnsi="Times New Roman" w:cs="Times New Roman"/>
-          <w:lang w:val="nl-NL"/>
-        </w:rPr>
-        <w:t xml:space="preserve"> </w:t>
-      </w:r>
-      <w:r>
-        <w:rPr>
-          <w:rFonts w:ascii="Times New Roman" w:hAnsi="Times New Roman" w:cs="Times New Roman"/>
-          <w:b/>
-          <w:bCs/>
-          <w:lang w:val="nl-NL"/>
-        </w:rPr>
-        <w:t>Tabel 2</w:t>
-      </w:r>
-      <w:r>
-        <w:rPr>
-          <w:rFonts w:ascii="Times New Roman" w:hAnsi="Times New Roman" w:cs="Times New Roman"/>
-          <w:lang w:val="nl-NL"/>
-        </w:rPr>
-        <w:t>.</w:t>
-      </w:r>
-      <w:r>
-        <w:rPr>
-          <w:rFonts w:ascii="Times New Roman" w:hAnsi="Times New Roman" w:cs="Times New Roman"/>
-          <w:lang w:val="nl-NL"/>
-        </w:rPr>
-        <w:t xml:space="preserve"> De route en de geselecteerde producten zijn als voorbeeld weergegeven in </w:t>
-      </w:r>
-      <w:r>
-        <w:rPr>
-          <w:rFonts w:ascii="Times New Roman" w:hAnsi="Times New Roman" w:cs="Times New Roman"/>
-          <w:b/>
-          <w:bCs/>
-          <w:lang w:val="nl-NL"/>
-        </w:rPr>
-        <w:t>Box 1</w:t>
-      </w:r>
-      <w:r>
-        <w:rPr>
-          <w:rFonts w:ascii="Times New Roman" w:hAnsi="Times New Roman" w:cs="Times New Roman"/>
-          <w:lang w:val="nl-NL"/>
-        </w:rPr>
-        <w:t xml:space="preserve"> voor de eerste twee bezoekers.</w:t>
+          <w:i/>
+          <w:iCs/>
+          <w:lang w:val="nl-NL"/>
+        </w:rPr>
+        <w:t>iv</w:t>
+      </w:r>
+      <w:r>
+        <w:rPr>
+          <w:rFonts w:ascii="Times New Roman" w:hAnsi="Times New Roman" w:cs="Times New Roman"/>
+          <w:lang w:val="nl-NL"/>
+        </w:rPr>
+        <w:t xml:space="preserve">) </w:t>
+      </w:r>
+      <w:r>
+        <w:rPr>
+          <w:rFonts w:ascii="Times New Roman" w:hAnsi="Times New Roman" w:cs="Times New Roman"/>
+          <w:lang w:val="nl-NL"/>
+        </w:rPr>
+        <w:t xml:space="preserve">neemt tijdens </w:t>
+      </w:r>
+      <w:r>
+        <w:rPr>
+          <w:rFonts w:ascii="Times New Roman" w:hAnsi="Times New Roman" w:cs="Times New Roman"/>
+          <w:lang w:val="nl-NL"/>
+        </w:rPr>
+        <w:t xml:space="preserve">elke periode een bezoeker een product uit </w:t>
+      </w:r>
+      <w:r>
+        <w:rPr>
+          <w:rFonts w:ascii="Times New Roman" w:hAnsi="Times New Roman" w:cs="Times New Roman"/>
+          <w:lang w:val="nl-NL"/>
+        </w:rPr>
+        <w:t>het plaatselijke</w:t>
+      </w:r>
+      <w:r>
+        <w:rPr>
+          <w:rFonts w:ascii="Times New Roman" w:hAnsi="Times New Roman" w:cs="Times New Roman"/>
+          <w:lang w:val="nl-NL"/>
+        </w:rPr>
+        <w:t xml:space="preserve"> schap met een kans van 15%; </w:t>
       </w:r>
     </w:p>
     <w:p>
@@ -6005,6 +6172,706 @@
       <w:r>
         <w:rPr>
           <w:rFonts w:ascii="Times New Roman" w:hAnsi="Times New Roman" w:cs="Times New Roman"/>
+          <w:i/>
+          <w:iCs/>
+          <w:lang w:val="nl-NL"/>
+        </w:rPr>
+        <w:t>v</w:t>
+      </w:r>
+      <w:r>
+        <w:rPr>
+          <w:rFonts w:ascii="Times New Roman" w:hAnsi="Times New Roman" w:cs="Times New Roman"/>
+          <w:lang w:val="nl-NL"/>
+        </w:rPr>
+        <w:t xml:space="preserve">) </w:t>
+      </w:r>
+      <w:r>
+        <w:rPr>
+          <w:rFonts w:ascii="Times New Roman" w:hAnsi="Times New Roman" w:cs="Times New Roman"/>
+          <w:lang w:val="nl-NL"/>
+        </w:rPr>
+        <w:t xml:space="preserve">pakt </w:t>
+      </w:r>
+      <w:r>
+        <w:rPr>
+          <w:rFonts w:ascii="Times New Roman" w:hAnsi="Times New Roman" w:cs="Times New Roman"/>
+          <w:lang w:val="nl-NL"/>
+        </w:rPr>
+        <w:t xml:space="preserve">een bezoeker een </w:t>
+      </w:r>
+      <w:r>
+        <w:rPr>
+          <w:rFonts w:ascii="Times New Roman" w:hAnsi="Times New Roman" w:cs="Times New Roman"/>
+          <w:lang w:val="nl-NL"/>
+        </w:rPr>
+        <w:t xml:space="preserve">van de drie varianten van een </w:t>
+      </w:r>
+      <w:r>
+        <w:rPr>
+          <w:rFonts w:ascii="Times New Roman" w:hAnsi="Times New Roman" w:cs="Times New Roman"/>
+          <w:lang w:val="nl-NL"/>
+        </w:rPr>
+        <w:t>product</w:t>
+      </w:r>
+      <w:r>
+        <w:rPr>
+          <w:rFonts w:ascii="Times New Roman" w:hAnsi="Times New Roman" w:cs="Times New Roman"/>
+          <w:lang w:val="nl-NL"/>
+        </w:rPr>
+        <w:t xml:space="preserve"> (type</w:t>
+      </w:r>
+      <w:r>
+        <w:rPr>
+          <w:rFonts w:ascii="Times New Roman" w:hAnsi="Times New Roman" w:cs="Times New Roman"/>
+          <w:lang w:val="nl-NL"/>
+        </w:rPr>
+        <w:t xml:space="preserve"> I, II of III</w:t>
+      </w:r>
+      <w:r>
+        <w:rPr>
+          <w:rFonts w:ascii="Times New Roman" w:hAnsi="Times New Roman" w:cs="Times New Roman"/>
+          <w:lang w:val="nl-NL"/>
+        </w:rPr>
+        <w:t xml:space="preserve">). Elk type heeft een </w:t>
+      </w:r>
+      <w:r>
+        <w:rPr>
+          <w:rFonts w:ascii="Times New Roman" w:hAnsi="Times New Roman" w:cs="Times New Roman"/>
+          <w:lang w:val="nl-NL"/>
+        </w:rPr>
+        <w:t>even grot</w:t>
+      </w:r>
+      <w:r>
+        <w:rPr>
+          <w:rFonts w:ascii="Times New Roman" w:hAnsi="Times New Roman" w:cs="Times New Roman"/>
+          <w:lang w:val="nl-NL"/>
+        </w:rPr>
+        <w:t>e kans om gepakt te worden</w:t>
+      </w:r>
+      <w:r>
+        <w:rPr>
+          <w:rFonts w:ascii="Times New Roman" w:hAnsi="Times New Roman" w:cs="Times New Roman"/>
+          <w:lang w:val="nl-NL"/>
+        </w:rPr>
+        <w:t xml:space="preserve"> (33.3%)</w:t>
+      </w:r>
+      <w:r>
+        <w:rPr>
+          <w:rFonts w:ascii="Times New Roman" w:hAnsi="Times New Roman" w:cs="Times New Roman"/>
+          <w:lang w:val="nl-NL"/>
+        </w:rPr>
+        <w:t xml:space="preserve">; </w:t>
+      </w:r>
+    </w:p>
+    <w:p>
+      <w:pPr>
+        <w:spacing w:line="360" w:lineRule="auto"/>
+        <w:jc w:val="both"/>
+        <w:rPr>
+          <w:rFonts w:ascii="Times New Roman" w:hAnsi="Times New Roman" w:cs="Times New Roman"/>
+          <w:lang w:val="nl-NL"/>
+        </w:rPr>
+      </w:pPr>
+      <w:r>
+        <w:rPr>
+          <w:rFonts w:ascii="Times New Roman" w:hAnsi="Times New Roman" w:cs="Times New Roman"/>
+          <w:i/>
+          <w:iCs/>
+          <w:lang w:val="nl-NL"/>
+        </w:rPr>
+        <w:t>vi</w:t>
+      </w:r>
+      <w:r>
+        <w:rPr>
+          <w:rFonts w:ascii="Times New Roman" w:hAnsi="Times New Roman" w:cs="Times New Roman"/>
+          <w:lang w:val="nl-NL"/>
+        </w:rPr>
+        <w:t xml:space="preserve">) </w:t>
+      </w:r>
+      <w:r>
+        <w:rPr>
+          <w:rFonts w:ascii="Times New Roman" w:hAnsi="Times New Roman" w:cs="Times New Roman"/>
+          <w:lang w:val="nl-NL"/>
+        </w:rPr>
+        <w:t>worden spaarzame bezoekers vervangen door nieuwe bezoekers. Minimaal zes producten moeten geselecteerd zijn wil de bezoeker in het cohort blijven</w:t>
+      </w:r>
+      <w:r>
+        <w:rPr>
+          <w:rFonts w:ascii="Times New Roman" w:hAnsi="Times New Roman" w:cs="Times New Roman"/>
+          <w:lang w:val="nl-NL"/>
+        </w:rPr>
+        <w:t>.</w:t>
+      </w:r>
+    </w:p>
+    <w:p>
+      <w:pPr>
+        <w:spacing w:line="360" w:lineRule="auto"/>
+        <w:jc w:val="both"/>
+        <w:rPr>
+          <w:rFonts w:ascii="Times New Roman" w:hAnsi="Times New Roman" w:cs="Times New Roman"/>
+          <w:lang w:val="nl-NL"/>
+        </w:rPr>
+      </w:pPr>
+      <w:r>
+        <w:rPr>
+          <w:rFonts w:ascii="Times New Roman" w:hAnsi="Times New Roman" w:cs="Times New Roman"/>
+          <w:lang w:val="nl-NL"/>
+        </w:rPr>
+        <w:tab/>
+        <w:t>De verspreiding van de bezoekers</w:t>
+      </w:r>
+      <w:r>
+        <w:rPr>
+          <w:rFonts w:ascii="Times New Roman" w:hAnsi="Times New Roman" w:cs="Times New Roman"/>
+          <w:lang w:val="nl-NL"/>
+        </w:rPr>
+        <w:t xml:space="preserve"> over de algemene supermarktstructuur</w:t>
+      </w:r>
+      <w:r>
+        <w:rPr>
+          <w:rFonts w:ascii="Times New Roman" w:hAnsi="Times New Roman" w:cs="Times New Roman"/>
+          <w:lang w:val="nl-NL"/>
+        </w:rPr>
+        <w:t xml:space="preserve"> – en het selecteren van producten – is </w:t>
+      </w:r>
+      <w:r>
+        <w:rPr>
+          <w:rFonts w:ascii="Times New Roman" w:hAnsi="Times New Roman" w:cs="Times New Roman"/>
+          <w:lang w:val="nl-NL"/>
+        </w:rPr>
+        <w:t>vanwege de implementatie</w:t>
+      </w:r>
+      <w:r>
+        <w:rPr>
+          <w:rFonts w:ascii="Times New Roman" w:hAnsi="Times New Roman" w:cs="Times New Roman"/>
+          <w:lang w:val="nl-NL"/>
+        </w:rPr>
+        <w:t xml:space="preserve"> probabilistisch van karakter én slechts afhankelijk van de positie van een bezoeker tijdens de direct voorafgaande periode. </w:t>
+      </w:r>
+      <w:r>
+        <w:rPr>
+          <w:rFonts w:ascii="Times New Roman" w:hAnsi="Times New Roman" w:cs="Times New Roman"/>
+          <w:lang w:val="nl-NL"/>
+        </w:rPr>
+        <w:t>De plattegrond is het deterministische element, want hoe toevallig een route of het pakken van een product ook is, producten kunnen alleen toegevoegd worden aan het boodschappenmandje op de locatie in het netwerk waar het product te vinden is</w:t>
+      </w:r>
+      <w:r>
+        <w:rPr>
+          <w:rFonts w:ascii="Times New Roman" w:hAnsi="Times New Roman" w:cs="Times New Roman"/>
+          <w:lang w:val="nl-NL"/>
+        </w:rPr>
+        <w:t xml:space="preserve"> en bezoekers zijn gebonden aan de beschikbare paden</w:t>
+      </w:r>
+      <w:r>
+        <w:rPr>
+          <w:rFonts w:ascii="Times New Roman" w:hAnsi="Times New Roman" w:cs="Times New Roman"/>
+          <w:lang w:val="nl-NL"/>
+        </w:rPr>
+        <w:t>.</w:t>
+      </w:r>
+    </w:p>
+    <w:p>
+      <w:pPr>
+        <w:spacing w:line="360" w:lineRule="auto"/>
+        <w:jc w:val="both"/>
+        <w:rPr>
+          <w:rFonts w:ascii="Times New Roman" w:hAnsi="Times New Roman" w:cs="Times New Roman"/>
+          <w:lang w:val="nl-NL"/>
+        </w:rPr>
+      </w:pPr>
+      <w:r>
+        <w:rPr>
+          <w:rFonts w:ascii="Times New Roman" w:hAnsi="Times New Roman" w:cs="Times New Roman"/>
+          <w:lang w:val="nl-NL"/>
+        </w:rPr>
+        <w:tab/>
+      </w:r>
+      <w:r>
+        <w:rPr>
+          <w:rFonts w:ascii="Times New Roman" w:hAnsi="Times New Roman" w:cs="Times New Roman"/>
+          <w:lang w:val="nl-NL"/>
+        </w:rPr>
+        <w:t xml:space="preserve">Theoretisch is het mogelijk dat een bezoeker gedurende de hele </w:t>
+      </w:r>
+      <w:r>
+        <w:rPr>
+          <w:rFonts w:ascii="Times New Roman" w:hAnsi="Times New Roman" w:cs="Times New Roman"/>
+          <w:lang w:val="nl-NL"/>
+        </w:rPr>
+        <w:t>periode</w:t>
+      </w:r>
+      <w:r>
+        <w:rPr>
+          <w:rFonts w:ascii="Times New Roman" w:hAnsi="Times New Roman" w:cs="Times New Roman"/>
+          <w:lang w:val="nl-NL"/>
+        </w:rPr>
+        <w:t xml:space="preserve"> voor één schap blijft staan zonder iets te </w:t>
+      </w:r>
+      <w:r>
+        <w:rPr>
+          <w:rFonts w:ascii="Times New Roman" w:hAnsi="Times New Roman" w:cs="Times New Roman"/>
+          <w:lang w:val="nl-NL"/>
+        </w:rPr>
+        <w:t>pakken</w:t>
+      </w:r>
+      <w:r>
+        <w:rPr>
+          <w:rFonts w:ascii="Times New Roman" w:hAnsi="Times New Roman" w:cs="Times New Roman"/>
+          <w:lang w:val="nl-NL"/>
+        </w:rPr>
+        <w:t>. Ook is het mogelijk dat een bezoeker meerdere van dezelfde producten al</w:t>
+      </w:r>
+      <w:r>
+        <w:rPr>
+          <w:rFonts w:ascii="Times New Roman" w:hAnsi="Times New Roman" w:cs="Times New Roman"/>
+          <w:lang w:val="nl-NL"/>
+        </w:rPr>
+        <w:t>,</w:t>
+      </w:r>
+      <w:r>
+        <w:rPr>
+          <w:rFonts w:ascii="Times New Roman" w:hAnsi="Times New Roman" w:cs="Times New Roman"/>
+          <w:lang w:val="nl-NL"/>
+        </w:rPr>
+        <w:t xml:space="preserve"> dan niet direct achter elkaar </w:t>
+      </w:r>
+      <w:r>
+        <w:rPr>
+          <w:rFonts w:ascii="Times New Roman" w:hAnsi="Times New Roman" w:cs="Times New Roman"/>
+          <w:lang w:val="nl-NL"/>
+        </w:rPr>
+        <w:t xml:space="preserve">uit </w:t>
+      </w:r>
+      <w:r>
+        <w:rPr>
+          <w:rFonts w:ascii="Times New Roman" w:hAnsi="Times New Roman" w:cs="Times New Roman"/>
+          <w:lang w:val="nl-NL"/>
+        </w:rPr>
+        <w:t>een</w:t>
+      </w:r>
+      <w:r>
+        <w:rPr>
+          <w:rFonts w:ascii="Times New Roman" w:hAnsi="Times New Roman" w:cs="Times New Roman"/>
+          <w:lang w:val="nl-NL"/>
+        </w:rPr>
+        <w:t xml:space="preserve"> schap pakt, bijvoorbeeld door een </w:t>
+      </w:r>
+      <w:r>
+        <w:rPr>
+          <w:rFonts w:ascii="Times New Roman" w:hAnsi="Times New Roman" w:cs="Times New Roman"/>
+          <w:lang w:val="nl-NL"/>
+        </w:rPr>
+        <w:t>deel van de route meermaals te doorwandelen</w:t>
+      </w:r>
+      <w:r>
+        <w:rPr>
+          <w:rFonts w:ascii="Times New Roman" w:hAnsi="Times New Roman" w:cs="Times New Roman"/>
+          <w:lang w:val="nl-NL"/>
+        </w:rPr>
+        <w:t xml:space="preserve">. Omdat er meerdere routes zijn om hogerop in de </w:t>
+      </w:r>
+      <w:proofErr w:type="spellStart"/>
+      <w:r>
+        <w:rPr>
+          <w:rFonts w:ascii="Times New Roman" w:hAnsi="Times New Roman" w:cs="Times New Roman"/>
+          <w:lang w:val="nl-NL"/>
+        </w:rPr>
+        <w:t>schappenlijst</w:t>
+      </w:r>
+      <w:proofErr w:type="spellEnd"/>
+      <w:r>
+        <w:rPr>
+          <w:rFonts w:ascii="Times New Roman" w:hAnsi="Times New Roman" w:cs="Times New Roman"/>
+          <w:lang w:val="nl-NL"/>
+        </w:rPr>
+        <w:t xml:space="preserve"> te komen, terwijl er maar één uitgang is, </w:t>
+      </w:r>
+      <w:r>
+        <w:rPr>
+          <w:rFonts w:ascii="Times New Roman" w:hAnsi="Times New Roman" w:cs="Times New Roman"/>
+          <w:lang w:val="nl-NL"/>
+        </w:rPr>
+        <w:t xml:space="preserve">is de verwachting dat </w:t>
+      </w:r>
+      <w:r>
+        <w:rPr>
+          <w:rFonts w:ascii="Times New Roman" w:hAnsi="Times New Roman" w:cs="Times New Roman"/>
+          <w:lang w:val="nl-NL"/>
+        </w:rPr>
+        <w:t>het cohort</w:t>
+      </w:r>
+      <w:r>
+        <w:rPr>
+          <w:rFonts w:ascii="Times New Roman" w:hAnsi="Times New Roman" w:cs="Times New Roman"/>
+          <w:lang w:val="nl-NL"/>
+        </w:rPr>
+        <w:t xml:space="preserve"> – globaal gezien – </w:t>
+      </w:r>
+      <w:r>
+        <w:rPr>
+          <w:rFonts w:ascii="Times New Roman" w:hAnsi="Times New Roman" w:cs="Times New Roman"/>
+          <w:lang w:val="nl-NL"/>
+        </w:rPr>
+        <w:t>na verloop van tijd relatief veel tijd doorbreng</w:t>
+      </w:r>
+      <w:r>
+        <w:rPr>
+          <w:rFonts w:ascii="Times New Roman" w:hAnsi="Times New Roman" w:cs="Times New Roman"/>
+          <w:lang w:val="nl-NL"/>
+        </w:rPr>
+        <w:t>t</w:t>
+      </w:r>
+      <w:r>
+        <w:rPr>
+          <w:rFonts w:ascii="Times New Roman" w:hAnsi="Times New Roman" w:cs="Times New Roman"/>
+          <w:lang w:val="nl-NL"/>
+        </w:rPr>
+        <w:t xml:space="preserve"> op de afdeling ‘extra’ (</w:t>
+      </w:r>
+      <w:r>
+        <w:rPr>
+          <w:rFonts w:ascii="Times New Roman" w:hAnsi="Times New Roman" w:cs="Times New Roman"/>
+          <w:lang w:val="nl-NL"/>
+        </w:rPr>
+        <w:t>om daar</w:t>
+      </w:r>
+      <w:r>
+        <w:rPr>
+          <w:rFonts w:ascii="Times New Roman" w:hAnsi="Times New Roman" w:cs="Times New Roman"/>
+          <w:lang w:val="nl-NL"/>
+        </w:rPr>
+        <w:t xml:space="preserve"> </w:t>
+      </w:r>
+      <w:r>
+        <w:rPr>
+          <w:rFonts w:ascii="Times New Roman" w:hAnsi="Times New Roman" w:cs="Times New Roman"/>
+          <w:lang w:val="nl-NL"/>
+        </w:rPr>
+        <w:t xml:space="preserve">dan ook </w:t>
+      </w:r>
+      <w:r>
+        <w:rPr>
+          <w:rFonts w:ascii="Times New Roman" w:hAnsi="Times New Roman" w:cs="Times New Roman"/>
+          <w:lang w:val="nl-NL"/>
+        </w:rPr>
+        <w:t xml:space="preserve">relatief veel snoep, chips en koek </w:t>
+      </w:r>
+      <w:r>
+        <w:rPr>
+          <w:rFonts w:ascii="Times New Roman" w:hAnsi="Times New Roman" w:cs="Times New Roman"/>
+          <w:lang w:val="nl-NL"/>
+        </w:rPr>
+        <w:t xml:space="preserve">te </w:t>
+      </w:r>
+      <w:r>
+        <w:rPr>
+          <w:rFonts w:ascii="Times New Roman" w:hAnsi="Times New Roman" w:cs="Times New Roman"/>
+          <w:lang w:val="nl-NL"/>
+        </w:rPr>
+        <w:t xml:space="preserve">pakken). </w:t>
+      </w:r>
+      <w:r>
+        <w:rPr>
+          <w:rFonts w:ascii="Times New Roman" w:hAnsi="Times New Roman" w:cs="Times New Roman"/>
+          <w:lang w:val="nl-NL"/>
+        </w:rPr>
+        <w:t xml:space="preserve">Het maximaal aantal producten dat een bezoeker hypothetisch kan inladen is 75, dat is dan ook de maximale lengte van een </w:t>
+      </w:r>
+      <w:r>
+        <w:rPr>
+          <w:rFonts w:ascii="Times New Roman" w:hAnsi="Times New Roman" w:cs="Times New Roman"/>
+          <w:lang w:val="nl-NL"/>
+        </w:rPr>
+        <w:t xml:space="preserve">gegroeide </w:t>
+      </w:r>
+      <w:r>
+        <w:rPr>
+          <w:rFonts w:ascii="Times New Roman" w:hAnsi="Times New Roman" w:cs="Times New Roman"/>
+          <w:lang w:val="nl-NL"/>
+        </w:rPr>
+        <w:t xml:space="preserve">zin in het </w:t>
+      </w:r>
+      <w:proofErr w:type="spellStart"/>
+      <w:r>
+        <w:rPr>
+          <w:rFonts w:ascii="Times New Roman" w:hAnsi="Times New Roman" w:cs="Times New Roman"/>
+          <w:lang w:val="nl-NL"/>
+        </w:rPr>
+        <w:t>micro</w:t>
+      </w:r>
+      <w:r>
+        <w:rPr>
+          <w:rFonts w:ascii="Times New Roman" w:hAnsi="Times New Roman" w:cs="Times New Roman"/>
+          <w:lang w:val="nl-NL"/>
+        </w:rPr>
+        <w:t>simulatie</w:t>
+      </w:r>
+      <w:r>
+        <w:rPr>
+          <w:rFonts w:ascii="Times New Roman" w:hAnsi="Times New Roman" w:cs="Times New Roman"/>
+          <w:lang w:val="nl-NL"/>
+        </w:rPr>
+        <w:t>corpus</w:t>
+      </w:r>
+      <w:proofErr w:type="spellEnd"/>
+      <w:r>
+        <w:rPr>
+          <w:rFonts w:ascii="Times New Roman" w:hAnsi="Times New Roman" w:cs="Times New Roman"/>
+          <w:lang w:val="nl-NL"/>
+        </w:rPr>
+        <w:t>.</w:t>
+      </w:r>
+    </w:p>
+    <w:p>
+      <w:pPr>
+        <w:spacing w:line="360" w:lineRule="auto"/>
+        <w:jc w:val="both"/>
+        <w:rPr>
+          <w:rFonts w:ascii="Times New Roman" w:hAnsi="Times New Roman" w:cs="Times New Roman"/>
+          <w:lang w:val="nl-NL"/>
+        </w:rPr>
+      </w:pPr>
+      <w:r>
+        <w:rPr>
+          <w:rFonts w:ascii="Times New Roman" w:hAnsi="Times New Roman" w:cs="Times New Roman"/>
+          <w:lang w:val="nl-NL"/>
+        </w:rPr>
+        <w:tab/>
+      </w:r>
+      <w:r>
+        <w:rPr>
+          <w:rFonts w:ascii="Times New Roman" w:hAnsi="Times New Roman" w:cs="Times New Roman"/>
+          <w:b/>
+          <w:bCs/>
+          <w:lang w:val="nl-NL"/>
+        </w:rPr>
+        <w:t>Figuur 2</w:t>
+      </w:r>
+      <w:r>
+        <w:rPr>
+          <w:rFonts w:ascii="Times New Roman" w:hAnsi="Times New Roman" w:cs="Times New Roman"/>
+          <w:lang w:val="nl-NL"/>
+        </w:rPr>
+        <w:t xml:space="preserve"> toont de verspreiding van het cohort door de supermarkt gedurende de simulatie voor een </w:t>
+      </w:r>
+      <w:r>
+        <w:rPr>
+          <w:rFonts w:ascii="Times New Roman" w:hAnsi="Times New Roman" w:cs="Times New Roman"/>
+          <w:lang w:val="nl-NL"/>
+        </w:rPr>
+        <w:t>subset van alle mogelijke</w:t>
+      </w:r>
+      <w:r>
+        <w:rPr>
+          <w:rFonts w:ascii="Times New Roman" w:hAnsi="Times New Roman" w:cs="Times New Roman"/>
+          <w:lang w:val="nl-NL"/>
+        </w:rPr>
+        <w:t xml:space="preserve"> locaties.</w:t>
+      </w:r>
+    </w:p>
+    <w:p>
+      <w:pPr>
+        <w:spacing w:line="360" w:lineRule="auto"/>
+        <w:jc w:val="both"/>
+        <w:rPr>
+          <w:rFonts w:ascii="Times New Roman" w:hAnsi="Times New Roman" w:cs="Times New Roman"/>
+          <w:lang w:val="nl-NL"/>
+        </w:rPr>
+      </w:pPr>
+      <w:r>
+        <w:rPr>
+          <w:rFonts w:ascii="Times New Roman" w:hAnsi="Times New Roman" w:cs="Times New Roman"/>
+          <w:lang w:val="nl-NL"/>
+        </w:rPr>
+        <w:tab/>
+      </w:r>
+      <w:r>
+        <w:rPr>
+          <w:rFonts w:ascii="Times New Roman" w:hAnsi="Times New Roman" w:cs="Times New Roman"/>
+          <w:lang w:val="nl-NL"/>
+        </w:rPr>
+        <w:t xml:space="preserve">Het aantal bezochte locaties verschilt van bezoeker tot bezoeker. Het totale </w:t>
+      </w:r>
+      <w:proofErr w:type="spellStart"/>
+      <w:r>
+        <w:rPr>
+          <w:rFonts w:ascii="Times New Roman" w:hAnsi="Times New Roman" w:cs="Times New Roman"/>
+          <w:lang w:val="nl-NL"/>
+        </w:rPr>
+        <w:t>bezoekspatroon</w:t>
+      </w:r>
+      <w:proofErr w:type="spellEnd"/>
+      <w:r>
+        <w:rPr>
+          <w:rFonts w:ascii="Times New Roman" w:hAnsi="Times New Roman" w:cs="Times New Roman"/>
+          <w:lang w:val="nl-NL"/>
+        </w:rPr>
+        <w:t xml:space="preserve"> is weergegeven in </w:t>
+      </w:r>
+      <w:r>
+        <w:rPr>
+          <w:rFonts w:ascii="Times New Roman" w:hAnsi="Times New Roman" w:cs="Times New Roman"/>
+          <w:b/>
+          <w:bCs/>
+          <w:lang w:val="nl-NL"/>
+        </w:rPr>
+        <w:t>Figuur 3</w:t>
+      </w:r>
+      <w:r>
+        <w:rPr>
+          <w:rFonts w:ascii="Times New Roman" w:hAnsi="Times New Roman" w:cs="Times New Roman"/>
+          <w:lang w:val="nl-NL"/>
+        </w:rPr>
+        <w:t xml:space="preserve"> en het geselecteerde aantal producten in </w:t>
+      </w:r>
+      <w:r>
+        <w:rPr>
+          <w:rFonts w:ascii="Times New Roman" w:hAnsi="Times New Roman" w:cs="Times New Roman"/>
+          <w:b/>
+          <w:bCs/>
+          <w:lang w:val="nl-NL"/>
+        </w:rPr>
+        <w:t xml:space="preserve">Figuur </w:t>
+      </w:r>
+      <w:r>
+        <w:rPr>
+          <w:rFonts w:ascii="Times New Roman" w:hAnsi="Times New Roman" w:cs="Times New Roman"/>
+          <w:b/>
+          <w:bCs/>
+          <w:lang w:val="nl-NL"/>
+        </w:rPr>
+        <w:lastRenderedPageBreak/>
+        <w:t>4</w:t>
+      </w:r>
+      <w:r>
+        <w:rPr>
+          <w:rFonts w:ascii="Times New Roman" w:hAnsi="Times New Roman" w:cs="Times New Roman"/>
+          <w:lang w:val="nl-NL"/>
+        </w:rPr>
+        <w:t>.</w:t>
+      </w:r>
+      <w:r>
+        <w:rPr>
+          <w:rFonts w:ascii="Times New Roman" w:hAnsi="Times New Roman" w:cs="Times New Roman"/>
+          <w:lang w:val="nl-NL"/>
+        </w:rPr>
+        <w:t xml:space="preserve"> </w:t>
+      </w:r>
+      <w:r>
+        <w:rPr>
+          <w:rFonts w:ascii="Times New Roman" w:hAnsi="Times New Roman" w:cs="Times New Roman"/>
+          <w:lang w:val="nl-NL"/>
+        </w:rPr>
+        <w:t xml:space="preserve">In totaal selecteert het cohort </w:t>
+      </w:r>
+      <w:r>
+        <w:rPr>
+          <w:rFonts w:ascii="Times New Roman" w:hAnsi="Times New Roman" w:cs="Times New Roman"/>
+          <w:lang w:val="nl-NL"/>
+        </w:rPr>
+        <w:t>804</w:t>
+      </w:r>
+      <w:r>
+        <w:rPr>
+          <w:rFonts w:ascii="Times New Roman" w:hAnsi="Times New Roman" w:cs="Times New Roman"/>
+          <w:lang w:val="nl-NL"/>
+        </w:rPr>
+        <w:t>.</w:t>
+      </w:r>
+      <w:r>
+        <w:rPr>
+          <w:rFonts w:ascii="Times New Roman" w:hAnsi="Times New Roman" w:cs="Times New Roman"/>
+          <w:lang w:val="nl-NL"/>
+        </w:rPr>
+        <w:t>422</w:t>
+      </w:r>
+      <w:r>
+        <w:rPr>
+          <w:rFonts w:ascii="Times New Roman" w:hAnsi="Times New Roman" w:cs="Times New Roman"/>
+          <w:lang w:val="nl-NL"/>
+        </w:rPr>
+        <w:t xml:space="preserve"> producten, gemiddeld </w:t>
+      </w:r>
+      <w:r>
+        <w:rPr>
+          <w:rFonts w:ascii="Times New Roman" w:hAnsi="Times New Roman" w:cs="Times New Roman"/>
+          <w:lang w:val="nl-NL"/>
+        </w:rPr>
+        <w:t>10,</w:t>
+      </w:r>
+      <w:r>
+        <w:rPr>
+          <w:rFonts w:ascii="Times New Roman" w:hAnsi="Times New Roman" w:cs="Times New Roman"/>
+          <w:lang w:val="nl-NL"/>
+        </w:rPr>
+        <w:t>1 per persoon. Sommige producten komen weinig voor, anderen veel meer</w:t>
+      </w:r>
+      <w:r>
+        <w:rPr>
+          <w:rFonts w:ascii="Times New Roman" w:hAnsi="Times New Roman" w:cs="Times New Roman"/>
+          <w:lang w:val="nl-NL"/>
+        </w:rPr>
+        <w:t>, zie</w:t>
+      </w:r>
+      <w:r>
+        <w:rPr>
+          <w:rFonts w:ascii="Times New Roman" w:hAnsi="Times New Roman" w:cs="Times New Roman"/>
+          <w:lang w:val="nl-NL"/>
+        </w:rPr>
+        <w:t xml:space="preserve"> </w:t>
+      </w:r>
+      <w:r>
+        <w:rPr>
+          <w:rFonts w:ascii="Times New Roman" w:hAnsi="Times New Roman" w:cs="Times New Roman"/>
+          <w:b/>
+          <w:bCs/>
+          <w:lang w:val="nl-NL"/>
+        </w:rPr>
+        <w:t>Tabel 2</w:t>
+      </w:r>
+      <w:r>
+        <w:rPr>
+          <w:rFonts w:ascii="Times New Roman" w:hAnsi="Times New Roman" w:cs="Times New Roman"/>
+          <w:lang w:val="nl-NL"/>
+        </w:rPr>
+        <w:t>.</w:t>
+      </w:r>
+      <w:r>
+        <w:rPr>
+          <w:rFonts w:ascii="Times New Roman" w:hAnsi="Times New Roman" w:cs="Times New Roman"/>
+          <w:lang w:val="nl-NL"/>
+        </w:rPr>
+        <w:t xml:space="preserve"> De route en de geselecteerde producten zijn als voorbeeld weergegeven in </w:t>
+      </w:r>
+      <w:r>
+        <w:rPr>
+          <w:rFonts w:ascii="Times New Roman" w:hAnsi="Times New Roman" w:cs="Times New Roman"/>
+          <w:b/>
+          <w:bCs/>
+          <w:lang w:val="nl-NL"/>
+        </w:rPr>
+        <w:t>Box 1</w:t>
+      </w:r>
+      <w:r>
+        <w:rPr>
+          <w:rFonts w:ascii="Times New Roman" w:hAnsi="Times New Roman" w:cs="Times New Roman"/>
+          <w:lang w:val="nl-NL"/>
+        </w:rPr>
+        <w:t xml:space="preserve"> voor de eerste twee bezoekers.</w:t>
+      </w:r>
+    </w:p>
+    <w:p>
+      <w:pPr>
+        <w:spacing w:line="360" w:lineRule="auto"/>
+        <w:jc w:val="both"/>
+        <w:rPr>
+          <w:rFonts w:ascii="Times New Roman" w:hAnsi="Times New Roman" w:cs="Times New Roman"/>
+          <w:lang w:val="nl-NL"/>
+        </w:rPr>
+      </w:pPr>
+      <w:r>
+        <w:rPr>
+          <w:rFonts w:ascii="Times New Roman" w:hAnsi="Times New Roman" w:cs="Times New Roman"/>
           <w:lang w:val="nl-NL"/>
         </w:rPr>
         <w:tab/>
@@ -6038,7 +6905,7 @@
           <w:rFonts w:ascii="Times New Roman" w:hAnsi="Times New Roman" w:cs="Times New Roman"/>
           <w:lang w:val="nl-NL"/>
         </w:rPr>
-        <w:t xml:space="preserve"> In de volgende stap wordt poging gedaan om dit corpus via een woordinbedding te modelleren en te achterhalen welke producten verwant zijn, of de supermarkt afdelingen bevat én of de ruimtelijke structuur gereconstrueerd kan worden op basis van de – via toeval – verkregen unieke verzameling zinnen.</w:t>
+        <w:t xml:space="preserve"> </w:t>
       </w:r>
     </w:p>
     <w:p>
@@ -6084,10 +6951,78 @@
       <w:r>
         <w:rPr>
           <w:rFonts w:ascii="Times New Roman" w:hAnsi="Times New Roman" w:cs="Times New Roman"/>
-          <w:highlight w:val="yellow"/>
-          <w:lang w:val="nl-NL"/>
-        </w:rPr>
-        <w:t>XXX</w:t>
+          <w:lang w:val="nl-NL"/>
+        </w:rPr>
+        <w:t>In dit paper wordt een poging gedaan om dit corpus via een woordinbedding te modelleren en te achterhalen:</w:t>
+      </w:r>
+      <w:r>
+        <w:rPr>
+          <w:rFonts w:ascii="Times New Roman" w:hAnsi="Times New Roman" w:cs="Times New Roman"/>
+          <w:lang w:val="nl-NL"/>
+        </w:rPr>
+        <w:t xml:space="preserve"> </w:t>
+      </w:r>
+      <w:r>
+        <w:rPr>
+          <w:rFonts w:ascii="Times New Roman" w:hAnsi="Times New Roman" w:cs="Times New Roman"/>
+          <w:i/>
+          <w:iCs/>
+          <w:lang w:val="nl-NL"/>
+        </w:rPr>
+        <w:t>i</w:t>
+      </w:r>
+      <w:r>
+        <w:rPr>
+          <w:rFonts w:ascii="Times New Roman" w:hAnsi="Times New Roman" w:cs="Times New Roman"/>
+          <w:lang w:val="nl-NL"/>
+        </w:rPr>
+        <w:t>) welke producten aan elkaar verwant zijn;</w:t>
+      </w:r>
+      <w:r>
+        <w:rPr>
+          <w:rFonts w:ascii="Times New Roman" w:hAnsi="Times New Roman" w:cs="Times New Roman"/>
+          <w:lang w:val="nl-NL"/>
+        </w:rPr>
+        <w:t xml:space="preserve"> </w:t>
+      </w:r>
+      <w:r>
+        <w:rPr>
+          <w:rFonts w:ascii="Times New Roman" w:hAnsi="Times New Roman" w:cs="Times New Roman"/>
+          <w:i/>
+          <w:iCs/>
+          <w:lang w:val="nl-NL"/>
+        </w:rPr>
+        <w:t>ii</w:t>
+      </w:r>
+      <w:r>
+        <w:rPr>
+          <w:rFonts w:ascii="Times New Roman" w:hAnsi="Times New Roman" w:cs="Times New Roman"/>
+          <w:lang w:val="nl-NL"/>
+        </w:rPr>
+        <w:t>) of de supermarkt clusters (afdelingen) bevat;</w:t>
+      </w:r>
+      <w:r>
+        <w:rPr>
+          <w:rFonts w:ascii="Times New Roman" w:hAnsi="Times New Roman" w:cs="Times New Roman"/>
+          <w:lang w:val="nl-NL"/>
+        </w:rPr>
+        <w:t xml:space="preserve"> </w:t>
+      </w:r>
+      <w:r>
+        <w:rPr>
+          <w:rFonts w:ascii="Times New Roman" w:hAnsi="Times New Roman" w:cs="Times New Roman"/>
+          <w:i/>
+          <w:iCs/>
+          <w:lang w:val="nl-NL"/>
+        </w:rPr>
+        <w:t>iii</w:t>
+      </w:r>
+      <w:r>
+        <w:rPr>
+          <w:rFonts w:ascii="Times New Roman" w:hAnsi="Times New Roman" w:cs="Times New Roman"/>
+          <w:lang w:val="nl-NL"/>
+        </w:rPr>
+        <w:t>) én of de ruimtelijke structuur gereconstrueerd kan worden op basis van de – via toeval – verkregen unieke verzameling zinnen.</w:t>
       </w:r>
     </w:p>
     <w:p>
@@ -6096,23 +7031,10 @@
         <w:jc w:val="both"/>
         <w:rPr>
           <w:rFonts w:ascii="Times New Roman" w:hAnsi="Times New Roman" w:cs="Times New Roman"/>
-          <w:lang w:val="en-US"/>
+          <w:highlight w:val="yellow"/>
+          <w:lang w:val="nl-NL"/>
         </w:rPr>
       </w:pPr>
-      <w:r>
-        <w:rPr>
-          <w:rFonts w:ascii="Times New Roman" w:hAnsi="Times New Roman" w:cs="Times New Roman"/>
-          <w:lang w:val="en-US"/>
-        </w:rPr>
-        <w:t>Static model.</w:t>
-      </w:r>
-      <w:r>
-        <w:rPr>
-          <w:rFonts w:ascii="Times New Roman" w:hAnsi="Times New Roman" w:cs="Times New Roman"/>
-          <w:lang w:val="en-US"/>
-        </w:rPr>
-        <w:t xml:space="preserve"> Compression.</w:t>
-      </w:r>
     </w:p>
     <w:p>
       <w:pPr>
@@ -6120,14 +7042,76 @@
         <w:jc w:val="both"/>
         <w:rPr>
           <w:rFonts w:ascii="Times New Roman" w:hAnsi="Times New Roman" w:cs="Times New Roman"/>
+          <w:highlight w:val="yellow"/>
           <w:lang w:val="nl-NL"/>
         </w:rPr>
       </w:pPr>
-      <w:r>
+    </w:p>
+    <w:p>
+      <w:pPr>
+        <w:spacing w:line="360" w:lineRule="auto"/>
+        <w:jc w:val="both"/>
+        <w:rPr>
+          <w:rFonts w:ascii="Times New Roman" w:hAnsi="Times New Roman" w:cs="Times New Roman"/>
+          <w:lang w:val="nl-NL"/>
+        </w:rPr>
+      </w:pPr>
+      <w:r>
+        <w:rPr>
+          <w:rFonts w:ascii="Times New Roman" w:hAnsi="Times New Roman" w:cs="Times New Roman"/>
+          <w:highlight w:val="yellow"/>
+          <w:lang w:val="nl-NL"/>
+        </w:rPr>
+        <w:t>XXX</w:t>
+      </w:r>
+    </w:p>
+    <w:p>
+      <w:pPr>
+        <w:spacing w:line="360" w:lineRule="auto"/>
+        <w:jc w:val="both"/>
         <w:rPr>
           <w:rFonts w:ascii="Times New Roman" w:hAnsi="Times New Roman" w:cs="Times New Roman"/>
           <w:lang w:val="en-US"/>
         </w:rPr>
+      </w:pPr>
+      <w:proofErr w:type="spellStart"/>
+      <w:r>
+        <w:rPr>
+          <w:rFonts w:ascii="Times New Roman" w:hAnsi="Times New Roman" w:cs="Times New Roman"/>
+          <w:lang w:val="nl-NL"/>
+        </w:rPr>
+        <w:t>Static</w:t>
+      </w:r>
+      <w:proofErr w:type="spellEnd"/>
+      <w:r>
+        <w:rPr>
+          <w:rFonts w:ascii="Times New Roman" w:hAnsi="Times New Roman" w:cs="Times New Roman"/>
+          <w:lang w:val="nl-NL"/>
+        </w:rPr>
+        <w:t xml:space="preserve"> model. </w:t>
+      </w:r>
+      <w:r>
+        <w:rPr>
+          <w:rFonts w:ascii="Times New Roman" w:hAnsi="Times New Roman" w:cs="Times New Roman"/>
+          <w:lang w:val="en-US"/>
+        </w:rPr>
+        <w:t>Compression.</w:t>
+      </w:r>
+    </w:p>
+    <w:p>
+      <w:pPr>
+        <w:spacing w:line="360" w:lineRule="auto"/>
+        <w:jc w:val="both"/>
+        <w:rPr>
+          <w:rFonts w:ascii="Times New Roman" w:hAnsi="Times New Roman" w:cs="Times New Roman"/>
+          <w:lang w:val="en-US"/>
+        </w:rPr>
+      </w:pPr>
+      <w:r>
+        <w:rPr>
+          <w:rFonts w:ascii="Times New Roman" w:hAnsi="Times New Roman" w:cs="Times New Roman"/>
+          <w:lang w:val="en-US"/>
+        </w:rPr>
         <w:t>Co-</w:t>
       </w:r>
       <w:proofErr w:type="spellStart"/>
@@ -6160,33 +7144,76 @@
         </w:rPr>
         <w:t xml:space="preserve"> </w:t>
       </w:r>
+      <w:proofErr w:type="spellStart"/>
       <w:r>
         <w:rPr>
           <w:rFonts w:ascii="Times New Roman" w:hAnsi="Times New Roman" w:cs="Times New Roman"/>
           <w:b/>
           <w:bCs/>
-          <w:lang w:val="nl-NL"/>
-        </w:rPr>
-        <w:t>Figuur 4</w:t>
-      </w:r>
-      <w:r>
-        <w:rPr>
-          <w:rFonts w:ascii="Times New Roman" w:hAnsi="Times New Roman" w:cs="Times New Roman"/>
-          <w:lang w:val="nl-NL"/>
-        </w:rPr>
-        <w:t xml:space="preserve"> – alleen 40 x 40</w:t>
-      </w:r>
-      <w:r>
-        <w:rPr>
-          <w:rFonts w:ascii="Times New Roman" w:hAnsi="Times New Roman" w:cs="Times New Roman"/>
-          <w:lang w:val="nl-NL"/>
-        </w:rPr>
-        <w:t xml:space="preserve"> laten zien (type I)</w:t>
-      </w:r>
-      <w:r>
-        <w:rPr>
-          <w:rFonts w:ascii="Times New Roman" w:hAnsi="Times New Roman" w:cs="Times New Roman"/>
-          <w:lang w:val="nl-NL"/>
+          <w:lang w:val="en-US"/>
+        </w:rPr>
+        <w:t>Figuur</w:t>
+      </w:r>
+      <w:proofErr w:type="spellEnd"/>
+      <w:r>
+        <w:rPr>
+          <w:rFonts w:ascii="Times New Roman" w:hAnsi="Times New Roman" w:cs="Times New Roman"/>
+          <w:b/>
+          <w:bCs/>
+          <w:lang w:val="en-US"/>
+        </w:rPr>
+        <w:t xml:space="preserve"> 4</w:t>
+      </w:r>
+      <w:r>
+        <w:rPr>
+          <w:rFonts w:ascii="Times New Roman" w:hAnsi="Times New Roman" w:cs="Times New Roman"/>
+          <w:lang w:val="en-US"/>
+        </w:rPr>
+        <w:t xml:space="preserve"> – </w:t>
+      </w:r>
+      <w:proofErr w:type="spellStart"/>
+      <w:r>
+        <w:rPr>
+          <w:rFonts w:ascii="Times New Roman" w:hAnsi="Times New Roman" w:cs="Times New Roman"/>
+          <w:lang w:val="en-US"/>
+        </w:rPr>
+        <w:t>alleen</w:t>
+      </w:r>
+      <w:proofErr w:type="spellEnd"/>
+      <w:r>
+        <w:rPr>
+          <w:rFonts w:ascii="Times New Roman" w:hAnsi="Times New Roman" w:cs="Times New Roman"/>
+          <w:lang w:val="en-US"/>
+        </w:rPr>
+        <w:t xml:space="preserve"> 40 x 40</w:t>
+      </w:r>
+      <w:r>
+        <w:rPr>
+          <w:rFonts w:ascii="Times New Roman" w:hAnsi="Times New Roman" w:cs="Times New Roman"/>
+          <w:lang w:val="en-US"/>
+        </w:rPr>
+        <w:t xml:space="preserve"> laten </w:t>
+      </w:r>
+      <w:proofErr w:type="spellStart"/>
+      <w:r>
+        <w:rPr>
+          <w:rFonts w:ascii="Times New Roman" w:hAnsi="Times New Roman" w:cs="Times New Roman"/>
+          <w:lang w:val="en-US"/>
+        </w:rPr>
+        <w:t>zien</w:t>
+      </w:r>
+      <w:proofErr w:type="spellEnd"/>
+      <w:r>
+        <w:rPr>
+          <w:rFonts w:ascii="Times New Roman" w:hAnsi="Times New Roman" w:cs="Times New Roman"/>
+          <w:lang w:val="en-US"/>
+        </w:rPr>
+        <w:t xml:space="preserve"> (type I)</w:t>
+      </w:r>
+      <w:r>
+        <w:rPr>
+          <w:rFonts w:ascii="Times New Roman" w:hAnsi="Times New Roman" w:cs="Times New Roman"/>
+          <w:lang w:val="en-US"/>
         </w:rPr>
         <w:t>.</w:t>
       </w:r>
@@ -6596,14 +7623,7 @@
           <w:rFonts w:ascii="Times New Roman" w:hAnsi="Times New Roman" w:cs="Times New Roman"/>
           <w:lang w:val="nl-NL"/>
         </w:rPr>
-        <w:t xml:space="preserve">. De </w:t>
-      </w:r>
-      <w:r>
-        <w:rPr>
-          <w:rFonts w:ascii="Times New Roman" w:hAnsi="Times New Roman" w:cs="Times New Roman"/>
-          <w:lang w:val="nl-NL"/>
-        </w:rPr>
-        <w:t>50-dimensionele</w:t>
+        <w:t>. De 50-dimensionele</w:t>
       </w:r>
       <w:r>
         <w:rPr>
@@ -6735,7 +7755,7 @@
           <w:rFonts w:ascii="Times New Roman" w:hAnsi="Times New Roman" w:cs="Times New Roman"/>
           <w:lang w:val="nl-NL"/>
         </w:rPr>
-        <w:footnoteReference w:id="26"/>
+        <w:footnoteReference w:id="29"/>
       </w:r>
       <w:r>
         <w:rPr>
@@ -7318,7 +8338,7 @@
           <w:rFonts w:ascii="Times New Roman" w:hAnsi="Times New Roman" w:cs="Times New Roman"/>
           <w:lang w:val="nl-NL"/>
         </w:rPr>
-        <w:footnoteReference w:id="27"/>
+        <w:footnoteReference w:id="30"/>
       </w:r>
       <w:r>
         <w:rPr>
@@ -7665,7 +8685,7 @@
           <w:rFonts w:ascii="Times New Roman" w:hAnsi="Times New Roman" w:cs="Times New Roman"/>
           <w:lang w:val="nl-NL"/>
         </w:rPr>
-        <w:footnoteReference w:id="28"/>
+        <w:footnoteReference w:id="31"/>
       </w:r>
     </w:p>
     <w:p>
@@ -7779,7 +8799,7 @@
           <w:rFonts w:ascii="Times New Roman" w:hAnsi="Times New Roman" w:cs="Times New Roman"/>
           <w:lang w:val="nl-NL"/>
         </w:rPr>
-        <w:footnoteReference w:id="29"/>
+        <w:footnoteReference w:id="32"/>
       </w:r>
       <w:r>
         <w:rPr>
@@ -7795,7 +8815,7 @@
         <w:jc w:val="both"/>
         <w:rPr>
           <w:rFonts w:ascii="Times New Roman" w:hAnsi="Times New Roman" w:cs="Times New Roman"/>
-          <w:lang w:val="en-US"/>
+          <w:lang w:val="nl-NL"/>
         </w:rPr>
       </w:pPr>
     </w:p>
@@ -22425,42 +23445,7 @@
           <w:rFonts w:ascii="Times New Roman" w:hAnsi="Times New Roman" w:cs="Times New Roman"/>
           <w:lang w:val="nl-NL"/>
         </w:rPr>
-        <w:t xml:space="preserve">. Een overzicht van </w:t>
-      </w:r>
-      <w:r>
-        <w:rPr>
-          <w:rFonts w:ascii="Times New Roman" w:hAnsi="Times New Roman" w:cs="Times New Roman"/>
-          <w:lang w:val="nl-NL"/>
-        </w:rPr>
-        <w:t xml:space="preserve">het geselecteerde producten door het cohort aan het einde va de simulatie. </w:t>
-      </w:r>
-      <w:r>
-        <w:rPr>
-          <w:rFonts w:ascii="Times New Roman" w:hAnsi="Times New Roman" w:cs="Times New Roman"/>
-          <w:lang w:val="nl-NL"/>
-        </w:rPr>
-        <w:t xml:space="preserve">*: elk </w:t>
-      </w:r>
-      <w:r>
-        <w:rPr>
-          <w:rFonts w:ascii="Times New Roman" w:hAnsi="Times New Roman" w:cs="Times New Roman"/>
-          <w:lang w:val="nl-NL"/>
-        </w:rPr>
-        <w:t xml:space="preserve">product heeft </w:t>
-      </w:r>
-      <w:r>
-        <w:rPr>
-          <w:rFonts w:ascii="Times New Roman" w:hAnsi="Times New Roman" w:cs="Times New Roman"/>
-          <w:lang w:val="nl-NL"/>
-        </w:rPr>
-        <w:t>drie varianten</w:t>
-      </w:r>
-      <w:r>
-        <w:rPr>
-          <w:rFonts w:ascii="Times New Roman" w:hAnsi="Times New Roman" w:cs="Times New Roman"/>
-          <w:lang w:val="nl-NL"/>
-        </w:rPr>
-        <w:t>: I, II, en III.</w:t>
+        <w:t>. Een overzicht van het geselecteerde producten door het cohort aan het einde va de simulatie. *: elk product heeft drie varianten: I, II, en III.</w:t>
       </w:r>
     </w:p>
     <w:p>
@@ -23044,43 +24029,7 @@
           <w:lang w:val="nl-NL"/>
         </w:rPr>
         <w:lastRenderedPageBreak/>
-        <w:t xml:space="preserve">Bezoeker 1 loopt de volgende route: </w:t>
-      </w:r>
-      <w:r>
-        <w:rPr>
-          <w:rFonts w:ascii="Times New Roman" w:hAnsi="Times New Roman" w:cs="Times New Roman"/>
-          <w:sz w:val="22"/>
-          <w:szCs w:val="22"/>
-          <w:lang w:val="nl-NL"/>
-        </w:rPr>
-        <w:t>H1</w:t>
-      </w:r>
-      <w:r>
-        <w:rPr>
-          <w:rFonts w:ascii="Times New Roman" w:hAnsi="Times New Roman" w:cs="Times New Roman"/>
-          <w:sz w:val="22"/>
-          <w:szCs w:val="22"/>
-          <w:lang w:val="nl-NL"/>
-        </w:rPr>
-        <w:t xml:space="preserve"> → </w:t>
-      </w:r>
-      <w:r>
-        <w:rPr>
-          <w:rFonts w:ascii="Times New Roman" w:hAnsi="Times New Roman" w:cs="Times New Roman"/>
-          <w:sz w:val="22"/>
-          <w:szCs w:val="22"/>
-          <w:lang w:val="nl-NL"/>
-        </w:rPr>
-        <w:t>H2</w:t>
-      </w:r>
-      <w:r>
-        <w:rPr>
-          <w:rFonts w:ascii="Times New Roman" w:hAnsi="Times New Roman" w:cs="Times New Roman"/>
-          <w:sz w:val="22"/>
-          <w:szCs w:val="22"/>
-          <w:lang w:val="nl-NL"/>
-        </w:rPr>
-        <w:t xml:space="preserve"> </w:t>
+        <w:t xml:space="preserve">Bezoeker 1 loopt de volgende route: H1 → H2 </w:t>
       </w:r>
       <w:r>
         <w:rPr>
@@ -23098,1276 +24047,7 @@
           <w:szCs w:val="22"/>
           <w:lang w:val="nl-NL"/>
         </w:rPr>
-        <w:t>H5</w:t>
-      </w:r>
-      <w:r>
-        <w:rPr>
-          <w:rFonts w:ascii="Times New Roman" w:hAnsi="Times New Roman" w:cs="Times New Roman"/>
-          <w:sz w:val="22"/>
-          <w:szCs w:val="22"/>
-          <w:lang w:val="nl-NL"/>
-        </w:rPr>
-        <w:t xml:space="preserve"> → </w:t>
-      </w:r>
-      <w:r>
-        <w:rPr>
-          <w:rFonts w:ascii="Times New Roman" w:hAnsi="Times New Roman" w:cs="Times New Roman"/>
-          <w:sz w:val="22"/>
-          <w:szCs w:val="22"/>
-          <w:lang w:val="nl-NL"/>
-        </w:rPr>
-        <w:t>H6</w:t>
-      </w:r>
-      <w:r>
-        <w:rPr>
-          <w:rFonts w:ascii="Times New Roman" w:hAnsi="Times New Roman" w:cs="Times New Roman"/>
-          <w:sz w:val="22"/>
-          <w:szCs w:val="22"/>
-          <w:lang w:val="nl-NL"/>
-        </w:rPr>
-        <w:t xml:space="preserve"> → </w:t>
-      </w:r>
-      <w:r>
-        <w:rPr>
-          <w:rFonts w:ascii="Times New Roman" w:hAnsi="Times New Roman" w:cs="Times New Roman"/>
-          <w:sz w:val="22"/>
-          <w:szCs w:val="22"/>
-          <w:lang w:val="nl-NL"/>
-        </w:rPr>
-        <w:t>H7</w:t>
-      </w:r>
-      <w:r>
-        <w:rPr>
-          <w:rFonts w:ascii="Times New Roman" w:hAnsi="Times New Roman" w:cs="Times New Roman"/>
-          <w:sz w:val="22"/>
-          <w:szCs w:val="22"/>
-          <w:lang w:val="nl-NL"/>
-        </w:rPr>
-        <w:t xml:space="preserve"> → </w:t>
-      </w:r>
-      <w:r>
-        <w:rPr>
-          <w:rFonts w:ascii="Times New Roman" w:hAnsi="Times New Roman" w:cs="Times New Roman"/>
-          <w:sz w:val="22"/>
-          <w:szCs w:val="22"/>
-          <w:lang w:val="nl-NL"/>
-        </w:rPr>
-        <w:t>H7</w:t>
-      </w:r>
-      <w:r>
-        <w:rPr>
-          <w:rFonts w:ascii="Times New Roman" w:hAnsi="Times New Roman" w:cs="Times New Roman"/>
-          <w:sz w:val="22"/>
-          <w:szCs w:val="22"/>
-          <w:lang w:val="nl-NL"/>
-        </w:rPr>
-        <w:t xml:space="preserve"> → </w:t>
-      </w:r>
-      <w:r>
-        <w:rPr>
-          <w:rFonts w:ascii="Times New Roman" w:hAnsi="Times New Roman" w:cs="Times New Roman"/>
-          <w:sz w:val="22"/>
-          <w:szCs w:val="22"/>
-          <w:lang w:val="nl-NL"/>
-        </w:rPr>
-        <w:t>H7</w:t>
-      </w:r>
-      <w:r>
-        <w:rPr>
-          <w:rFonts w:ascii="Times New Roman" w:hAnsi="Times New Roman" w:cs="Times New Roman"/>
-          <w:sz w:val="22"/>
-          <w:szCs w:val="22"/>
-          <w:lang w:val="nl-NL"/>
-        </w:rPr>
-        <w:t xml:space="preserve"> → </w:t>
-      </w:r>
-      <w:r>
-        <w:rPr>
-          <w:rFonts w:ascii="Times New Roman" w:hAnsi="Times New Roman" w:cs="Times New Roman"/>
-          <w:sz w:val="22"/>
-          <w:szCs w:val="22"/>
-          <w:lang w:val="nl-NL"/>
-        </w:rPr>
-        <w:t>H10</w:t>
-      </w:r>
-      <w:r>
-        <w:rPr>
-          <w:rFonts w:ascii="Times New Roman" w:hAnsi="Times New Roman" w:cs="Times New Roman"/>
-          <w:sz w:val="22"/>
-          <w:szCs w:val="22"/>
-          <w:lang w:val="nl-NL"/>
-        </w:rPr>
-        <w:t xml:space="preserve"> → </w:t>
-      </w:r>
-      <w:r>
-        <w:rPr>
-          <w:rFonts w:ascii="Times New Roman" w:hAnsi="Times New Roman" w:cs="Times New Roman"/>
-          <w:sz w:val="22"/>
-          <w:szCs w:val="22"/>
-          <w:lang w:val="nl-NL"/>
-        </w:rPr>
-        <w:t>H9</w:t>
-      </w:r>
-      <w:r>
-        <w:rPr>
-          <w:rFonts w:ascii="Times New Roman" w:hAnsi="Times New Roman" w:cs="Times New Roman"/>
-          <w:sz w:val="22"/>
-          <w:szCs w:val="22"/>
-          <w:lang w:val="nl-NL"/>
-        </w:rPr>
-        <w:t xml:space="preserve"> → </w:t>
-      </w:r>
-      <w:r>
-        <w:rPr>
-          <w:rFonts w:ascii="Times New Roman" w:hAnsi="Times New Roman" w:cs="Times New Roman"/>
-          <w:sz w:val="22"/>
-          <w:szCs w:val="22"/>
-          <w:lang w:val="nl-NL"/>
-        </w:rPr>
-        <w:t>H10</w:t>
-      </w:r>
-      <w:r>
-        <w:rPr>
-          <w:rFonts w:ascii="Times New Roman" w:hAnsi="Times New Roman" w:cs="Times New Roman"/>
-          <w:sz w:val="22"/>
-          <w:szCs w:val="22"/>
-          <w:lang w:val="nl-NL"/>
-        </w:rPr>
-        <w:t xml:space="preserve"> → </w:t>
-      </w:r>
-      <w:r>
-        <w:rPr>
-          <w:rFonts w:ascii="Times New Roman" w:hAnsi="Times New Roman" w:cs="Times New Roman"/>
-          <w:sz w:val="22"/>
-          <w:szCs w:val="22"/>
-          <w:lang w:val="nl-NL"/>
-        </w:rPr>
-        <w:t>H11</w:t>
-      </w:r>
-      <w:r>
-        <w:rPr>
-          <w:rFonts w:ascii="Times New Roman" w:hAnsi="Times New Roman" w:cs="Times New Roman"/>
-          <w:sz w:val="22"/>
-          <w:szCs w:val="22"/>
-          <w:lang w:val="nl-NL"/>
-        </w:rPr>
-        <w:t xml:space="preserve"> → </w:t>
-      </w:r>
-      <w:r>
-        <w:rPr>
-          <w:rFonts w:ascii="Times New Roman" w:hAnsi="Times New Roman" w:cs="Times New Roman"/>
-          <w:sz w:val="22"/>
-          <w:szCs w:val="22"/>
-          <w:lang w:val="nl-NL"/>
-        </w:rPr>
-        <w:t>H12</w:t>
-      </w:r>
-      <w:r>
-        <w:rPr>
-          <w:rFonts w:ascii="Times New Roman" w:hAnsi="Times New Roman" w:cs="Times New Roman"/>
-          <w:sz w:val="22"/>
-          <w:szCs w:val="22"/>
-          <w:lang w:val="nl-NL"/>
-        </w:rPr>
-        <w:t xml:space="preserve"> → </w:t>
-      </w:r>
-      <w:r>
-        <w:rPr>
-          <w:rFonts w:ascii="Times New Roman" w:hAnsi="Times New Roman" w:cs="Times New Roman"/>
-          <w:sz w:val="22"/>
-          <w:szCs w:val="22"/>
-          <w:lang w:val="nl-NL"/>
-        </w:rPr>
-        <w:t>H17</w:t>
-      </w:r>
-      <w:r>
-        <w:rPr>
-          <w:rFonts w:ascii="Times New Roman" w:hAnsi="Times New Roman" w:cs="Times New Roman"/>
-          <w:sz w:val="22"/>
-          <w:szCs w:val="22"/>
-          <w:lang w:val="nl-NL"/>
-        </w:rPr>
-        <w:t xml:space="preserve"> → </w:t>
-      </w:r>
-      <w:r>
-        <w:rPr>
-          <w:rFonts w:ascii="Times New Roman" w:hAnsi="Times New Roman" w:cs="Times New Roman"/>
-          <w:sz w:val="22"/>
-          <w:szCs w:val="22"/>
-          <w:lang w:val="nl-NL"/>
-        </w:rPr>
-        <w:t>H22</w:t>
-      </w:r>
-      <w:r>
-        <w:rPr>
-          <w:rFonts w:ascii="Times New Roman" w:hAnsi="Times New Roman" w:cs="Times New Roman"/>
-          <w:sz w:val="22"/>
-          <w:szCs w:val="22"/>
-          <w:lang w:val="nl-NL"/>
-        </w:rPr>
-        <w:t xml:space="preserve"> → </w:t>
-      </w:r>
-      <w:r>
-        <w:rPr>
-          <w:rFonts w:ascii="Times New Roman" w:hAnsi="Times New Roman" w:cs="Times New Roman"/>
-          <w:sz w:val="22"/>
-          <w:szCs w:val="22"/>
-          <w:lang w:val="nl-NL"/>
-        </w:rPr>
-        <w:t>H23</w:t>
-      </w:r>
-      <w:r>
-        <w:rPr>
-          <w:rFonts w:ascii="Times New Roman" w:hAnsi="Times New Roman" w:cs="Times New Roman"/>
-          <w:sz w:val="22"/>
-          <w:szCs w:val="22"/>
-          <w:lang w:val="nl-NL"/>
-        </w:rPr>
-        <w:t xml:space="preserve"> → </w:t>
-      </w:r>
-      <w:r>
-        <w:rPr>
-          <w:rFonts w:ascii="Times New Roman" w:hAnsi="Times New Roman" w:cs="Times New Roman"/>
-          <w:sz w:val="22"/>
-          <w:szCs w:val="22"/>
-          <w:lang w:val="nl-NL"/>
-        </w:rPr>
-        <w:t>H24</w:t>
-      </w:r>
-      <w:r>
-        <w:rPr>
-          <w:rFonts w:ascii="Times New Roman" w:hAnsi="Times New Roman" w:cs="Times New Roman"/>
-          <w:sz w:val="22"/>
-          <w:szCs w:val="22"/>
-          <w:lang w:val="nl-NL"/>
-        </w:rPr>
-        <w:t xml:space="preserve"> → </w:t>
-      </w:r>
-      <w:r>
-        <w:rPr>
-          <w:rFonts w:ascii="Times New Roman" w:hAnsi="Times New Roman" w:cs="Times New Roman"/>
-          <w:sz w:val="22"/>
-          <w:szCs w:val="22"/>
-          <w:lang w:val="nl-NL"/>
-        </w:rPr>
-        <w:t>H23</w:t>
-      </w:r>
-      <w:r>
-        <w:rPr>
-          <w:rFonts w:ascii="Times New Roman" w:hAnsi="Times New Roman" w:cs="Times New Roman"/>
-          <w:sz w:val="22"/>
-          <w:szCs w:val="22"/>
-          <w:lang w:val="nl-NL"/>
-        </w:rPr>
-        <w:t xml:space="preserve"> → </w:t>
-      </w:r>
-      <w:r>
-        <w:rPr>
-          <w:rFonts w:ascii="Times New Roman" w:hAnsi="Times New Roman" w:cs="Times New Roman"/>
-          <w:sz w:val="22"/>
-          <w:szCs w:val="22"/>
-          <w:lang w:val="nl-NL"/>
-        </w:rPr>
-        <w:t>H23</w:t>
-      </w:r>
-      <w:r>
-        <w:rPr>
-          <w:rFonts w:ascii="Times New Roman" w:hAnsi="Times New Roman" w:cs="Times New Roman"/>
-          <w:sz w:val="22"/>
-          <w:szCs w:val="22"/>
-          <w:lang w:val="nl-NL"/>
-        </w:rPr>
-        <w:t xml:space="preserve"> → </w:t>
-      </w:r>
-      <w:r>
-        <w:rPr>
-          <w:rFonts w:ascii="Times New Roman" w:hAnsi="Times New Roman" w:cs="Times New Roman"/>
-          <w:sz w:val="22"/>
-          <w:szCs w:val="22"/>
-          <w:lang w:val="nl-NL"/>
-        </w:rPr>
-        <w:t>H24</w:t>
-      </w:r>
-      <w:r>
-        <w:rPr>
-          <w:rFonts w:ascii="Times New Roman" w:hAnsi="Times New Roman" w:cs="Times New Roman"/>
-          <w:sz w:val="22"/>
-          <w:szCs w:val="22"/>
-          <w:lang w:val="nl-NL"/>
-        </w:rPr>
-        <w:t xml:space="preserve"> → </w:t>
-      </w:r>
-      <w:r>
-        <w:rPr>
-          <w:rFonts w:ascii="Times New Roman" w:hAnsi="Times New Roman" w:cs="Times New Roman"/>
-          <w:sz w:val="22"/>
-          <w:szCs w:val="22"/>
-          <w:lang w:val="nl-NL"/>
-        </w:rPr>
-        <w:t>H25</w:t>
-      </w:r>
-      <w:r>
-        <w:rPr>
-          <w:rFonts w:ascii="Times New Roman" w:hAnsi="Times New Roman" w:cs="Times New Roman"/>
-          <w:sz w:val="22"/>
-          <w:szCs w:val="22"/>
-          <w:lang w:val="nl-NL"/>
-        </w:rPr>
-        <w:t xml:space="preserve"> → </w:t>
-      </w:r>
-      <w:r>
-        <w:rPr>
-          <w:rFonts w:ascii="Times New Roman" w:hAnsi="Times New Roman" w:cs="Times New Roman"/>
-          <w:sz w:val="22"/>
-          <w:szCs w:val="22"/>
-          <w:lang w:val="nl-NL"/>
-        </w:rPr>
-        <w:t>H26</w:t>
-      </w:r>
-      <w:r>
-        <w:rPr>
-          <w:rFonts w:ascii="Times New Roman" w:hAnsi="Times New Roman" w:cs="Times New Roman"/>
-          <w:sz w:val="22"/>
-          <w:szCs w:val="22"/>
-          <w:lang w:val="nl-NL"/>
-        </w:rPr>
-        <w:t xml:space="preserve"> → </w:t>
-      </w:r>
-      <w:r>
-        <w:rPr>
-          <w:rFonts w:ascii="Times New Roman" w:hAnsi="Times New Roman" w:cs="Times New Roman"/>
-          <w:sz w:val="22"/>
-          <w:szCs w:val="22"/>
-          <w:lang w:val="nl-NL"/>
-        </w:rPr>
-        <w:t>H27</w:t>
-      </w:r>
-      <w:r>
-        <w:rPr>
-          <w:rFonts w:ascii="Times New Roman" w:hAnsi="Times New Roman" w:cs="Times New Roman"/>
-          <w:sz w:val="22"/>
-          <w:szCs w:val="22"/>
-          <w:lang w:val="nl-NL"/>
-        </w:rPr>
-        <w:t xml:space="preserve"> → </w:t>
-      </w:r>
-      <w:r>
-        <w:rPr>
-          <w:rFonts w:ascii="Times New Roman" w:hAnsi="Times New Roman" w:cs="Times New Roman"/>
-          <w:sz w:val="22"/>
-          <w:szCs w:val="22"/>
-          <w:lang w:val="nl-NL"/>
-        </w:rPr>
-        <w:t>H36</w:t>
-      </w:r>
-      <w:r>
-        <w:rPr>
-          <w:rFonts w:ascii="Times New Roman" w:hAnsi="Times New Roman" w:cs="Times New Roman"/>
-          <w:sz w:val="22"/>
-          <w:szCs w:val="22"/>
-          <w:lang w:val="nl-NL"/>
-        </w:rPr>
-        <w:t xml:space="preserve"> → </w:t>
-      </w:r>
-      <w:r>
-        <w:rPr>
-          <w:rFonts w:ascii="Times New Roman" w:hAnsi="Times New Roman" w:cs="Times New Roman"/>
-          <w:sz w:val="22"/>
-          <w:szCs w:val="22"/>
-          <w:lang w:val="nl-NL"/>
-        </w:rPr>
-        <w:t>H36</w:t>
-      </w:r>
-      <w:r>
-        <w:rPr>
-          <w:rFonts w:ascii="Times New Roman" w:hAnsi="Times New Roman" w:cs="Times New Roman"/>
-          <w:sz w:val="22"/>
-          <w:szCs w:val="22"/>
-          <w:lang w:val="nl-NL"/>
-        </w:rPr>
-        <w:t xml:space="preserve"> → </w:t>
-      </w:r>
-      <w:r>
-        <w:rPr>
-          <w:rFonts w:ascii="Times New Roman" w:hAnsi="Times New Roman" w:cs="Times New Roman"/>
-          <w:sz w:val="22"/>
-          <w:szCs w:val="22"/>
-          <w:lang w:val="nl-NL"/>
-        </w:rPr>
-        <w:t>H27</w:t>
-      </w:r>
-      <w:r>
-        <w:rPr>
-          <w:rFonts w:ascii="Times New Roman" w:hAnsi="Times New Roman" w:cs="Times New Roman"/>
-          <w:sz w:val="22"/>
-          <w:szCs w:val="22"/>
-          <w:lang w:val="nl-NL"/>
-        </w:rPr>
-        <w:t xml:space="preserve"> → </w:t>
-      </w:r>
-      <w:r>
-        <w:rPr>
-          <w:rFonts w:ascii="Times New Roman" w:hAnsi="Times New Roman" w:cs="Times New Roman"/>
-          <w:sz w:val="22"/>
-          <w:szCs w:val="22"/>
-          <w:lang w:val="nl-NL"/>
-        </w:rPr>
-        <w:t>H36</w:t>
-      </w:r>
-      <w:r>
-        <w:rPr>
-          <w:rFonts w:ascii="Times New Roman" w:hAnsi="Times New Roman" w:cs="Times New Roman"/>
-          <w:sz w:val="22"/>
-          <w:szCs w:val="22"/>
-          <w:lang w:val="nl-NL"/>
-        </w:rPr>
-        <w:t xml:space="preserve"> → </w:t>
-      </w:r>
-      <w:r>
-        <w:rPr>
-          <w:rFonts w:ascii="Times New Roman" w:hAnsi="Times New Roman" w:cs="Times New Roman"/>
-          <w:sz w:val="22"/>
-          <w:szCs w:val="22"/>
-          <w:lang w:val="nl-NL"/>
-        </w:rPr>
-        <w:t>H35</w:t>
-      </w:r>
-      <w:r>
-        <w:rPr>
-          <w:rFonts w:ascii="Times New Roman" w:hAnsi="Times New Roman" w:cs="Times New Roman"/>
-          <w:sz w:val="22"/>
-          <w:szCs w:val="22"/>
-          <w:lang w:val="nl-NL"/>
-        </w:rPr>
-        <w:t xml:space="preserve"> → </w:t>
-      </w:r>
-      <w:r>
-        <w:rPr>
-          <w:rFonts w:ascii="Times New Roman" w:hAnsi="Times New Roman" w:cs="Times New Roman"/>
-          <w:sz w:val="22"/>
-          <w:szCs w:val="22"/>
-          <w:lang w:val="nl-NL"/>
-        </w:rPr>
-        <w:t>H36</w:t>
-      </w:r>
-      <w:r>
-        <w:rPr>
-          <w:rFonts w:ascii="Times New Roman" w:hAnsi="Times New Roman" w:cs="Times New Roman"/>
-          <w:sz w:val="22"/>
-          <w:szCs w:val="22"/>
-          <w:lang w:val="nl-NL"/>
-        </w:rPr>
-        <w:t xml:space="preserve"> → </w:t>
-      </w:r>
-      <w:r>
-        <w:rPr>
-          <w:rFonts w:ascii="Times New Roman" w:hAnsi="Times New Roman" w:cs="Times New Roman"/>
-          <w:sz w:val="22"/>
-          <w:szCs w:val="22"/>
-          <w:lang w:val="nl-NL"/>
-        </w:rPr>
-        <w:t>H27</w:t>
-      </w:r>
-      <w:r>
-        <w:rPr>
-          <w:rFonts w:ascii="Times New Roman" w:hAnsi="Times New Roman" w:cs="Times New Roman"/>
-          <w:sz w:val="22"/>
-          <w:szCs w:val="22"/>
-          <w:lang w:val="nl-NL"/>
-        </w:rPr>
-        <w:t xml:space="preserve"> → </w:t>
-      </w:r>
-      <w:r>
-        <w:rPr>
-          <w:rFonts w:ascii="Times New Roman" w:hAnsi="Times New Roman" w:cs="Times New Roman"/>
-          <w:sz w:val="22"/>
-          <w:szCs w:val="22"/>
-          <w:lang w:val="nl-NL"/>
-        </w:rPr>
-        <w:t>H27</w:t>
-      </w:r>
-      <w:r>
-        <w:rPr>
-          <w:rFonts w:ascii="Times New Roman" w:hAnsi="Times New Roman" w:cs="Times New Roman"/>
-          <w:sz w:val="22"/>
-          <w:szCs w:val="22"/>
-          <w:lang w:val="nl-NL"/>
-        </w:rPr>
-        <w:t xml:space="preserve"> → </w:t>
-      </w:r>
-      <w:r>
-        <w:rPr>
-          <w:rFonts w:ascii="Times New Roman" w:hAnsi="Times New Roman" w:cs="Times New Roman"/>
-          <w:sz w:val="22"/>
-          <w:szCs w:val="22"/>
-          <w:lang w:val="nl-NL"/>
-        </w:rPr>
-        <w:t>H36</w:t>
-      </w:r>
-      <w:r>
-        <w:rPr>
-          <w:rFonts w:ascii="Times New Roman" w:hAnsi="Times New Roman" w:cs="Times New Roman"/>
-          <w:sz w:val="22"/>
-          <w:szCs w:val="22"/>
-          <w:lang w:val="nl-NL"/>
-        </w:rPr>
-        <w:t xml:space="preserve"> → </w:t>
-      </w:r>
-      <w:r>
-        <w:rPr>
-          <w:rFonts w:ascii="Times New Roman" w:hAnsi="Times New Roman" w:cs="Times New Roman"/>
-          <w:sz w:val="22"/>
-          <w:szCs w:val="22"/>
-          <w:lang w:val="nl-NL"/>
-        </w:rPr>
-        <w:t>H27</w:t>
-      </w:r>
-      <w:r>
-        <w:rPr>
-          <w:rFonts w:ascii="Times New Roman" w:hAnsi="Times New Roman" w:cs="Times New Roman"/>
-          <w:sz w:val="22"/>
-          <w:szCs w:val="22"/>
-          <w:lang w:val="nl-NL"/>
-        </w:rPr>
-        <w:t xml:space="preserve"> → </w:t>
-      </w:r>
-      <w:r>
-        <w:rPr>
-          <w:rFonts w:ascii="Times New Roman" w:hAnsi="Times New Roman" w:cs="Times New Roman"/>
-          <w:sz w:val="22"/>
-          <w:szCs w:val="22"/>
-          <w:lang w:val="nl-NL"/>
-        </w:rPr>
-        <w:t>H36</w:t>
-      </w:r>
-      <w:r>
-        <w:rPr>
-          <w:rFonts w:ascii="Times New Roman" w:hAnsi="Times New Roman" w:cs="Times New Roman"/>
-          <w:sz w:val="22"/>
-          <w:szCs w:val="22"/>
-          <w:lang w:val="nl-NL"/>
-        </w:rPr>
-        <w:t xml:space="preserve"> → </w:t>
-      </w:r>
-      <w:r>
-        <w:rPr>
-          <w:rFonts w:ascii="Times New Roman" w:hAnsi="Times New Roman" w:cs="Times New Roman"/>
-          <w:sz w:val="22"/>
-          <w:szCs w:val="22"/>
-          <w:lang w:val="nl-NL"/>
-        </w:rPr>
-        <w:t>H36</w:t>
-      </w:r>
-      <w:r>
-        <w:rPr>
-          <w:rFonts w:ascii="Times New Roman" w:hAnsi="Times New Roman" w:cs="Times New Roman"/>
-          <w:sz w:val="22"/>
-          <w:szCs w:val="22"/>
-          <w:lang w:val="nl-NL"/>
-        </w:rPr>
-        <w:t xml:space="preserve"> → </w:t>
-      </w:r>
-      <w:r>
-        <w:rPr>
-          <w:rFonts w:ascii="Times New Roman" w:hAnsi="Times New Roman" w:cs="Times New Roman"/>
-          <w:sz w:val="22"/>
-          <w:szCs w:val="22"/>
-          <w:lang w:val="nl-NL"/>
-        </w:rPr>
-        <w:t>H36</w:t>
-      </w:r>
-      <w:r>
-        <w:rPr>
-          <w:rFonts w:ascii="Times New Roman" w:hAnsi="Times New Roman" w:cs="Times New Roman"/>
-          <w:sz w:val="22"/>
-          <w:szCs w:val="22"/>
-          <w:lang w:val="nl-NL"/>
-        </w:rPr>
-        <w:t xml:space="preserve"> → </w:t>
-      </w:r>
-      <w:r>
-        <w:rPr>
-          <w:rFonts w:ascii="Times New Roman" w:hAnsi="Times New Roman" w:cs="Times New Roman"/>
-          <w:sz w:val="22"/>
-          <w:szCs w:val="22"/>
-          <w:lang w:val="nl-NL"/>
-        </w:rPr>
-        <w:t>H35</w:t>
-      </w:r>
-      <w:r>
-        <w:rPr>
-          <w:rFonts w:ascii="Times New Roman" w:hAnsi="Times New Roman" w:cs="Times New Roman"/>
-          <w:sz w:val="22"/>
-          <w:szCs w:val="22"/>
-          <w:lang w:val="nl-NL"/>
-        </w:rPr>
-        <w:t xml:space="preserve"> → </w:t>
-      </w:r>
-      <w:r>
-        <w:rPr>
-          <w:rFonts w:ascii="Times New Roman" w:hAnsi="Times New Roman" w:cs="Times New Roman"/>
-          <w:sz w:val="22"/>
-          <w:szCs w:val="22"/>
-          <w:lang w:val="nl-NL"/>
-        </w:rPr>
-        <w:t>H36</w:t>
-      </w:r>
-      <w:r>
-        <w:rPr>
-          <w:rFonts w:ascii="Times New Roman" w:hAnsi="Times New Roman" w:cs="Times New Roman"/>
-          <w:sz w:val="22"/>
-          <w:szCs w:val="22"/>
-          <w:lang w:val="nl-NL"/>
-        </w:rPr>
-        <w:t xml:space="preserve"> → </w:t>
-      </w:r>
-      <w:r>
-        <w:rPr>
-          <w:rFonts w:ascii="Times New Roman" w:hAnsi="Times New Roman" w:cs="Times New Roman"/>
-          <w:sz w:val="22"/>
-          <w:szCs w:val="22"/>
-          <w:lang w:val="nl-NL"/>
-        </w:rPr>
-        <w:t>H36</w:t>
-      </w:r>
-      <w:r>
-        <w:rPr>
-          <w:rFonts w:ascii="Times New Roman" w:hAnsi="Times New Roman" w:cs="Times New Roman"/>
-          <w:sz w:val="22"/>
-          <w:szCs w:val="22"/>
-          <w:lang w:val="nl-NL"/>
-        </w:rPr>
-        <w:t xml:space="preserve"> → </w:t>
-      </w:r>
-      <w:r>
-        <w:rPr>
-          <w:rFonts w:ascii="Times New Roman" w:hAnsi="Times New Roman" w:cs="Times New Roman"/>
-          <w:sz w:val="22"/>
-          <w:szCs w:val="22"/>
-          <w:lang w:val="nl-NL"/>
-        </w:rPr>
-        <w:t>H27</w:t>
-      </w:r>
-      <w:r>
-        <w:rPr>
-          <w:rFonts w:ascii="Times New Roman" w:hAnsi="Times New Roman" w:cs="Times New Roman"/>
-          <w:sz w:val="22"/>
-          <w:szCs w:val="22"/>
-          <w:lang w:val="nl-NL"/>
-        </w:rPr>
-        <w:t xml:space="preserve"> → </w:t>
-      </w:r>
-      <w:r>
-        <w:rPr>
-          <w:rFonts w:ascii="Times New Roman" w:hAnsi="Times New Roman" w:cs="Times New Roman"/>
-          <w:sz w:val="22"/>
-          <w:szCs w:val="22"/>
-          <w:lang w:val="nl-NL"/>
-        </w:rPr>
-        <w:t>H28</w:t>
-      </w:r>
-      <w:r>
-        <w:rPr>
-          <w:rFonts w:ascii="Times New Roman" w:hAnsi="Times New Roman" w:cs="Times New Roman"/>
-          <w:sz w:val="22"/>
-          <w:szCs w:val="22"/>
-          <w:lang w:val="nl-NL"/>
-        </w:rPr>
-        <w:t xml:space="preserve"> → </w:t>
-      </w:r>
-      <w:r>
-        <w:rPr>
-          <w:rFonts w:ascii="Times New Roman" w:hAnsi="Times New Roman" w:cs="Times New Roman"/>
-          <w:sz w:val="22"/>
-          <w:szCs w:val="22"/>
-          <w:lang w:val="nl-NL"/>
-        </w:rPr>
-        <w:t>H29</w:t>
-      </w:r>
-      <w:r>
-        <w:rPr>
-          <w:rFonts w:ascii="Times New Roman" w:hAnsi="Times New Roman" w:cs="Times New Roman"/>
-          <w:sz w:val="22"/>
-          <w:szCs w:val="22"/>
-          <w:lang w:val="nl-NL"/>
-        </w:rPr>
-        <w:t xml:space="preserve"> → </w:t>
-      </w:r>
-      <w:r>
-        <w:rPr>
-          <w:rFonts w:ascii="Times New Roman" w:hAnsi="Times New Roman" w:cs="Times New Roman"/>
-          <w:sz w:val="22"/>
-          <w:szCs w:val="22"/>
-          <w:lang w:val="nl-NL"/>
-        </w:rPr>
-        <w:t>H29</w:t>
-      </w:r>
-      <w:r>
-        <w:rPr>
-          <w:rFonts w:ascii="Times New Roman" w:hAnsi="Times New Roman" w:cs="Times New Roman"/>
-          <w:sz w:val="22"/>
-          <w:szCs w:val="22"/>
-          <w:lang w:val="nl-NL"/>
-        </w:rPr>
-        <w:t xml:space="preserve"> → </w:t>
-      </w:r>
-      <w:r>
-        <w:rPr>
-          <w:rFonts w:ascii="Times New Roman" w:hAnsi="Times New Roman" w:cs="Times New Roman"/>
-          <w:sz w:val="22"/>
-          <w:szCs w:val="22"/>
-          <w:lang w:val="nl-NL"/>
-        </w:rPr>
-        <w:t>H30</w:t>
-      </w:r>
-      <w:r>
-        <w:rPr>
-          <w:rFonts w:ascii="Times New Roman" w:hAnsi="Times New Roman" w:cs="Times New Roman"/>
-          <w:sz w:val="22"/>
-          <w:szCs w:val="22"/>
-          <w:lang w:val="nl-NL"/>
-        </w:rPr>
-        <w:t xml:space="preserve"> → </w:t>
-      </w:r>
-      <w:r>
-        <w:rPr>
-          <w:rFonts w:ascii="Times New Roman" w:hAnsi="Times New Roman" w:cs="Times New Roman"/>
-          <w:sz w:val="22"/>
-          <w:szCs w:val="22"/>
-          <w:lang w:val="nl-NL"/>
-        </w:rPr>
-        <w:t>H31</w:t>
-      </w:r>
-      <w:r>
-        <w:rPr>
-          <w:rFonts w:ascii="Times New Roman" w:hAnsi="Times New Roman" w:cs="Times New Roman"/>
-          <w:sz w:val="22"/>
-          <w:szCs w:val="22"/>
-          <w:lang w:val="nl-NL"/>
-        </w:rPr>
-        <w:t xml:space="preserve"> → </w:t>
-      </w:r>
-      <w:r>
-        <w:rPr>
-          <w:rFonts w:ascii="Times New Roman" w:hAnsi="Times New Roman" w:cs="Times New Roman"/>
-          <w:sz w:val="22"/>
-          <w:szCs w:val="22"/>
-          <w:lang w:val="nl-NL"/>
-        </w:rPr>
-        <w:t>H32</w:t>
-      </w:r>
-      <w:r>
-        <w:rPr>
-          <w:rFonts w:ascii="Times New Roman" w:hAnsi="Times New Roman" w:cs="Times New Roman"/>
-          <w:sz w:val="22"/>
-          <w:szCs w:val="22"/>
-          <w:lang w:val="nl-NL"/>
-        </w:rPr>
-        <w:t xml:space="preserve"> → </w:t>
-      </w:r>
-      <w:r>
-        <w:rPr>
-          <w:rFonts w:ascii="Times New Roman" w:hAnsi="Times New Roman" w:cs="Times New Roman"/>
-          <w:sz w:val="22"/>
-          <w:szCs w:val="22"/>
-          <w:lang w:val="nl-NL"/>
-        </w:rPr>
-        <w:t>H31</w:t>
-      </w:r>
-      <w:r>
-        <w:rPr>
-          <w:rFonts w:ascii="Times New Roman" w:hAnsi="Times New Roman" w:cs="Times New Roman"/>
-          <w:sz w:val="22"/>
-          <w:szCs w:val="22"/>
-          <w:lang w:val="nl-NL"/>
-        </w:rPr>
-        <w:t xml:space="preserve"> → </w:t>
-      </w:r>
-      <w:r>
-        <w:rPr>
-          <w:rFonts w:ascii="Times New Roman" w:hAnsi="Times New Roman" w:cs="Times New Roman"/>
-          <w:sz w:val="22"/>
-          <w:szCs w:val="22"/>
-          <w:lang w:val="nl-NL"/>
-        </w:rPr>
-        <w:t>H30</w:t>
-      </w:r>
-      <w:r>
-        <w:rPr>
-          <w:rFonts w:ascii="Times New Roman" w:hAnsi="Times New Roman" w:cs="Times New Roman"/>
-          <w:sz w:val="22"/>
-          <w:szCs w:val="22"/>
-          <w:lang w:val="nl-NL"/>
-        </w:rPr>
-        <w:t xml:space="preserve"> → </w:t>
-      </w:r>
-      <w:r>
-        <w:rPr>
-          <w:rFonts w:ascii="Times New Roman" w:hAnsi="Times New Roman" w:cs="Times New Roman"/>
-          <w:sz w:val="22"/>
-          <w:szCs w:val="22"/>
-          <w:lang w:val="nl-NL"/>
-        </w:rPr>
-        <w:t>H30</w:t>
-      </w:r>
-      <w:r>
-        <w:rPr>
-          <w:rFonts w:ascii="Times New Roman" w:hAnsi="Times New Roman" w:cs="Times New Roman"/>
-          <w:sz w:val="22"/>
-          <w:szCs w:val="22"/>
-          <w:lang w:val="nl-NL"/>
-        </w:rPr>
-        <w:t xml:space="preserve"> → </w:t>
-      </w:r>
-      <w:r>
-        <w:rPr>
-          <w:rFonts w:ascii="Times New Roman" w:hAnsi="Times New Roman" w:cs="Times New Roman"/>
-          <w:sz w:val="22"/>
-          <w:szCs w:val="22"/>
-          <w:lang w:val="nl-NL"/>
-        </w:rPr>
-        <w:t>H31</w:t>
-      </w:r>
-      <w:r>
-        <w:rPr>
-          <w:rFonts w:ascii="Times New Roman" w:hAnsi="Times New Roman" w:cs="Times New Roman"/>
-          <w:sz w:val="22"/>
-          <w:szCs w:val="22"/>
-          <w:lang w:val="nl-NL"/>
-        </w:rPr>
-        <w:t xml:space="preserve"> → </w:t>
-      </w:r>
-      <w:r>
-        <w:rPr>
-          <w:rFonts w:ascii="Times New Roman" w:hAnsi="Times New Roman" w:cs="Times New Roman"/>
-          <w:sz w:val="22"/>
-          <w:szCs w:val="22"/>
-          <w:lang w:val="nl-NL"/>
-        </w:rPr>
-        <w:t>H32</w:t>
-      </w:r>
-      <w:r>
-        <w:rPr>
-          <w:rFonts w:ascii="Times New Roman" w:hAnsi="Times New Roman" w:cs="Times New Roman"/>
-          <w:sz w:val="22"/>
-          <w:szCs w:val="22"/>
-          <w:lang w:val="nl-NL"/>
-        </w:rPr>
-        <w:t xml:space="preserve"> → </w:t>
-      </w:r>
-      <w:r>
-        <w:rPr>
-          <w:rFonts w:ascii="Times New Roman" w:hAnsi="Times New Roman" w:cs="Times New Roman"/>
-          <w:sz w:val="22"/>
-          <w:szCs w:val="22"/>
-          <w:lang w:val="nl-NL"/>
-        </w:rPr>
-        <w:t>H33</w:t>
-      </w:r>
-      <w:r>
-        <w:rPr>
-          <w:rFonts w:ascii="Times New Roman" w:hAnsi="Times New Roman" w:cs="Times New Roman"/>
-          <w:sz w:val="22"/>
-          <w:szCs w:val="22"/>
-          <w:lang w:val="nl-NL"/>
-        </w:rPr>
-        <w:t xml:space="preserve"> → </w:t>
-      </w:r>
-      <w:r>
-        <w:rPr>
-          <w:rFonts w:ascii="Times New Roman" w:hAnsi="Times New Roman" w:cs="Times New Roman"/>
-          <w:sz w:val="22"/>
-          <w:szCs w:val="22"/>
-          <w:lang w:val="nl-NL"/>
-        </w:rPr>
-        <w:t>H34</w:t>
-      </w:r>
-      <w:r>
-        <w:rPr>
-          <w:rFonts w:ascii="Times New Roman" w:hAnsi="Times New Roman" w:cs="Times New Roman"/>
-          <w:sz w:val="22"/>
-          <w:szCs w:val="22"/>
-          <w:lang w:val="nl-NL"/>
-        </w:rPr>
-        <w:t xml:space="preserve"> → </w:t>
-      </w:r>
-      <w:r>
-        <w:rPr>
-          <w:rFonts w:ascii="Times New Roman" w:hAnsi="Times New Roman" w:cs="Times New Roman"/>
-          <w:sz w:val="22"/>
-          <w:szCs w:val="22"/>
-          <w:lang w:val="nl-NL"/>
-        </w:rPr>
-        <w:t>H35</w:t>
-      </w:r>
-      <w:r>
-        <w:rPr>
-          <w:rFonts w:ascii="Times New Roman" w:hAnsi="Times New Roman" w:cs="Times New Roman"/>
-          <w:sz w:val="22"/>
-          <w:szCs w:val="22"/>
-          <w:lang w:val="nl-NL"/>
-        </w:rPr>
-        <w:t xml:space="preserve"> → </w:t>
-      </w:r>
-      <w:r>
-        <w:rPr>
-          <w:rFonts w:ascii="Times New Roman" w:hAnsi="Times New Roman" w:cs="Times New Roman"/>
-          <w:sz w:val="22"/>
-          <w:szCs w:val="22"/>
-          <w:lang w:val="nl-NL"/>
-        </w:rPr>
-        <w:t>H36</w:t>
-      </w:r>
-      <w:r>
-        <w:rPr>
-          <w:rFonts w:ascii="Times New Roman" w:hAnsi="Times New Roman" w:cs="Times New Roman"/>
-          <w:sz w:val="22"/>
-          <w:szCs w:val="22"/>
-          <w:lang w:val="nl-NL"/>
-        </w:rPr>
-        <w:t xml:space="preserve"> → </w:t>
-      </w:r>
-      <w:r>
-        <w:rPr>
-          <w:rFonts w:ascii="Times New Roman" w:hAnsi="Times New Roman" w:cs="Times New Roman"/>
-          <w:sz w:val="22"/>
-          <w:szCs w:val="22"/>
-          <w:lang w:val="nl-NL"/>
-        </w:rPr>
-        <w:t>H36</w:t>
-      </w:r>
-      <w:r>
-        <w:rPr>
-          <w:rFonts w:ascii="Times New Roman" w:hAnsi="Times New Roman" w:cs="Times New Roman"/>
-          <w:sz w:val="22"/>
-          <w:szCs w:val="22"/>
-          <w:lang w:val="nl-NL"/>
-        </w:rPr>
-        <w:t xml:space="preserve"> → </w:t>
-      </w:r>
-      <w:r>
-        <w:rPr>
-          <w:rFonts w:ascii="Times New Roman" w:hAnsi="Times New Roman" w:cs="Times New Roman"/>
-          <w:sz w:val="22"/>
-          <w:szCs w:val="22"/>
-          <w:lang w:val="nl-NL"/>
-        </w:rPr>
-        <w:t>H27</w:t>
-      </w:r>
-      <w:r>
-        <w:rPr>
-          <w:rFonts w:ascii="Times New Roman" w:hAnsi="Times New Roman" w:cs="Times New Roman"/>
-          <w:sz w:val="22"/>
-          <w:szCs w:val="22"/>
-          <w:lang w:val="nl-NL"/>
-        </w:rPr>
-        <w:t xml:space="preserve"> → </w:t>
-      </w:r>
-      <w:r>
-        <w:rPr>
-          <w:rFonts w:ascii="Times New Roman" w:hAnsi="Times New Roman" w:cs="Times New Roman"/>
-          <w:sz w:val="22"/>
-          <w:szCs w:val="22"/>
-          <w:lang w:val="nl-NL"/>
-        </w:rPr>
-        <w:t>H28</w:t>
-      </w:r>
-      <w:r>
-        <w:rPr>
-          <w:rFonts w:ascii="Times New Roman" w:hAnsi="Times New Roman" w:cs="Times New Roman"/>
-          <w:sz w:val="22"/>
-          <w:szCs w:val="22"/>
-          <w:lang w:val="nl-NL"/>
-        </w:rPr>
-        <w:t xml:space="preserve"> → </w:t>
-      </w:r>
-      <w:r>
-        <w:rPr>
-          <w:rFonts w:ascii="Times New Roman" w:hAnsi="Times New Roman" w:cs="Times New Roman"/>
-          <w:sz w:val="22"/>
-          <w:szCs w:val="22"/>
-          <w:lang w:val="nl-NL"/>
-        </w:rPr>
-        <w:t>H27</w:t>
-      </w:r>
-      <w:r>
-        <w:rPr>
-          <w:rFonts w:ascii="Times New Roman" w:hAnsi="Times New Roman" w:cs="Times New Roman"/>
-          <w:sz w:val="22"/>
-          <w:szCs w:val="22"/>
-          <w:lang w:val="nl-NL"/>
-        </w:rPr>
-        <w:t xml:space="preserve"> → </w:t>
-      </w:r>
-      <w:r>
-        <w:rPr>
-          <w:rFonts w:ascii="Times New Roman" w:hAnsi="Times New Roman" w:cs="Times New Roman"/>
-          <w:sz w:val="22"/>
-          <w:szCs w:val="22"/>
-          <w:lang w:val="nl-NL"/>
-        </w:rPr>
-        <w:t>H27</w:t>
-      </w:r>
-      <w:r>
-        <w:rPr>
-          <w:rFonts w:ascii="Times New Roman" w:hAnsi="Times New Roman" w:cs="Times New Roman"/>
-          <w:sz w:val="22"/>
-          <w:szCs w:val="22"/>
-          <w:lang w:val="nl-NL"/>
-        </w:rPr>
-        <w:t xml:space="preserve"> → </w:t>
-      </w:r>
-      <w:r>
-        <w:rPr>
-          <w:rFonts w:ascii="Times New Roman" w:hAnsi="Times New Roman" w:cs="Times New Roman"/>
-          <w:sz w:val="22"/>
-          <w:szCs w:val="22"/>
-          <w:lang w:val="nl-NL"/>
-        </w:rPr>
-        <w:t>H28</w:t>
-      </w:r>
-      <w:r>
-        <w:rPr>
-          <w:rFonts w:ascii="Times New Roman" w:hAnsi="Times New Roman" w:cs="Times New Roman"/>
-          <w:sz w:val="22"/>
-          <w:szCs w:val="22"/>
-          <w:lang w:val="nl-NL"/>
-        </w:rPr>
-        <w:t xml:space="preserve"> → </w:t>
-      </w:r>
-      <w:r>
-        <w:rPr>
-          <w:rFonts w:ascii="Times New Roman" w:hAnsi="Times New Roman" w:cs="Times New Roman"/>
-          <w:sz w:val="22"/>
-          <w:szCs w:val="22"/>
-          <w:lang w:val="nl-NL"/>
-        </w:rPr>
-        <w:t>H29</w:t>
-      </w:r>
-      <w:r>
-        <w:rPr>
-          <w:rFonts w:ascii="Times New Roman" w:hAnsi="Times New Roman" w:cs="Times New Roman"/>
-          <w:sz w:val="22"/>
-          <w:szCs w:val="22"/>
-          <w:lang w:val="nl-NL"/>
-        </w:rPr>
-        <w:t xml:space="preserve"> → </w:t>
-      </w:r>
-      <w:r>
-        <w:rPr>
-          <w:rFonts w:ascii="Times New Roman" w:hAnsi="Times New Roman" w:cs="Times New Roman"/>
-          <w:sz w:val="22"/>
-          <w:szCs w:val="22"/>
-          <w:lang w:val="nl-NL"/>
-        </w:rPr>
-        <w:t>H28</w:t>
-      </w:r>
-      <w:r>
-        <w:rPr>
-          <w:rFonts w:ascii="Times New Roman" w:hAnsi="Times New Roman" w:cs="Times New Roman"/>
-          <w:sz w:val="22"/>
-          <w:szCs w:val="22"/>
-          <w:lang w:val="nl-NL"/>
-        </w:rPr>
-        <w:t xml:space="preserve"> → </w:t>
-      </w:r>
-      <w:r>
-        <w:rPr>
-          <w:rFonts w:ascii="Times New Roman" w:hAnsi="Times New Roman" w:cs="Times New Roman"/>
-          <w:sz w:val="22"/>
-          <w:szCs w:val="22"/>
-          <w:lang w:val="nl-NL"/>
-        </w:rPr>
-        <w:t>H27</w:t>
-      </w:r>
-      <w:r>
-        <w:rPr>
-          <w:rFonts w:ascii="Times New Roman" w:hAnsi="Times New Roman" w:cs="Times New Roman"/>
-          <w:sz w:val="22"/>
-          <w:szCs w:val="22"/>
-          <w:lang w:val="nl-NL"/>
-        </w:rPr>
-        <w:t xml:space="preserve"> → </w:t>
-      </w:r>
-      <w:r>
-        <w:rPr>
-          <w:rFonts w:ascii="Times New Roman" w:hAnsi="Times New Roman" w:cs="Times New Roman"/>
-          <w:sz w:val="22"/>
-          <w:szCs w:val="22"/>
-          <w:lang w:val="nl-NL"/>
-        </w:rPr>
-        <w:t>H28</w:t>
-      </w:r>
-      <w:r>
-        <w:rPr>
-          <w:rFonts w:ascii="Times New Roman" w:hAnsi="Times New Roman" w:cs="Times New Roman"/>
-          <w:sz w:val="22"/>
-          <w:szCs w:val="22"/>
-          <w:lang w:val="nl-NL"/>
-        </w:rPr>
-        <w:t xml:space="preserve"> → </w:t>
-      </w:r>
-      <w:r>
-        <w:rPr>
-          <w:rFonts w:ascii="Times New Roman" w:hAnsi="Times New Roman" w:cs="Times New Roman"/>
-          <w:sz w:val="22"/>
-          <w:szCs w:val="22"/>
-          <w:lang w:val="nl-NL"/>
-        </w:rPr>
-        <w:t>H29</w:t>
-      </w:r>
-      <w:r>
-        <w:rPr>
-          <w:rFonts w:ascii="Times New Roman" w:hAnsi="Times New Roman" w:cs="Times New Roman"/>
-          <w:sz w:val="22"/>
-          <w:szCs w:val="22"/>
-          <w:lang w:val="nl-NL"/>
-        </w:rPr>
-        <w:t xml:space="preserve"> → </w:t>
-      </w:r>
-      <w:r>
-        <w:rPr>
-          <w:rFonts w:ascii="Times New Roman" w:hAnsi="Times New Roman" w:cs="Times New Roman"/>
-          <w:sz w:val="22"/>
-          <w:szCs w:val="22"/>
-          <w:lang w:val="nl-NL"/>
-        </w:rPr>
-        <w:t>H28</w:t>
-      </w:r>
-      <w:r>
-        <w:rPr>
-          <w:rFonts w:ascii="Times New Roman" w:hAnsi="Times New Roman" w:cs="Times New Roman"/>
-          <w:sz w:val="22"/>
-          <w:szCs w:val="22"/>
-          <w:lang w:val="nl-NL"/>
-        </w:rPr>
-        <w:t xml:space="preserve"> → </w:t>
-      </w:r>
-      <w:r>
-        <w:rPr>
-          <w:rFonts w:ascii="Times New Roman" w:hAnsi="Times New Roman" w:cs="Times New Roman"/>
-          <w:sz w:val="22"/>
-          <w:szCs w:val="22"/>
-          <w:lang w:val="nl-NL"/>
-        </w:rPr>
-        <w:t>H29</w:t>
-      </w:r>
-      <w:r>
-        <w:rPr>
-          <w:rFonts w:ascii="Times New Roman" w:hAnsi="Times New Roman" w:cs="Times New Roman"/>
-          <w:sz w:val="22"/>
-          <w:szCs w:val="22"/>
-          <w:lang w:val="nl-NL"/>
-        </w:rPr>
-        <w:t xml:space="preserve"> → </w:t>
-      </w:r>
-      <w:r>
-        <w:rPr>
-          <w:rFonts w:ascii="Times New Roman" w:hAnsi="Times New Roman" w:cs="Times New Roman"/>
-          <w:sz w:val="22"/>
-          <w:szCs w:val="22"/>
-          <w:lang w:val="nl-NL"/>
-        </w:rPr>
-        <w:t>H30</w:t>
-      </w:r>
-      <w:r>
-        <w:rPr>
-          <w:rFonts w:ascii="Times New Roman" w:hAnsi="Times New Roman" w:cs="Times New Roman"/>
-          <w:sz w:val="22"/>
-          <w:szCs w:val="22"/>
-          <w:lang w:val="nl-NL"/>
-        </w:rPr>
-        <w:t xml:space="preserve"> → </w:t>
-      </w:r>
-      <w:r>
-        <w:rPr>
-          <w:rFonts w:ascii="Times New Roman" w:hAnsi="Times New Roman" w:cs="Times New Roman"/>
-          <w:sz w:val="22"/>
-          <w:szCs w:val="22"/>
-          <w:lang w:val="nl-NL"/>
-        </w:rPr>
-        <w:t>H31</w:t>
-      </w:r>
-      <w:r>
-        <w:rPr>
-          <w:rFonts w:ascii="Times New Roman" w:hAnsi="Times New Roman" w:cs="Times New Roman"/>
-          <w:sz w:val="22"/>
-          <w:szCs w:val="22"/>
-          <w:lang w:val="nl-NL"/>
-        </w:rPr>
-        <w:t xml:space="preserve"> → </w:t>
-      </w:r>
-      <w:r>
-        <w:rPr>
-          <w:rFonts w:ascii="Times New Roman" w:hAnsi="Times New Roman" w:cs="Times New Roman"/>
-          <w:sz w:val="22"/>
-          <w:szCs w:val="22"/>
-          <w:lang w:val="nl-NL"/>
-        </w:rPr>
-        <w:t>H32</w:t>
-      </w:r>
-      <w:r>
-        <w:rPr>
-          <w:rFonts w:ascii="Times New Roman" w:hAnsi="Times New Roman" w:cs="Times New Roman"/>
-          <w:sz w:val="22"/>
-          <w:szCs w:val="22"/>
-          <w:lang w:val="nl-NL"/>
-        </w:rPr>
-        <w:t xml:space="preserve"> → </w:t>
-      </w:r>
-      <w:r>
-        <w:rPr>
-          <w:rFonts w:ascii="Times New Roman" w:hAnsi="Times New Roman" w:cs="Times New Roman"/>
-          <w:sz w:val="22"/>
-          <w:szCs w:val="22"/>
-          <w:lang w:val="nl-NL"/>
-        </w:rPr>
-        <w:t>H37</w:t>
-      </w:r>
-      <w:r>
-        <w:rPr>
-          <w:rFonts w:ascii="Times New Roman" w:hAnsi="Times New Roman" w:cs="Times New Roman"/>
-          <w:sz w:val="22"/>
-          <w:szCs w:val="22"/>
-          <w:lang w:val="nl-NL"/>
-        </w:rPr>
-        <w:t xml:space="preserve"> → </w:t>
-      </w:r>
-      <w:r>
-        <w:rPr>
-          <w:rFonts w:ascii="Times New Roman" w:hAnsi="Times New Roman" w:cs="Times New Roman"/>
-          <w:sz w:val="22"/>
-          <w:szCs w:val="22"/>
-          <w:lang w:val="nl-NL"/>
-        </w:rPr>
-        <w:t>H40</w:t>
-      </w:r>
-      <w:r>
-        <w:rPr>
-          <w:rFonts w:ascii="Times New Roman" w:hAnsi="Times New Roman" w:cs="Times New Roman"/>
-          <w:sz w:val="22"/>
-          <w:szCs w:val="22"/>
-          <w:lang w:val="nl-NL"/>
-        </w:rPr>
-        <w:t xml:space="preserve"> → </w:t>
-      </w:r>
-      <w:r>
-        <w:rPr>
-          <w:rFonts w:ascii="Times New Roman" w:hAnsi="Times New Roman" w:cs="Times New Roman"/>
-          <w:sz w:val="22"/>
-          <w:szCs w:val="22"/>
-          <w:lang w:val="nl-NL"/>
-        </w:rPr>
-        <w:t>EXIT</w:t>
-      </w:r>
-      <w:r>
-        <w:rPr>
-          <w:rFonts w:ascii="Times New Roman" w:hAnsi="Times New Roman" w:cs="Times New Roman"/>
-          <w:sz w:val="22"/>
-          <w:szCs w:val="22"/>
-          <w:lang w:val="nl-NL"/>
-        </w:rPr>
-        <w:t xml:space="preserve"> en verzameld </w:t>
+        <w:t xml:space="preserve">H5 → H6 → H7 → H7 → H7 → H10 → H9 → H10 → H11 → H12 → H17 → H22 → H23 → H24 → H23 → H23 → H24 → H25 → H26 → H27 → H36 → H36 → H27 → H36 → H35 → H36 → H27 → H27 → H36 → H27 → H36 → H36 → H36 → H35 → H36 → H36 → H27 → H28 → H29 → H29 → H30 → H31 → H32 → H31 → H30 → H30 → H31 → H32 → H33 → H34 → H35 → H36 → H36 → H27 → H28 → H27 → H27 → H28 → H29 → H28 → H27 → H28 → H29 → H28 → H29 → H30 → H31 → H32 → H37 → H40 → EXIT en verzameld </w:t>
       </w:r>
       <w:r>
         <w:rPr>
@@ -24695,871 +24375,7 @@
           <w:szCs w:val="22"/>
           <w:lang w:val="nl-NL"/>
         </w:rPr>
-        <w:t xml:space="preserve">Bezoeker 2 loopt de volgende route: </w:t>
-      </w:r>
-      <w:r>
-        <w:rPr>
-          <w:rFonts w:ascii="Times New Roman" w:hAnsi="Times New Roman" w:cs="Times New Roman"/>
-          <w:sz w:val="22"/>
-          <w:szCs w:val="22"/>
-          <w:lang w:val="nl-NL"/>
-        </w:rPr>
-        <w:t>H1</w:t>
-      </w:r>
-      <w:r>
-        <w:rPr>
-          <w:rFonts w:ascii="Times New Roman" w:hAnsi="Times New Roman" w:cs="Times New Roman"/>
-          <w:sz w:val="22"/>
-          <w:szCs w:val="22"/>
-          <w:lang w:val="nl-NL"/>
-        </w:rPr>
-        <w:t xml:space="preserve"> → </w:t>
-      </w:r>
-      <w:r>
-        <w:rPr>
-          <w:rFonts w:ascii="Times New Roman" w:hAnsi="Times New Roman" w:cs="Times New Roman"/>
-          <w:sz w:val="22"/>
-          <w:szCs w:val="22"/>
-          <w:lang w:val="nl-NL"/>
-        </w:rPr>
-        <w:t>H2</w:t>
-      </w:r>
-      <w:r>
-        <w:rPr>
-          <w:rFonts w:ascii="Times New Roman" w:hAnsi="Times New Roman" w:cs="Times New Roman"/>
-          <w:sz w:val="22"/>
-          <w:szCs w:val="22"/>
-          <w:lang w:val="nl-NL"/>
-        </w:rPr>
-        <w:t xml:space="preserve"> → </w:t>
-      </w:r>
-      <w:r>
-        <w:rPr>
-          <w:rFonts w:ascii="Times New Roman" w:hAnsi="Times New Roman" w:cs="Times New Roman"/>
-          <w:sz w:val="22"/>
-          <w:szCs w:val="22"/>
-          <w:lang w:val="nl-NL"/>
-        </w:rPr>
-        <w:t>H5</w:t>
-      </w:r>
-      <w:r>
-        <w:rPr>
-          <w:rFonts w:ascii="Times New Roman" w:hAnsi="Times New Roman" w:cs="Times New Roman"/>
-          <w:sz w:val="22"/>
-          <w:szCs w:val="22"/>
-          <w:lang w:val="nl-NL"/>
-        </w:rPr>
-        <w:t xml:space="preserve"> → </w:t>
-      </w:r>
-      <w:r>
-        <w:rPr>
-          <w:rFonts w:ascii="Times New Roman" w:hAnsi="Times New Roman" w:cs="Times New Roman"/>
-          <w:sz w:val="22"/>
-          <w:szCs w:val="22"/>
-          <w:lang w:val="nl-NL"/>
-        </w:rPr>
-        <w:t>H8</w:t>
-      </w:r>
-      <w:r>
-        <w:rPr>
-          <w:rFonts w:ascii="Times New Roman" w:hAnsi="Times New Roman" w:cs="Times New Roman"/>
-          <w:sz w:val="22"/>
-          <w:szCs w:val="22"/>
-          <w:lang w:val="nl-NL"/>
-        </w:rPr>
-        <w:t xml:space="preserve"> → </w:t>
-      </w:r>
-      <w:r>
-        <w:rPr>
-          <w:rFonts w:ascii="Times New Roman" w:hAnsi="Times New Roman" w:cs="Times New Roman"/>
-          <w:sz w:val="22"/>
-          <w:szCs w:val="22"/>
-          <w:lang w:val="nl-NL"/>
-        </w:rPr>
-        <w:t>H9</w:t>
-      </w:r>
-      <w:r>
-        <w:rPr>
-          <w:rFonts w:ascii="Times New Roman" w:hAnsi="Times New Roman" w:cs="Times New Roman"/>
-          <w:sz w:val="22"/>
-          <w:szCs w:val="22"/>
-          <w:lang w:val="nl-NL"/>
-        </w:rPr>
-        <w:t xml:space="preserve"> → </w:t>
-      </w:r>
-      <w:r>
-        <w:rPr>
-          <w:rFonts w:ascii="Times New Roman" w:hAnsi="Times New Roman" w:cs="Times New Roman"/>
-          <w:sz w:val="22"/>
-          <w:szCs w:val="22"/>
-          <w:lang w:val="nl-NL"/>
-        </w:rPr>
-        <w:t>H10</w:t>
-      </w:r>
-      <w:r>
-        <w:rPr>
-          <w:rFonts w:ascii="Times New Roman" w:hAnsi="Times New Roman" w:cs="Times New Roman"/>
-          <w:sz w:val="22"/>
-          <w:szCs w:val="22"/>
-          <w:lang w:val="nl-NL"/>
-        </w:rPr>
-        <w:t xml:space="preserve"> → </w:t>
-      </w:r>
-      <w:r>
-        <w:rPr>
-          <w:rFonts w:ascii="Times New Roman" w:hAnsi="Times New Roman" w:cs="Times New Roman"/>
-          <w:sz w:val="22"/>
-          <w:szCs w:val="22"/>
-          <w:lang w:val="nl-NL"/>
-        </w:rPr>
-        <w:t>H11</w:t>
-      </w:r>
-      <w:r>
-        <w:rPr>
-          <w:rFonts w:ascii="Times New Roman" w:hAnsi="Times New Roman" w:cs="Times New Roman"/>
-          <w:sz w:val="22"/>
-          <w:szCs w:val="22"/>
-          <w:lang w:val="nl-NL"/>
-        </w:rPr>
-        <w:t xml:space="preserve"> → </w:t>
-      </w:r>
-      <w:r>
-        <w:rPr>
-          <w:rFonts w:ascii="Times New Roman" w:hAnsi="Times New Roman" w:cs="Times New Roman"/>
-          <w:sz w:val="22"/>
-          <w:szCs w:val="22"/>
-          <w:lang w:val="nl-NL"/>
-        </w:rPr>
-        <w:t>H12</w:t>
-      </w:r>
-      <w:r>
-        <w:rPr>
-          <w:rFonts w:ascii="Times New Roman" w:hAnsi="Times New Roman" w:cs="Times New Roman"/>
-          <w:sz w:val="22"/>
-          <w:szCs w:val="22"/>
-          <w:lang w:val="nl-NL"/>
-        </w:rPr>
-        <w:t xml:space="preserve"> → </w:t>
-      </w:r>
-      <w:r>
-        <w:rPr>
-          <w:rFonts w:ascii="Times New Roman" w:hAnsi="Times New Roman" w:cs="Times New Roman"/>
-          <w:sz w:val="22"/>
-          <w:szCs w:val="22"/>
-          <w:lang w:val="nl-NL"/>
-        </w:rPr>
-        <w:t>H17</w:t>
-      </w:r>
-      <w:r>
-        <w:rPr>
-          <w:rFonts w:ascii="Times New Roman" w:hAnsi="Times New Roman" w:cs="Times New Roman"/>
-          <w:sz w:val="22"/>
-          <w:szCs w:val="22"/>
-          <w:lang w:val="nl-NL"/>
-        </w:rPr>
-        <w:t xml:space="preserve"> → </w:t>
-      </w:r>
-      <w:r>
-        <w:rPr>
-          <w:rFonts w:ascii="Times New Roman" w:hAnsi="Times New Roman" w:cs="Times New Roman"/>
-          <w:sz w:val="22"/>
-          <w:szCs w:val="22"/>
-          <w:lang w:val="nl-NL"/>
-        </w:rPr>
-        <w:t>H22</w:t>
-      </w:r>
-      <w:r>
-        <w:rPr>
-          <w:rFonts w:ascii="Times New Roman" w:hAnsi="Times New Roman" w:cs="Times New Roman"/>
-          <w:sz w:val="22"/>
-          <w:szCs w:val="22"/>
-          <w:lang w:val="nl-NL"/>
-        </w:rPr>
-        <w:t xml:space="preserve"> → </w:t>
-      </w:r>
-      <w:r>
-        <w:rPr>
-          <w:rFonts w:ascii="Times New Roman" w:hAnsi="Times New Roman" w:cs="Times New Roman"/>
-          <w:sz w:val="22"/>
-          <w:szCs w:val="22"/>
-          <w:lang w:val="nl-NL"/>
-        </w:rPr>
-        <w:t>H23</w:t>
-      </w:r>
-      <w:r>
-        <w:rPr>
-          <w:rFonts w:ascii="Times New Roman" w:hAnsi="Times New Roman" w:cs="Times New Roman"/>
-          <w:sz w:val="22"/>
-          <w:szCs w:val="22"/>
-          <w:lang w:val="nl-NL"/>
-        </w:rPr>
-        <w:t xml:space="preserve"> → </w:t>
-      </w:r>
-      <w:r>
-        <w:rPr>
-          <w:rFonts w:ascii="Times New Roman" w:hAnsi="Times New Roman" w:cs="Times New Roman"/>
-          <w:sz w:val="22"/>
-          <w:szCs w:val="22"/>
-          <w:lang w:val="nl-NL"/>
-        </w:rPr>
-        <w:t>H24</w:t>
-      </w:r>
-      <w:r>
-        <w:rPr>
-          <w:rFonts w:ascii="Times New Roman" w:hAnsi="Times New Roman" w:cs="Times New Roman"/>
-          <w:sz w:val="22"/>
-          <w:szCs w:val="22"/>
-          <w:lang w:val="nl-NL"/>
-        </w:rPr>
-        <w:t xml:space="preserve"> → </w:t>
-      </w:r>
-      <w:r>
-        <w:rPr>
-          <w:rFonts w:ascii="Times New Roman" w:hAnsi="Times New Roman" w:cs="Times New Roman"/>
-          <w:sz w:val="22"/>
-          <w:szCs w:val="22"/>
-          <w:lang w:val="nl-NL"/>
-        </w:rPr>
-        <w:t>H25</w:t>
-      </w:r>
-      <w:r>
-        <w:rPr>
-          <w:rFonts w:ascii="Times New Roman" w:hAnsi="Times New Roman" w:cs="Times New Roman"/>
-          <w:sz w:val="22"/>
-          <w:szCs w:val="22"/>
-          <w:lang w:val="nl-NL"/>
-        </w:rPr>
-        <w:t xml:space="preserve"> → </w:t>
-      </w:r>
-      <w:r>
-        <w:rPr>
-          <w:rFonts w:ascii="Times New Roman" w:hAnsi="Times New Roman" w:cs="Times New Roman"/>
-          <w:sz w:val="22"/>
-          <w:szCs w:val="22"/>
-          <w:lang w:val="nl-NL"/>
-        </w:rPr>
-        <w:t>H26</w:t>
-      </w:r>
-      <w:r>
-        <w:rPr>
-          <w:rFonts w:ascii="Times New Roman" w:hAnsi="Times New Roman" w:cs="Times New Roman"/>
-          <w:sz w:val="22"/>
-          <w:szCs w:val="22"/>
-          <w:lang w:val="nl-NL"/>
-        </w:rPr>
-        <w:t xml:space="preserve"> → </w:t>
-      </w:r>
-      <w:r>
-        <w:rPr>
-          <w:rFonts w:ascii="Times New Roman" w:hAnsi="Times New Roman" w:cs="Times New Roman"/>
-          <w:sz w:val="22"/>
-          <w:szCs w:val="22"/>
-          <w:lang w:val="nl-NL"/>
-        </w:rPr>
-        <w:t>H27</w:t>
-      </w:r>
-      <w:r>
-        <w:rPr>
-          <w:rFonts w:ascii="Times New Roman" w:hAnsi="Times New Roman" w:cs="Times New Roman"/>
-          <w:sz w:val="22"/>
-          <w:szCs w:val="22"/>
-          <w:lang w:val="nl-NL"/>
-        </w:rPr>
-        <w:t xml:space="preserve"> → </w:t>
-      </w:r>
-      <w:r>
-        <w:rPr>
-          <w:rFonts w:ascii="Times New Roman" w:hAnsi="Times New Roman" w:cs="Times New Roman"/>
-          <w:sz w:val="22"/>
-          <w:szCs w:val="22"/>
-          <w:lang w:val="nl-NL"/>
-        </w:rPr>
-        <w:t>H28</w:t>
-      </w:r>
-      <w:r>
-        <w:rPr>
-          <w:rFonts w:ascii="Times New Roman" w:hAnsi="Times New Roman" w:cs="Times New Roman"/>
-          <w:sz w:val="22"/>
-          <w:szCs w:val="22"/>
-          <w:lang w:val="nl-NL"/>
-        </w:rPr>
-        <w:t xml:space="preserve"> → </w:t>
-      </w:r>
-      <w:r>
-        <w:rPr>
-          <w:rFonts w:ascii="Times New Roman" w:hAnsi="Times New Roman" w:cs="Times New Roman"/>
-          <w:sz w:val="22"/>
-          <w:szCs w:val="22"/>
-          <w:lang w:val="nl-NL"/>
-        </w:rPr>
-        <w:t>H27</w:t>
-      </w:r>
-      <w:r>
-        <w:rPr>
-          <w:rFonts w:ascii="Times New Roman" w:hAnsi="Times New Roman" w:cs="Times New Roman"/>
-          <w:sz w:val="22"/>
-          <w:szCs w:val="22"/>
-          <w:lang w:val="nl-NL"/>
-        </w:rPr>
-        <w:t xml:space="preserve"> → </w:t>
-      </w:r>
-      <w:r>
-        <w:rPr>
-          <w:rFonts w:ascii="Times New Roman" w:hAnsi="Times New Roman" w:cs="Times New Roman"/>
-          <w:sz w:val="22"/>
-          <w:szCs w:val="22"/>
-          <w:lang w:val="nl-NL"/>
-        </w:rPr>
-        <w:t>H36</w:t>
-      </w:r>
-      <w:r>
-        <w:rPr>
-          <w:rFonts w:ascii="Times New Roman" w:hAnsi="Times New Roman" w:cs="Times New Roman"/>
-          <w:sz w:val="22"/>
-          <w:szCs w:val="22"/>
-          <w:lang w:val="nl-NL"/>
-        </w:rPr>
-        <w:t xml:space="preserve"> → </w:t>
-      </w:r>
-      <w:r>
-        <w:rPr>
-          <w:rFonts w:ascii="Times New Roman" w:hAnsi="Times New Roman" w:cs="Times New Roman"/>
-          <w:sz w:val="22"/>
-          <w:szCs w:val="22"/>
-          <w:lang w:val="nl-NL"/>
-        </w:rPr>
-        <w:t>H35</w:t>
-      </w:r>
-      <w:r>
-        <w:rPr>
-          <w:rFonts w:ascii="Times New Roman" w:hAnsi="Times New Roman" w:cs="Times New Roman"/>
-          <w:sz w:val="22"/>
-          <w:szCs w:val="22"/>
-          <w:lang w:val="nl-NL"/>
-        </w:rPr>
-        <w:t xml:space="preserve"> → </w:t>
-      </w:r>
-      <w:r>
-        <w:rPr>
-          <w:rFonts w:ascii="Times New Roman" w:hAnsi="Times New Roman" w:cs="Times New Roman"/>
-          <w:sz w:val="22"/>
-          <w:szCs w:val="22"/>
-          <w:lang w:val="nl-NL"/>
-        </w:rPr>
-        <w:t>H34</w:t>
-      </w:r>
-      <w:r>
-        <w:rPr>
-          <w:rFonts w:ascii="Times New Roman" w:hAnsi="Times New Roman" w:cs="Times New Roman"/>
-          <w:sz w:val="22"/>
-          <w:szCs w:val="22"/>
-          <w:lang w:val="nl-NL"/>
-        </w:rPr>
-        <w:t xml:space="preserve"> → </w:t>
-      </w:r>
-      <w:r>
-        <w:rPr>
-          <w:rFonts w:ascii="Times New Roman" w:hAnsi="Times New Roman" w:cs="Times New Roman"/>
-          <w:sz w:val="22"/>
-          <w:szCs w:val="22"/>
-          <w:lang w:val="nl-NL"/>
-        </w:rPr>
-        <w:t>H35</w:t>
-      </w:r>
-      <w:r>
-        <w:rPr>
-          <w:rFonts w:ascii="Times New Roman" w:hAnsi="Times New Roman" w:cs="Times New Roman"/>
-          <w:sz w:val="22"/>
-          <w:szCs w:val="22"/>
-          <w:lang w:val="nl-NL"/>
-        </w:rPr>
-        <w:t xml:space="preserve"> → </w:t>
-      </w:r>
-      <w:r>
-        <w:rPr>
-          <w:rFonts w:ascii="Times New Roman" w:hAnsi="Times New Roman" w:cs="Times New Roman"/>
-          <w:sz w:val="22"/>
-          <w:szCs w:val="22"/>
-          <w:lang w:val="nl-NL"/>
-        </w:rPr>
-        <w:t>H36</w:t>
-      </w:r>
-      <w:r>
-        <w:rPr>
-          <w:rFonts w:ascii="Times New Roman" w:hAnsi="Times New Roman" w:cs="Times New Roman"/>
-          <w:sz w:val="22"/>
-          <w:szCs w:val="22"/>
-          <w:lang w:val="nl-NL"/>
-        </w:rPr>
-        <w:t xml:space="preserve"> → </w:t>
-      </w:r>
-      <w:r>
-        <w:rPr>
-          <w:rFonts w:ascii="Times New Roman" w:hAnsi="Times New Roman" w:cs="Times New Roman"/>
-          <w:sz w:val="22"/>
-          <w:szCs w:val="22"/>
-          <w:lang w:val="nl-NL"/>
-        </w:rPr>
-        <w:t>H27</w:t>
-      </w:r>
-      <w:r>
-        <w:rPr>
-          <w:rFonts w:ascii="Times New Roman" w:hAnsi="Times New Roman" w:cs="Times New Roman"/>
-          <w:sz w:val="22"/>
-          <w:szCs w:val="22"/>
-          <w:lang w:val="nl-NL"/>
-        </w:rPr>
-        <w:t xml:space="preserve"> → </w:t>
-      </w:r>
-      <w:r>
-        <w:rPr>
-          <w:rFonts w:ascii="Times New Roman" w:hAnsi="Times New Roman" w:cs="Times New Roman"/>
-          <w:sz w:val="22"/>
-          <w:szCs w:val="22"/>
-          <w:lang w:val="nl-NL"/>
-        </w:rPr>
-        <w:t>H36</w:t>
-      </w:r>
-      <w:r>
-        <w:rPr>
-          <w:rFonts w:ascii="Times New Roman" w:hAnsi="Times New Roman" w:cs="Times New Roman"/>
-          <w:sz w:val="22"/>
-          <w:szCs w:val="22"/>
-          <w:lang w:val="nl-NL"/>
-        </w:rPr>
-        <w:t xml:space="preserve"> → </w:t>
-      </w:r>
-      <w:r>
-        <w:rPr>
-          <w:rFonts w:ascii="Times New Roman" w:hAnsi="Times New Roman" w:cs="Times New Roman"/>
-          <w:sz w:val="22"/>
-          <w:szCs w:val="22"/>
-          <w:lang w:val="nl-NL"/>
-        </w:rPr>
-        <w:t>H27</w:t>
-      </w:r>
-      <w:r>
-        <w:rPr>
-          <w:rFonts w:ascii="Times New Roman" w:hAnsi="Times New Roman" w:cs="Times New Roman"/>
-          <w:sz w:val="22"/>
-          <w:szCs w:val="22"/>
-          <w:lang w:val="nl-NL"/>
-        </w:rPr>
-        <w:t xml:space="preserve"> → </w:t>
-      </w:r>
-      <w:r>
-        <w:rPr>
-          <w:rFonts w:ascii="Times New Roman" w:hAnsi="Times New Roman" w:cs="Times New Roman"/>
-          <w:sz w:val="22"/>
-          <w:szCs w:val="22"/>
-          <w:lang w:val="nl-NL"/>
-        </w:rPr>
-        <w:t>H36</w:t>
-      </w:r>
-      <w:r>
-        <w:rPr>
-          <w:rFonts w:ascii="Times New Roman" w:hAnsi="Times New Roman" w:cs="Times New Roman"/>
-          <w:sz w:val="22"/>
-          <w:szCs w:val="22"/>
-          <w:lang w:val="nl-NL"/>
-        </w:rPr>
-        <w:t xml:space="preserve"> → </w:t>
-      </w:r>
-      <w:r>
-        <w:rPr>
-          <w:rFonts w:ascii="Times New Roman" w:hAnsi="Times New Roman" w:cs="Times New Roman"/>
-          <w:sz w:val="22"/>
-          <w:szCs w:val="22"/>
-          <w:lang w:val="nl-NL"/>
-        </w:rPr>
-        <w:t>H35</w:t>
-      </w:r>
-      <w:r>
-        <w:rPr>
-          <w:rFonts w:ascii="Times New Roman" w:hAnsi="Times New Roman" w:cs="Times New Roman"/>
-          <w:sz w:val="22"/>
-          <w:szCs w:val="22"/>
-          <w:lang w:val="nl-NL"/>
-        </w:rPr>
-        <w:t xml:space="preserve"> → </w:t>
-      </w:r>
-      <w:r>
-        <w:rPr>
-          <w:rFonts w:ascii="Times New Roman" w:hAnsi="Times New Roman" w:cs="Times New Roman"/>
-          <w:sz w:val="22"/>
-          <w:szCs w:val="22"/>
-          <w:lang w:val="nl-NL"/>
-        </w:rPr>
-        <w:t>H36</w:t>
-      </w:r>
-      <w:r>
-        <w:rPr>
-          <w:rFonts w:ascii="Times New Roman" w:hAnsi="Times New Roman" w:cs="Times New Roman"/>
-          <w:sz w:val="22"/>
-          <w:szCs w:val="22"/>
-          <w:lang w:val="nl-NL"/>
-        </w:rPr>
-        <w:t xml:space="preserve"> → </w:t>
-      </w:r>
-      <w:r>
-        <w:rPr>
-          <w:rFonts w:ascii="Times New Roman" w:hAnsi="Times New Roman" w:cs="Times New Roman"/>
-          <w:sz w:val="22"/>
-          <w:szCs w:val="22"/>
-          <w:lang w:val="nl-NL"/>
-        </w:rPr>
-        <w:t>H36</w:t>
-      </w:r>
-      <w:r>
-        <w:rPr>
-          <w:rFonts w:ascii="Times New Roman" w:hAnsi="Times New Roman" w:cs="Times New Roman"/>
-          <w:sz w:val="22"/>
-          <w:szCs w:val="22"/>
-          <w:lang w:val="nl-NL"/>
-        </w:rPr>
-        <w:t xml:space="preserve"> → </w:t>
-      </w:r>
-      <w:r>
-        <w:rPr>
-          <w:rFonts w:ascii="Times New Roman" w:hAnsi="Times New Roman" w:cs="Times New Roman"/>
-          <w:sz w:val="22"/>
-          <w:szCs w:val="22"/>
-          <w:lang w:val="nl-NL"/>
-        </w:rPr>
-        <w:t>H35</w:t>
-      </w:r>
-      <w:r>
-        <w:rPr>
-          <w:rFonts w:ascii="Times New Roman" w:hAnsi="Times New Roman" w:cs="Times New Roman"/>
-          <w:sz w:val="22"/>
-          <w:szCs w:val="22"/>
-          <w:lang w:val="nl-NL"/>
-        </w:rPr>
-        <w:t xml:space="preserve"> → </w:t>
-      </w:r>
-      <w:r>
-        <w:rPr>
-          <w:rFonts w:ascii="Times New Roman" w:hAnsi="Times New Roman" w:cs="Times New Roman"/>
-          <w:sz w:val="22"/>
-          <w:szCs w:val="22"/>
-          <w:lang w:val="nl-NL"/>
-        </w:rPr>
-        <w:t>H36</w:t>
-      </w:r>
-      <w:r>
-        <w:rPr>
-          <w:rFonts w:ascii="Times New Roman" w:hAnsi="Times New Roman" w:cs="Times New Roman"/>
-          <w:sz w:val="22"/>
-          <w:szCs w:val="22"/>
-          <w:lang w:val="nl-NL"/>
-        </w:rPr>
-        <w:t xml:space="preserve"> → </w:t>
-      </w:r>
-      <w:r>
-        <w:rPr>
-          <w:rFonts w:ascii="Times New Roman" w:hAnsi="Times New Roman" w:cs="Times New Roman"/>
-          <w:sz w:val="22"/>
-          <w:szCs w:val="22"/>
-          <w:lang w:val="nl-NL"/>
-        </w:rPr>
-        <w:t>H27</w:t>
-      </w:r>
-      <w:r>
-        <w:rPr>
-          <w:rFonts w:ascii="Times New Roman" w:hAnsi="Times New Roman" w:cs="Times New Roman"/>
-          <w:sz w:val="22"/>
-          <w:szCs w:val="22"/>
-          <w:lang w:val="nl-NL"/>
-        </w:rPr>
-        <w:t xml:space="preserve"> → </w:t>
-      </w:r>
-      <w:r>
-        <w:rPr>
-          <w:rFonts w:ascii="Times New Roman" w:hAnsi="Times New Roman" w:cs="Times New Roman"/>
-          <w:sz w:val="22"/>
-          <w:szCs w:val="22"/>
-          <w:lang w:val="nl-NL"/>
-        </w:rPr>
-        <w:t>H36</w:t>
-      </w:r>
-      <w:r>
-        <w:rPr>
-          <w:rFonts w:ascii="Times New Roman" w:hAnsi="Times New Roman" w:cs="Times New Roman"/>
-          <w:sz w:val="22"/>
-          <w:szCs w:val="22"/>
-          <w:lang w:val="nl-NL"/>
-        </w:rPr>
-        <w:t xml:space="preserve"> → </w:t>
-      </w:r>
-      <w:r>
-        <w:rPr>
-          <w:rFonts w:ascii="Times New Roman" w:hAnsi="Times New Roman" w:cs="Times New Roman"/>
-          <w:sz w:val="22"/>
-          <w:szCs w:val="22"/>
-          <w:lang w:val="nl-NL"/>
-        </w:rPr>
-        <w:t>H27</w:t>
-      </w:r>
-      <w:r>
-        <w:rPr>
-          <w:rFonts w:ascii="Times New Roman" w:hAnsi="Times New Roman" w:cs="Times New Roman"/>
-          <w:sz w:val="22"/>
-          <w:szCs w:val="22"/>
-          <w:lang w:val="nl-NL"/>
-        </w:rPr>
-        <w:t xml:space="preserve"> → </w:t>
-      </w:r>
-      <w:r>
-        <w:rPr>
-          <w:rFonts w:ascii="Times New Roman" w:hAnsi="Times New Roman" w:cs="Times New Roman"/>
-          <w:sz w:val="22"/>
-          <w:szCs w:val="22"/>
-          <w:lang w:val="nl-NL"/>
-        </w:rPr>
-        <w:t>H28</w:t>
-      </w:r>
-      <w:r>
-        <w:rPr>
-          <w:rFonts w:ascii="Times New Roman" w:hAnsi="Times New Roman" w:cs="Times New Roman"/>
-          <w:sz w:val="22"/>
-          <w:szCs w:val="22"/>
-          <w:lang w:val="nl-NL"/>
-        </w:rPr>
-        <w:t xml:space="preserve"> → </w:t>
-      </w:r>
-      <w:r>
-        <w:rPr>
-          <w:rFonts w:ascii="Times New Roman" w:hAnsi="Times New Roman" w:cs="Times New Roman"/>
-          <w:sz w:val="22"/>
-          <w:szCs w:val="22"/>
-          <w:lang w:val="nl-NL"/>
-        </w:rPr>
-        <w:t>H29</w:t>
-      </w:r>
-      <w:r>
-        <w:rPr>
-          <w:rFonts w:ascii="Times New Roman" w:hAnsi="Times New Roman" w:cs="Times New Roman"/>
-          <w:sz w:val="22"/>
-          <w:szCs w:val="22"/>
-          <w:lang w:val="nl-NL"/>
-        </w:rPr>
-        <w:t xml:space="preserve"> → </w:t>
-      </w:r>
-      <w:r>
-        <w:rPr>
-          <w:rFonts w:ascii="Times New Roman" w:hAnsi="Times New Roman" w:cs="Times New Roman"/>
-          <w:sz w:val="22"/>
-          <w:szCs w:val="22"/>
-          <w:lang w:val="nl-NL"/>
-        </w:rPr>
-        <w:t>H30</w:t>
-      </w:r>
-      <w:r>
-        <w:rPr>
-          <w:rFonts w:ascii="Times New Roman" w:hAnsi="Times New Roman" w:cs="Times New Roman"/>
-          <w:sz w:val="22"/>
-          <w:szCs w:val="22"/>
-          <w:lang w:val="nl-NL"/>
-        </w:rPr>
-        <w:t xml:space="preserve"> → </w:t>
-      </w:r>
-      <w:r>
-        <w:rPr>
-          <w:rFonts w:ascii="Times New Roman" w:hAnsi="Times New Roman" w:cs="Times New Roman"/>
-          <w:sz w:val="22"/>
-          <w:szCs w:val="22"/>
-          <w:lang w:val="nl-NL"/>
-        </w:rPr>
-        <w:t>H29</w:t>
-      </w:r>
-      <w:r>
-        <w:rPr>
-          <w:rFonts w:ascii="Times New Roman" w:hAnsi="Times New Roman" w:cs="Times New Roman"/>
-          <w:sz w:val="22"/>
-          <w:szCs w:val="22"/>
-          <w:lang w:val="nl-NL"/>
-        </w:rPr>
-        <w:t xml:space="preserve"> → </w:t>
-      </w:r>
-      <w:r>
-        <w:rPr>
-          <w:rFonts w:ascii="Times New Roman" w:hAnsi="Times New Roman" w:cs="Times New Roman"/>
-          <w:sz w:val="22"/>
-          <w:szCs w:val="22"/>
-          <w:lang w:val="nl-NL"/>
-        </w:rPr>
-        <w:t>H30</w:t>
-      </w:r>
-      <w:r>
-        <w:rPr>
-          <w:rFonts w:ascii="Times New Roman" w:hAnsi="Times New Roman" w:cs="Times New Roman"/>
-          <w:sz w:val="22"/>
-          <w:szCs w:val="22"/>
-          <w:lang w:val="nl-NL"/>
-        </w:rPr>
-        <w:t xml:space="preserve"> → </w:t>
-      </w:r>
-      <w:r>
-        <w:rPr>
-          <w:rFonts w:ascii="Times New Roman" w:hAnsi="Times New Roman" w:cs="Times New Roman"/>
-          <w:sz w:val="22"/>
-          <w:szCs w:val="22"/>
-          <w:lang w:val="nl-NL"/>
-        </w:rPr>
-        <w:t>H31</w:t>
-      </w:r>
-      <w:r>
-        <w:rPr>
-          <w:rFonts w:ascii="Times New Roman" w:hAnsi="Times New Roman" w:cs="Times New Roman"/>
-          <w:sz w:val="22"/>
-          <w:szCs w:val="22"/>
-          <w:lang w:val="nl-NL"/>
-        </w:rPr>
-        <w:t xml:space="preserve"> → </w:t>
-      </w:r>
-      <w:r>
-        <w:rPr>
-          <w:rFonts w:ascii="Times New Roman" w:hAnsi="Times New Roman" w:cs="Times New Roman"/>
-          <w:sz w:val="22"/>
-          <w:szCs w:val="22"/>
-          <w:lang w:val="nl-NL"/>
-        </w:rPr>
-        <w:t>H32</w:t>
-      </w:r>
-      <w:r>
-        <w:rPr>
-          <w:rFonts w:ascii="Times New Roman" w:hAnsi="Times New Roman" w:cs="Times New Roman"/>
-          <w:sz w:val="22"/>
-          <w:szCs w:val="22"/>
-          <w:lang w:val="nl-NL"/>
-        </w:rPr>
-        <w:t xml:space="preserve"> → </w:t>
-      </w:r>
-      <w:r>
-        <w:rPr>
-          <w:rFonts w:ascii="Times New Roman" w:hAnsi="Times New Roman" w:cs="Times New Roman"/>
-          <w:sz w:val="22"/>
-          <w:szCs w:val="22"/>
-          <w:lang w:val="nl-NL"/>
-        </w:rPr>
-        <w:t>H37</w:t>
-      </w:r>
-      <w:r>
-        <w:rPr>
-          <w:rFonts w:ascii="Times New Roman" w:hAnsi="Times New Roman" w:cs="Times New Roman"/>
-          <w:sz w:val="22"/>
-          <w:szCs w:val="22"/>
-          <w:lang w:val="nl-NL"/>
-        </w:rPr>
-        <w:t xml:space="preserve"> → </w:t>
-      </w:r>
-      <w:r>
-        <w:rPr>
-          <w:rFonts w:ascii="Times New Roman" w:hAnsi="Times New Roman" w:cs="Times New Roman"/>
-          <w:sz w:val="22"/>
-          <w:szCs w:val="22"/>
-          <w:lang w:val="nl-NL"/>
-        </w:rPr>
-        <w:t>H39</w:t>
-      </w:r>
-      <w:r>
-        <w:rPr>
-          <w:rFonts w:ascii="Times New Roman" w:hAnsi="Times New Roman" w:cs="Times New Roman"/>
-          <w:sz w:val="22"/>
-          <w:szCs w:val="22"/>
-          <w:lang w:val="nl-NL"/>
-        </w:rPr>
-        <w:t xml:space="preserve"> → </w:t>
-      </w:r>
-      <w:r>
-        <w:rPr>
-          <w:rFonts w:ascii="Times New Roman" w:hAnsi="Times New Roman" w:cs="Times New Roman"/>
-          <w:sz w:val="22"/>
-          <w:szCs w:val="22"/>
-          <w:lang w:val="nl-NL"/>
-        </w:rPr>
-        <w:t>H37</w:t>
-      </w:r>
-      <w:r>
-        <w:rPr>
-          <w:rFonts w:ascii="Times New Roman" w:hAnsi="Times New Roman" w:cs="Times New Roman"/>
-          <w:sz w:val="22"/>
-          <w:szCs w:val="22"/>
-          <w:lang w:val="nl-NL"/>
-        </w:rPr>
-        <w:t xml:space="preserve"> → </w:t>
-      </w:r>
-      <w:r>
-        <w:rPr>
-          <w:rFonts w:ascii="Times New Roman" w:hAnsi="Times New Roman" w:cs="Times New Roman"/>
-          <w:sz w:val="22"/>
-          <w:szCs w:val="22"/>
-          <w:lang w:val="nl-NL"/>
-        </w:rPr>
-        <w:t>H38</w:t>
-      </w:r>
-      <w:r>
-        <w:rPr>
-          <w:rFonts w:ascii="Times New Roman" w:hAnsi="Times New Roman" w:cs="Times New Roman"/>
-          <w:sz w:val="22"/>
-          <w:szCs w:val="22"/>
-          <w:lang w:val="nl-NL"/>
-        </w:rPr>
-        <w:t xml:space="preserve"> → </w:t>
-      </w:r>
-      <w:r>
-        <w:rPr>
-          <w:rFonts w:ascii="Times New Roman" w:hAnsi="Times New Roman" w:cs="Times New Roman"/>
-          <w:sz w:val="22"/>
-          <w:szCs w:val="22"/>
-          <w:lang w:val="nl-NL"/>
-        </w:rPr>
-        <w:t>H37</w:t>
-      </w:r>
-      <w:r>
-        <w:rPr>
-          <w:rFonts w:ascii="Times New Roman" w:hAnsi="Times New Roman" w:cs="Times New Roman"/>
-          <w:sz w:val="22"/>
-          <w:szCs w:val="22"/>
-          <w:lang w:val="nl-NL"/>
-        </w:rPr>
-        <w:t xml:space="preserve"> → </w:t>
-      </w:r>
-      <w:r>
-        <w:rPr>
-          <w:rFonts w:ascii="Times New Roman" w:hAnsi="Times New Roman" w:cs="Times New Roman"/>
-          <w:sz w:val="22"/>
-          <w:szCs w:val="22"/>
-          <w:lang w:val="nl-NL"/>
-        </w:rPr>
-        <w:t>H40</w:t>
-      </w:r>
-      <w:r>
-        <w:rPr>
-          <w:rFonts w:ascii="Times New Roman" w:hAnsi="Times New Roman" w:cs="Times New Roman"/>
-          <w:sz w:val="22"/>
-          <w:szCs w:val="22"/>
-          <w:lang w:val="nl-NL"/>
-        </w:rPr>
-        <w:t xml:space="preserve"> → </w:t>
-      </w:r>
-      <w:r>
-        <w:rPr>
-          <w:rFonts w:ascii="Times New Roman" w:hAnsi="Times New Roman" w:cs="Times New Roman"/>
-          <w:sz w:val="22"/>
-          <w:szCs w:val="22"/>
-          <w:lang w:val="nl-NL"/>
-        </w:rPr>
-        <w:t>EXIT</w:t>
-      </w:r>
-      <w:r>
-        <w:rPr>
-          <w:rFonts w:ascii="Times New Roman" w:hAnsi="Times New Roman" w:cs="Times New Roman"/>
-          <w:sz w:val="22"/>
-          <w:szCs w:val="22"/>
-          <w:lang w:val="nl-NL"/>
-        </w:rPr>
-        <w:t xml:space="preserve"> en verzameld: “</w:t>
+        <w:t>Bezoeker 2 loopt de volgende route: H1 → H2 → H5 → H8 → H9 → H10 → H11 → H12 → H17 → H22 → H23 → H24 → H25 → H26 → H27 → H28 → H27 → H36 → H35 → H34 → H35 → H36 → H27 → H36 → H27 → H36 → H35 → H36 → H36 → H35 → H36 → H27 → H36 → H27 → H28 → H29 → H30 → H29 → H30 → H31 → H32 → H37 → H39 → H37 → H38 → H37 → H40 → EXIT en verzameld: “</w:t>
       </w:r>
       <w:proofErr w:type="spellStart"/>
       <w:proofErr w:type="gramStart"/>
@@ -25592,8 +24408,28 @@
           <w:vertAlign w:val="subscript"/>
           <w:lang w:val="nl-NL"/>
         </w:rPr>
-        <w:t>III</w:t>
-      </w:r>
+        <w:t>III]</w:t>
+      </w:r>
+      <w:r>
+        <w:rPr>
+          <w:rFonts w:ascii="Times New Roman" w:hAnsi="Times New Roman" w:cs="Times New Roman"/>
+          <w:sz w:val="22"/>
+          <w:szCs w:val="22"/>
+          <w:lang w:val="nl-NL"/>
+        </w:rPr>
+        <w:t xml:space="preserve">, </w:t>
+      </w:r>
+      <w:proofErr w:type="spellStart"/>
+      <w:r>
+        <w:rPr>
+          <w:rFonts w:ascii="Times New Roman" w:hAnsi="Times New Roman" w:cs="Times New Roman"/>
+          <w:sz w:val="22"/>
+          <w:szCs w:val="22"/>
+          <w:lang w:val="nl-NL"/>
+        </w:rPr>
+        <w:t>Cauliflower</w:t>
+      </w:r>
+      <w:proofErr w:type="spellEnd"/>
       <w:r>
         <w:rPr>
           <w:rFonts w:ascii="Times New Roman" w:hAnsi="Times New Roman" w:cs="Times New Roman"/>
@@ -25602,7 +24438,7 @@
           <w:vertAlign w:val="subscript"/>
           <w:lang w:val="nl-NL"/>
         </w:rPr>
-        <w:t>]</w:t>
+        <w:t>[III]</w:t>
       </w:r>
       <w:r>
         <w:rPr>
@@ -25611,19 +24447,8 @@
           <w:szCs w:val="22"/>
           <w:lang w:val="nl-NL"/>
         </w:rPr>
-        <w:t xml:space="preserve">, </w:t>
-      </w:r>
-      <w:proofErr w:type="spellStart"/>
-      <w:r>
-        <w:rPr>
-          <w:rFonts w:ascii="Times New Roman" w:hAnsi="Times New Roman" w:cs="Times New Roman"/>
-          <w:sz w:val="22"/>
-          <w:szCs w:val="22"/>
-          <w:lang w:val="nl-NL"/>
-        </w:rPr>
-        <w:t>Cauliflower</w:t>
-      </w:r>
-      <w:proofErr w:type="spellEnd"/>
+        <w:t>, Sodawater</w:t>
+      </w:r>
       <w:r>
         <w:rPr>
           <w:rFonts w:ascii="Times New Roman" w:hAnsi="Times New Roman" w:cs="Times New Roman"/>
@@ -25632,8 +24457,28 @@
           <w:vertAlign w:val="subscript"/>
           <w:lang w:val="nl-NL"/>
         </w:rPr>
-        <w:t>[</w:t>
-      </w:r>
+        <w:t>[II]</w:t>
+      </w:r>
+      <w:r>
+        <w:rPr>
+          <w:rFonts w:ascii="Times New Roman" w:hAnsi="Times New Roman" w:cs="Times New Roman"/>
+          <w:sz w:val="22"/>
+          <w:szCs w:val="22"/>
+          <w:lang w:val="nl-NL"/>
+        </w:rPr>
+        <w:t xml:space="preserve">, </w:t>
+      </w:r>
+      <w:proofErr w:type="spellStart"/>
+      <w:r>
+        <w:rPr>
+          <w:rFonts w:ascii="Times New Roman" w:hAnsi="Times New Roman" w:cs="Times New Roman"/>
+          <w:sz w:val="22"/>
+          <w:szCs w:val="22"/>
+          <w:lang w:val="nl-NL"/>
+        </w:rPr>
+        <w:t>CaramelBars</w:t>
+      </w:r>
+      <w:proofErr w:type="spellEnd"/>
       <w:r>
         <w:rPr>
           <w:rFonts w:ascii="Times New Roman" w:hAnsi="Times New Roman" w:cs="Times New Roman"/>
@@ -25642,8 +24487,28 @@
           <w:vertAlign w:val="subscript"/>
           <w:lang w:val="nl-NL"/>
         </w:rPr>
-        <w:t>III</w:t>
-      </w:r>
+        <w:t>[II]</w:t>
+      </w:r>
+      <w:r>
+        <w:rPr>
+          <w:rFonts w:ascii="Times New Roman" w:hAnsi="Times New Roman" w:cs="Times New Roman"/>
+          <w:sz w:val="22"/>
+          <w:szCs w:val="22"/>
+          <w:lang w:val="nl-NL"/>
+        </w:rPr>
+        <w:t xml:space="preserve">, </w:t>
+      </w:r>
+      <w:proofErr w:type="spellStart"/>
+      <w:r>
+        <w:rPr>
+          <w:rFonts w:ascii="Times New Roman" w:hAnsi="Times New Roman" w:cs="Times New Roman"/>
+          <w:sz w:val="22"/>
+          <w:szCs w:val="22"/>
+          <w:lang w:val="nl-NL"/>
+        </w:rPr>
+        <w:t>Sweets</w:t>
+      </w:r>
+      <w:proofErr w:type="spellEnd"/>
       <w:r>
         <w:rPr>
           <w:rFonts w:ascii="Times New Roman" w:hAnsi="Times New Roman" w:cs="Times New Roman"/>
@@ -25652,7 +24517,7 @@
           <w:vertAlign w:val="subscript"/>
           <w:lang w:val="nl-NL"/>
         </w:rPr>
-        <w:t>]</w:t>
+        <w:t>[III]</w:t>
       </w:r>
       <w:r>
         <w:rPr>
@@ -25661,8 +24526,19 @@
           <w:szCs w:val="22"/>
           <w:lang w:val="nl-NL"/>
         </w:rPr>
-        <w:t>, Sodawater</w:t>
-      </w:r>
+        <w:t xml:space="preserve">, </w:t>
+      </w:r>
+      <w:proofErr w:type="spellStart"/>
+      <w:r>
+        <w:rPr>
+          <w:rFonts w:ascii="Times New Roman" w:hAnsi="Times New Roman" w:cs="Times New Roman"/>
+          <w:sz w:val="22"/>
+          <w:szCs w:val="22"/>
+          <w:lang w:val="nl-NL"/>
+        </w:rPr>
+        <w:t>ShoppingBag</w:t>
+      </w:r>
+      <w:proofErr w:type="spellEnd"/>
       <w:r>
         <w:rPr>
           <w:rFonts w:ascii="Times New Roman" w:hAnsi="Times New Roman" w:cs="Times New Roman"/>
@@ -25671,177 +24547,7 @@
           <w:vertAlign w:val="subscript"/>
           <w:lang w:val="nl-NL"/>
         </w:rPr>
-        <w:t>[</w:t>
-      </w:r>
-      <w:r>
-        <w:rPr>
-          <w:rFonts w:ascii="Times New Roman" w:hAnsi="Times New Roman" w:cs="Times New Roman"/>
-          <w:sz w:val="22"/>
-          <w:szCs w:val="22"/>
-          <w:vertAlign w:val="subscript"/>
-          <w:lang w:val="nl-NL"/>
-        </w:rPr>
-        <w:t>II</w:t>
-      </w:r>
-      <w:r>
-        <w:rPr>
-          <w:rFonts w:ascii="Times New Roman" w:hAnsi="Times New Roman" w:cs="Times New Roman"/>
-          <w:sz w:val="22"/>
-          <w:szCs w:val="22"/>
-          <w:vertAlign w:val="subscript"/>
-          <w:lang w:val="nl-NL"/>
-        </w:rPr>
-        <w:t>]</w:t>
-      </w:r>
-      <w:r>
-        <w:rPr>
-          <w:rFonts w:ascii="Times New Roman" w:hAnsi="Times New Roman" w:cs="Times New Roman"/>
-          <w:sz w:val="22"/>
-          <w:szCs w:val="22"/>
-          <w:lang w:val="nl-NL"/>
-        </w:rPr>
-        <w:t xml:space="preserve">, </w:t>
-      </w:r>
-      <w:proofErr w:type="spellStart"/>
-      <w:r>
-        <w:rPr>
-          <w:rFonts w:ascii="Times New Roman" w:hAnsi="Times New Roman" w:cs="Times New Roman"/>
-          <w:sz w:val="22"/>
-          <w:szCs w:val="22"/>
-          <w:lang w:val="nl-NL"/>
-        </w:rPr>
-        <w:t>CaramelBars</w:t>
-      </w:r>
-      <w:proofErr w:type="spellEnd"/>
-      <w:r>
-        <w:rPr>
-          <w:rFonts w:ascii="Times New Roman" w:hAnsi="Times New Roman" w:cs="Times New Roman"/>
-          <w:sz w:val="22"/>
-          <w:szCs w:val="22"/>
-          <w:vertAlign w:val="subscript"/>
-          <w:lang w:val="nl-NL"/>
-        </w:rPr>
-        <w:t>[</w:t>
-      </w:r>
-      <w:r>
-        <w:rPr>
-          <w:rFonts w:ascii="Times New Roman" w:hAnsi="Times New Roman" w:cs="Times New Roman"/>
-          <w:sz w:val="22"/>
-          <w:szCs w:val="22"/>
-          <w:vertAlign w:val="subscript"/>
-          <w:lang w:val="nl-NL"/>
-        </w:rPr>
-        <w:t>II</w:t>
-      </w:r>
-      <w:r>
-        <w:rPr>
-          <w:rFonts w:ascii="Times New Roman" w:hAnsi="Times New Roman" w:cs="Times New Roman"/>
-          <w:sz w:val="22"/>
-          <w:szCs w:val="22"/>
-          <w:vertAlign w:val="subscript"/>
-          <w:lang w:val="nl-NL"/>
-        </w:rPr>
-        <w:t>]</w:t>
-      </w:r>
-      <w:r>
-        <w:rPr>
-          <w:rFonts w:ascii="Times New Roman" w:hAnsi="Times New Roman" w:cs="Times New Roman"/>
-          <w:sz w:val="22"/>
-          <w:szCs w:val="22"/>
-          <w:lang w:val="nl-NL"/>
-        </w:rPr>
-        <w:t xml:space="preserve">, </w:t>
-      </w:r>
-      <w:proofErr w:type="spellStart"/>
-      <w:r>
-        <w:rPr>
-          <w:rFonts w:ascii="Times New Roman" w:hAnsi="Times New Roman" w:cs="Times New Roman"/>
-          <w:sz w:val="22"/>
-          <w:szCs w:val="22"/>
-          <w:lang w:val="nl-NL"/>
-        </w:rPr>
-        <w:t>Sweets</w:t>
-      </w:r>
-      <w:proofErr w:type="spellEnd"/>
-      <w:r>
-        <w:rPr>
-          <w:rFonts w:ascii="Times New Roman" w:hAnsi="Times New Roman" w:cs="Times New Roman"/>
-          <w:sz w:val="22"/>
-          <w:szCs w:val="22"/>
-          <w:vertAlign w:val="subscript"/>
-          <w:lang w:val="nl-NL"/>
-        </w:rPr>
-        <w:t>[</w:t>
-      </w:r>
-      <w:r>
-        <w:rPr>
-          <w:rFonts w:ascii="Times New Roman" w:hAnsi="Times New Roman" w:cs="Times New Roman"/>
-          <w:sz w:val="22"/>
-          <w:szCs w:val="22"/>
-          <w:vertAlign w:val="subscript"/>
-          <w:lang w:val="nl-NL"/>
-        </w:rPr>
-        <w:t>III</w:t>
-      </w:r>
-      <w:r>
-        <w:rPr>
-          <w:rFonts w:ascii="Times New Roman" w:hAnsi="Times New Roman" w:cs="Times New Roman"/>
-          <w:sz w:val="22"/>
-          <w:szCs w:val="22"/>
-          <w:vertAlign w:val="subscript"/>
-          <w:lang w:val="nl-NL"/>
-        </w:rPr>
-        <w:t>]</w:t>
-      </w:r>
-      <w:r>
-        <w:rPr>
-          <w:rFonts w:ascii="Times New Roman" w:hAnsi="Times New Roman" w:cs="Times New Roman"/>
-          <w:sz w:val="22"/>
-          <w:szCs w:val="22"/>
-          <w:lang w:val="nl-NL"/>
-        </w:rPr>
-        <w:t xml:space="preserve">, </w:t>
-      </w:r>
-      <w:proofErr w:type="spellStart"/>
-      <w:r>
-        <w:rPr>
-          <w:rFonts w:ascii="Times New Roman" w:hAnsi="Times New Roman" w:cs="Times New Roman"/>
-          <w:sz w:val="22"/>
-          <w:szCs w:val="22"/>
-          <w:lang w:val="nl-NL"/>
-        </w:rPr>
-        <w:t>ShoppingBag</w:t>
-      </w:r>
-      <w:proofErr w:type="spellEnd"/>
-      <w:r>
-        <w:rPr>
-          <w:rFonts w:ascii="Times New Roman" w:hAnsi="Times New Roman" w:cs="Times New Roman"/>
-          <w:sz w:val="22"/>
-          <w:szCs w:val="22"/>
-          <w:vertAlign w:val="subscript"/>
-          <w:lang w:val="nl-NL"/>
-        </w:rPr>
-        <w:t>[</w:t>
-      </w:r>
-      <w:r>
-        <w:rPr>
-          <w:rFonts w:ascii="Times New Roman" w:hAnsi="Times New Roman" w:cs="Times New Roman"/>
-          <w:sz w:val="22"/>
-          <w:szCs w:val="22"/>
-          <w:vertAlign w:val="subscript"/>
-          <w:lang w:val="nl-NL"/>
-        </w:rPr>
-        <w:t>III</w:t>
-      </w:r>
-      <w:r>
-        <w:rPr>
-          <w:rFonts w:ascii="Times New Roman" w:hAnsi="Times New Roman" w:cs="Times New Roman"/>
-          <w:sz w:val="22"/>
-          <w:szCs w:val="22"/>
-          <w:vertAlign w:val="subscript"/>
-          <w:lang w:val="nl-NL"/>
-        </w:rPr>
-        <w:t>]</w:t>
+        <w:t>[III]</w:t>
       </w:r>
       <w:r>
         <w:rPr>
@@ -30887,17 +29593,7 @@
           <w:color w:val="222222"/>
           <w:shd w:val="clear" w:color="auto" w:fill="FFFFFF"/>
         </w:rPr>
-        <w:t xml:space="preserve">Berechenbarkeit der Welt? </w:t>
-      </w:r>
-      <w:r>
-        <w:rPr>
-          <w:rFonts w:ascii="Times New Roman" w:hAnsi="Times New Roman" w:cs="Times New Roman"/>
-          <w:i/>
-          <w:iCs/>
-          <w:color w:val="222222"/>
-          <w:shd w:val="clear" w:color="auto" w:fill="FFFFFF"/>
-        </w:rPr>
-        <w:t>Philosophie und Wissenschaft im Zeitalter von Big Data</w:t>
+        <w:t>Berechenbarkeit der Welt? Philosophie und Wissenschaft im Zeitalter von Big Data</w:t>
       </w:r>
       <w:r>
         <w:rPr>
@@ -31347,13 +30043,7 @@
         <w:rPr>
           <w:rFonts w:ascii="Times New Roman" w:hAnsi="Times New Roman" w:cs="Times New Roman"/>
         </w:rPr>
-        <w:t xml:space="preserve"> </w:t>
-      </w:r>
-      <w:r>
-        <w:rPr>
-          <w:rFonts w:ascii="Times New Roman" w:hAnsi="Times New Roman" w:cs="Times New Roman"/>
-        </w:rPr>
-        <w:t xml:space="preserve">Rorty, R. </w:t>
+        <w:t xml:space="preserve"> Rorty, R. </w:t>
       </w:r>
       <w:r>
         <w:rPr>
@@ -31506,15 +30196,7 @@
           <w:color w:val="222222"/>
           <w:shd w:val="clear" w:color="auto" w:fill="FFFFFF"/>
         </w:rPr>
-        <w:t xml:space="preserve"> (Vol. </w:t>
-      </w:r>
-      <w:r>
-        <w:rPr>
-          <w:rFonts w:ascii="Times New Roman" w:hAnsi="Times New Roman" w:cs="Times New Roman"/>
-          <w:color w:val="222222"/>
-          <w:shd w:val="clear" w:color="auto" w:fill="FFFFFF"/>
-        </w:rPr>
-        <w:t>9)</w:t>
+        <w:t> (Vol. 9)</w:t>
       </w:r>
       <w:r>
         <w:rPr>
@@ -32351,7 +31033,6 @@
         <w:jc w:val="both"/>
         <w:rPr>
           <w:rFonts w:ascii="Times New Roman" w:hAnsi="Times New Roman" w:cs="Times New Roman"/>
-          <w:lang w:val="nl-NL"/>
         </w:rPr>
       </w:pPr>
       <w:r>
@@ -32370,9 +31051,46 @@
       <w:r>
         <w:rPr>
           <w:rFonts w:ascii="Times New Roman" w:hAnsi="Times New Roman" w:cs="Times New Roman"/>
-          <w:lang w:val="nl-NL"/>
-        </w:rPr>
-        <w:t>Het aantal is pragmatisch gekozen: een lager aantal geeft meer variatie tussen verschillende simulaties, een hoger aantal maakt de berekening computationeel zwaarder.</w:t>
+        </w:rPr>
+        <w:t xml:space="preserve">Krijkamp EM, Alarid-Escudero F, Enns EA, Jalal HJ, Hunink MGM en Pechlivanoglou P, </w:t>
+      </w:r>
+      <w:r>
+        <w:rPr>
+          <w:rFonts w:ascii="Times New Roman" w:hAnsi="Times New Roman" w:cs="Times New Roman"/>
+        </w:rPr>
+        <w:t>‘</w:t>
+      </w:r>
+      <w:r>
+        <w:rPr>
+          <w:rFonts w:ascii="Times New Roman" w:hAnsi="Times New Roman" w:cs="Times New Roman"/>
+        </w:rPr>
+        <w:t>Microsimulation Modeling for Health Decision Sciences Using R: A Tutorial</w:t>
+      </w:r>
+      <w:r>
+        <w:rPr>
+          <w:rFonts w:ascii="Times New Roman" w:hAnsi="Times New Roman" w:cs="Times New Roman"/>
+        </w:rPr>
+        <w:t>’</w:t>
+      </w:r>
+      <w:r>
+        <w:rPr>
+          <w:rFonts w:ascii="Times New Roman" w:hAnsi="Times New Roman" w:cs="Times New Roman"/>
+        </w:rPr>
+        <w:t xml:space="preserve">, </w:t>
+      </w:r>
+      <w:r>
+        <w:rPr>
+          <w:rFonts w:ascii="Times New Roman" w:hAnsi="Times New Roman" w:cs="Times New Roman"/>
+          <w:i/>
+          <w:iCs/>
+        </w:rPr>
+        <w:t>Med Decis Making</w:t>
+      </w:r>
+      <w:r>
+        <w:rPr>
+          <w:rFonts w:ascii="Times New Roman" w:hAnsi="Times New Roman" w:cs="Times New Roman"/>
+        </w:rPr>
+        <w:t>, 2018 Apr;38(3):400-422. doi: 10.1177/0272989X18754513</w:t>
       </w:r>
     </w:p>
   </w:footnote>
@@ -32384,7 +31102,7 @@
         <w:jc w:val="both"/>
         <w:rPr>
           <w:rFonts w:ascii="Times New Roman" w:hAnsi="Times New Roman" w:cs="Times New Roman"/>
-          <w:lang w:val="nl-NL"/>
+          <w:lang w:val="en-US"/>
         </w:rPr>
       </w:pPr>
       <w:r>
@@ -32403,23 +31121,92 @@
       <w:r>
         <w:rPr>
           <w:rFonts w:ascii="Times New Roman" w:hAnsi="Times New Roman" w:cs="Times New Roman"/>
-          <w:lang w:val="nl-NL"/>
-        </w:rPr>
-        <w:t xml:space="preserve">Ook hier weer een pragmatische keuze: na 75 stappen is </w:t>
-      </w:r>
-      <w:r>
-        <w:rPr>
-          <w:rFonts w:ascii="Times New Roman" w:hAnsi="Times New Roman" w:cs="Times New Roman"/>
-          <w:lang w:val="nl-NL"/>
-        </w:rPr>
-        <w:t xml:space="preserve">meer dan de helft van </w:t>
-      </w:r>
-      <w:r>
-        <w:rPr>
-          <w:rFonts w:ascii="Times New Roman" w:hAnsi="Times New Roman" w:cs="Times New Roman"/>
-          <w:lang w:val="nl-NL"/>
-        </w:rPr>
-        <w:t>het cohort door de supermarkt heen.</w:t>
+        </w:rPr>
+        <w:t xml:space="preserve">Hunink MGM, Weinstein MC, Wittenberg E, </w:t>
+      </w:r>
+      <w:r>
+        <w:rPr>
+          <w:rFonts w:ascii="Times New Roman" w:hAnsi="Times New Roman" w:cs="Times New Roman"/>
+        </w:rPr>
+        <w:t>Drummond MF, Pliskin JS,</w:t>
+      </w:r>
+      <w:r>
+        <w:rPr>
+          <w:rFonts w:ascii="Times New Roman" w:hAnsi="Times New Roman" w:cs="Times New Roman"/>
+        </w:rPr>
+        <w:t xml:space="preserve"> </w:t>
+      </w:r>
+      <w:r>
+        <w:rPr>
+          <w:rFonts w:ascii="Times New Roman" w:hAnsi="Times New Roman" w:cs="Times New Roman"/>
+        </w:rPr>
+        <w:t>Wong JB</w:t>
+      </w:r>
+      <w:r>
+        <w:rPr>
+          <w:rFonts w:ascii="Times New Roman" w:hAnsi="Times New Roman" w:cs="Times New Roman"/>
+        </w:rPr>
+        <w:t xml:space="preserve"> en </w:t>
+      </w:r>
+      <w:r>
+        <w:rPr>
+          <w:rFonts w:ascii="Times New Roman" w:hAnsi="Times New Roman" w:cs="Times New Roman"/>
+        </w:rPr>
+        <w:t>Glasziou PP,</w:t>
+      </w:r>
+      <w:r>
+        <w:rPr>
+          <w:rFonts w:ascii="Times New Roman" w:hAnsi="Times New Roman" w:cs="Times New Roman"/>
+        </w:rPr>
+        <w:t xml:space="preserve"> </w:t>
+      </w:r>
+      <w:r>
+        <w:rPr>
+          <w:rFonts w:ascii="Times New Roman" w:hAnsi="Times New Roman" w:cs="Times New Roman"/>
+          <w:i/>
+          <w:iCs/>
+        </w:rPr>
+        <w:t>Decision Making in Health and Medicine. Integrating Evidence and Values</w:t>
+      </w:r>
+      <w:r>
+        <w:rPr>
+          <w:rFonts w:ascii="Times New Roman" w:hAnsi="Times New Roman" w:cs="Times New Roman"/>
+          <w:lang w:val="en-US"/>
+        </w:rPr>
+        <w:t xml:space="preserve">, </w:t>
+      </w:r>
+      <w:r>
+        <w:rPr>
+          <w:rFonts w:ascii="Times New Roman" w:hAnsi="Times New Roman" w:cs="Times New Roman"/>
+        </w:rPr>
+        <w:t>Cambridge: Cambridge University Press</w:t>
+      </w:r>
+      <w:r>
+        <w:rPr>
+          <w:rFonts w:ascii="Times New Roman" w:hAnsi="Times New Roman" w:cs="Times New Roman"/>
+          <w:lang w:val="en-US"/>
+        </w:rPr>
+        <w:t>,</w:t>
+      </w:r>
+      <w:r>
+        <w:rPr>
+          <w:rFonts w:ascii="Times New Roman" w:hAnsi="Times New Roman" w:cs="Times New Roman"/>
+        </w:rPr>
+        <w:t xml:space="preserve"> 2014</w:t>
+      </w:r>
+      <w:r>
+        <w:rPr>
+          <w:rFonts w:ascii="Times New Roman" w:hAnsi="Times New Roman" w:cs="Times New Roman"/>
+          <w:lang w:val="en-US"/>
+        </w:rPr>
+        <w:t xml:space="preserve">, </w:t>
+      </w:r>
+      <w:r>
+        <w:rPr>
+          <w:rFonts w:ascii="Times New Roman" w:hAnsi="Times New Roman" w:cs="Times New Roman"/>
+          <w:lang w:val="en-US"/>
+        </w:rPr>
+        <w:t>https://doi.org/10.1017/CBO9781139506779</w:t>
       </w:r>
     </w:p>
   </w:footnote>
@@ -32430,7 +31217,7 @@
         <w:spacing w:line="360" w:lineRule="auto"/>
         <w:jc w:val="both"/>
         <w:rPr>
-          <w:rFonts w:ascii="Times New Roman" w:hAnsi="Times New Roman" w:cs="Times New Roman"/>
+          <w:lang w:val="nl-NL"/>
         </w:rPr>
       </w:pPr>
       <w:r>
@@ -32451,79 +31238,43 @@
           <w:rFonts w:ascii="Times New Roman" w:hAnsi="Times New Roman" w:cs="Times New Roman"/>
           <w:lang w:val="nl-NL"/>
         </w:rPr>
-        <w:t xml:space="preserve">De kans om bij het schap blijven </w:t>
-      </w:r>
-      <w:r>
-        <w:rPr>
-          <w:rFonts w:ascii="Times New Roman" w:hAnsi="Times New Roman" w:cs="Times New Roman"/>
-          <w:lang w:val="nl-NL"/>
-        </w:rPr>
-        <w:t xml:space="preserve">staan: </w:t>
-      </w:r>
-      <w:proofErr w:type="gramStart"/>
-      <w:r>
-        <w:rPr>
-          <w:rFonts w:ascii="Times New Roman" w:hAnsi="Times New Roman" w:cs="Times New Roman"/>
-          <w:lang w:val="nl-NL"/>
-        </w:rPr>
-        <w:t>1 /</w:t>
-      </w:r>
-      <w:proofErr w:type="gramEnd"/>
-      <w:r>
-        <w:rPr>
-          <w:rFonts w:ascii="Times New Roman" w:hAnsi="Times New Roman" w:cs="Times New Roman"/>
-          <w:lang w:val="nl-NL"/>
-        </w:rPr>
-        <w:t xml:space="preserve"> ( 10 + 2 + 1 ) = 8%; </w:t>
-      </w:r>
-      <w:r>
-        <w:rPr>
-          <w:rFonts w:ascii="Times New Roman" w:hAnsi="Times New Roman" w:cs="Times New Roman"/>
-          <w:lang w:val="nl-NL"/>
-        </w:rPr>
-        <w:t>naar schap met lager nummer te stappen</w:t>
-      </w:r>
-      <w:r>
-        <w:rPr>
-          <w:rFonts w:ascii="Times New Roman" w:hAnsi="Times New Roman" w:cs="Times New Roman"/>
-          <w:lang w:val="nl-NL"/>
-        </w:rPr>
-        <w:t xml:space="preserve">: 2 / ( 10 + 2 + 1 ) = 15%, </w:t>
-      </w:r>
-      <w:r>
-        <w:rPr>
-          <w:rFonts w:ascii="Times New Roman" w:hAnsi="Times New Roman" w:cs="Times New Roman"/>
-          <w:lang w:val="nl-NL"/>
-        </w:rPr>
-        <w:t xml:space="preserve">of naar schap met </w:t>
-      </w:r>
-      <w:r>
-        <w:rPr>
-          <w:rFonts w:ascii="Times New Roman" w:hAnsi="Times New Roman" w:cs="Times New Roman"/>
-          <w:lang w:val="nl-NL"/>
-        </w:rPr>
-        <w:t xml:space="preserve">hoger </w:t>
-      </w:r>
-      <w:r>
-        <w:rPr>
-          <w:rFonts w:ascii="Times New Roman" w:hAnsi="Times New Roman" w:cs="Times New Roman"/>
-          <w:lang w:val="nl-NL"/>
-        </w:rPr>
-        <w:t>nummer te stappen</w:t>
-      </w:r>
-      <w:r>
-        <w:rPr>
-          <w:rFonts w:ascii="Times New Roman" w:hAnsi="Times New Roman" w:cs="Times New Roman"/>
-          <w:lang w:val="nl-NL"/>
-        </w:rPr>
-        <w:t>: 10 / ( 10 + 2 + 1 ) = 77%</w:t>
-      </w:r>
-      <w:r>
-        <w:rPr>
-          <w:rFonts w:ascii="Times New Roman" w:hAnsi="Times New Roman" w:cs="Times New Roman"/>
-          <w:lang w:val="nl-NL"/>
-        </w:rPr>
-        <w:t>.</w:t>
+        <w:t xml:space="preserve">Geschreven in de </w:t>
+      </w:r>
+      <w:r>
+        <w:rPr>
+          <w:rFonts w:ascii="Times New Roman" w:hAnsi="Times New Roman" w:cs="Times New Roman"/>
+          <w:lang w:val="nl-NL"/>
+        </w:rPr>
+        <w:t xml:space="preserve">programmeertaal R. </w:t>
+      </w:r>
+      <w:r>
+        <w:rPr>
+          <w:rFonts w:ascii="Times New Roman" w:hAnsi="Times New Roman" w:cs="Times New Roman"/>
+        </w:rPr>
+        <w:t>https://github.com/wmotte</w:t>
+      </w:r>
+      <w:r>
+        <w:rPr>
+          <w:rFonts w:ascii="Times New Roman" w:hAnsi="Times New Roman" w:cs="Times New Roman"/>
+          <w:lang w:val="nl-NL"/>
+        </w:rPr>
+        <w:t>/</w:t>
+      </w:r>
+      <w:proofErr w:type="spellStart"/>
+      <w:r>
+        <w:rPr>
+          <w:rFonts w:ascii="Times New Roman" w:hAnsi="Times New Roman" w:cs="Times New Roman"/>
+          <w:lang w:val="nl-NL"/>
+        </w:rPr>
+        <w:t>microsimulation_language_corpus</w:t>
+      </w:r>
+      <w:proofErr w:type="spellEnd"/>
+      <w:r>
+        <w:rPr>
+          <w:rFonts w:ascii="Times New Roman" w:hAnsi="Times New Roman" w:cs="Times New Roman"/>
+          <w:lang w:val="nl-NL"/>
+        </w:rPr>
+        <w:t xml:space="preserve"> (momenteel nog ‘private’ en niet toegankelijk.)</w:t>
       </w:r>
     </w:p>
   </w:footnote>
@@ -32535,7 +31286,7 @@
         <w:jc w:val="both"/>
         <w:rPr>
           <w:rFonts w:ascii="Times New Roman" w:hAnsi="Times New Roman" w:cs="Times New Roman"/>
-          <w:lang w:val="en-US"/>
+          <w:lang w:val="nl-NL"/>
         </w:rPr>
       </w:pPr>
       <w:r>
@@ -32554,113 +31305,9 @@
       <w:r>
         <w:rPr>
           <w:rFonts w:ascii="Times New Roman" w:hAnsi="Times New Roman" w:cs="Times New Roman"/>
-        </w:rPr>
-        <w:t xml:space="preserve">McInnes, L, Healy, J, </w:t>
-      </w:r>
-      <w:r>
-        <w:rPr>
-          <w:rFonts w:ascii="Times New Roman" w:hAnsi="Times New Roman" w:cs="Times New Roman"/>
-        </w:rPr>
-        <w:t>‘</w:t>
-      </w:r>
-      <w:r>
-        <w:rPr>
-          <w:rFonts w:ascii="Times New Roman" w:hAnsi="Times New Roman" w:cs="Times New Roman"/>
-        </w:rPr>
-        <w:t>UMAP: Uniform Manifold Approximation and Projection for Dimension Reduction</w:t>
-      </w:r>
-      <w:r>
-        <w:rPr>
-          <w:rFonts w:ascii="Times New Roman" w:hAnsi="Times New Roman" w:cs="Times New Roman"/>
-        </w:rPr>
-        <w:t>’</w:t>
-      </w:r>
-      <w:r>
-        <w:rPr>
-          <w:rFonts w:ascii="Times New Roman" w:hAnsi="Times New Roman" w:cs="Times New Roman"/>
-        </w:rPr>
-        <w:t xml:space="preserve">, </w:t>
-      </w:r>
-      <w:r>
-        <w:rPr>
-          <w:rFonts w:ascii="Times New Roman" w:hAnsi="Times New Roman" w:cs="Times New Roman"/>
-          <w:i/>
-          <w:iCs/>
-        </w:rPr>
-        <w:t xml:space="preserve">ArXiv </w:t>
-      </w:r>
-      <w:r>
-        <w:rPr>
-          <w:rFonts w:ascii="Times New Roman" w:hAnsi="Times New Roman" w:cs="Times New Roman"/>
-          <w:i/>
-          <w:iCs/>
-          <w:lang w:val="en-US"/>
-        </w:rPr>
-        <w:t>pre</w:t>
-      </w:r>
-      <w:r>
-        <w:rPr>
-          <w:rFonts w:ascii="Times New Roman" w:hAnsi="Times New Roman" w:cs="Times New Roman"/>
-          <w:i/>
-          <w:iCs/>
-        </w:rPr>
-        <w:t>print</w:t>
-      </w:r>
-      <w:r>
-        <w:rPr>
-          <w:rFonts w:ascii="Times New Roman" w:hAnsi="Times New Roman" w:cs="Times New Roman"/>
-          <w:lang w:val="en-US"/>
-        </w:rPr>
-        <w:t>,</w:t>
-      </w:r>
-      <w:r>
-        <w:rPr>
-          <w:rFonts w:ascii="Times New Roman" w:hAnsi="Times New Roman" w:cs="Times New Roman"/>
-        </w:rPr>
-        <w:t xml:space="preserve"> </w:t>
-      </w:r>
-      <w:r>
-        <w:rPr>
-          <w:rFonts w:ascii="Times New Roman" w:hAnsi="Times New Roman" w:cs="Times New Roman"/>
-          <w:lang w:val="en-US"/>
-        </w:rPr>
-        <w:t xml:space="preserve">2018, </w:t>
-      </w:r>
-      <w:proofErr w:type="spellStart"/>
-      <w:r>
-        <w:rPr>
-          <w:rFonts w:ascii="Times New Roman" w:hAnsi="Times New Roman" w:cs="Times New Roman"/>
-          <w:lang w:val="en-US"/>
-        </w:rPr>
-        <w:t>arXiv</w:t>
-      </w:r>
-      <w:proofErr w:type="spellEnd"/>
-      <w:r>
-        <w:rPr>
-          <w:rFonts w:ascii="Times New Roman" w:hAnsi="Times New Roman" w:cs="Times New Roman"/>
-          <w:lang w:val="en-US"/>
-        </w:rPr>
-        <w:t>:</w:t>
-      </w:r>
-      <w:r>
-        <w:rPr>
-          <w:rFonts w:ascii="Times New Roman" w:hAnsi="Times New Roman" w:cs="Times New Roman"/>
-        </w:rPr>
-        <w:t>1802.03426</w:t>
-      </w:r>
-      <w:r>
-        <w:rPr>
-          <w:rFonts w:ascii="Times New Roman" w:hAnsi="Times New Roman" w:cs="Times New Roman"/>
-          <w:lang w:val="en-US"/>
-        </w:rPr>
-        <w:t xml:space="preserve">. </w:t>
-      </w:r>
-      <w:r>
-        <w:rPr>
-          <w:rFonts w:ascii="Times New Roman" w:hAnsi="Times New Roman" w:cs="Times New Roman"/>
-          <w:lang w:val="en-US"/>
-        </w:rPr>
-        <w:t>https://doi.org/10.48550/arXiv.1802.03426</w:t>
+          <w:lang w:val="nl-NL"/>
+        </w:rPr>
+        <w:t>Het aantal is pragmatisch gekozen: een lager aantal geeft meer variatie tussen verschillende simulaties, een hoger aantal maakt de berekening computationeel zwaarder.</w:t>
       </w:r>
     </w:p>
   </w:footnote>
@@ -32672,6 +31319,7 @@
         <w:jc w:val="both"/>
         <w:rPr>
           <w:rFonts w:ascii="Times New Roman" w:hAnsi="Times New Roman" w:cs="Times New Roman"/>
+          <w:lang w:val="nl-NL"/>
         </w:rPr>
       </w:pPr>
       <w:r>
@@ -32690,124 +31338,23 @@
       <w:r>
         <w:rPr>
           <w:rFonts w:ascii="Times New Roman" w:hAnsi="Times New Roman" w:cs="Times New Roman"/>
-        </w:rPr>
-        <w:t xml:space="preserve">Voor een vergelijking tussen een </w:t>
-      </w:r>
-      <w:r>
-        <w:rPr>
-          <w:rFonts w:ascii="Times New Roman" w:hAnsi="Times New Roman" w:cs="Times New Roman"/>
-        </w:rPr>
-        <w:t>statische</w:t>
-      </w:r>
-      <w:r>
-        <w:rPr>
-          <w:rFonts w:ascii="Times New Roman" w:hAnsi="Times New Roman" w:cs="Times New Roman"/>
-        </w:rPr>
-        <w:t xml:space="preserve"> i</w:t>
-      </w:r>
-      <w:r>
-        <w:rPr>
-          <w:rFonts w:ascii="Times New Roman" w:hAnsi="Times New Roman" w:cs="Times New Roman"/>
-        </w:rPr>
-        <w:t>n</w:t>
-      </w:r>
-      <w:r>
-        <w:rPr>
-          <w:rFonts w:ascii="Times New Roman" w:hAnsi="Times New Roman" w:cs="Times New Roman"/>
-        </w:rPr>
-        <w:t xml:space="preserve">bedding en de eerste contextuele (BERT) </w:t>
-      </w:r>
-      <w:r>
-        <w:rPr>
-          <w:rFonts w:ascii="Times New Roman" w:hAnsi="Times New Roman" w:cs="Times New Roman"/>
-        </w:rPr>
-        <w:t>modelering</w:t>
-      </w:r>
-      <w:r>
-        <w:rPr>
-          <w:rFonts w:ascii="Times New Roman" w:hAnsi="Times New Roman" w:cs="Times New Roman"/>
-        </w:rPr>
-        <w:t xml:space="preserve">, zie: </w:t>
-      </w:r>
-      <w:r>
-        <w:rPr>
-          <w:rFonts w:ascii="Times New Roman" w:hAnsi="Times New Roman" w:cs="Times New Roman"/>
-        </w:rPr>
-        <w:t xml:space="preserve">Miaschi </w:t>
-      </w:r>
-      <w:r>
-        <w:rPr>
-          <w:rFonts w:ascii="Times New Roman" w:hAnsi="Times New Roman" w:cs="Times New Roman"/>
-        </w:rPr>
-        <w:t xml:space="preserve">A. en </w:t>
-      </w:r>
-      <w:r>
-        <w:rPr>
-          <w:rFonts w:ascii="Times New Roman" w:hAnsi="Times New Roman" w:cs="Times New Roman"/>
-        </w:rPr>
-        <w:t>Dell’Orletta</w:t>
-      </w:r>
-      <w:r>
-        <w:rPr>
-          <w:rFonts w:ascii="Times New Roman" w:hAnsi="Times New Roman" w:cs="Times New Roman"/>
-        </w:rPr>
-        <w:t xml:space="preserve">, F. </w:t>
-      </w:r>
-      <w:r>
-        <w:rPr>
-          <w:rFonts w:ascii="Times New Roman" w:hAnsi="Times New Roman" w:cs="Times New Roman"/>
-        </w:rPr>
-        <w:t>‘Contextual and Non-Contextual Word Embeddings: an in-depth Linguistic Investigation’</w:t>
-      </w:r>
-      <w:r>
-        <w:rPr>
-          <w:rFonts w:ascii="Times New Roman" w:hAnsi="Times New Roman" w:cs="Times New Roman"/>
-        </w:rPr>
-        <w:t>,</w:t>
-      </w:r>
-      <w:r>
-        <w:rPr>
-          <w:rFonts w:ascii="Times New Roman" w:hAnsi="Times New Roman" w:cs="Times New Roman"/>
-        </w:rPr>
-        <w:t xml:space="preserve"> </w:t>
-      </w:r>
-      <w:r>
-        <w:rPr>
-          <w:rFonts w:ascii="Times New Roman" w:hAnsi="Times New Roman" w:cs="Times New Roman"/>
-          <w:i/>
-          <w:iCs/>
-        </w:rPr>
-        <w:t>Proceedings of the 5th Workshop on Representation Learning for NLP</w:t>
-      </w:r>
-      <w:r>
-        <w:rPr>
-          <w:rFonts w:ascii="Times New Roman" w:hAnsi="Times New Roman" w:cs="Times New Roman"/>
-        </w:rPr>
-        <w:t>, 2020</w:t>
-      </w:r>
-      <w:r>
-        <w:rPr>
-          <w:rFonts w:ascii="Times New Roman" w:hAnsi="Times New Roman" w:cs="Times New Roman"/>
-        </w:rPr>
-        <w:t xml:space="preserve">, </w:t>
-      </w:r>
-      <w:r>
-        <w:rPr>
-          <w:rFonts w:ascii="Times New Roman" w:hAnsi="Times New Roman" w:cs="Times New Roman"/>
-        </w:rPr>
-        <w:t>p</w:t>
-      </w:r>
-      <w:r>
-        <w:rPr>
-          <w:rFonts w:ascii="Times New Roman" w:hAnsi="Times New Roman" w:cs="Times New Roman"/>
-        </w:rPr>
-        <w:t>p</w:t>
-      </w:r>
-      <w:r>
-        <w:rPr>
-          <w:rFonts w:ascii="Times New Roman" w:hAnsi="Times New Roman" w:cs="Times New Roman"/>
-        </w:rPr>
-        <w:t xml:space="preserve"> 110–119, http://dx.doi.org/10.18653/v1/2020.repl4nlp-1.15</w:t>
+          <w:lang w:val="nl-NL"/>
+        </w:rPr>
+        <w:t xml:space="preserve">Ook hier weer een pragmatische keuze: na 75 stappen is </w:t>
+      </w:r>
+      <w:r>
+        <w:rPr>
+          <w:rFonts w:ascii="Times New Roman" w:hAnsi="Times New Roman" w:cs="Times New Roman"/>
+          <w:lang w:val="nl-NL"/>
+        </w:rPr>
+        <w:t xml:space="preserve">meer dan de helft van </w:t>
+      </w:r>
+      <w:r>
+        <w:rPr>
+          <w:rFonts w:ascii="Times New Roman" w:hAnsi="Times New Roman" w:cs="Times New Roman"/>
+          <w:lang w:val="nl-NL"/>
+        </w:rPr>
+        <w:t>het cohort door de supermarkt heen.</w:t>
       </w:r>
     </w:p>
   </w:footnote>
@@ -32815,22 +31362,324 @@
     <w:p>
       <w:pPr>
         <w:pStyle w:val="FootnoteText"/>
+        <w:spacing w:line="360" w:lineRule="auto"/>
+        <w:jc w:val="both"/>
+        <w:rPr>
+          <w:rFonts w:ascii="Times New Roman" w:hAnsi="Times New Roman" w:cs="Times New Roman"/>
+        </w:rPr>
       </w:pPr>
       <w:r>
         <w:rPr>
           <w:rStyle w:val="FootnoteReference"/>
+          <w:rFonts w:ascii="Times New Roman" w:hAnsi="Times New Roman" w:cs="Times New Roman"/>
         </w:rPr>
         <w:footnoteRef/>
       </w:r>
       <w:r>
+        <w:rPr>
+          <w:rFonts w:ascii="Times New Roman" w:hAnsi="Times New Roman" w:cs="Times New Roman"/>
+        </w:rPr>
         <w:t xml:space="preserve"> </w:t>
       </w:r>
       <w:r>
-        <w:t>https://www.sciencedirect.com/science/article/pii/S0388000114000412</w:t>
+        <w:rPr>
+          <w:rFonts w:ascii="Times New Roman" w:hAnsi="Times New Roman" w:cs="Times New Roman"/>
+          <w:lang w:val="nl-NL"/>
+        </w:rPr>
+        <w:t xml:space="preserve">De kans om bij het schap blijven staan: </w:t>
+      </w:r>
+      <w:proofErr w:type="gramStart"/>
+      <w:r>
+        <w:rPr>
+          <w:rFonts w:ascii="Times New Roman" w:hAnsi="Times New Roman" w:cs="Times New Roman"/>
+          <w:lang w:val="nl-NL"/>
+        </w:rPr>
+        <w:t>1 /</w:t>
+      </w:r>
+      <w:proofErr w:type="gramEnd"/>
+      <w:r>
+        <w:rPr>
+          <w:rFonts w:ascii="Times New Roman" w:hAnsi="Times New Roman" w:cs="Times New Roman"/>
+          <w:lang w:val="nl-NL"/>
+        </w:rPr>
+        <w:t xml:space="preserve"> ( 10 + 2 + 1 ) = 8%; naar schap met lager nummer te stappen: 2 / ( 10 + 2 + 1 ) = 15%, of naar schap met hoger nummer te stappen: 10 / ( 10 + 2 + 1 ) = 77%.</w:t>
       </w:r>
     </w:p>
   </w:footnote>
   <w:footnote w:id="29">
+    <w:p>
+      <w:pPr>
+        <w:pStyle w:val="FootnoteText"/>
+        <w:spacing w:line="360" w:lineRule="auto"/>
+        <w:jc w:val="both"/>
+        <w:rPr>
+          <w:rFonts w:ascii="Times New Roman" w:hAnsi="Times New Roman" w:cs="Times New Roman"/>
+          <w:lang w:val="en-US"/>
+        </w:rPr>
+      </w:pPr>
+      <w:r>
+        <w:rPr>
+          <w:rStyle w:val="FootnoteReference"/>
+          <w:rFonts w:ascii="Times New Roman" w:hAnsi="Times New Roman" w:cs="Times New Roman"/>
+        </w:rPr>
+        <w:footnoteRef/>
+      </w:r>
+      <w:r>
+        <w:rPr>
+          <w:rFonts w:ascii="Times New Roman" w:hAnsi="Times New Roman" w:cs="Times New Roman"/>
+        </w:rPr>
+        <w:t xml:space="preserve"> McInnes, L, Healy, J, ‘UMAP: Uniform Manifold Approximation and Projection for Dimension Reduction’, </w:t>
+      </w:r>
+      <w:r>
+        <w:rPr>
+          <w:rFonts w:ascii="Times New Roman" w:hAnsi="Times New Roman" w:cs="Times New Roman"/>
+          <w:i/>
+          <w:iCs/>
+        </w:rPr>
+        <w:t xml:space="preserve">ArXiv </w:t>
+      </w:r>
+      <w:r>
+        <w:rPr>
+          <w:rFonts w:ascii="Times New Roman" w:hAnsi="Times New Roman" w:cs="Times New Roman"/>
+          <w:i/>
+          <w:iCs/>
+          <w:lang w:val="en-US"/>
+        </w:rPr>
+        <w:t>pre</w:t>
+      </w:r>
+      <w:r>
+        <w:rPr>
+          <w:rFonts w:ascii="Times New Roman" w:hAnsi="Times New Roman" w:cs="Times New Roman"/>
+          <w:i/>
+          <w:iCs/>
+        </w:rPr>
+        <w:t>print</w:t>
+      </w:r>
+      <w:r>
+        <w:rPr>
+          <w:rFonts w:ascii="Times New Roman" w:hAnsi="Times New Roman" w:cs="Times New Roman"/>
+          <w:lang w:val="en-US"/>
+        </w:rPr>
+        <w:t>,</w:t>
+      </w:r>
+      <w:r>
+        <w:rPr>
+          <w:rFonts w:ascii="Times New Roman" w:hAnsi="Times New Roman" w:cs="Times New Roman"/>
+        </w:rPr>
+        <w:t xml:space="preserve"> </w:t>
+      </w:r>
+      <w:r>
+        <w:rPr>
+          <w:rFonts w:ascii="Times New Roman" w:hAnsi="Times New Roman" w:cs="Times New Roman"/>
+          <w:lang w:val="en-US"/>
+        </w:rPr>
+        <w:t xml:space="preserve">2018, </w:t>
+      </w:r>
+      <w:proofErr w:type="spellStart"/>
+      <w:r>
+        <w:rPr>
+          <w:rFonts w:ascii="Times New Roman" w:hAnsi="Times New Roman" w:cs="Times New Roman"/>
+          <w:lang w:val="en-US"/>
+        </w:rPr>
+        <w:t>arXiv</w:t>
+      </w:r>
+      <w:proofErr w:type="spellEnd"/>
+      <w:r>
+        <w:rPr>
+          <w:rFonts w:ascii="Times New Roman" w:hAnsi="Times New Roman" w:cs="Times New Roman"/>
+          <w:lang w:val="en-US"/>
+        </w:rPr>
+        <w:t>:</w:t>
+      </w:r>
+      <w:r>
+        <w:rPr>
+          <w:rFonts w:ascii="Times New Roman" w:hAnsi="Times New Roman" w:cs="Times New Roman"/>
+        </w:rPr>
+        <w:t>1802.03426</w:t>
+      </w:r>
+      <w:r>
+        <w:rPr>
+          <w:rFonts w:ascii="Times New Roman" w:hAnsi="Times New Roman" w:cs="Times New Roman"/>
+          <w:lang w:val="en-US"/>
+        </w:rPr>
+        <w:t xml:space="preserve">. </w:t>
+      </w:r>
+      <w:r>
+        <w:rPr>
+          <w:rFonts w:ascii="Times New Roman" w:hAnsi="Times New Roman" w:cs="Times New Roman"/>
+          <w:lang w:val="en-US"/>
+        </w:rPr>
+        <w:t>https://doi.org/10.48550/arXiv.1802.03426</w:t>
+      </w:r>
+    </w:p>
+  </w:footnote>
+  <w:footnote w:id="30">
+    <w:p>
+      <w:pPr>
+        <w:pStyle w:val="FootnoteText"/>
+        <w:spacing w:line="360" w:lineRule="auto"/>
+        <w:jc w:val="both"/>
+        <w:rPr>
+          <w:rFonts w:ascii="Times New Roman" w:hAnsi="Times New Roman" w:cs="Times New Roman"/>
+        </w:rPr>
+      </w:pPr>
+      <w:r>
+        <w:rPr>
+          <w:rStyle w:val="FootnoteReference"/>
+          <w:rFonts w:ascii="Times New Roman" w:hAnsi="Times New Roman" w:cs="Times New Roman"/>
+        </w:rPr>
+        <w:footnoteRef/>
+      </w:r>
+      <w:r>
+        <w:rPr>
+          <w:rFonts w:ascii="Times New Roman" w:hAnsi="Times New Roman" w:cs="Times New Roman"/>
+        </w:rPr>
+        <w:t xml:space="preserve"> </w:t>
+      </w:r>
+      <w:r>
+        <w:rPr>
+          <w:rFonts w:ascii="Times New Roman" w:hAnsi="Times New Roman" w:cs="Times New Roman"/>
+        </w:rPr>
+        <w:t xml:space="preserve">Voor een vergelijking tussen een </w:t>
+      </w:r>
+      <w:r>
+        <w:rPr>
+          <w:rFonts w:ascii="Times New Roman" w:hAnsi="Times New Roman" w:cs="Times New Roman"/>
+        </w:rPr>
+        <w:t>statische</w:t>
+      </w:r>
+      <w:r>
+        <w:rPr>
+          <w:rFonts w:ascii="Times New Roman" w:hAnsi="Times New Roman" w:cs="Times New Roman"/>
+        </w:rPr>
+        <w:t xml:space="preserve"> i</w:t>
+      </w:r>
+      <w:r>
+        <w:rPr>
+          <w:rFonts w:ascii="Times New Roman" w:hAnsi="Times New Roman" w:cs="Times New Roman"/>
+        </w:rPr>
+        <w:t>n</w:t>
+      </w:r>
+      <w:r>
+        <w:rPr>
+          <w:rFonts w:ascii="Times New Roman" w:hAnsi="Times New Roman" w:cs="Times New Roman"/>
+        </w:rPr>
+        <w:t xml:space="preserve">bedding en de eerste contextuele (BERT) </w:t>
+      </w:r>
+      <w:r>
+        <w:rPr>
+          <w:rFonts w:ascii="Times New Roman" w:hAnsi="Times New Roman" w:cs="Times New Roman"/>
+        </w:rPr>
+        <w:t>modelering</w:t>
+      </w:r>
+      <w:r>
+        <w:rPr>
+          <w:rFonts w:ascii="Times New Roman" w:hAnsi="Times New Roman" w:cs="Times New Roman"/>
+        </w:rPr>
+        <w:t xml:space="preserve">, zie: </w:t>
+      </w:r>
+      <w:r>
+        <w:rPr>
+          <w:rFonts w:ascii="Times New Roman" w:hAnsi="Times New Roman" w:cs="Times New Roman"/>
+        </w:rPr>
+        <w:t xml:space="preserve">Miaschi </w:t>
+      </w:r>
+      <w:r>
+        <w:rPr>
+          <w:rFonts w:ascii="Times New Roman" w:hAnsi="Times New Roman" w:cs="Times New Roman"/>
+        </w:rPr>
+        <w:t xml:space="preserve">A. en </w:t>
+      </w:r>
+      <w:r>
+        <w:rPr>
+          <w:rFonts w:ascii="Times New Roman" w:hAnsi="Times New Roman" w:cs="Times New Roman"/>
+        </w:rPr>
+        <w:t>Dell’Orletta</w:t>
+      </w:r>
+      <w:r>
+        <w:rPr>
+          <w:rFonts w:ascii="Times New Roman" w:hAnsi="Times New Roman" w:cs="Times New Roman"/>
+        </w:rPr>
+        <w:t xml:space="preserve">, F. </w:t>
+      </w:r>
+      <w:r>
+        <w:rPr>
+          <w:rFonts w:ascii="Times New Roman" w:hAnsi="Times New Roman" w:cs="Times New Roman"/>
+        </w:rPr>
+        <w:t>‘Contextual and Non-Contextual Word Embeddings: an in-depth Linguistic Investigation’</w:t>
+      </w:r>
+      <w:r>
+        <w:rPr>
+          <w:rFonts w:ascii="Times New Roman" w:hAnsi="Times New Roman" w:cs="Times New Roman"/>
+        </w:rPr>
+        <w:t>,</w:t>
+      </w:r>
+      <w:r>
+        <w:rPr>
+          <w:rFonts w:ascii="Times New Roman" w:hAnsi="Times New Roman" w:cs="Times New Roman"/>
+        </w:rPr>
+        <w:t xml:space="preserve"> </w:t>
+      </w:r>
+      <w:r>
+        <w:rPr>
+          <w:rFonts w:ascii="Times New Roman" w:hAnsi="Times New Roman" w:cs="Times New Roman"/>
+          <w:i/>
+          <w:iCs/>
+        </w:rPr>
+        <w:t>Proceedings of the 5th Workshop on Representation Learning for NLP</w:t>
+      </w:r>
+      <w:r>
+        <w:rPr>
+          <w:rFonts w:ascii="Times New Roman" w:hAnsi="Times New Roman" w:cs="Times New Roman"/>
+        </w:rPr>
+        <w:t>, 2020</w:t>
+      </w:r>
+      <w:r>
+        <w:rPr>
+          <w:rFonts w:ascii="Times New Roman" w:hAnsi="Times New Roman" w:cs="Times New Roman"/>
+        </w:rPr>
+        <w:t xml:space="preserve">, </w:t>
+      </w:r>
+      <w:r>
+        <w:rPr>
+          <w:rFonts w:ascii="Times New Roman" w:hAnsi="Times New Roman" w:cs="Times New Roman"/>
+        </w:rPr>
+        <w:t>p</w:t>
+      </w:r>
+      <w:r>
+        <w:rPr>
+          <w:rFonts w:ascii="Times New Roman" w:hAnsi="Times New Roman" w:cs="Times New Roman"/>
+        </w:rPr>
+        <w:t>p</w:t>
+      </w:r>
+      <w:r>
+        <w:rPr>
+          <w:rFonts w:ascii="Times New Roman" w:hAnsi="Times New Roman" w:cs="Times New Roman"/>
+        </w:rPr>
+        <w:t xml:space="preserve"> 110–119, http://dx.doi.org/10.18653/v1/2020.repl4nlp-1.15</w:t>
+      </w:r>
+    </w:p>
+  </w:footnote>
+  <w:footnote w:id="31">
+    <w:p>
+      <w:pPr>
+        <w:pStyle w:val="FootnoteText"/>
+      </w:pPr>
+      <w:r>
+        <w:rPr>
+          <w:rStyle w:val="FootnoteReference"/>
+        </w:rPr>
+        <w:footnoteRef/>
+      </w:r>
+      <w:r>
+        <w:t xml:space="preserve"> </w:t>
+      </w:r>
+      <w:r>
+        <w:t>https://www.sciencedirect.com/science/article/pii/S0388000114000412</w:t>
+      </w:r>
+    </w:p>
+  </w:footnote>
+  <w:footnote w:id="32">
     <w:p>
       <w:pPr>
         <w:pStyle w:val="FootnoteText"/>
